--- a/Notes.docx
+++ b/Notes.docx
@@ -25,8 +25,13 @@
       </w:r>
     </w:p>
     <w:p>
-      <w:r>
-        <w:t>SystemVerilog is an extension of Verilog with enhanced features for design and verification.</w:t>
+      <w:proofErr w:type="spellStart"/>
+      <w:r>
+        <w:t>SystemVerilog</w:t>
+      </w:r>
+      <w:proofErr w:type="spellEnd"/>
+      <w:r>
+        <w:t xml:space="preserve"> is an extension of Verilog with enhanced features for design and verification.</w:t>
       </w:r>
     </w:p>
     <w:tbl>
@@ -116,6 +121,7 @@
                 <w:bCs/>
               </w:rPr>
             </w:pPr>
+            <w:proofErr w:type="spellStart"/>
             <w:r>
               <w:rPr>
                 <w:b/>
@@ -123,6 +129,7 @@
               </w:rPr>
               <w:t>SystemVerilog</w:t>
             </w:r>
+            <w:proofErr w:type="spellEnd"/>
           </w:p>
         </w:tc>
       </w:tr>
@@ -649,6 +656,7 @@
           <w:numId w:val="2"/>
         </w:numPr>
       </w:pPr>
+      <w:proofErr w:type="spellStart"/>
       <w:r>
         <w:rPr>
           <w:rStyle w:val="HTMLCode"/>
@@ -657,6 +665,7 @@
         <w:lastRenderedPageBreak/>
         <w:t>shortint</w:t>
       </w:r>
+      <w:proofErr w:type="spellEnd"/>
       <w:r>
         <w:t xml:space="preserve"> (16-bit)</w:t>
       </w:r>
@@ -688,6 +697,7 @@
           <w:numId w:val="2"/>
         </w:numPr>
       </w:pPr>
+      <w:proofErr w:type="spellStart"/>
       <w:r>
         <w:rPr>
           <w:rStyle w:val="HTMLCode"/>
@@ -695,6 +705,7 @@
         </w:rPr>
         <w:t>longint</w:t>
       </w:r>
+      <w:proofErr w:type="spellEnd"/>
       <w:r>
         <w:t xml:space="preserve"> (64-bit)</w:t>
       </w:r>
@@ -780,9 +791,9 @@
           <w:i/>
           <w:iCs/>
         </w:rPr>
-        <w:t>“print pattern</w:t>
-      </w:r>
-      <w:proofErr w:type="gramStart"/>
+        <w:t xml:space="preserve">“print </w:t>
+      </w:r>
+      <w:proofErr w:type="spellStart"/>
       <w:r>
         <w:rPr>
           <w:b/>
@@ -790,7 +801,7 @@
           <w:i/>
           <w:iCs/>
         </w:rPr>
-        <w:t>”</w:t>
+        <w:t>pattern”</w:t>
       </w:r>
       <w:r>
         <w:rPr>
@@ -799,7 +810,7 @@
         </w:rPr>
         <w:t>.It</w:t>
       </w:r>
-      <w:proofErr w:type="gramEnd"/>
+      <w:proofErr w:type="spellEnd"/>
       <w:r>
         <w:rPr>
           <w:i/>
@@ -899,7 +910,24 @@
           <w:szCs w:val="22"/>
         </w:rPr>
         <w:tab/>
-        <w:t>data_type variable1;</w:t>
+      </w:r>
+      <w:proofErr w:type="spellStart"/>
+      <w:r>
+        <w:rPr>
+          <w:rFonts w:asciiTheme="majorHAnsi" w:hAnsiTheme="majorHAnsi"/>
+          <w:sz w:val="22"/>
+          <w:szCs w:val="22"/>
+        </w:rPr>
+        <w:t>data_type</w:t>
+      </w:r>
+      <w:proofErr w:type="spellEnd"/>
+      <w:r>
+        <w:rPr>
+          <w:rFonts w:asciiTheme="majorHAnsi" w:hAnsiTheme="majorHAnsi"/>
+          <w:sz w:val="22"/>
+          <w:szCs w:val="22"/>
+        </w:rPr>
+        <w:t xml:space="preserve"> variable1;</w:t>
       </w:r>
     </w:p>
     <w:p>
@@ -950,7 +978,24 @@
           <w:szCs w:val="22"/>
         </w:rPr>
         <w:tab/>
-        <w:t>data_type variable2;</w:t>
+      </w:r>
+      <w:proofErr w:type="spellStart"/>
+      <w:r>
+        <w:rPr>
+          <w:rFonts w:asciiTheme="majorHAnsi" w:hAnsiTheme="majorHAnsi"/>
+          <w:sz w:val="22"/>
+          <w:szCs w:val="22"/>
+        </w:rPr>
+        <w:t>data_type</w:t>
+      </w:r>
+      <w:proofErr w:type="spellEnd"/>
+      <w:r>
+        <w:rPr>
+          <w:rFonts w:asciiTheme="majorHAnsi" w:hAnsiTheme="majorHAnsi"/>
+          <w:sz w:val="22"/>
+          <w:szCs w:val="22"/>
+        </w:rPr>
+        <w:t xml:space="preserve"> variable2;</w:t>
       </w:r>
     </w:p>
     <w:p>
@@ -993,7 +1038,25 @@
           <w:szCs w:val="22"/>
         </w:rPr>
         <w:tab/>
-        <w:t>} structure_name;</w:t>
+        <w:t xml:space="preserve">} </w:t>
+      </w:r>
+      <w:proofErr w:type="spellStart"/>
+      <w:r>
+        <w:rPr>
+          <w:rFonts w:asciiTheme="majorHAnsi" w:hAnsiTheme="majorHAnsi"/>
+          <w:sz w:val="22"/>
+          <w:szCs w:val="22"/>
+        </w:rPr>
+        <w:t>structure_name</w:t>
+      </w:r>
+      <w:proofErr w:type="spellEnd"/>
+      <w:r>
+        <w:rPr>
+          <w:rFonts w:asciiTheme="majorHAnsi" w:hAnsiTheme="majorHAnsi"/>
+          <w:sz w:val="22"/>
+          <w:szCs w:val="22"/>
+        </w:rPr>
+        <w:t>;</w:t>
       </w:r>
     </w:p>
     <w:p>
@@ -1079,6 +1142,7 @@
           <w:szCs w:val="22"/>
         </w:rPr>
       </w:pPr>
+      <w:proofErr w:type="spellStart"/>
       <w:r>
         <w:rPr>
           <w:rFonts w:asciiTheme="majorHAnsi" w:hAnsiTheme="majorHAnsi"/>
@@ -1087,12 +1151,10 @@
           <w:sz w:val="22"/>
           <w:szCs w:val="22"/>
         </w:rPr>
-        <w:t>packet.data = 8'hA5;</w:t>
-      </w:r>
-    </w:p>
-    <w:p>
-      <w:pPr>
-        <w:pStyle w:val="NormalWeb"/>
+        <w:t>packet.data</w:t>
+      </w:r>
+      <w:proofErr w:type="spellEnd"/>
+      <w:r>
         <w:rPr>
           <w:rFonts w:asciiTheme="majorHAnsi" w:hAnsiTheme="majorHAnsi"/>
           <w:i/>
@@ -1100,9 +1162,12 @@
           <w:sz w:val="22"/>
           <w:szCs w:val="22"/>
         </w:rPr>
-      </w:pPr>
-      <w:proofErr w:type="gramStart"/>
-      <w:r>
+        <w:t xml:space="preserve"> = 8'hA5;</w:t>
+      </w:r>
+    </w:p>
+    <w:p>
+      <w:pPr>
+        <w:pStyle w:val="NormalWeb"/>
         <w:rPr>
           <w:rFonts w:asciiTheme="majorHAnsi" w:hAnsiTheme="majorHAnsi"/>
           <w:i/>
@@ -1110,9 +1175,19 @@
           <w:sz w:val="22"/>
           <w:szCs w:val="22"/>
         </w:rPr>
+      </w:pPr>
+      <w:proofErr w:type="spellStart"/>
+      <w:r>
+        <w:rPr>
+          <w:rFonts w:asciiTheme="majorHAnsi" w:hAnsiTheme="majorHAnsi"/>
+          <w:i/>
+          <w:iCs/>
+          <w:sz w:val="22"/>
+          <w:szCs w:val="22"/>
+        </w:rPr>
         <w:t>packet.parity</w:t>
       </w:r>
-      <w:proofErr w:type="gramEnd"/>
+      <w:proofErr w:type="spellEnd"/>
       <w:r>
         <w:rPr>
           <w:rFonts w:asciiTheme="majorHAnsi" w:hAnsiTheme="majorHAnsi"/>
@@ -1207,7 +1282,7 @@
         <mc:AlternateContent>
           <mc:Choice Requires="wps">
             <w:drawing>
-              <wp:anchor distT="45720" distB="45720" distL="114300" distR="114300" simplePos="0" relativeHeight="251657728" behindDoc="0" locked="0" layoutInCell="1" allowOverlap="1" wp14:anchorId="75A37EB0" wp14:editId="6AE52A9A">
+              <wp:anchor distT="45720" distB="45720" distL="114300" distR="114300" simplePos="0" relativeHeight="251658752" behindDoc="0" locked="0" layoutInCell="1" allowOverlap="1" wp14:anchorId="75A37EB0" wp14:editId="6AE52A9A">
                 <wp:simplePos x="0" y="0"/>
                 <wp:positionH relativeFrom="column">
                   <wp:posOffset>3552825</wp:posOffset>
@@ -1262,27 +1337,24 @@
                             <w:pPr>
                               <w:spacing w:line="240" w:lineRule="auto"/>
                             </w:pPr>
+                            <w:proofErr w:type="spellStart"/>
                             <w:r>
-                              <w:t>emp.joining_date.day = 15;</w:t>
+                              <w:t>emp.joining_date.day</w:t>
+                            </w:r>
+                            <w:proofErr w:type="spellEnd"/>
+                            <w:r>
+                              <w:t xml:space="preserve"> = 15;</w:t>
                             </w:r>
                           </w:p>
                           <w:p>
                             <w:pPr>
                               <w:spacing w:line="240" w:lineRule="auto"/>
                             </w:pPr>
-                            <w:proofErr w:type="gramStart"/>
+                            <w:proofErr w:type="spellStart"/>
                             <w:r>
-                              <w:t>emp.joining</w:t>
+                              <w:t>emp.joining_date.month</w:t>
                             </w:r>
-                            <w:proofErr w:type="gramEnd"/>
-                            <w:r>
-                              <w:t>_</w:t>
-                            </w:r>
-                            <w:proofErr w:type="gramStart"/>
-                            <w:r>
-                              <w:t>date.month</w:t>
-                            </w:r>
-                            <w:proofErr w:type="gramEnd"/>
+                            <w:proofErr w:type="spellEnd"/>
                             <w:r>
                               <w:t xml:space="preserve"> = 3;</w:t>
                             </w:r>
@@ -1291,19 +1363,11 @@
                             <w:pPr>
                               <w:spacing w:line="240" w:lineRule="auto"/>
                             </w:pPr>
-                            <w:proofErr w:type="gramStart"/>
+                            <w:proofErr w:type="spellStart"/>
                             <w:r>
-                              <w:t>emp.joining</w:t>
+                              <w:t>emp.joining_date.year</w:t>
                             </w:r>
-                            <w:proofErr w:type="gramEnd"/>
-                            <w:r>
-                              <w:t>_</w:t>
-                            </w:r>
-                            <w:proofErr w:type="gramStart"/>
-                            <w:r>
-                              <w:t>date.year</w:t>
-                            </w:r>
-                            <w:proofErr w:type="gramEnd"/>
+                            <w:proofErr w:type="spellEnd"/>
                             <w:r>
                               <w:t xml:space="preserve"> = 2026;</w:t>
                             </w:r>
@@ -1331,7 +1395,7 @@
                 <v:stroke joinstyle="miter"/>
                 <v:path gradientshapeok="t" o:connecttype="rect"/>
               </v:shapetype>
-              <v:shape id="Text Box 2" o:spid="_x0000_s1026" type="#_x0000_t202" style="position:absolute;margin-left:279.75pt;margin-top:19.85pt;width:185.9pt;height:103.5pt;z-index:251657728;visibility:visible;mso-wrap-style:square;mso-width-percent:400;mso-height-percent:0;mso-wrap-distance-left:9pt;mso-wrap-distance-top:3.6pt;mso-wrap-distance-right:9pt;mso-wrap-distance-bottom:3.6pt;mso-position-horizontal:absolute;mso-position-horizontal-relative:text;mso-position-vertical:absolute;mso-position-vertical-relative:text;mso-width-percent:400;mso-height-percent:0;mso-width-relative:margin;mso-height-relative:margin;v-text-anchor:top" o:gfxdata="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">
+              <v:shape id="Text Box 2" o:spid="_x0000_s1026" type="#_x0000_t202" style="position:absolute;margin-left:279.75pt;margin-top:19.85pt;width:185.9pt;height:103.5pt;z-index:251658752;visibility:visible;mso-wrap-style:square;mso-width-percent:400;mso-height-percent:0;mso-wrap-distance-left:9pt;mso-wrap-distance-top:3.6pt;mso-wrap-distance-right:9pt;mso-wrap-distance-bottom:3.6pt;mso-position-horizontal:absolute;mso-position-horizontal-relative:text;mso-position-vertical:absolute;mso-position-vertical-relative:text;mso-width-percent:400;mso-height-percent:0;mso-width-relative:margin;mso-height-relative:margin;v-text-anchor:top" o:gfxdata="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">
                 <v:textbox>
                   <w:txbxContent>
                     <w:p>
@@ -1346,27 +1410,24 @@
                       <w:pPr>
                         <w:spacing w:line="240" w:lineRule="auto"/>
                       </w:pPr>
+                      <w:proofErr w:type="spellStart"/>
                       <w:r>
-                        <w:t>emp.joining_date.day = 15;</w:t>
+                        <w:t>emp.joining_date.day</w:t>
+                      </w:r>
+                      <w:proofErr w:type="spellEnd"/>
+                      <w:r>
+                        <w:t xml:space="preserve"> = 15;</w:t>
                       </w:r>
                     </w:p>
                     <w:p>
                       <w:pPr>
                         <w:spacing w:line="240" w:lineRule="auto"/>
                       </w:pPr>
-                      <w:proofErr w:type="gramStart"/>
+                      <w:proofErr w:type="spellStart"/>
                       <w:r>
-                        <w:t>emp.joining</w:t>
+                        <w:t>emp.joining_date.month</w:t>
                       </w:r>
-                      <w:proofErr w:type="gramEnd"/>
-                      <w:r>
-                        <w:t>_</w:t>
-                      </w:r>
-                      <w:proofErr w:type="gramStart"/>
-                      <w:r>
-                        <w:t>date.month</w:t>
-                      </w:r>
-                      <w:proofErr w:type="gramEnd"/>
+                      <w:proofErr w:type="spellEnd"/>
                       <w:r>
                         <w:t xml:space="preserve"> = 3;</w:t>
                       </w:r>
@@ -1375,19 +1436,11 @@
                       <w:pPr>
                         <w:spacing w:line="240" w:lineRule="auto"/>
                       </w:pPr>
-                      <w:proofErr w:type="gramStart"/>
+                      <w:proofErr w:type="spellStart"/>
                       <w:r>
-                        <w:t>emp.joining</w:t>
+                        <w:t>emp.joining_date.year</w:t>
                       </w:r>
-                      <w:proofErr w:type="gramEnd"/>
-                      <w:r>
-                        <w:t>_</w:t>
-                      </w:r>
-                      <w:proofErr w:type="gramStart"/>
-                      <w:r>
-                        <w:t>date.year</w:t>
-                      </w:r>
-                      <w:proofErr w:type="gramEnd"/>
+                      <w:proofErr w:type="spellEnd"/>
                       <w:r>
                         <w:t xml:space="preserve"> = 2026;</w:t>
                       </w:r>
@@ -1482,7 +1535,25 @@
           <w:szCs w:val="22"/>
         </w:rPr>
         <w:lastRenderedPageBreak/>
-        <w:t>} date_t;</w:t>
+        <w:t xml:space="preserve">} </w:t>
+      </w:r>
+      <w:proofErr w:type="spellStart"/>
+      <w:r>
+        <w:rPr>
+          <w:rFonts w:asciiTheme="majorHAnsi" w:hAnsiTheme="majorHAnsi"/>
+          <w:sz w:val="22"/>
+          <w:szCs w:val="22"/>
+        </w:rPr>
+        <w:t>date_t</w:t>
+      </w:r>
+      <w:proofErr w:type="spellEnd"/>
+      <w:r>
+        <w:rPr>
+          <w:rFonts w:asciiTheme="majorHAnsi" w:hAnsiTheme="majorHAnsi"/>
+          <w:sz w:val="22"/>
+          <w:szCs w:val="22"/>
+        </w:rPr>
+        <w:t>;</w:t>
       </w:r>
     </w:p>
     <w:p>
@@ -1539,7 +1610,43 @@
           <w:sz w:val="22"/>
           <w:szCs w:val="22"/>
         </w:rPr>
-        <w:t xml:space="preserve">   date_t joining_date;</w:t>
+        <w:t xml:space="preserve">   </w:t>
+      </w:r>
+      <w:proofErr w:type="spellStart"/>
+      <w:r>
+        <w:rPr>
+          <w:rFonts w:asciiTheme="majorHAnsi" w:hAnsiTheme="majorHAnsi"/>
+          <w:sz w:val="22"/>
+          <w:szCs w:val="22"/>
+        </w:rPr>
+        <w:t>date_t</w:t>
+      </w:r>
+      <w:proofErr w:type="spellEnd"/>
+      <w:r>
+        <w:rPr>
+          <w:rFonts w:asciiTheme="majorHAnsi" w:hAnsiTheme="majorHAnsi"/>
+          <w:sz w:val="22"/>
+          <w:szCs w:val="22"/>
+        </w:rPr>
+        <w:t xml:space="preserve"> </w:t>
+      </w:r>
+      <w:proofErr w:type="spellStart"/>
+      <w:r>
+        <w:rPr>
+          <w:rFonts w:asciiTheme="majorHAnsi" w:hAnsiTheme="majorHAnsi"/>
+          <w:sz w:val="22"/>
+          <w:szCs w:val="22"/>
+        </w:rPr>
+        <w:t>joining_date</w:t>
+      </w:r>
+      <w:proofErr w:type="spellEnd"/>
+      <w:r>
+        <w:rPr>
+          <w:rFonts w:asciiTheme="majorHAnsi" w:hAnsiTheme="majorHAnsi"/>
+          <w:sz w:val="22"/>
+          <w:szCs w:val="22"/>
+        </w:rPr>
+        <w:t>;</w:t>
       </w:r>
     </w:p>
     <w:p>
@@ -1558,7 +1665,25 @@
           <w:sz w:val="22"/>
           <w:szCs w:val="22"/>
         </w:rPr>
-        <w:t>} employee_t;</w:t>
+        <w:t xml:space="preserve">} </w:t>
+      </w:r>
+      <w:proofErr w:type="spellStart"/>
+      <w:r>
+        <w:rPr>
+          <w:rFonts w:asciiTheme="majorHAnsi" w:hAnsiTheme="majorHAnsi"/>
+          <w:sz w:val="22"/>
+          <w:szCs w:val="22"/>
+        </w:rPr>
+        <w:t>employee_t</w:t>
+      </w:r>
+      <w:proofErr w:type="spellEnd"/>
+      <w:r>
+        <w:rPr>
+          <w:rFonts w:asciiTheme="majorHAnsi" w:hAnsiTheme="majorHAnsi"/>
+          <w:sz w:val="22"/>
+          <w:szCs w:val="22"/>
+        </w:rPr>
+        <w:t>;</w:t>
       </w:r>
     </w:p>
     <w:p>
@@ -1571,13 +1696,23 @@
           <w:szCs w:val="22"/>
         </w:rPr>
       </w:pPr>
-      <w:r>
-        <w:rPr>
-          <w:rFonts w:asciiTheme="majorHAnsi" w:hAnsiTheme="majorHAnsi"/>
-          <w:sz w:val="22"/>
-          <w:szCs w:val="22"/>
-        </w:rPr>
-        <w:t>employee_t emp;</w:t>
+      <w:proofErr w:type="spellStart"/>
+      <w:r>
+        <w:rPr>
+          <w:rFonts w:asciiTheme="majorHAnsi" w:hAnsiTheme="majorHAnsi"/>
+          <w:sz w:val="22"/>
+          <w:szCs w:val="22"/>
+        </w:rPr>
+        <w:t>employee_t</w:t>
+      </w:r>
+      <w:proofErr w:type="spellEnd"/>
+      <w:r>
+        <w:rPr>
+          <w:rFonts w:asciiTheme="majorHAnsi" w:hAnsiTheme="majorHAnsi"/>
+          <w:sz w:val="22"/>
+          <w:szCs w:val="22"/>
+        </w:rPr>
+        <w:t xml:space="preserve"> emp;</w:t>
       </w:r>
     </w:p>
     <w:p>
@@ -1709,7 +1844,25 @@
           <w:sz w:val="22"/>
           <w:szCs w:val="22"/>
         </w:rPr>
-        <w:t>typedef bit [7:0] byte_t;</w:t>
+        <w:t xml:space="preserve">typedef bit [7:0] </w:t>
+      </w:r>
+      <w:proofErr w:type="spellStart"/>
+      <w:r>
+        <w:rPr>
+          <w:rFonts w:asciiTheme="majorHAnsi" w:hAnsiTheme="majorHAnsi"/>
+          <w:sz w:val="22"/>
+          <w:szCs w:val="22"/>
+        </w:rPr>
+        <w:t>byte_t</w:t>
+      </w:r>
+      <w:proofErr w:type="spellEnd"/>
+      <w:r>
+        <w:rPr>
+          <w:rFonts w:asciiTheme="majorHAnsi" w:hAnsiTheme="majorHAnsi"/>
+          <w:sz w:val="22"/>
+          <w:szCs w:val="22"/>
+        </w:rPr>
+        <w:t>;</w:t>
       </w:r>
     </w:p>
     <w:p>
@@ -1723,13 +1876,23 @@
           <w:szCs w:val="22"/>
         </w:rPr>
       </w:pPr>
-      <w:r>
-        <w:rPr>
-          <w:rFonts w:asciiTheme="majorHAnsi" w:hAnsiTheme="majorHAnsi"/>
-          <w:sz w:val="22"/>
-          <w:szCs w:val="22"/>
-        </w:rPr>
-        <w:t>byte_t data;</w:t>
+      <w:proofErr w:type="spellStart"/>
+      <w:r>
+        <w:rPr>
+          <w:rFonts w:asciiTheme="majorHAnsi" w:hAnsiTheme="majorHAnsi"/>
+          <w:sz w:val="22"/>
+          <w:szCs w:val="22"/>
+        </w:rPr>
+        <w:t>byte_t</w:t>
+      </w:r>
+      <w:proofErr w:type="spellEnd"/>
+      <w:r>
+        <w:rPr>
+          <w:rFonts w:asciiTheme="majorHAnsi" w:hAnsiTheme="majorHAnsi"/>
+          <w:sz w:val="22"/>
+          <w:szCs w:val="22"/>
+        </w:rPr>
+        <w:t xml:space="preserve"> data;</w:t>
       </w:r>
     </w:p>
     <w:p>
@@ -2212,7 +2375,25 @@
           <w:sz w:val="22"/>
           <w:szCs w:val="22"/>
         </w:rPr>
-        <w:t>Enumeration (enum) is a user-defined data type that allows a variable to take one value from a predefined set of named constants.</w:t>
+        <w:t>Enumeration (</w:t>
+      </w:r>
+      <w:proofErr w:type="spellStart"/>
+      <w:r>
+        <w:rPr>
+          <w:rFonts w:asciiTheme="majorHAnsi" w:hAnsiTheme="majorHAnsi"/>
+          <w:sz w:val="22"/>
+          <w:szCs w:val="22"/>
+        </w:rPr>
+        <w:t>enum</w:t>
+      </w:r>
+      <w:proofErr w:type="spellEnd"/>
+      <w:r>
+        <w:rPr>
+          <w:rFonts w:asciiTheme="majorHAnsi" w:hAnsiTheme="majorHAnsi"/>
+          <w:sz w:val="22"/>
+          <w:szCs w:val="22"/>
+        </w:rPr>
+        <w:t>) is a user-defined data type that allows a variable to take one value from a predefined set of named constants.</w:t>
       </w:r>
     </w:p>
     <w:p>
@@ -2313,29 +2494,26 @@
           <w:rFonts w:asciiTheme="majorHAnsi" w:hAnsiTheme="majorHAnsi"/>
           <w:b/>
           <w:bCs/>
-          <w:sz w:val="22"/>
-          <w:szCs w:val="22"/>
-        </w:rPr>
-      </w:pPr>
-    </w:p>
-    <w:p>
-      <w:pPr>
-        <w:pStyle w:val="NormalWeb"/>
-        <w:spacing w:before="0" w:beforeAutospacing="0"/>
+        </w:rPr>
+      </w:pPr>
+      <w:r>
         <w:rPr>
           <w:rFonts w:asciiTheme="majorHAnsi" w:hAnsiTheme="majorHAnsi"/>
           <w:b/>
           <w:bCs/>
         </w:rPr>
-      </w:pPr>
+        <w:t xml:space="preserve">Key Advantage of </w:t>
+      </w:r>
+      <w:proofErr w:type="spellStart"/>
       <w:r>
         <w:rPr>
           <w:rFonts w:asciiTheme="majorHAnsi" w:hAnsiTheme="majorHAnsi"/>
           <w:b/>
           <w:bCs/>
         </w:rPr>
-        <w:t>Key Advantage of enum</w:t>
-      </w:r>
+        <w:t>enum</w:t>
+      </w:r>
+      <w:proofErr w:type="spellEnd"/>
     </w:p>
     <w:p>
       <w:pPr>

--- a/Notes.docx
+++ b/Notes.docx
@@ -801,21 +801,32 @@
           <w:i/>
           <w:iCs/>
         </w:rPr>
-        <w:t>pattern”</w:t>
-      </w:r>
-      <w:r>
-        <w:rPr>
+        <w:t>pattern</w:t>
+      </w:r>
+      <w:proofErr w:type="gramStart"/>
+      <w:r>
+        <w:rPr>
+          <w:b/>
+          <w:bCs/>
           <w:i/>
           <w:iCs/>
         </w:rPr>
-        <w:t>.It</w:t>
-      </w:r>
-      <w:proofErr w:type="spellEnd"/>
+        <w:t>”</w:t>
+      </w:r>
       <w:r>
         <w:rPr>
           <w:i/>
           <w:iCs/>
         </w:rPr>
+        <w:t>.It</w:t>
+      </w:r>
+      <w:proofErr w:type="spellEnd"/>
+      <w:proofErr w:type="gramEnd"/>
+      <w:r>
+        <w:rPr>
+          <w:i/>
+          <w:iCs/>
+        </w:rPr>
         <w:t xml:space="preserve"> automatically prints all members of a struct (or array/class) in a structured format.</w:t>
       </w:r>
     </w:p>
@@ -1177,6 +1188,7 @@
         </w:rPr>
       </w:pPr>
       <w:proofErr w:type="spellStart"/>
+      <w:proofErr w:type="gramStart"/>
       <w:r>
         <w:rPr>
           <w:rFonts w:asciiTheme="majorHAnsi" w:hAnsiTheme="majorHAnsi"/>
@@ -1188,6 +1200,7 @@
         <w:t>packet.parity</w:t>
       </w:r>
       <w:proofErr w:type="spellEnd"/>
+      <w:proofErr w:type="gramEnd"/>
       <w:r>
         <w:rPr>
           <w:rFonts w:asciiTheme="majorHAnsi" w:hAnsiTheme="majorHAnsi"/>
@@ -1748,18 +1761,7 @@
           <w:szCs w:val="44"/>
           <w:u w:val="single"/>
         </w:rPr>
-        <w:t>typedef</w:t>
-      </w:r>
-      <w:r>
-        <w:rPr>
-          <w:rFonts w:asciiTheme="majorHAnsi" w:hAnsiTheme="majorHAnsi"/>
-          <w:b/>
-          <w:bCs/>
-          <w:sz w:val="44"/>
-          <w:szCs w:val="44"/>
-          <w:u w:val="single"/>
-        </w:rPr>
-        <w:t xml:space="preserve"> </w:t>
+        <w:t xml:space="preserve">typedef </w:t>
       </w:r>
     </w:p>
     <w:p>
@@ -2602,11 +2604,621 @@
         <w:spacing w:before="0" w:beforeAutospacing="0"/>
         <w:rPr>
           <w:rFonts w:asciiTheme="majorHAnsi" w:hAnsiTheme="majorHAnsi"/>
-          <w:sz w:val="22"/>
-          <w:szCs w:val="22"/>
-        </w:rPr>
-      </w:pPr>
-    </w:p>
+        </w:rPr>
+      </w:pPr>
+      <w:r>
+        <w:rPr>
+          <w:rFonts w:asciiTheme="majorHAnsi" w:hAnsiTheme="majorHAnsi"/>
+        </w:rPr>
+        <w:t xml:space="preserve">typedef </w:t>
+      </w:r>
+      <w:proofErr w:type="spellStart"/>
+      <w:r>
+        <w:rPr>
+          <w:rFonts w:asciiTheme="majorHAnsi" w:hAnsiTheme="majorHAnsi"/>
+        </w:rPr>
+        <w:t>enum</w:t>
+      </w:r>
+      <w:proofErr w:type="spellEnd"/>
+      <w:r>
+        <w:rPr>
+          <w:rFonts w:asciiTheme="majorHAnsi" w:hAnsiTheme="majorHAnsi"/>
+        </w:rPr>
+        <w:t xml:space="preserve"> {IDLE, START_BIT, DATA_BITS, STOP_BIT} </w:t>
+      </w:r>
+      <w:proofErr w:type="spellStart"/>
+      <w:r>
+        <w:rPr>
+          <w:rFonts w:asciiTheme="majorHAnsi" w:hAnsiTheme="majorHAnsi"/>
+        </w:rPr>
+        <w:t>uart_state_t</w:t>
+      </w:r>
+      <w:proofErr w:type="spellEnd"/>
+      <w:r>
+        <w:rPr>
+          <w:rFonts w:asciiTheme="majorHAnsi" w:hAnsiTheme="majorHAnsi"/>
+        </w:rPr>
+        <w:t>;</w:t>
+      </w:r>
+    </w:p>
+    <w:p>
+      <w:pPr>
+        <w:pStyle w:val="NormalWeb"/>
+        <w:spacing w:before="0" w:beforeAutospacing="0"/>
+        <w:rPr>
+          <w:rFonts w:asciiTheme="majorHAnsi" w:hAnsiTheme="majorHAnsi"/>
+          <w:b/>
+          <w:bCs/>
+          <w:u w:val="single"/>
+        </w:rPr>
+      </w:pPr>
+      <w:proofErr w:type="spellStart"/>
+      <w:r>
+        <w:rPr>
+          <w:rFonts w:asciiTheme="majorHAnsi" w:hAnsiTheme="majorHAnsi"/>
+          <w:b/>
+          <w:bCs/>
+          <w:u w:val="single"/>
+        </w:rPr>
+        <w:t>enum</w:t>
+      </w:r>
+      <w:proofErr w:type="spellEnd"/>
+      <w:r>
+        <w:rPr>
+          <w:rFonts w:asciiTheme="majorHAnsi" w:hAnsiTheme="majorHAnsi"/>
+          <w:b/>
+          <w:bCs/>
+          <w:u w:val="single"/>
+        </w:rPr>
+        <w:t xml:space="preserve"> vs parameter (for States)</w:t>
+      </w:r>
+    </w:p>
+    <w:tbl>
+      <w:tblPr>
+        <w:tblW w:w="0" w:type="auto"/>
+        <w:jc w:val="center"/>
+        <w:tblCellSpacing w:w="15" w:type="dxa"/>
+        <w:tblBorders>
+          <w:top w:val="single" w:sz="4" w:space="0" w:color="auto"/>
+          <w:left w:val="single" w:sz="4" w:space="0" w:color="auto"/>
+          <w:bottom w:val="single" w:sz="4" w:space="0" w:color="auto"/>
+          <w:right w:val="single" w:sz="4" w:space="0" w:color="auto"/>
+          <w:insideH w:val="single" w:sz="4" w:space="0" w:color="auto"/>
+          <w:insideV w:val="single" w:sz="4" w:space="0" w:color="auto"/>
+        </w:tblBorders>
+        <w:tblCellMar>
+          <w:top w:w="15" w:type="dxa"/>
+          <w:left w:w="15" w:type="dxa"/>
+          <w:bottom w:w="15" w:type="dxa"/>
+          <w:right w:w="15" w:type="dxa"/>
+        </w:tblCellMar>
+        <w:tblLook w:val="04A0" w:firstRow="1" w:lastRow="0" w:firstColumn="1" w:lastColumn="0" w:noHBand="0" w:noVBand="1"/>
+      </w:tblPr>
+      <w:tblGrid>
+        <w:gridCol w:w="1642"/>
+        <w:gridCol w:w="1378"/>
+        <w:gridCol w:w="2569"/>
+      </w:tblGrid>
+      <w:tr>
+        <w:trPr>
+          <w:tblHeader/>
+          <w:tblCellSpacing w:w="15" w:type="dxa"/>
+          <w:jc w:val="center"/>
+        </w:trPr>
+        <w:tc>
+          <w:tcPr>
+            <w:tcW w:w="0" w:type="auto"/>
+            <w:vAlign w:val="center"/>
+            <w:hideMark/>
+          </w:tcPr>
+          <w:p>
+            <w:pPr>
+              <w:pStyle w:val="NormalWeb"/>
+              <w:jc w:val="center"/>
+              <w:rPr>
+                <w:rFonts w:asciiTheme="majorHAnsi" w:hAnsiTheme="majorHAnsi"/>
+                <w:b/>
+                <w:bCs/>
+                <w:sz w:val="22"/>
+                <w:szCs w:val="22"/>
+              </w:rPr>
+            </w:pPr>
+            <w:r>
+              <w:rPr>
+                <w:rFonts w:asciiTheme="majorHAnsi" w:hAnsiTheme="majorHAnsi"/>
+                <w:b/>
+                <w:bCs/>
+                <w:sz w:val="22"/>
+                <w:szCs w:val="22"/>
+              </w:rPr>
+              <w:t>Feature</w:t>
+            </w:r>
+          </w:p>
+        </w:tc>
+        <w:tc>
+          <w:tcPr>
+            <w:tcW w:w="0" w:type="auto"/>
+            <w:vAlign w:val="center"/>
+            <w:hideMark/>
+          </w:tcPr>
+          <w:p>
+            <w:pPr>
+              <w:pStyle w:val="NormalWeb"/>
+              <w:jc w:val="center"/>
+              <w:rPr>
+                <w:rFonts w:asciiTheme="majorHAnsi" w:hAnsiTheme="majorHAnsi"/>
+                <w:b/>
+                <w:bCs/>
+                <w:sz w:val="22"/>
+                <w:szCs w:val="22"/>
+              </w:rPr>
+            </w:pPr>
+            <w:r>
+              <w:rPr>
+                <w:rFonts w:asciiTheme="majorHAnsi" w:hAnsiTheme="majorHAnsi"/>
+                <w:b/>
+                <w:bCs/>
+                <w:sz w:val="22"/>
+                <w:szCs w:val="22"/>
+              </w:rPr>
+              <w:t>parameter</w:t>
+            </w:r>
+          </w:p>
+        </w:tc>
+        <w:tc>
+          <w:tcPr>
+            <w:tcW w:w="0" w:type="auto"/>
+            <w:vAlign w:val="center"/>
+            <w:hideMark/>
+          </w:tcPr>
+          <w:p>
+            <w:pPr>
+              <w:pStyle w:val="NormalWeb"/>
+              <w:jc w:val="center"/>
+              <w:rPr>
+                <w:rFonts w:asciiTheme="majorHAnsi" w:hAnsiTheme="majorHAnsi"/>
+                <w:b/>
+                <w:bCs/>
+                <w:sz w:val="22"/>
+                <w:szCs w:val="22"/>
+              </w:rPr>
+            </w:pPr>
+            <w:proofErr w:type="spellStart"/>
+            <w:r>
+              <w:rPr>
+                <w:rFonts w:asciiTheme="majorHAnsi" w:hAnsiTheme="majorHAnsi"/>
+                <w:b/>
+                <w:bCs/>
+                <w:sz w:val="22"/>
+                <w:szCs w:val="22"/>
+              </w:rPr>
+              <w:t>enum</w:t>
+            </w:r>
+            <w:proofErr w:type="spellEnd"/>
+          </w:p>
+        </w:tc>
+      </w:tr>
+      <w:tr>
+        <w:trPr>
+          <w:tblCellSpacing w:w="15" w:type="dxa"/>
+          <w:jc w:val="center"/>
+        </w:trPr>
+        <w:tc>
+          <w:tcPr>
+            <w:tcW w:w="0" w:type="auto"/>
+            <w:vAlign w:val="center"/>
+            <w:hideMark/>
+          </w:tcPr>
+          <w:p>
+            <w:pPr>
+              <w:pStyle w:val="NormalWeb"/>
+              <w:jc w:val="center"/>
+              <w:rPr>
+                <w:rFonts w:asciiTheme="majorHAnsi" w:hAnsiTheme="majorHAnsi"/>
+                <w:sz w:val="22"/>
+                <w:szCs w:val="22"/>
+              </w:rPr>
+            </w:pPr>
+            <w:r>
+              <w:rPr>
+                <w:rFonts w:asciiTheme="majorHAnsi" w:hAnsiTheme="majorHAnsi"/>
+                <w:sz w:val="22"/>
+                <w:szCs w:val="22"/>
+              </w:rPr>
+              <w:t>Readability</w:t>
+            </w:r>
+          </w:p>
+        </w:tc>
+        <w:tc>
+          <w:tcPr>
+            <w:tcW w:w="0" w:type="auto"/>
+            <w:vAlign w:val="center"/>
+            <w:hideMark/>
+          </w:tcPr>
+          <w:p>
+            <w:pPr>
+              <w:pStyle w:val="NormalWeb"/>
+              <w:jc w:val="center"/>
+              <w:rPr>
+                <w:rFonts w:asciiTheme="majorHAnsi" w:hAnsiTheme="majorHAnsi"/>
+                <w:sz w:val="22"/>
+                <w:szCs w:val="22"/>
+              </w:rPr>
+            </w:pPr>
+            <w:r>
+              <w:rPr>
+                <w:rFonts w:asciiTheme="majorHAnsi" w:hAnsiTheme="majorHAnsi"/>
+                <w:sz w:val="22"/>
+                <w:szCs w:val="22"/>
+              </w:rPr>
+              <w:t>Moderate</w:t>
+            </w:r>
+          </w:p>
+        </w:tc>
+        <w:tc>
+          <w:tcPr>
+            <w:tcW w:w="0" w:type="auto"/>
+            <w:vAlign w:val="center"/>
+            <w:hideMark/>
+          </w:tcPr>
+          <w:p>
+            <w:pPr>
+              <w:pStyle w:val="NormalWeb"/>
+              <w:jc w:val="center"/>
+              <w:rPr>
+                <w:rFonts w:asciiTheme="majorHAnsi" w:hAnsiTheme="majorHAnsi"/>
+                <w:sz w:val="22"/>
+                <w:szCs w:val="22"/>
+              </w:rPr>
+            </w:pPr>
+            <w:r>
+              <w:rPr>
+                <w:rFonts w:asciiTheme="majorHAnsi" w:hAnsiTheme="majorHAnsi"/>
+                <w:sz w:val="22"/>
+                <w:szCs w:val="22"/>
+              </w:rPr>
+              <w:t>Very clear</w:t>
+            </w:r>
+          </w:p>
+        </w:tc>
+      </w:tr>
+      <w:tr>
+        <w:trPr>
+          <w:tblCellSpacing w:w="15" w:type="dxa"/>
+          <w:jc w:val="center"/>
+        </w:trPr>
+        <w:tc>
+          <w:tcPr>
+            <w:tcW w:w="0" w:type="auto"/>
+            <w:vAlign w:val="center"/>
+            <w:hideMark/>
+          </w:tcPr>
+          <w:p>
+            <w:pPr>
+              <w:pStyle w:val="NormalWeb"/>
+              <w:jc w:val="center"/>
+              <w:rPr>
+                <w:rFonts w:asciiTheme="majorHAnsi" w:hAnsiTheme="majorHAnsi"/>
+                <w:sz w:val="22"/>
+                <w:szCs w:val="22"/>
+              </w:rPr>
+            </w:pPr>
+            <w:r>
+              <w:rPr>
+                <w:rFonts w:asciiTheme="majorHAnsi" w:hAnsiTheme="majorHAnsi"/>
+                <w:sz w:val="22"/>
+                <w:szCs w:val="22"/>
+              </w:rPr>
+              <w:t>Type safety</w:t>
+            </w:r>
+          </w:p>
+        </w:tc>
+        <w:tc>
+          <w:tcPr>
+            <w:tcW w:w="0" w:type="auto"/>
+            <w:vAlign w:val="center"/>
+            <w:hideMark/>
+          </w:tcPr>
+          <w:p>
+            <w:pPr>
+              <w:pStyle w:val="NormalWeb"/>
+              <w:jc w:val="center"/>
+              <w:rPr>
+                <w:rFonts w:asciiTheme="majorHAnsi" w:hAnsiTheme="majorHAnsi"/>
+                <w:sz w:val="22"/>
+                <w:szCs w:val="22"/>
+              </w:rPr>
+            </w:pPr>
+            <w:r>
+              <w:rPr>
+                <w:rFonts w:asciiTheme="majorHAnsi" w:hAnsiTheme="majorHAnsi"/>
+                <w:sz w:val="22"/>
+                <w:szCs w:val="22"/>
+              </w:rPr>
+              <w:t>No</w:t>
+            </w:r>
+          </w:p>
+        </w:tc>
+        <w:tc>
+          <w:tcPr>
+            <w:tcW w:w="0" w:type="auto"/>
+            <w:vAlign w:val="center"/>
+            <w:hideMark/>
+          </w:tcPr>
+          <w:p>
+            <w:pPr>
+              <w:pStyle w:val="NormalWeb"/>
+              <w:jc w:val="center"/>
+              <w:rPr>
+                <w:rFonts w:asciiTheme="majorHAnsi" w:hAnsiTheme="majorHAnsi"/>
+                <w:sz w:val="22"/>
+                <w:szCs w:val="22"/>
+              </w:rPr>
+            </w:pPr>
+            <w:r>
+              <w:rPr>
+                <w:rFonts w:asciiTheme="majorHAnsi" w:hAnsiTheme="majorHAnsi"/>
+                <w:sz w:val="22"/>
+                <w:szCs w:val="22"/>
+              </w:rPr>
+              <w:t>Yes</w:t>
+            </w:r>
+          </w:p>
+        </w:tc>
+      </w:tr>
+      <w:tr>
+        <w:trPr>
+          <w:tblCellSpacing w:w="15" w:type="dxa"/>
+          <w:jc w:val="center"/>
+        </w:trPr>
+        <w:tc>
+          <w:tcPr>
+            <w:tcW w:w="0" w:type="auto"/>
+            <w:vAlign w:val="center"/>
+            <w:hideMark/>
+          </w:tcPr>
+          <w:p>
+            <w:pPr>
+              <w:pStyle w:val="NormalWeb"/>
+              <w:jc w:val="center"/>
+              <w:rPr>
+                <w:rFonts w:asciiTheme="majorHAnsi" w:hAnsiTheme="majorHAnsi"/>
+                <w:sz w:val="22"/>
+                <w:szCs w:val="22"/>
+              </w:rPr>
+            </w:pPr>
+            <w:r>
+              <w:rPr>
+                <w:rFonts w:asciiTheme="majorHAnsi" w:hAnsiTheme="majorHAnsi"/>
+                <w:sz w:val="22"/>
+                <w:szCs w:val="22"/>
+              </w:rPr>
+              <w:t>Debugging</w:t>
+            </w:r>
+          </w:p>
+        </w:tc>
+        <w:tc>
+          <w:tcPr>
+            <w:tcW w:w="0" w:type="auto"/>
+            <w:vAlign w:val="center"/>
+            <w:hideMark/>
+          </w:tcPr>
+          <w:p>
+            <w:pPr>
+              <w:pStyle w:val="NormalWeb"/>
+              <w:jc w:val="center"/>
+              <w:rPr>
+                <w:rFonts w:asciiTheme="majorHAnsi" w:hAnsiTheme="majorHAnsi"/>
+                <w:sz w:val="22"/>
+                <w:szCs w:val="22"/>
+              </w:rPr>
+            </w:pPr>
+            <w:r>
+              <w:rPr>
+                <w:rFonts w:asciiTheme="majorHAnsi" w:hAnsiTheme="majorHAnsi"/>
+                <w:sz w:val="22"/>
+                <w:szCs w:val="22"/>
+              </w:rPr>
+              <w:t>Harder</w:t>
+            </w:r>
+          </w:p>
+        </w:tc>
+        <w:tc>
+          <w:tcPr>
+            <w:tcW w:w="0" w:type="auto"/>
+            <w:vAlign w:val="center"/>
+            <w:hideMark/>
+          </w:tcPr>
+          <w:p>
+            <w:pPr>
+              <w:pStyle w:val="NormalWeb"/>
+              <w:jc w:val="center"/>
+              <w:rPr>
+                <w:rFonts w:asciiTheme="majorHAnsi" w:hAnsiTheme="majorHAnsi"/>
+                <w:sz w:val="22"/>
+                <w:szCs w:val="22"/>
+              </w:rPr>
+            </w:pPr>
+            <w:r>
+              <w:rPr>
+                <w:rFonts w:asciiTheme="majorHAnsi" w:hAnsiTheme="majorHAnsi"/>
+                <w:sz w:val="22"/>
+                <w:szCs w:val="22"/>
+              </w:rPr>
+              <w:t>Easier</w:t>
+            </w:r>
+          </w:p>
+        </w:tc>
+      </w:tr>
+      <w:tr>
+        <w:trPr>
+          <w:tblCellSpacing w:w="15" w:type="dxa"/>
+          <w:jc w:val="center"/>
+        </w:trPr>
+        <w:tc>
+          <w:tcPr>
+            <w:tcW w:w="0" w:type="auto"/>
+            <w:vAlign w:val="center"/>
+            <w:hideMark/>
+          </w:tcPr>
+          <w:p>
+            <w:pPr>
+              <w:pStyle w:val="NormalWeb"/>
+              <w:jc w:val="center"/>
+              <w:rPr>
+                <w:rFonts w:asciiTheme="majorHAnsi" w:hAnsiTheme="majorHAnsi"/>
+                <w:sz w:val="22"/>
+                <w:szCs w:val="22"/>
+              </w:rPr>
+            </w:pPr>
+            <w:r>
+              <w:rPr>
+                <w:rFonts w:asciiTheme="majorHAnsi" w:hAnsiTheme="majorHAnsi"/>
+                <w:sz w:val="22"/>
+                <w:szCs w:val="22"/>
+              </w:rPr>
+              <w:t>Compiler checks</w:t>
+            </w:r>
+          </w:p>
+        </w:tc>
+        <w:tc>
+          <w:tcPr>
+            <w:tcW w:w="0" w:type="auto"/>
+            <w:vAlign w:val="center"/>
+            <w:hideMark/>
+          </w:tcPr>
+          <w:p>
+            <w:pPr>
+              <w:pStyle w:val="NormalWeb"/>
+              <w:jc w:val="center"/>
+              <w:rPr>
+                <w:rFonts w:asciiTheme="majorHAnsi" w:hAnsiTheme="majorHAnsi"/>
+                <w:sz w:val="22"/>
+                <w:szCs w:val="22"/>
+              </w:rPr>
+            </w:pPr>
+            <w:r>
+              <w:rPr>
+                <w:rFonts w:asciiTheme="majorHAnsi" w:hAnsiTheme="majorHAnsi"/>
+                <w:sz w:val="22"/>
+                <w:szCs w:val="22"/>
+              </w:rPr>
+              <w:t>No</w:t>
+            </w:r>
+          </w:p>
+        </w:tc>
+        <w:tc>
+          <w:tcPr>
+            <w:tcW w:w="0" w:type="auto"/>
+            <w:vAlign w:val="center"/>
+            <w:hideMark/>
+          </w:tcPr>
+          <w:p>
+            <w:pPr>
+              <w:pStyle w:val="NormalWeb"/>
+              <w:jc w:val="center"/>
+              <w:rPr>
+                <w:rFonts w:asciiTheme="majorHAnsi" w:hAnsiTheme="majorHAnsi"/>
+                <w:sz w:val="22"/>
+                <w:szCs w:val="22"/>
+              </w:rPr>
+            </w:pPr>
+            <w:r>
+              <w:rPr>
+                <w:rFonts w:asciiTheme="majorHAnsi" w:hAnsiTheme="majorHAnsi"/>
+                <w:sz w:val="22"/>
+                <w:szCs w:val="22"/>
+              </w:rPr>
+              <w:t>Yes</w:t>
+            </w:r>
+          </w:p>
+        </w:tc>
+      </w:tr>
+      <w:tr>
+        <w:trPr>
+          <w:tblCellSpacing w:w="15" w:type="dxa"/>
+          <w:jc w:val="center"/>
+        </w:trPr>
+        <w:tc>
+          <w:tcPr>
+            <w:tcW w:w="0" w:type="auto"/>
+            <w:vAlign w:val="center"/>
+            <w:hideMark/>
+          </w:tcPr>
+          <w:p>
+            <w:pPr>
+              <w:pStyle w:val="NormalWeb"/>
+              <w:jc w:val="center"/>
+              <w:rPr>
+                <w:rFonts w:asciiTheme="majorHAnsi" w:hAnsiTheme="majorHAnsi"/>
+                <w:sz w:val="22"/>
+                <w:szCs w:val="22"/>
+              </w:rPr>
+            </w:pPr>
+            <w:r>
+              <w:rPr>
+                <w:rFonts w:asciiTheme="majorHAnsi" w:hAnsiTheme="majorHAnsi"/>
+                <w:sz w:val="22"/>
+                <w:szCs w:val="22"/>
+              </w:rPr>
+              <w:t>FSM usage</w:t>
+            </w:r>
+          </w:p>
+        </w:tc>
+        <w:tc>
+          <w:tcPr>
+            <w:tcW w:w="0" w:type="auto"/>
+            <w:vAlign w:val="center"/>
+            <w:hideMark/>
+          </w:tcPr>
+          <w:p>
+            <w:pPr>
+              <w:pStyle w:val="NormalWeb"/>
+              <w:jc w:val="center"/>
+              <w:rPr>
+                <w:rFonts w:asciiTheme="majorHAnsi" w:hAnsiTheme="majorHAnsi"/>
+                <w:sz w:val="22"/>
+                <w:szCs w:val="22"/>
+              </w:rPr>
+            </w:pPr>
+            <w:r>
+              <w:rPr>
+                <w:rFonts w:asciiTheme="majorHAnsi" w:hAnsiTheme="majorHAnsi"/>
+                <w:sz w:val="22"/>
+                <w:szCs w:val="22"/>
+              </w:rPr>
+              <w:t>Older method</w:t>
+            </w:r>
+          </w:p>
+        </w:tc>
+        <w:tc>
+          <w:tcPr>
+            <w:tcW w:w="0" w:type="auto"/>
+            <w:vAlign w:val="center"/>
+            <w:hideMark/>
+          </w:tcPr>
+          <w:p>
+            <w:pPr>
+              <w:pStyle w:val="NormalWeb"/>
+              <w:jc w:val="center"/>
+              <w:rPr>
+                <w:rFonts w:asciiTheme="majorHAnsi" w:hAnsiTheme="majorHAnsi"/>
+                <w:sz w:val="22"/>
+                <w:szCs w:val="22"/>
+              </w:rPr>
+            </w:pPr>
+            <w:r>
+              <w:rPr>
+                <w:rFonts w:asciiTheme="majorHAnsi" w:hAnsiTheme="majorHAnsi"/>
+                <w:sz w:val="22"/>
+                <w:szCs w:val="22"/>
+              </w:rPr>
+              <w:t>Preferred modern method</w:t>
+            </w:r>
+          </w:p>
+        </w:tc>
+      </w:tr>
+    </w:tbl>
     <w:p>
       <w:pPr>
         <w:pStyle w:val="NormalWeb"/>
@@ -2624,26 +3236,5736 @@
         <w:spacing w:before="0" w:beforeAutospacing="0"/>
         <w:rPr>
           <w:rFonts w:asciiTheme="majorHAnsi" w:hAnsiTheme="majorHAnsi"/>
-          <w:sz w:val="10"/>
-          <w:szCs w:val="10"/>
-        </w:rPr>
-      </w:pPr>
-    </w:p>
-    <w:p>
-      <w:pPr>
-        <w:pStyle w:val="NormalWeb"/>
-        <w:spacing w:before="0" w:beforeAutospacing="0"/>
-        <w:rPr>
-          <w:rFonts w:asciiTheme="majorHAnsi" w:hAnsiTheme="majorHAnsi"/>
-          <w:sz w:val="22"/>
-          <w:szCs w:val="22"/>
-        </w:rPr>
-      </w:pPr>
-    </w:p>
-    <w:p>
-      <w:pPr>
-        <w:pStyle w:val="NormalWeb"/>
-      </w:pPr>
+          <w:sz w:val="22"/>
+          <w:szCs w:val="22"/>
+        </w:rPr>
+      </w:pPr>
+      <w:r>
+        <w:rPr>
+          <w:rFonts w:asciiTheme="majorHAnsi" w:hAnsiTheme="majorHAnsi"/>
+          <w:sz w:val="22"/>
+          <w:szCs w:val="22"/>
+        </w:rPr>
+        <w:t xml:space="preserve">In </w:t>
+      </w:r>
+      <w:proofErr w:type="spellStart"/>
+      <w:r>
+        <w:rPr>
+          <w:rFonts w:asciiTheme="majorHAnsi" w:hAnsiTheme="majorHAnsi"/>
+          <w:b/>
+          <w:bCs/>
+          <w:sz w:val="22"/>
+          <w:szCs w:val="22"/>
+        </w:rPr>
+        <w:t>SystemVerilog</w:t>
+      </w:r>
+      <w:proofErr w:type="spellEnd"/>
+      <w:r>
+        <w:rPr>
+          <w:rFonts w:asciiTheme="majorHAnsi" w:hAnsiTheme="majorHAnsi"/>
+          <w:sz w:val="22"/>
+          <w:szCs w:val="22"/>
+        </w:rPr>
+        <w:t xml:space="preserve">, </w:t>
+      </w:r>
+      <w:proofErr w:type="spellStart"/>
+      <w:r>
+        <w:rPr>
+          <w:rFonts w:asciiTheme="majorHAnsi" w:hAnsiTheme="majorHAnsi"/>
+          <w:sz w:val="22"/>
+          <w:szCs w:val="22"/>
+        </w:rPr>
+        <w:t>enum</w:t>
+      </w:r>
+      <w:proofErr w:type="spellEnd"/>
+      <w:r>
+        <w:rPr>
+          <w:rFonts w:asciiTheme="majorHAnsi" w:hAnsiTheme="majorHAnsi"/>
+          <w:sz w:val="22"/>
+          <w:szCs w:val="22"/>
+        </w:rPr>
+        <w:t xml:space="preserve"> has some </w:t>
+      </w:r>
+      <w:r>
+        <w:rPr>
+          <w:rFonts w:asciiTheme="majorHAnsi" w:hAnsiTheme="majorHAnsi"/>
+          <w:b/>
+          <w:bCs/>
+          <w:sz w:val="22"/>
+          <w:szCs w:val="22"/>
+        </w:rPr>
+        <w:t>built-in methods (functions)</w:t>
+      </w:r>
+      <w:r>
+        <w:rPr>
+          <w:rFonts w:asciiTheme="majorHAnsi" w:hAnsiTheme="majorHAnsi"/>
+          <w:sz w:val="22"/>
+          <w:szCs w:val="22"/>
+        </w:rPr>
+        <w:t xml:space="preserve"> that help you work with enumeration values easily. These are mainly used in </w:t>
+      </w:r>
+      <w:r>
+        <w:rPr>
+          <w:rFonts w:asciiTheme="majorHAnsi" w:hAnsiTheme="majorHAnsi"/>
+          <w:b/>
+          <w:bCs/>
+          <w:sz w:val="22"/>
+          <w:szCs w:val="22"/>
+        </w:rPr>
+        <w:t>testbench and debugging</w:t>
+      </w:r>
+      <w:r>
+        <w:rPr>
+          <w:rFonts w:asciiTheme="majorHAnsi" w:hAnsiTheme="majorHAnsi"/>
+          <w:sz w:val="22"/>
+          <w:szCs w:val="22"/>
+        </w:rPr>
+        <w:t>,</w:t>
+      </w:r>
+    </w:p>
+    <w:p>
+      <w:pPr>
+        <w:pStyle w:val="NormalWeb"/>
+        <w:spacing w:before="0" w:beforeAutospacing="0"/>
+        <w:rPr>
+          <w:rFonts w:asciiTheme="majorHAnsi" w:hAnsiTheme="majorHAnsi"/>
+          <w:b/>
+          <w:bCs/>
+          <w:sz w:val="28"/>
+          <w:szCs w:val="28"/>
+          <w:u w:val="single"/>
+        </w:rPr>
+      </w:pPr>
+      <w:r>
+        <w:rPr>
+          <w:rFonts w:asciiTheme="majorHAnsi" w:hAnsiTheme="majorHAnsi"/>
+          <w:b/>
+          <w:bCs/>
+          <w:sz w:val="28"/>
+          <w:szCs w:val="28"/>
+          <w:u w:val="single"/>
+        </w:rPr>
+        <w:t xml:space="preserve">Built-in Functions in </w:t>
+      </w:r>
+      <w:proofErr w:type="spellStart"/>
+      <w:r>
+        <w:rPr>
+          <w:rFonts w:asciiTheme="majorHAnsi" w:hAnsiTheme="majorHAnsi"/>
+          <w:b/>
+          <w:bCs/>
+          <w:sz w:val="28"/>
+          <w:szCs w:val="28"/>
+          <w:u w:val="single"/>
+        </w:rPr>
+        <w:t>enum</w:t>
+      </w:r>
+      <w:proofErr w:type="spellEnd"/>
+    </w:p>
+    <w:tbl>
+      <w:tblPr>
+        <w:tblW w:w="0" w:type="auto"/>
+        <w:tblCellSpacing w:w="15" w:type="dxa"/>
+        <w:tblBorders>
+          <w:top w:val="single" w:sz="4" w:space="0" w:color="auto"/>
+          <w:left w:val="single" w:sz="4" w:space="0" w:color="auto"/>
+          <w:bottom w:val="single" w:sz="4" w:space="0" w:color="auto"/>
+          <w:right w:val="single" w:sz="4" w:space="0" w:color="auto"/>
+          <w:insideH w:val="single" w:sz="4" w:space="0" w:color="auto"/>
+          <w:insideV w:val="single" w:sz="4" w:space="0" w:color="auto"/>
+        </w:tblBorders>
+        <w:tblCellMar>
+          <w:top w:w="15" w:type="dxa"/>
+          <w:left w:w="15" w:type="dxa"/>
+          <w:bottom w:w="15" w:type="dxa"/>
+          <w:right w:w="15" w:type="dxa"/>
+        </w:tblCellMar>
+        <w:tblLook w:val="04A0" w:firstRow="1" w:lastRow="0" w:firstColumn="1" w:lastColumn="0" w:noHBand="0" w:noVBand="1"/>
+      </w:tblPr>
+      <w:tblGrid>
+        <w:gridCol w:w="1675"/>
+        <w:gridCol w:w="3690"/>
+      </w:tblGrid>
+      <w:tr>
+        <w:trPr>
+          <w:tblHeader/>
+          <w:tblCellSpacing w:w="15" w:type="dxa"/>
+        </w:trPr>
+        <w:tc>
+          <w:tcPr>
+            <w:tcW w:w="1630" w:type="dxa"/>
+            <w:vAlign w:val="center"/>
+            <w:hideMark/>
+          </w:tcPr>
+          <w:p>
+            <w:pPr>
+              <w:pStyle w:val="NormalWeb"/>
+              <w:jc w:val="center"/>
+              <w:rPr>
+                <w:rFonts w:asciiTheme="majorHAnsi" w:hAnsiTheme="majorHAnsi"/>
+                <w:b/>
+                <w:bCs/>
+              </w:rPr>
+            </w:pPr>
+            <w:r>
+              <w:rPr>
+                <w:rFonts w:asciiTheme="majorHAnsi" w:hAnsiTheme="majorHAnsi"/>
+                <w:b/>
+                <w:bCs/>
+              </w:rPr>
+              <w:t>Function</w:t>
+            </w:r>
+          </w:p>
+        </w:tc>
+        <w:tc>
+          <w:tcPr>
+            <w:tcW w:w="3645" w:type="dxa"/>
+            <w:vAlign w:val="center"/>
+            <w:hideMark/>
+          </w:tcPr>
+          <w:p>
+            <w:pPr>
+              <w:pStyle w:val="NormalWeb"/>
+              <w:jc w:val="center"/>
+              <w:rPr>
+                <w:rFonts w:asciiTheme="majorHAnsi" w:hAnsiTheme="majorHAnsi"/>
+                <w:b/>
+                <w:bCs/>
+              </w:rPr>
+            </w:pPr>
+            <w:r>
+              <w:rPr>
+                <w:rFonts w:asciiTheme="majorHAnsi" w:hAnsiTheme="majorHAnsi"/>
+                <w:b/>
+                <w:bCs/>
+              </w:rPr>
+              <w:t>Purpose</w:t>
+            </w:r>
+          </w:p>
+        </w:tc>
+      </w:tr>
+      <w:tr>
+        <w:trPr>
+          <w:tblCellSpacing w:w="15" w:type="dxa"/>
+        </w:trPr>
+        <w:tc>
+          <w:tcPr>
+            <w:tcW w:w="1630" w:type="dxa"/>
+            <w:vAlign w:val="center"/>
+            <w:hideMark/>
+          </w:tcPr>
+          <w:p>
+            <w:pPr>
+              <w:pStyle w:val="NormalWeb"/>
+              <w:jc w:val="center"/>
+              <w:rPr>
+                <w:rFonts w:asciiTheme="majorHAnsi" w:hAnsiTheme="majorHAnsi"/>
+              </w:rPr>
+            </w:pPr>
+            <w:proofErr w:type="gramStart"/>
+            <w:r>
+              <w:rPr>
+                <w:rFonts w:asciiTheme="majorHAnsi" w:hAnsiTheme="majorHAnsi"/>
+              </w:rPr>
+              <w:t>.first</w:t>
+            </w:r>
+            <w:proofErr w:type="gramEnd"/>
+            <w:r>
+              <w:rPr>
+                <w:rFonts w:asciiTheme="majorHAnsi" w:hAnsiTheme="majorHAnsi"/>
+              </w:rPr>
+              <w:t>()</w:t>
+            </w:r>
+          </w:p>
+        </w:tc>
+        <w:tc>
+          <w:tcPr>
+            <w:tcW w:w="3645" w:type="dxa"/>
+            <w:vAlign w:val="center"/>
+            <w:hideMark/>
+          </w:tcPr>
+          <w:p>
+            <w:pPr>
+              <w:pStyle w:val="NormalWeb"/>
+              <w:jc w:val="center"/>
+              <w:rPr>
+                <w:rFonts w:asciiTheme="majorHAnsi" w:hAnsiTheme="majorHAnsi"/>
+              </w:rPr>
+            </w:pPr>
+            <w:r>
+              <w:rPr>
+                <w:rFonts w:asciiTheme="majorHAnsi" w:hAnsiTheme="majorHAnsi"/>
+              </w:rPr>
+              <w:t xml:space="preserve">Returns first </w:t>
+            </w:r>
+            <w:proofErr w:type="spellStart"/>
+            <w:r>
+              <w:rPr>
+                <w:rFonts w:asciiTheme="majorHAnsi" w:hAnsiTheme="majorHAnsi"/>
+              </w:rPr>
+              <w:t>enum</w:t>
+            </w:r>
+            <w:proofErr w:type="spellEnd"/>
+            <w:r>
+              <w:rPr>
+                <w:rFonts w:asciiTheme="majorHAnsi" w:hAnsiTheme="majorHAnsi"/>
+              </w:rPr>
+              <w:t xml:space="preserve"> value</w:t>
+            </w:r>
+          </w:p>
+        </w:tc>
+      </w:tr>
+      <w:tr>
+        <w:trPr>
+          <w:tblCellSpacing w:w="15" w:type="dxa"/>
+        </w:trPr>
+        <w:tc>
+          <w:tcPr>
+            <w:tcW w:w="1630" w:type="dxa"/>
+            <w:vAlign w:val="center"/>
+            <w:hideMark/>
+          </w:tcPr>
+          <w:p>
+            <w:pPr>
+              <w:pStyle w:val="NormalWeb"/>
+              <w:jc w:val="center"/>
+              <w:rPr>
+                <w:rFonts w:asciiTheme="majorHAnsi" w:hAnsiTheme="majorHAnsi"/>
+              </w:rPr>
+            </w:pPr>
+            <w:proofErr w:type="gramStart"/>
+            <w:r>
+              <w:rPr>
+                <w:rFonts w:asciiTheme="majorHAnsi" w:hAnsiTheme="majorHAnsi"/>
+              </w:rPr>
+              <w:t>.last</w:t>
+            </w:r>
+            <w:proofErr w:type="gramEnd"/>
+            <w:r>
+              <w:rPr>
+                <w:rFonts w:asciiTheme="majorHAnsi" w:hAnsiTheme="majorHAnsi"/>
+              </w:rPr>
+              <w:t>()</w:t>
+            </w:r>
+          </w:p>
+        </w:tc>
+        <w:tc>
+          <w:tcPr>
+            <w:tcW w:w="3645" w:type="dxa"/>
+            <w:vAlign w:val="center"/>
+            <w:hideMark/>
+          </w:tcPr>
+          <w:p>
+            <w:pPr>
+              <w:pStyle w:val="NormalWeb"/>
+              <w:jc w:val="center"/>
+              <w:rPr>
+                <w:rFonts w:asciiTheme="majorHAnsi" w:hAnsiTheme="majorHAnsi"/>
+              </w:rPr>
+            </w:pPr>
+            <w:r>
+              <w:rPr>
+                <w:rFonts w:asciiTheme="majorHAnsi" w:hAnsiTheme="majorHAnsi"/>
+              </w:rPr>
+              <w:t xml:space="preserve">Returns last </w:t>
+            </w:r>
+            <w:proofErr w:type="spellStart"/>
+            <w:r>
+              <w:rPr>
+                <w:rFonts w:asciiTheme="majorHAnsi" w:hAnsiTheme="majorHAnsi"/>
+              </w:rPr>
+              <w:t>enum</w:t>
+            </w:r>
+            <w:proofErr w:type="spellEnd"/>
+            <w:r>
+              <w:rPr>
+                <w:rFonts w:asciiTheme="majorHAnsi" w:hAnsiTheme="majorHAnsi"/>
+              </w:rPr>
+              <w:t xml:space="preserve"> value</w:t>
+            </w:r>
+          </w:p>
+        </w:tc>
+      </w:tr>
+      <w:tr>
+        <w:trPr>
+          <w:tblCellSpacing w:w="15" w:type="dxa"/>
+        </w:trPr>
+        <w:tc>
+          <w:tcPr>
+            <w:tcW w:w="1630" w:type="dxa"/>
+            <w:vAlign w:val="center"/>
+            <w:hideMark/>
+          </w:tcPr>
+          <w:p>
+            <w:pPr>
+              <w:pStyle w:val="NormalWeb"/>
+              <w:jc w:val="center"/>
+              <w:rPr>
+                <w:rFonts w:asciiTheme="majorHAnsi" w:hAnsiTheme="majorHAnsi"/>
+              </w:rPr>
+            </w:pPr>
+            <w:proofErr w:type="gramStart"/>
+            <w:r>
+              <w:rPr>
+                <w:rFonts w:asciiTheme="majorHAnsi" w:hAnsiTheme="majorHAnsi"/>
+              </w:rPr>
+              <w:t>.next</w:t>
+            </w:r>
+            <w:proofErr w:type="gramEnd"/>
+            <w:r>
+              <w:rPr>
+                <w:rFonts w:asciiTheme="majorHAnsi" w:hAnsiTheme="majorHAnsi"/>
+              </w:rPr>
+              <w:t>()</w:t>
+            </w:r>
+          </w:p>
+        </w:tc>
+        <w:tc>
+          <w:tcPr>
+            <w:tcW w:w="3645" w:type="dxa"/>
+            <w:vAlign w:val="center"/>
+            <w:hideMark/>
+          </w:tcPr>
+          <w:p>
+            <w:pPr>
+              <w:pStyle w:val="NormalWeb"/>
+              <w:jc w:val="center"/>
+              <w:rPr>
+                <w:rFonts w:asciiTheme="majorHAnsi" w:hAnsiTheme="majorHAnsi"/>
+              </w:rPr>
+            </w:pPr>
+            <w:r>
+              <w:rPr>
+                <w:rFonts w:asciiTheme="majorHAnsi" w:hAnsiTheme="majorHAnsi"/>
+              </w:rPr>
+              <w:t xml:space="preserve">Returns next </w:t>
+            </w:r>
+            <w:proofErr w:type="spellStart"/>
+            <w:r>
+              <w:rPr>
+                <w:rFonts w:asciiTheme="majorHAnsi" w:hAnsiTheme="majorHAnsi"/>
+              </w:rPr>
+              <w:t>enum</w:t>
+            </w:r>
+            <w:proofErr w:type="spellEnd"/>
+            <w:r>
+              <w:rPr>
+                <w:rFonts w:asciiTheme="majorHAnsi" w:hAnsiTheme="majorHAnsi"/>
+              </w:rPr>
+              <w:t xml:space="preserve"> value</w:t>
+            </w:r>
+          </w:p>
+        </w:tc>
+      </w:tr>
+      <w:tr>
+        <w:trPr>
+          <w:tblCellSpacing w:w="15" w:type="dxa"/>
+        </w:trPr>
+        <w:tc>
+          <w:tcPr>
+            <w:tcW w:w="1630" w:type="dxa"/>
+            <w:vAlign w:val="center"/>
+            <w:hideMark/>
+          </w:tcPr>
+          <w:p>
+            <w:pPr>
+              <w:pStyle w:val="NormalWeb"/>
+              <w:jc w:val="center"/>
+              <w:rPr>
+                <w:rFonts w:asciiTheme="majorHAnsi" w:hAnsiTheme="majorHAnsi"/>
+              </w:rPr>
+            </w:pPr>
+            <w:proofErr w:type="gramStart"/>
+            <w:r>
+              <w:rPr>
+                <w:rFonts w:asciiTheme="majorHAnsi" w:hAnsiTheme="majorHAnsi"/>
+              </w:rPr>
+              <w:t>.</w:t>
+            </w:r>
+            <w:proofErr w:type="spellStart"/>
+            <w:r>
+              <w:rPr>
+                <w:rFonts w:asciiTheme="majorHAnsi" w:hAnsiTheme="majorHAnsi"/>
+              </w:rPr>
+              <w:t>prev</w:t>
+            </w:r>
+            <w:proofErr w:type="spellEnd"/>
+            <w:proofErr w:type="gramEnd"/>
+            <w:r>
+              <w:rPr>
+                <w:rFonts w:asciiTheme="majorHAnsi" w:hAnsiTheme="majorHAnsi"/>
+              </w:rPr>
+              <w:t>()</w:t>
+            </w:r>
+          </w:p>
+        </w:tc>
+        <w:tc>
+          <w:tcPr>
+            <w:tcW w:w="3645" w:type="dxa"/>
+            <w:vAlign w:val="center"/>
+            <w:hideMark/>
+          </w:tcPr>
+          <w:p>
+            <w:pPr>
+              <w:pStyle w:val="NormalWeb"/>
+              <w:jc w:val="center"/>
+              <w:rPr>
+                <w:rFonts w:asciiTheme="majorHAnsi" w:hAnsiTheme="majorHAnsi"/>
+              </w:rPr>
+            </w:pPr>
+            <w:r>
+              <w:rPr>
+                <w:rFonts w:asciiTheme="majorHAnsi" w:hAnsiTheme="majorHAnsi"/>
+              </w:rPr>
+              <w:t xml:space="preserve">Returns previous </w:t>
+            </w:r>
+            <w:proofErr w:type="spellStart"/>
+            <w:r>
+              <w:rPr>
+                <w:rFonts w:asciiTheme="majorHAnsi" w:hAnsiTheme="majorHAnsi"/>
+              </w:rPr>
+              <w:t>enum</w:t>
+            </w:r>
+            <w:proofErr w:type="spellEnd"/>
+            <w:r>
+              <w:rPr>
+                <w:rFonts w:asciiTheme="majorHAnsi" w:hAnsiTheme="majorHAnsi"/>
+              </w:rPr>
+              <w:t xml:space="preserve"> value</w:t>
+            </w:r>
+          </w:p>
+        </w:tc>
+      </w:tr>
+      <w:tr>
+        <w:trPr>
+          <w:tblCellSpacing w:w="15" w:type="dxa"/>
+        </w:trPr>
+        <w:tc>
+          <w:tcPr>
+            <w:tcW w:w="1630" w:type="dxa"/>
+            <w:vAlign w:val="center"/>
+            <w:hideMark/>
+          </w:tcPr>
+          <w:p>
+            <w:pPr>
+              <w:pStyle w:val="NormalWeb"/>
+              <w:jc w:val="center"/>
+              <w:rPr>
+                <w:rFonts w:asciiTheme="majorHAnsi" w:hAnsiTheme="majorHAnsi"/>
+              </w:rPr>
+            </w:pPr>
+            <w:r>
+              <w:rPr>
+                <w:rFonts w:asciiTheme="majorHAnsi" w:hAnsiTheme="majorHAnsi"/>
+              </w:rPr>
+              <w:t>.</w:t>
+            </w:r>
+            <w:proofErr w:type="gramStart"/>
+            <w:r>
+              <w:rPr>
+                <w:rFonts w:asciiTheme="majorHAnsi" w:hAnsiTheme="majorHAnsi"/>
+              </w:rPr>
+              <w:t>num(</w:t>
+            </w:r>
+            <w:proofErr w:type="gramEnd"/>
+            <w:r>
+              <w:rPr>
+                <w:rFonts w:asciiTheme="majorHAnsi" w:hAnsiTheme="majorHAnsi"/>
+              </w:rPr>
+              <w:t>)</w:t>
+            </w:r>
+          </w:p>
+        </w:tc>
+        <w:tc>
+          <w:tcPr>
+            <w:tcW w:w="3645" w:type="dxa"/>
+            <w:vAlign w:val="center"/>
+            <w:hideMark/>
+          </w:tcPr>
+          <w:p>
+            <w:pPr>
+              <w:pStyle w:val="NormalWeb"/>
+              <w:jc w:val="center"/>
+              <w:rPr>
+                <w:rFonts w:asciiTheme="majorHAnsi" w:hAnsiTheme="majorHAnsi"/>
+              </w:rPr>
+            </w:pPr>
+            <w:r>
+              <w:rPr>
+                <w:rFonts w:asciiTheme="majorHAnsi" w:hAnsiTheme="majorHAnsi"/>
+              </w:rPr>
+              <w:t xml:space="preserve">Returns total </w:t>
+            </w:r>
+            <w:proofErr w:type="spellStart"/>
+            <w:r>
+              <w:rPr>
+                <w:rFonts w:asciiTheme="majorHAnsi" w:hAnsiTheme="majorHAnsi"/>
+              </w:rPr>
+              <w:t>enum</w:t>
+            </w:r>
+            <w:proofErr w:type="spellEnd"/>
+            <w:r>
+              <w:rPr>
+                <w:rFonts w:asciiTheme="majorHAnsi" w:hAnsiTheme="majorHAnsi"/>
+              </w:rPr>
+              <w:t xml:space="preserve"> elements</w:t>
+            </w:r>
+          </w:p>
+        </w:tc>
+      </w:tr>
+      <w:tr>
+        <w:trPr>
+          <w:tblCellSpacing w:w="15" w:type="dxa"/>
+        </w:trPr>
+        <w:tc>
+          <w:tcPr>
+            <w:tcW w:w="1630" w:type="dxa"/>
+            <w:vAlign w:val="center"/>
+            <w:hideMark/>
+          </w:tcPr>
+          <w:p>
+            <w:pPr>
+              <w:pStyle w:val="NormalWeb"/>
+              <w:jc w:val="center"/>
+              <w:rPr>
+                <w:rFonts w:asciiTheme="majorHAnsi" w:hAnsiTheme="majorHAnsi"/>
+              </w:rPr>
+            </w:pPr>
+            <w:r>
+              <w:rPr>
+                <w:rFonts w:asciiTheme="majorHAnsi" w:hAnsiTheme="majorHAnsi"/>
+              </w:rPr>
+              <w:t>.</w:t>
+            </w:r>
+            <w:proofErr w:type="gramStart"/>
+            <w:r>
+              <w:rPr>
+                <w:rFonts w:asciiTheme="majorHAnsi" w:hAnsiTheme="majorHAnsi"/>
+              </w:rPr>
+              <w:t>name(</w:t>
+            </w:r>
+            <w:proofErr w:type="gramEnd"/>
+            <w:r>
+              <w:rPr>
+                <w:rFonts w:asciiTheme="majorHAnsi" w:hAnsiTheme="majorHAnsi"/>
+              </w:rPr>
+              <w:t>)</w:t>
+            </w:r>
+          </w:p>
+        </w:tc>
+        <w:tc>
+          <w:tcPr>
+            <w:tcW w:w="3645" w:type="dxa"/>
+            <w:vAlign w:val="center"/>
+            <w:hideMark/>
+          </w:tcPr>
+          <w:p>
+            <w:pPr>
+              <w:pStyle w:val="NormalWeb"/>
+              <w:jc w:val="center"/>
+              <w:rPr>
+                <w:rFonts w:asciiTheme="majorHAnsi" w:hAnsiTheme="majorHAnsi"/>
+              </w:rPr>
+            </w:pPr>
+            <w:r>
+              <w:rPr>
+                <w:rFonts w:asciiTheme="majorHAnsi" w:hAnsiTheme="majorHAnsi"/>
+              </w:rPr>
+              <w:t xml:space="preserve">Returns </w:t>
+            </w:r>
+            <w:proofErr w:type="spellStart"/>
+            <w:r>
+              <w:rPr>
+                <w:rFonts w:asciiTheme="majorHAnsi" w:hAnsiTheme="majorHAnsi"/>
+              </w:rPr>
+              <w:t>enum</w:t>
+            </w:r>
+            <w:proofErr w:type="spellEnd"/>
+            <w:r>
+              <w:rPr>
+                <w:rFonts w:asciiTheme="majorHAnsi" w:hAnsiTheme="majorHAnsi"/>
+              </w:rPr>
+              <w:t xml:space="preserve"> name as string</w:t>
+            </w:r>
+          </w:p>
+        </w:tc>
+      </w:tr>
+    </w:tbl>
+    <w:p>
+      <w:pPr>
+        <w:pStyle w:val="NormalWeb"/>
+        <w:spacing w:before="0" w:beforeAutospacing="0"/>
+        <w:rPr>
+          <w:rFonts w:asciiTheme="majorHAnsi" w:hAnsiTheme="majorHAnsi"/>
+        </w:rPr>
+      </w:pPr>
+    </w:p>
+    <w:p>
+      <w:pPr>
+        <w:pStyle w:val="NormalWeb"/>
+        <w:spacing w:before="0" w:beforeAutospacing="0"/>
+        <w:rPr>
+          <w:rFonts w:asciiTheme="majorHAnsi" w:hAnsiTheme="majorHAnsi"/>
+        </w:rPr>
+      </w:pPr>
+    </w:p>
+    <w:p>
+      <w:pPr>
+        <w:pStyle w:val="NormalWeb"/>
+        <w:spacing w:before="0" w:beforeAutospacing="0"/>
+        <w:rPr>
+          <w:rFonts w:asciiTheme="majorHAnsi" w:hAnsiTheme="majorHAnsi"/>
+        </w:rPr>
+      </w:pPr>
+    </w:p>
+    <w:p>
+      <w:pPr>
+        <w:pStyle w:val="NormalWeb"/>
+        <w:spacing w:before="0" w:beforeAutospacing="0"/>
+        <w:rPr>
+          <w:rFonts w:asciiTheme="majorHAnsi" w:hAnsiTheme="majorHAnsi"/>
+        </w:rPr>
+      </w:pPr>
+    </w:p>
+    <w:tbl>
+      <w:tblPr>
+        <w:tblW w:w="10135" w:type="dxa"/>
+        <w:tblCellSpacing w:w="15" w:type="dxa"/>
+        <w:tblBorders>
+          <w:top w:val="single" w:sz="4" w:space="0" w:color="auto"/>
+          <w:left w:val="single" w:sz="4" w:space="0" w:color="auto"/>
+          <w:bottom w:val="single" w:sz="4" w:space="0" w:color="auto"/>
+          <w:right w:val="single" w:sz="4" w:space="0" w:color="auto"/>
+          <w:insideH w:val="single" w:sz="4" w:space="0" w:color="auto"/>
+          <w:insideV w:val="single" w:sz="4" w:space="0" w:color="auto"/>
+        </w:tblBorders>
+        <w:tblCellMar>
+          <w:top w:w="15" w:type="dxa"/>
+          <w:left w:w="15" w:type="dxa"/>
+          <w:bottom w:w="15" w:type="dxa"/>
+          <w:right w:w="15" w:type="dxa"/>
+        </w:tblCellMar>
+        <w:tblLook w:val="04A0" w:firstRow="1" w:lastRow="0" w:firstColumn="1" w:lastColumn="0" w:noHBand="0" w:noVBand="1"/>
+      </w:tblPr>
+      <w:tblGrid>
+        <w:gridCol w:w="1628"/>
+        <w:gridCol w:w="3557"/>
+        <w:gridCol w:w="4950"/>
+      </w:tblGrid>
+      <w:tr>
+        <w:trPr>
+          <w:tblHeader/>
+          <w:tblCellSpacing w:w="15" w:type="dxa"/>
+        </w:trPr>
+        <w:tc>
+          <w:tcPr>
+            <w:tcW w:w="0" w:type="auto"/>
+            <w:vAlign w:val="center"/>
+            <w:hideMark/>
+          </w:tcPr>
+          <w:p>
+            <w:pPr>
+              <w:pStyle w:val="NormalWeb"/>
+              <w:jc w:val="center"/>
+              <w:rPr>
+                <w:rFonts w:asciiTheme="majorHAnsi" w:hAnsiTheme="majorHAnsi"/>
+              </w:rPr>
+            </w:pPr>
+          </w:p>
+        </w:tc>
+        <w:tc>
+          <w:tcPr>
+            <w:tcW w:w="3527" w:type="dxa"/>
+            <w:vAlign w:val="center"/>
+            <w:hideMark/>
+          </w:tcPr>
+          <w:p>
+            <w:pPr>
+              <w:pStyle w:val="NormalWeb"/>
+              <w:jc w:val="center"/>
+              <w:rPr>
+                <w:rFonts w:asciiTheme="majorHAnsi" w:hAnsiTheme="majorHAnsi"/>
+              </w:rPr>
+            </w:pPr>
+            <w:r>
+              <w:rPr>
+                <w:rFonts w:asciiTheme="majorHAnsi" w:hAnsiTheme="majorHAnsi"/>
+              </w:rPr>
+              <w:t>Compile Time</w:t>
+            </w:r>
+          </w:p>
+        </w:tc>
+        <w:tc>
+          <w:tcPr>
+            <w:tcW w:w="4905" w:type="dxa"/>
+            <w:vAlign w:val="center"/>
+            <w:hideMark/>
+          </w:tcPr>
+          <w:p>
+            <w:pPr>
+              <w:pStyle w:val="NormalWeb"/>
+              <w:jc w:val="center"/>
+              <w:rPr>
+                <w:rFonts w:asciiTheme="majorHAnsi" w:hAnsiTheme="majorHAnsi"/>
+              </w:rPr>
+            </w:pPr>
+            <w:r>
+              <w:rPr>
+                <w:rFonts w:asciiTheme="majorHAnsi" w:hAnsiTheme="majorHAnsi"/>
+              </w:rPr>
+              <w:t>Run Time</w:t>
+            </w:r>
+          </w:p>
+        </w:tc>
+      </w:tr>
+      <w:tr>
+        <w:trPr>
+          <w:tblCellSpacing w:w="15" w:type="dxa"/>
+        </w:trPr>
+        <w:tc>
+          <w:tcPr>
+            <w:tcW w:w="0" w:type="auto"/>
+            <w:vAlign w:val="center"/>
+            <w:hideMark/>
+          </w:tcPr>
+          <w:p>
+            <w:pPr>
+              <w:pStyle w:val="NormalWeb"/>
+              <w:jc w:val="center"/>
+              <w:rPr>
+                <w:rFonts w:asciiTheme="majorHAnsi" w:hAnsiTheme="majorHAnsi"/>
+              </w:rPr>
+            </w:pPr>
+            <w:r>
+              <w:rPr>
+                <w:rFonts w:asciiTheme="majorHAnsi" w:hAnsiTheme="majorHAnsi"/>
+              </w:rPr>
+              <w:t>When it occurs</w:t>
+            </w:r>
+          </w:p>
+        </w:tc>
+        <w:tc>
+          <w:tcPr>
+            <w:tcW w:w="3527" w:type="dxa"/>
+            <w:vAlign w:val="center"/>
+            <w:hideMark/>
+          </w:tcPr>
+          <w:p>
+            <w:pPr>
+              <w:pStyle w:val="NormalWeb"/>
+              <w:jc w:val="center"/>
+              <w:rPr>
+                <w:rFonts w:asciiTheme="majorHAnsi" w:hAnsiTheme="majorHAnsi"/>
+              </w:rPr>
+            </w:pPr>
+            <w:r>
+              <w:rPr>
+                <w:rFonts w:asciiTheme="majorHAnsi" w:hAnsiTheme="majorHAnsi"/>
+              </w:rPr>
+              <w:t>Before execution</w:t>
+            </w:r>
+          </w:p>
+        </w:tc>
+        <w:tc>
+          <w:tcPr>
+            <w:tcW w:w="4905" w:type="dxa"/>
+            <w:vAlign w:val="center"/>
+            <w:hideMark/>
+          </w:tcPr>
+          <w:p>
+            <w:pPr>
+              <w:pStyle w:val="NormalWeb"/>
+              <w:jc w:val="center"/>
+              <w:rPr>
+                <w:rFonts w:asciiTheme="majorHAnsi" w:hAnsiTheme="majorHAnsi"/>
+              </w:rPr>
+            </w:pPr>
+            <w:r>
+              <w:rPr>
+                <w:rFonts w:asciiTheme="majorHAnsi" w:hAnsiTheme="majorHAnsi"/>
+              </w:rPr>
+              <w:t>During execution</w:t>
+            </w:r>
+          </w:p>
+        </w:tc>
+      </w:tr>
+      <w:tr>
+        <w:trPr>
+          <w:tblCellSpacing w:w="15" w:type="dxa"/>
+        </w:trPr>
+        <w:tc>
+          <w:tcPr>
+            <w:tcW w:w="0" w:type="auto"/>
+            <w:vAlign w:val="center"/>
+            <w:hideMark/>
+          </w:tcPr>
+          <w:p>
+            <w:pPr>
+              <w:pStyle w:val="NormalWeb"/>
+              <w:jc w:val="center"/>
+              <w:rPr>
+                <w:rFonts w:asciiTheme="majorHAnsi" w:hAnsiTheme="majorHAnsi"/>
+              </w:rPr>
+            </w:pPr>
+            <w:r>
+              <w:rPr>
+                <w:rFonts w:asciiTheme="majorHAnsi" w:hAnsiTheme="majorHAnsi"/>
+              </w:rPr>
+              <w:t>Checked by</w:t>
+            </w:r>
+          </w:p>
+        </w:tc>
+        <w:tc>
+          <w:tcPr>
+            <w:tcW w:w="3527" w:type="dxa"/>
+            <w:vAlign w:val="center"/>
+            <w:hideMark/>
+          </w:tcPr>
+          <w:p>
+            <w:pPr>
+              <w:pStyle w:val="NormalWeb"/>
+              <w:jc w:val="center"/>
+              <w:rPr>
+                <w:rFonts w:asciiTheme="majorHAnsi" w:hAnsiTheme="majorHAnsi"/>
+              </w:rPr>
+            </w:pPr>
+            <w:r>
+              <w:rPr>
+                <w:rFonts w:asciiTheme="majorHAnsi" w:hAnsiTheme="majorHAnsi"/>
+              </w:rPr>
+              <w:t>Compiler</w:t>
+            </w:r>
+          </w:p>
+        </w:tc>
+        <w:tc>
+          <w:tcPr>
+            <w:tcW w:w="4905" w:type="dxa"/>
+            <w:vAlign w:val="center"/>
+            <w:hideMark/>
+          </w:tcPr>
+          <w:p>
+            <w:pPr>
+              <w:pStyle w:val="NormalWeb"/>
+              <w:jc w:val="center"/>
+              <w:rPr>
+                <w:rFonts w:asciiTheme="majorHAnsi" w:hAnsiTheme="majorHAnsi"/>
+              </w:rPr>
+            </w:pPr>
+            <w:r>
+              <w:rPr>
+                <w:rFonts w:asciiTheme="majorHAnsi" w:hAnsiTheme="majorHAnsi"/>
+              </w:rPr>
+              <w:t>Simulator</w:t>
+            </w:r>
+          </w:p>
+        </w:tc>
+      </w:tr>
+      <w:tr>
+        <w:trPr>
+          <w:tblCellSpacing w:w="15" w:type="dxa"/>
+        </w:trPr>
+        <w:tc>
+          <w:tcPr>
+            <w:tcW w:w="0" w:type="auto"/>
+            <w:vAlign w:val="center"/>
+            <w:hideMark/>
+          </w:tcPr>
+          <w:p>
+            <w:pPr>
+              <w:pStyle w:val="NormalWeb"/>
+              <w:jc w:val="center"/>
+              <w:rPr>
+                <w:rFonts w:asciiTheme="majorHAnsi" w:hAnsiTheme="majorHAnsi"/>
+              </w:rPr>
+            </w:pPr>
+            <w:r>
+              <w:rPr>
+                <w:rFonts w:asciiTheme="majorHAnsi" w:hAnsiTheme="majorHAnsi"/>
+              </w:rPr>
+              <w:t>Errors</w:t>
+            </w:r>
+          </w:p>
+        </w:tc>
+        <w:tc>
+          <w:tcPr>
+            <w:tcW w:w="3527" w:type="dxa"/>
+            <w:vAlign w:val="center"/>
+            <w:hideMark/>
+          </w:tcPr>
+          <w:p>
+            <w:pPr>
+              <w:pStyle w:val="NormalWeb"/>
+              <w:jc w:val="center"/>
+              <w:rPr>
+                <w:rFonts w:asciiTheme="majorHAnsi" w:hAnsiTheme="majorHAnsi"/>
+              </w:rPr>
+            </w:pPr>
+            <w:r>
+              <w:rPr>
+                <w:rFonts w:asciiTheme="majorHAnsi" w:hAnsiTheme="majorHAnsi"/>
+              </w:rPr>
+              <w:t>Syntax errors</w:t>
+            </w:r>
+          </w:p>
+        </w:tc>
+        <w:tc>
+          <w:tcPr>
+            <w:tcW w:w="4905" w:type="dxa"/>
+            <w:vAlign w:val="center"/>
+            <w:hideMark/>
+          </w:tcPr>
+          <w:p>
+            <w:pPr>
+              <w:pStyle w:val="NormalWeb"/>
+              <w:jc w:val="center"/>
+              <w:rPr>
+                <w:rFonts w:asciiTheme="majorHAnsi" w:hAnsiTheme="majorHAnsi"/>
+              </w:rPr>
+            </w:pPr>
+            <w:r>
+              <w:rPr>
+                <w:rFonts w:asciiTheme="majorHAnsi" w:hAnsiTheme="majorHAnsi"/>
+              </w:rPr>
+              <w:t>Logical/runtime errors</w:t>
+            </w:r>
+          </w:p>
+        </w:tc>
+      </w:tr>
+      <w:tr>
+        <w:trPr>
+          <w:trHeight w:val="65"/>
+          <w:tblCellSpacing w:w="15" w:type="dxa"/>
+        </w:trPr>
+        <w:tc>
+          <w:tcPr>
+            <w:tcW w:w="0" w:type="auto"/>
+            <w:vAlign w:val="center"/>
+            <w:hideMark/>
+          </w:tcPr>
+          <w:p>
+            <w:pPr>
+              <w:pStyle w:val="NormalWeb"/>
+              <w:jc w:val="center"/>
+              <w:rPr>
+                <w:rFonts w:asciiTheme="majorHAnsi" w:hAnsiTheme="majorHAnsi"/>
+              </w:rPr>
+            </w:pPr>
+            <w:r>
+              <w:rPr>
+                <w:rFonts w:asciiTheme="majorHAnsi" w:hAnsiTheme="majorHAnsi"/>
+              </w:rPr>
+              <w:t>Example</w:t>
+            </w:r>
+          </w:p>
+        </w:tc>
+        <w:tc>
+          <w:tcPr>
+            <w:tcW w:w="3527" w:type="dxa"/>
+            <w:vAlign w:val="center"/>
+            <w:hideMark/>
+          </w:tcPr>
+          <w:p>
+            <w:pPr>
+              <w:pStyle w:val="NormalWeb"/>
+              <w:jc w:val="center"/>
+              <w:rPr>
+                <w:rFonts w:asciiTheme="majorHAnsi" w:hAnsiTheme="majorHAnsi"/>
+              </w:rPr>
+            </w:pPr>
+            <w:proofErr w:type="gramStart"/>
+            <w:r>
+              <w:rPr>
+                <w:rFonts w:asciiTheme="majorHAnsi" w:hAnsiTheme="majorHAnsi"/>
+              </w:rPr>
+              <w:t>Missing ;</w:t>
+            </w:r>
+            <w:proofErr w:type="gramEnd"/>
+          </w:p>
+        </w:tc>
+        <w:tc>
+          <w:tcPr>
+            <w:tcW w:w="4905" w:type="dxa"/>
+            <w:vAlign w:val="center"/>
+            <w:hideMark/>
+          </w:tcPr>
+          <w:p>
+            <w:pPr>
+              <w:pStyle w:val="NormalWeb"/>
+              <w:jc w:val="center"/>
+              <w:rPr>
+                <w:rFonts w:asciiTheme="majorHAnsi" w:hAnsiTheme="majorHAnsi"/>
+              </w:rPr>
+            </w:pPr>
+            <w:r>
+              <w:rPr>
+                <w:rFonts w:asciiTheme="majorHAnsi" w:hAnsiTheme="majorHAnsi"/>
+              </w:rPr>
+              <w:t>Division by zero</w:t>
+            </w:r>
+          </w:p>
+        </w:tc>
+      </w:tr>
+      <w:tr>
+        <w:trPr>
+          <w:trHeight w:val="65"/>
+          <w:tblCellSpacing w:w="15" w:type="dxa"/>
+        </w:trPr>
+        <w:tc>
+          <w:tcPr>
+            <w:tcW w:w="0" w:type="auto"/>
+            <w:vAlign w:val="center"/>
+          </w:tcPr>
+          <w:p>
+            <w:pPr>
+              <w:pStyle w:val="NormalWeb"/>
+              <w:jc w:val="center"/>
+              <w:rPr>
+                <w:rFonts w:asciiTheme="majorHAnsi" w:hAnsiTheme="majorHAnsi"/>
+              </w:rPr>
+            </w:pPr>
+          </w:p>
+        </w:tc>
+        <w:tc>
+          <w:tcPr>
+            <w:tcW w:w="3527" w:type="dxa"/>
+            <w:vAlign w:val="center"/>
+          </w:tcPr>
+          <w:p>
+            <w:pPr>
+              <w:pStyle w:val="NormalWeb"/>
+              <w:jc w:val="center"/>
+              <w:rPr>
+                <w:rFonts w:asciiTheme="majorHAnsi" w:hAnsiTheme="majorHAnsi"/>
+              </w:rPr>
+            </w:pPr>
+            <w:r>
+              <w:rPr>
+                <w:rFonts w:asciiTheme="majorHAnsi" w:hAnsiTheme="majorHAnsi"/>
+              </w:rPr>
+              <w:t>Syntax errors are detected</w:t>
+            </w:r>
+          </w:p>
+          <w:p>
+            <w:pPr>
+              <w:pStyle w:val="NormalWeb"/>
+              <w:jc w:val="center"/>
+              <w:rPr>
+                <w:rFonts w:asciiTheme="majorHAnsi" w:hAnsiTheme="majorHAnsi"/>
+              </w:rPr>
+            </w:pPr>
+            <w:r>
+              <w:rPr>
+                <w:rFonts w:asciiTheme="majorHAnsi" w:hAnsiTheme="majorHAnsi"/>
+              </w:rPr>
+              <w:t>Code is converted to executable form</w:t>
+            </w:r>
+          </w:p>
+          <w:p>
+            <w:pPr>
+              <w:pStyle w:val="NormalWeb"/>
+              <w:jc w:val="center"/>
+              <w:rPr>
+                <w:rFonts w:asciiTheme="majorHAnsi" w:hAnsiTheme="majorHAnsi"/>
+              </w:rPr>
+            </w:pPr>
+            <w:r>
+              <w:rPr>
+                <w:rFonts w:asciiTheme="majorHAnsi" w:hAnsiTheme="majorHAnsi"/>
+              </w:rPr>
+              <w:t>Variables and types are checked</w:t>
+            </w:r>
+          </w:p>
+        </w:tc>
+        <w:tc>
+          <w:tcPr>
+            <w:tcW w:w="4905" w:type="dxa"/>
+            <w:vAlign w:val="center"/>
+          </w:tcPr>
+          <w:p>
+            <w:pPr>
+              <w:pStyle w:val="NormalWeb"/>
+              <w:jc w:val="center"/>
+              <w:rPr>
+                <w:rFonts w:asciiTheme="majorHAnsi" w:hAnsiTheme="majorHAnsi"/>
+              </w:rPr>
+            </w:pPr>
+            <w:r>
+              <w:rPr>
+                <w:rFonts w:asciiTheme="majorHAnsi" w:hAnsiTheme="majorHAnsi"/>
+              </w:rPr>
+              <w:t>Statements are executed</w:t>
+            </w:r>
+          </w:p>
+          <w:p>
+            <w:pPr>
+              <w:pStyle w:val="NormalWeb"/>
+              <w:jc w:val="center"/>
+              <w:rPr>
+                <w:rFonts w:asciiTheme="majorHAnsi" w:hAnsiTheme="majorHAnsi"/>
+              </w:rPr>
+            </w:pPr>
+            <w:r>
+              <w:rPr>
+                <w:rFonts w:asciiTheme="majorHAnsi" w:hAnsiTheme="majorHAnsi"/>
+              </w:rPr>
+              <w:t>Values are calculated</w:t>
+            </w:r>
+          </w:p>
+          <w:p>
+            <w:pPr>
+              <w:pStyle w:val="NormalWeb"/>
+              <w:jc w:val="center"/>
+              <w:rPr>
+                <w:rFonts w:asciiTheme="majorHAnsi" w:hAnsiTheme="majorHAnsi"/>
+              </w:rPr>
+            </w:pPr>
+            <w:r>
+              <w:rPr>
+                <w:rFonts w:asciiTheme="majorHAnsi" w:hAnsiTheme="majorHAnsi"/>
+              </w:rPr>
+              <w:t>Outputs are produced</w:t>
+            </w:r>
+          </w:p>
+        </w:tc>
+      </w:tr>
+    </w:tbl>
+    <w:p>
+      <w:pPr>
+        <w:pStyle w:val="NormalWeb"/>
+        <w:spacing w:before="0" w:beforeAutospacing="0"/>
+        <w:rPr>
+          <w:rFonts w:asciiTheme="majorHAnsi" w:hAnsiTheme="majorHAnsi"/>
+        </w:rPr>
+      </w:pPr>
+    </w:p>
+    <w:p>
+      <w:pPr>
+        <w:pStyle w:val="NormalWeb"/>
+        <w:spacing w:before="0" w:beforeAutospacing="0"/>
+        <w:rPr>
+          <w:rFonts w:asciiTheme="majorHAnsi" w:hAnsiTheme="majorHAnsi"/>
+          <w:b/>
+          <w:bCs/>
+          <w:u w:val="single"/>
+        </w:rPr>
+      </w:pPr>
+      <w:r>
+        <w:rPr>
+          <w:rFonts w:asciiTheme="majorHAnsi" w:hAnsiTheme="majorHAnsi"/>
+          <w:b/>
+          <w:bCs/>
+          <w:u w:val="single"/>
+        </w:rPr>
+        <w:t>PACKED ARRAY</w:t>
+      </w:r>
+    </w:p>
+    <w:p>
+      <w:pPr>
+        <w:pStyle w:val="NormalWeb"/>
+        <w:spacing w:before="0" w:beforeAutospacing="0"/>
+        <w:rPr>
+          <w:rFonts w:asciiTheme="majorHAnsi" w:hAnsiTheme="majorHAnsi"/>
+        </w:rPr>
+      </w:pPr>
+      <w:r>
+        <w:rPr>
+          <w:rFonts w:asciiTheme="majorHAnsi" w:hAnsiTheme="majorHAnsi"/>
+        </w:rPr>
+        <w:t xml:space="preserve">Arrays in </w:t>
+      </w:r>
+      <w:proofErr w:type="spellStart"/>
+      <w:r>
+        <w:rPr>
+          <w:rFonts w:asciiTheme="majorHAnsi" w:hAnsiTheme="majorHAnsi"/>
+        </w:rPr>
+        <w:t>SystemVerilog</w:t>
+      </w:r>
+      <w:proofErr w:type="spellEnd"/>
+      <w:r>
+        <w:rPr>
+          <w:rFonts w:asciiTheme="majorHAnsi" w:hAnsiTheme="majorHAnsi"/>
+        </w:rPr>
+        <w:t xml:space="preserve"> are mainly </w:t>
+      </w:r>
+      <w:r>
+        <w:rPr>
+          <w:rFonts w:asciiTheme="majorHAnsi" w:hAnsiTheme="majorHAnsi"/>
+          <w:b/>
+          <w:bCs/>
+        </w:rPr>
+        <w:t>two types</w:t>
+      </w:r>
+      <w:r>
+        <w:rPr>
+          <w:rFonts w:asciiTheme="majorHAnsi" w:hAnsiTheme="majorHAnsi"/>
+        </w:rPr>
+        <w:t>:</w:t>
+      </w:r>
+    </w:p>
+    <w:p>
+      <w:pPr>
+        <w:pStyle w:val="NormalWeb"/>
+        <w:numPr>
+          <w:ilvl w:val="0"/>
+          <w:numId w:val="4"/>
+        </w:numPr>
+        <w:spacing w:before="0" w:beforeAutospacing="0"/>
+        <w:rPr>
+          <w:rFonts w:asciiTheme="majorHAnsi" w:hAnsiTheme="majorHAnsi"/>
+        </w:rPr>
+      </w:pPr>
+      <w:r>
+        <w:rPr>
+          <w:rFonts w:asciiTheme="majorHAnsi" w:hAnsiTheme="majorHAnsi"/>
+          <w:b/>
+          <w:bCs/>
+        </w:rPr>
+        <w:t>Fixed Arrays</w:t>
+      </w:r>
+    </w:p>
+    <w:p>
+      <w:pPr>
+        <w:pStyle w:val="NormalWeb"/>
+        <w:numPr>
+          <w:ilvl w:val="0"/>
+          <w:numId w:val="4"/>
+        </w:numPr>
+        <w:spacing w:before="0" w:beforeAutospacing="0"/>
+        <w:rPr>
+          <w:rFonts w:asciiTheme="majorHAnsi" w:hAnsiTheme="majorHAnsi"/>
+        </w:rPr>
+      </w:pPr>
+      <w:r>
+        <w:rPr>
+          <w:rFonts w:asciiTheme="majorHAnsi" w:hAnsiTheme="majorHAnsi"/>
+          <w:b/>
+          <w:bCs/>
+        </w:rPr>
+        <w:t>Dynamic Arrays</w:t>
+      </w:r>
+    </w:p>
+    <w:p>
+      <w:pPr>
+        <w:pStyle w:val="NormalWeb"/>
+        <w:spacing w:before="0" w:beforeAutospacing="0"/>
+        <w:rPr>
+          <w:rFonts w:asciiTheme="majorHAnsi" w:hAnsiTheme="majorHAnsi"/>
+          <w:b/>
+          <w:bCs/>
+        </w:rPr>
+      </w:pPr>
+      <w:r>
+        <w:rPr>
+          <w:rFonts w:asciiTheme="majorHAnsi" w:hAnsiTheme="majorHAnsi"/>
+          <w:b/>
+          <w:bCs/>
+        </w:rPr>
+        <w:t>Fixed Arrays</w:t>
+      </w:r>
+    </w:p>
+    <w:p>
+      <w:pPr>
+        <w:pStyle w:val="NormalWeb"/>
+        <w:spacing w:before="0" w:beforeAutospacing="0"/>
+        <w:rPr>
+          <w:rFonts w:asciiTheme="majorHAnsi" w:hAnsiTheme="majorHAnsi"/>
+        </w:rPr>
+      </w:pPr>
+      <w:r>
+        <w:rPr>
+          <w:rFonts w:asciiTheme="majorHAnsi" w:hAnsiTheme="majorHAnsi"/>
+        </w:rPr>
+        <w:t xml:space="preserve">A </w:t>
+      </w:r>
+      <w:r>
+        <w:rPr>
+          <w:rFonts w:asciiTheme="majorHAnsi" w:hAnsiTheme="majorHAnsi"/>
+          <w:b/>
+          <w:bCs/>
+        </w:rPr>
+        <w:t>fixed array</w:t>
+      </w:r>
+      <w:r>
+        <w:rPr>
+          <w:rFonts w:asciiTheme="majorHAnsi" w:hAnsiTheme="majorHAnsi"/>
+        </w:rPr>
+        <w:t xml:space="preserve"> has a </w:t>
+      </w:r>
+      <w:r>
+        <w:rPr>
+          <w:rFonts w:asciiTheme="majorHAnsi" w:hAnsiTheme="majorHAnsi"/>
+          <w:b/>
+          <w:bCs/>
+        </w:rPr>
+        <w:t>size defined at compile time</w:t>
+      </w:r>
+      <w:r>
+        <w:rPr>
+          <w:rFonts w:asciiTheme="majorHAnsi" w:hAnsiTheme="majorHAnsi"/>
+        </w:rPr>
+        <w:t>, and the size cannot change during simulation.</w:t>
+      </w:r>
+    </w:p>
+    <w:p>
+      <w:pPr>
+        <w:pStyle w:val="NormalWeb"/>
+        <w:spacing w:before="0" w:beforeAutospacing="0"/>
+        <w:rPr>
+          <w:rFonts w:asciiTheme="majorHAnsi" w:hAnsiTheme="majorHAnsi"/>
+        </w:rPr>
+      </w:pPr>
+      <w:r>
+        <w:rPr>
+          <w:rFonts w:asciiTheme="majorHAnsi" w:hAnsiTheme="majorHAnsi"/>
+        </w:rPr>
+        <w:t>Fixed arrays are divided into:</w:t>
+      </w:r>
+    </w:p>
+    <w:p>
+      <w:pPr>
+        <w:pStyle w:val="NormalWeb"/>
+        <w:spacing w:before="0" w:beforeAutospacing="0"/>
+        <w:rPr>
+          <w:rFonts w:asciiTheme="majorHAnsi" w:hAnsiTheme="majorHAnsi"/>
+          <w:b/>
+          <w:bCs/>
+        </w:rPr>
+      </w:pPr>
+      <w:r>
+        <w:rPr>
+          <w:rFonts w:ascii="Segoe UI Emoji" w:hAnsi="Segoe UI Emoji" w:cs="Segoe UI Emoji"/>
+          <w:b/>
+          <w:bCs/>
+        </w:rPr>
+        <w:t>🔹</w:t>
+      </w:r>
+      <w:r>
+        <w:rPr>
+          <w:rFonts w:asciiTheme="majorHAnsi" w:hAnsiTheme="majorHAnsi"/>
+          <w:b/>
+          <w:bCs/>
+        </w:rPr>
+        <w:t xml:space="preserve"> Packed Arrays</w:t>
+      </w:r>
+    </w:p>
+    <w:p>
+      <w:pPr>
+        <w:pStyle w:val="NormalWeb"/>
+        <w:numPr>
+          <w:ilvl w:val="0"/>
+          <w:numId w:val="5"/>
+        </w:numPr>
+        <w:spacing w:before="0" w:beforeAutospacing="0"/>
+        <w:rPr>
+          <w:rFonts w:asciiTheme="majorHAnsi" w:hAnsiTheme="majorHAnsi"/>
+        </w:rPr>
+      </w:pPr>
+      <w:r>
+        <w:rPr>
+          <w:rFonts w:asciiTheme="majorHAnsi" w:hAnsiTheme="majorHAnsi"/>
+        </w:rPr>
+        <w:t>Stored as continuous bits</w:t>
+      </w:r>
+    </w:p>
+    <w:p>
+      <w:pPr>
+        <w:pStyle w:val="NormalWeb"/>
+        <w:numPr>
+          <w:ilvl w:val="0"/>
+          <w:numId w:val="5"/>
+        </w:numPr>
+        <w:spacing w:before="0" w:beforeAutospacing="0"/>
+        <w:rPr>
+          <w:rFonts w:asciiTheme="majorHAnsi" w:hAnsiTheme="majorHAnsi"/>
+        </w:rPr>
+      </w:pPr>
+      <w:r>
+        <w:rPr>
+          <w:rFonts w:asciiTheme="majorHAnsi" w:hAnsiTheme="majorHAnsi"/>
+        </w:rPr>
+        <w:t>Used for bit-level operations</w:t>
+      </w:r>
+    </w:p>
+    <w:p>
+      <w:pPr>
+        <w:pStyle w:val="NormalWeb"/>
+        <w:numPr>
+          <w:ilvl w:val="0"/>
+          <w:numId w:val="5"/>
+        </w:numPr>
+        <w:spacing w:before="0" w:beforeAutospacing="0"/>
+        <w:rPr>
+          <w:rFonts w:asciiTheme="majorHAnsi" w:hAnsiTheme="majorHAnsi"/>
+        </w:rPr>
+      </w:pPr>
+      <w:r>
+        <w:rPr>
+          <w:rFonts w:asciiTheme="majorHAnsi" w:hAnsiTheme="majorHAnsi"/>
+        </w:rPr>
+        <w:t>Mostly used in RTL design</w:t>
+      </w:r>
+    </w:p>
+    <w:p>
+      <w:pPr>
+        <w:pStyle w:val="NormalWeb"/>
+        <w:spacing w:before="0" w:beforeAutospacing="0"/>
+        <w:rPr>
+          <w:rFonts w:asciiTheme="majorHAnsi" w:hAnsiTheme="majorHAnsi"/>
+        </w:rPr>
+      </w:pPr>
+      <w:r>
+        <w:rPr>
+          <w:rFonts w:asciiTheme="majorHAnsi" w:hAnsiTheme="majorHAnsi"/>
+        </w:rPr>
+        <w:t>Example:</w:t>
+      </w:r>
+    </w:p>
+    <w:p>
+      <w:pPr>
+        <w:pStyle w:val="NormalWeb"/>
+        <w:rPr>
+          <w:rFonts w:asciiTheme="majorHAnsi" w:hAnsiTheme="majorHAnsi"/>
+        </w:rPr>
+      </w:pPr>
+      <w:r>
+        <w:rPr>
+          <w:rFonts w:asciiTheme="majorHAnsi" w:hAnsiTheme="majorHAnsi"/>
+        </w:rPr>
+        <w:t>bit [7:0] data;</w:t>
+      </w:r>
+    </w:p>
+    <w:p>
+      <w:pPr>
+        <w:pStyle w:val="NormalWeb"/>
+        <w:spacing w:before="0" w:beforeAutospacing="0"/>
+        <w:rPr>
+          <w:rFonts w:asciiTheme="majorHAnsi" w:hAnsiTheme="majorHAnsi"/>
+        </w:rPr>
+      </w:pPr>
+      <w:r>
+        <w:rPr>
+          <w:rFonts w:asciiTheme="majorHAnsi" w:hAnsiTheme="majorHAnsi"/>
+        </w:rPr>
+        <w:t>Here:</w:t>
+      </w:r>
+    </w:p>
+    <w:p>
+      <w:pPr>
+        <w:pStyle w:val="NormalWeb"/>
+        <w:numPr>
+          <w:ilvl w:val="0"/>
+          <w:numId w:val="6"/>
+        </w:numPr>
+        <w:spacing w:before="0" w:beforeAutospacing="0"/>
+        <w:rPr>
+          <w:rFonts w:asciiTheme="majorHAnsi" w:hAnsiTheme="majorHAnsi"/>
+        </w:rPr>
+      </w:pPr>
+      <w:r>
+        <w:rPr>
+          <w:rFonts w:asciiTheme="majorHAnsi" w:hAnsiTheme="majorHAnsi"/>
+        </w:rPr>
+        <w:t>data is an 8-bit packed array</w:t>
+      </w:r>
+    </w:p>
+    <w:p>
+      <w:pPr>
+        <w:pStyle w:val="NormalWeb"/>
+        <w:spacing w:before="0" w:beforeAutospacing="0"/>
+        <w:rPr>
+          <w:rFonts w:asciiTheme="majorHAnsi" w:hAnsiTheme="majorHAnsi"/>
+        </w:rPr>
+      </w:pPr>
+      <w:r>
+        <w:rPr>
+          <w:rFonts w:asciiTheme="majorHAnsi" w:hAnsiTheme="majorHAnsi"/>
+        </w:rPr>
+        <w:t>Another example:</w:t>
+      </w:r>
+    </w:p>
+    <w:p>
+      <w:pPr>
+        <w:pStyle w:val="NormalWeb"/>
+        <w:spacing w:before="0" w:beforeAutospacing="0"/>
+        <w:rPr>
+          <w:rFonts w:asciiTheme="majorHAnsi" w:hAnsiTheme="majorHAnsi"/>
+        </w:rPr>
+      </w:pPr>
+      <w:r>
+        <w:rPr>
+          <w:rFonts w:asciiTheme="majorHAnsi" w:hAnsiTheme="majorHAnsi"/>
+        </w:rPr>
+        <w:lastRenderedPageBreak/>
+        <w:t>bit [</w:t>
+      </w:r>
+      <w:proofErr w:type="gramStart"/>
+      <w:r>
+        <w:rPr>
+          <w:rFonts w:asciiTheme="majorHAnsi" w:hAnsiTheme="majorHAnsi"/>
+        </w:rPr>
+        <w:t>3:0][</w:t>
+      </w:r>
+      <w:proofErr w:type="gramEnd"/>
+      <w:r>
+        <w:rPr>
+          <w:rFonts w:asciiTheme="majorHAnsi" w:hAnsiTheme="majorHAnsi"/>
+        </w:rPr>
+        <w:t xml:space="preserve">7:0] </w:t>
+      </w:r>
+      <w:proofErr w:type="spellStart"/>
+      <w:r>
+        <w:rPr>
+          <w:rFonts w:asciiTheme="majorHAnsi" w:hAnsiTheme="majorHAnsi"/>
+        </w:rPr>
+        <w:t>arr</w:t>
+      </w:r>
+      <w:proofErr w:type="spellEnd"/>
+      <w:r>
+        <w:rPr>
+          <w:rFonts w:asciiTheme="majorHAnsi" w:hAnsiTheme="majorHAnsi"/>
+        </w:rPr>
+        <w:t>;</w:t>
+      </w:r>
+      <w:r>
+        <w:rPr>
+          <w:rFonts w:asciiTheme="majorHAnsi" w:hAnsiTheme="majorHAnsi"/>
+        </w:rPr>
+        <w:br/>
+      </w:r>
+    </w:p>
+    <w:p>
+      <w:pPr>
+        <w:pStyle w:val="NormalWeb"/>
+        <w:spacing w:before="0" w:beforeAutospacing="0"/>
+        <w:rPr>
+          <w:rFonts w:asciiTheme="majorHAnsi" w:hAnsiTheme="majorHAnsi"/>
+          <w:b/>
+          <w:bCs/>
+        </w:rPr>
+      </w:pPr>
+      <w:r>
+        <w:rPr>
+          <w:rFonts w:ascii="Segoe UI Emoji" w:hAnsi="Segoe UI Emoji" w:cs="Segoe UI Emoji"/>
+          <w:b/>
+          <w:bCs/>
+        </w:rPr>
+        <w:t>🔹</w:t>
+      </w:r>
+      <w:r>
+        <w:rPr>
+          <w:rFonts w:asciiTheme="majorHAnsi" w:hAnsiTheme="majorHAnsi"/>
+          <w:b/>
+          <w:bCs/>
+        </w:rPr>
+        <w:t xml:space="preserve"> Dynamic Arrays</w:t>
+      </w:r>
+    </w:p>
+    <w:p>
+      <w:pPr>
+        <w:pStyle w:val="NormalWeb"/>
+        <w:spacing w:before="0" w:beforeAutospacing="0"/>
+        <w:rPr>
+          <w:rFonts w:asciiTheme="majorHAnsi" w:hAnsiTheme="majorHAnsi"/>
+        </w:rPr>
+      </w:pPr>
+      <w:r>
+        <w:rPr>
+          <w:rFonts w:asciiTheme="majorHAnsi" w:hAnsiTheme="majorHAnsi"/>
+        </w:rPr>
+        <w:t>A dynamic array is an array whose size is decided during run time.</w:t>
+      </w:r>
+    </w:p>
+    <w:p>
+      <w:pPr>
+        <w:pStyle w:val="NormalWeb"/>
+        <w:spacing w:before="0" w:beforeAutospacing="0"/>
+        <w:rPr>
+          <w:rFonts w:asciiTheme="majorHAnsi" w:hAnsiTheme="majorHAnsi"/>
+        </w:rPr>
+      </w:pPr>
+      <w:r>
+        <w:rPr>
+          <w:rFonts w:asciiTheme="majorHAnsi" w:hAnsiTheme="majorHAnsi"/>
+        </w:rPr>
+        <w:t>Example:</w:t>
+      </w:r>
+    </w:p>
+    <w:p>
+      <w:pPr>
+        <w:pStyle w:val="NormalWeb"/>
+        <w:rPr>
+          <w:rFonts w:asciiTheme="majorHAnsi" w:hAnsiTheme="majorHAnsi"/>
+        </w:rPr>
+      </w:pPr>
+      <w:r>
+        <w:rPr>
+          <w:rFonts w:asciiTheme="majorHAnsi" w:hAnsiTheme="majorHAnsi"/>
+        </w:rPr>
+        <w:t xml:space="preserve">int </w:t>
+      </w:r>
+      <w:proofErr w:type="spellStart"/>
+      <w:proofErr w:type="gramStart"/>
+      <w:r>
+        <w:rPr>
+          <w:rFonts w:asciiTheme="majorHAnsi" w:hAnsiTheme="majorHAnsi"/>
+        </w:rPr>
+        <w:t>arr</w:t>
+      </w:r>
+      <w:proofErr w:type="spellEnd"/>
+      <w:r>
+        <w:rPr>
+          <w:rFonts w:asciiTheme="majorHAnsi" w:hAnsiTheme="majorHAnsi"/>
+        </w:rPr>
+        <w:t>[</w:t>
+      </w:r>
+      <w:proofErr w:type="gramEnd"/>
+      <w:r>
+        <w:rPr>
+          <w:rFonts w:asciiTheme="majorHAnsi" w:hAnsiTheme="majorHAnsi"/>
+        </w:rPr>
+        <w:t>];</w:t>
+      </w:r>
+    </w:p>
+    <w:p>
+      <w:pPr>
+        <w:pStyle w:val="NormalWeb"/>
+        <w:spacing w:before="0" w:beforeAutospacing="0"/>
+        <w:rPr>
+          <w:rFonts w:asciiTheme="majorHAnsi" w:hAnsiTheme="majorHAnsi"/>
+        </w:rPr>
+      </w:pPr>
+      <w:r>
+        <w:rPr>
+          <w:rFonts w:asciiTheme="majorHAnsi" w:hAnsiTheme="majorHAnsi"/>
+        </w:rPr>
+        <w:t>Memory allocation:</w:t>
+      </w:r>
+    </w:p>
+    <w:p>
+      <w:pPr>
+        <w:pStyle w:val="NormalWeb"/>
+        <w:rPr>
+          <w:rFonts w:asciiTheme="majorHAnsi" w:hAnsiTheme="majorHAnsi"/>
+        </w:rPr>
+      </w:pPr>
+      <w:proofErr w:type="spellStart"/>
+      <w:r>
+        <w:rPr>
+          <w:rFonts w:asciiTheme="majorHAnsi" w:hAnsiTheme="majorHAnsi"/>
+        </w:rPr>
+        <w:t>arr</w:t>
+      </w:r>
+      <w:proofErr w:type="spellEnd"/>
+      <w:r>
+        <w:rPr>
+          <w:rFonts w:asciiTheme="majorHAnsi" w:hAnsiTheme="majorHAnsi"/>
+        </w:rPr>
+        <w:t xml:space="preserve"> = </w:t>
+      </w:r>
+      <w:proofErr w:type="gramStart"/>
+      <w:r>
+        <w:rPr>
+          <w:rFonts w:asciiTheme="majorHAnsi" w:hAnsiTheme="majorHAnsi"/>
+        </w:rPr>
+        <w:t>new[</w:t>
+      </w:r>
+      <w:proofErr w:type="gramEnd"/>
+      <w:r>
+        <w:rPr>
+          <w:rFonts w:asciiTheme="majorHAnsi" w:hAnsiTheme="majorHAnsi"/>
+        </w:rPr>
+        <w:t>5];</w:t>
+      </w:r>
+    </w:p>
+    <w:p>
+      <w:pPr>
+        <w:pStyle w:val="NormalWeb"/>
+        <w:spacing w:before="0" w:beforeAutospacing="0"/>
+        <w:rPr>
+          <w:rFonts w:asciiTheme="majorHAnsi" w:hAnsiTheme="majorHAnsi"/>
+        </w:rPr>
+      </w:pPr>
+      <w:r>
+        <w:rPr>
+          <w:rFonts w:asciiTheme="majorHAnsi" w:hAnsiTheme="majorHAnsi"/>
+        </w:rPr>
+        <w:t>Now the array size becomes 5.</w:t>
+      </w:r>
+    </w:p>
+    <w:p>
+      <w:pPr>
+        <w:pStyle w:val="NormalWeb"/>
+        <w:spacing w:before="0" w:beforeAutospacing="0"/>
+        <w:rPr>
+          <w:rFonts w:asciiTheme="majorHAnsi" w:hAnsiTheme="majorHAnsi"/>
+        </w:rPr>
+      </w:pPr>
+    </w:p>
+    <w:p>
+      <w:pPr>
+        <w:pStyle w:val="NormalWeb"/>
+        <w:spacing w:before="0" w:beforeAutospacing="0"/>
+        <w:rPr>
+          <w:rFonts w:asciiTheme="majorHAnsi" w:hAnsiTheme="majorHAnsi"/>
+        </w:rPr>
+      </w:pPr>
+      <w:r>
+        <w:rPr>
+          <w:rFonts w:asciiTheme="majorHAnsi" w:hAnsiTheme="majorHAnsi"/>
+        </w:rPr>
+        <w:t xml:space="preserve">A </w:t>
+      </w:r>
+      <w:r>
+        <w:rPr>
+          <w:rFonts w:asciiTheme="majorHAnsi" w:hAnsiTheme="majorHAnsi"/>
+          <w:b/>
+          <w:bCs/>
+        </w:rPr>
+        <w:t>packed array</w:t>
+      </w:r>
+      <w:r>
+        <w:rPr>
+          <w:rFonts w:asciiTheme="majorHAnsi" w:hAnsiTheme="majorHAnsi"/>
+        </w:rPr>
+        <w:t xml:space="preserve"> stores elements as </w:t>
+      </w:r>
+      <w:r>
+        <w:rPr>
+          <w:rFonts w:asciiTheme="majorHAnsi" w:hAnsiTheme="majorHAnsi"/>
+          <w:b/>
+          <w:bCs/>
+        </w:rPr>
+        <w:t>contiguous bits</w:t>
+      </w:r>
+      <w:r>
+        <w:rPr>
+          <w:rFonts w:asciiTheme="majorHAnsi" w:hAnsiTheme="majorHAnsi"/>
+        </w:rPr>
+        <w:t xml:space="preserve"> (like a single bit vector). Packed arrays are commonly used in </w:t>
+      </w:r>
+      <w:r>
+        <w:rPr>
+          <w:rFonts w:asciiTheme="majorHAnsi" w:hAnsiTheme="majorHAnsi"/>
+          <w:b/>
+          <w:bCs/>
+        </w:rPr>
+        <w:t>RTL design</w:t>
+      </w:r>
+      <w:r>
+        <w:rPr>
+          <w:rFonts w:asciiTheme="majorHAnsi" w:hAnsiTheme="majorHAnsi"/>
+        </w:rPr>
+        <w:t xml:space="preserve"> for bit-level operations.</w:t>
+      </w:r>
+    </w:p>
+    <w:p>
+      <w:pPr>
+        <w:pStyle w:val="NormalWeb"/>
+        <w:spacing w:before="0" w:beforeAutospacing="0"/>
+        <w:rPr>
+          <w:rFonts w:asciiTheme="majorHAnsi" w:hAnsiTheme="majorHAnsi"/>
+          <w:b/>
+          <w:bCs/>
+        </w:rPr>
+      </w:pPr>
+      <w:r>
+        <w:rPr>
+          <w:rFonts w:asciiTheme="majorHAnsi" w:hAnsiTheme="majorHAnsi"/>
+          <w:b/>
+          <w:bCs/>
+        </w:rPr>
+        <w:t>1️</w:t>
+      </w:r>
+      <w:r>
+        <w:rPr>
+          <w:rFonts w:ascii="Segoe UI Symbol" w:hAnsi="Segoe UI Symbol" w:cs="Segoe UI Symbol"/>
+          <w:b/>
+          <w:bCs/>
+        </w:rPr>
+        <w:t>⃣</w:t>
+      </w:r>
+      <w:r>
+        <w:rPr>
+          <w:rFonts w:asciiTheme="majorHAnsi" w:hAnsiTheme="majorHAnsi"/>
+          <w:b/>
+          <w:bCs/>
+        </w:rPr>
+        <w:t xml:space="preserve"> 1D Packed Array</w:t>
+      </w:r>
+    </w:p>
+    <w:p>
+      <w:pPr>
+        <w:pStyle w:val="NormalWeb"/>
+        <w:spacing w:before="0" w:beforeAutospacing="0"/>
+        <w:rPr>
+          <w:rFonts w:asciiTheme="majorHAnsi" w:hAnsiTheme="majorHAnsi"/>
+        </w:rPr>
+      </w:pPr>
+      <w:r>
+        <w:rPr>
+          <w:rFonts w:asciiTheme="majorHAnsi" w:hAnsiTheme="majorHAnsi"/>
+        </w:rPr>
+        <w:t>A 1D packed array is a simple bit vector.</w:t>
+      </w:r>
+    </w:p>
+    <w:p>
+      <w:pPr>
+        <w:pStyle w:val="NormalWeb"/>
+        <w:spacing w:before="0" w:beforeAutospacing="0"/>
+        <w:rPr>
+          <w:rFonts w:asciiTheme="majorHAnsi" w:hAnsiTheme="majorHAnsi"/>
+        </w:rPr>
+      </w:pPr>
+      <w:r>
+        <w:rPr>
+          <w:rFonts w:asciiTheme="majorHAnsi" w:hAnsiTheme="majorHAnsi"/>
+        </w:rPr>
+        <w:t>Example</w:t>
+      </w:r>
+    </w:p>
+    <w:p>
+      <w:pPr>
+        <w:pStyle w:val="NormalWeb"/>
+        <w:rPr>
+          <w:rFonts w:asciiTheme="majorHAnsi" w:hAnsiTheme="majorHAnsi"/>
+        </w:rPr>
+      </w:pPr>
+      <w:r>
+        <w:rPr>
+          <w:rFonts w:asciiTheme="majorHAnsi" w:hAnsiTheme="majorHAnsi"/>
+        </w:rPr>
+        <w:t>bit [7:0] data;</w:t>
+      </w:r>
+    </w:p>
+    <w:p>
+      <w:pPr>
+        <w:pStyle w:val="NormalWeb"/>
+        <w:spacing w:before="0" w:beforeAutospacing="0"/>
+        <w:rPr>
+          <w:rFonts w:asciiTheme="majorHAnsi" w:hAnsiTheme="majorHAnsi"/>
+        </w:rPr>
+      </w:pPr>
+      <w:r>
+        <w:rPr>
+          <w:rFonts w:asciiTheme="majorHAnsi" w:hAnsiTheme="majorHAnsi"/>
+        </w:rPr>
+        <w:t>Explanation:</w:t>
+      </w:r>
+    </w:p>
+    <w:p>
+      <w:pPr>
+        <w:pStyle w:val="NormalWeb"/>
+        <w:numPr>
+          <w:ilvl w:val="0"/>
+          <w:numId w:val="7"/>
+        </w:numPr>
+        <w:spacing w:before="0" w:beforeAutospacing="0"/>
+        <w:rPr>
+          <w:rFonts w:asciiTheme="majorHAnsi" w:hAnsiTheme="majorHAnsi"/>
+        </w:rPr>
+      </w:pPr>
+      <w:r>
+        <w:rPr>
+          <w:rFonts w:asciiTheme="majorHAnsi" w:hAnsiTheme="majorHAnsi"/>
+        </w:rPr>
+        <w:t>data contains 8 bits</w:t>
+      </w:r>
+    </w:p>
+    <w:p>
+      <w:pPr>
+        <w:pStyle w:val="NormalWeb"/>
+        <w:numPr>
+          <w:ilvl w:val="0"/>
+          <w:numId w:val="7"/>
+        </w:numPr>
+        <w:spacing w:before="0" w:beforeAutospacing="0"/>
+        <w:rPr>
+          <w:rFonts w:asciiTheme="majorHAnsi" w:hAnsiTheme="majorHAnsi"/>
+        </w:rPr>
+      </w:pPr>
+      <w:r>
+        <w:rPr>
+          <w:rFonts w:asciiTheme="majorHAnsi" w:hAnsiTheme="majorHAnsi"/>
+        </w:rPr>
+        <w:t>Accessing elements:</w:t>
+      </w:r>
+    </w:p>
+    <w:p>
+      <w:pPr>
+        <w:pStyle w:val="NormalWeb"/>
+        <w:spacing w:before="0" w:beforeAutospacing="0"/>
+        <w:rPr>
+          <w:rFonts w:asciiTheme="majorHAnsi" w:hAnsiTheme="majorHAnsi"/>
+        </w:rPr>
+      </w:pPr>
+    </w:p>
+    <w:p>
+      <w:pPr>
+        <w:pStyle w:val="NormalWeb"/>
+        <w:spacing w:before="0" w:beforeAutospacing="0"/>
+        <w:rPr>
+          <w:rFonts w:asciiTheme="majorHAnsi" w:hAnsiTheme="majorHAnsi"/>
+          <w:b/>
+          <w:bCs/>
+        </w:rPr>
+      </w:pPr>
+      <w:r>
+        <w:rPr>
+          <w:rFonts w:asciiTheme="majorHAnsi" w:hAnsiTheme="majorHAnsi"/>
+          <w:b/>
+          <w:bCs/>
+        </w:rPr>
+        <w:t>2D Packed Array</w:t>
+      </w:r>
+    </w:p>
+    <w:p>
+      <w:pPr>
+        <w:pStyle w:val="NormalWeb"/>
+        <w:spacing w:before="0" w:beforeAutospacing="0"/>
+        <w:rPr>
+          <w:rFonts w:asciiTheme="majorHAnsi" w:hAnsiTheme="majorHAnsi"/>
+        </w:rPr>
+      </w:pPr>
+      <w:r>
+        <w:rPr>
+          <w:rFonts w:asciiTheme="majorHAnsi" w:hAnsiTheme="majorHAnsi"/>
+        </w:rPr>
+        <w:t>A 2D packed array has two packed dimensions.</w:t>
+      </w:r>
+    </w:p>
+    <w:p>
+      <w:pPr>
+        <w:pStyle w:val="NormalWeb"/>
+        <w:spacing w:before="0" w:beforeAutospacing="0"/>
+        <w:rPr>
+          <w:rFonts w:asciiTheme="majorHAnsi" w:hAnsiTheme="majorHAnsi"/>
+        </w:rPr>
+      </w:pPr>
+      <w:r>
+        <w:rPr>
+          <w:rFonts w:asciiTheme="majorHAnsi" w:hAnsiTheme="majorHAnsi"/>
+        </w:rPr>
+        <w:t>Example</w:t>
+      </w:r>
+    </w:p>
+    <w:p>
+      <w:pPr>
+        <w:pStyle w:val="NormalWeb"/>
+        <w:rPr>
+          <w:rFonts w:asciiTheme="majorHAnsi" w:hAnsiTheme="majorHAnsi"/>
+        </w:rPr>
+      </w:pPr>
+      <w:r>
+        <w:rPr>
+          <w:rFonts w:asciiTheme="majorHAnsi" w:hAnsiTheme="majorHAnsi"/>
+        </w:rPr>
+        <w:t>bit [</w:t>
+      </w:r>
+      <w:proofErr w:type="gramStart"/>
+      <w:r>
+        <w:rPr>
+          <w:rFonts w:asciiTheme="majorHAnsi" w:hAnsiTheme="majorHAnsi"/>
+        </w:rPr>
+        <w:t>3:0][</w:t>
+      </w:r>
+      <w:proofErr w:type="gramEnd"/>
+      <w:r>
+        <w:rPr>
+          <w:rFonts w:asciiTheme="majorHAnsi" w:hAnsiTheme="majorHAnsi"/>
+        </w:rPr>
+        <w:t xml:space="preserve">7:0] </w:t>
+      </w:r>
+      <w:proofErr w:type="spellStart"/>
+      <w:r>
+        <w:rPr>
+          <w:rFonts w:asciiTheme="majorHAnsi" w:hAnsiTheme="majorHAnsi"/>
+        </w:rPr>
+        <w:t>arr</w:t>
+      </w:r>
+      <w:proofErr w:type="spellEnd"/>
+      <w:r>
+        <w:rPr>
+          <w:rFonts w:asciiTheme="majorHAnsi" w:hAnsiTheme="majorHAnsi"/>
+        </w:rPr>
+        <w:t>;</w:t>
+      </w:r>
+    </w:p>
+    <w:p>
+      <w:pPr>
+        <w:pStyle w:val="NormalWeb"/>
+        <w:spacing w:before="0" w:beforeAutospacing="0"/>
+        <w:rPr>
+          <w:rFonts w:asciiTheme="majorHAnsi" w:hAnsiTheme="majorHAnsi"/>
+        </w:rPr>
+      </w:pPr>
+      <w:r>
+        <w:rPr>
+          <w:rFonts w:asciiTheme="majorHAnsi" w:hAnsiTheme="majorHAnsi"/>
+        </w:rPr>
+        <w:lastRenderedPageBreak/>
+        <w:t>Explanation:</w:t>
+      </w:r>
+    </w:p>
+    <w:p>
+      <w:pPr>
+        <w:pStyle w:val="NormalWeb"/>
+        <w:numPr>
+          <w:ilvl w:val="0"/>
+          <w:numId w:val="8"/>
+        </w:numPr>
+        <w:spacing w:before="0" w:beforeAutospacing="0"/>
+        <w:rPr>
+          <w:rFonts w:asciiTheme="majorHAnsi" w:hAnsiTheme="majorHAnsi"/>
+        </w:rPr>
+      </w:pPr>
+      <w:proofErr w:type="spellStart"/>
+      <w:r>
+        <w:rPr>
+          <w:rFonts w:asciiTheme="majorHAnsi" w:hAnsiTheme="majorHAnsi"/>
+        </w:rPr>
+        <w:t>arr</w:t>
+      </w:r>
+      <w:proofErr w:type="spellEnd"/>
+      <w:r>
+        <w:rPr>
+          <w:rFonts w:asciiTheme="majorHAnsi" w:hAnsiTheme="majorHAnsi"/>
+        </w:rPr>
+        <w:t xml:space="preserve"> has 4 elements</w:t>
+      </w:r>
+    </w:p>
+    <w:p>
+      <w:pPr>
+        <w:pStyle w:val="NormalWeb"/>
+        <w:numPr>
+          <w:ilvl w:val="0"/>
+          <w:numId w:val="8"/>
+        </w:numPr>
+        <w:spacing w:before="0" w:beforeAutospacing="0"/>
+        <w:rPr>
+          <w:rFonts w:asciiTheme="majorHAnsi" w:hAnsiTheme="majorHAnsi"/>
+        </w:rPr>
+      </w:pPr>
+      <w:r>
+        <w:rPr>
+          <w:rFonts w:asciiTheme="majorHAnsi" w:hAnsiTheme="majorHAnsi"/>
+        </w:rPr>
+        <w:t>Each element is 8 bits</w:t>
+      </w:r>
+    </w:p>
+    <w:p>
+      <w:pPr>
+        <w:pStyle w:val="NormalWeb"/>
+        <w:spacing w:before="0" w:beforeAutospacing="0"/>
+        <w:rPr>
+          <w:rFonts w:asciiTheme="majorHAnsi" w:hAnsiTheme="majorHAnsi"/>
+        </w:rPr>
+      </w:pPr>
+      <w:r>
+        <w:rPr>
+          <w:rFonts w:asciiTheme="majorHAnsi" w:hAnsiTheme="majorHAnsi"/>
+        </w:rPr>
+        <w:t>Access example:</w:t>
+      </w:r>
+    </w:p>
+    <w:p>
+      <w:pPr>
+        <w:pStyle w:val="NormalWeb"/>
+        <w:rPr>
+          <w:rFonts w:asciiTheme="majorHAnsi" w:hAnsiTheme="majorHAnsi"/>
+        </w:rPr>
+      </w:pPr>
+      <w:proofErr w:type="spellStart"/>
+      <w:proofErr w:type="gramStart"/>
+      <w:r>
+        <w:rPr>
+          <w:rFonts w:asciiTheme="majorHAnsi" w:hAnsiTheme="majorHAnsi"/>
+        </w:rPr>
+        <w:t>arr</w:t>
+      </w:r>
+      <w:proofErr w:type="spellEnd"/>
+      <w:r>
+        <w:rPr>
+          <w:rFonts w:asciiTheme="majorHAnsi" w:hAnsiTheme="majorHAnsi"/>
+        </w:rPr>
+        <w:t>[</w:t>
+      </w:r>
+      <w:proofErr w:type="gramEnd"/>
+      <w:r>
+        <w:rPr>
+          <w:rFonts w:asciiTheme="majorHAnsi" w:hAnsiTheme="majorHAnsi"/>
+        </w:rPr>
+        <w:t>0]        // 8-bit element</w:t>
+      </w:r>
+      <w:r>
+        <w:rPr>
+          <w:rFonts w:asciiTheme="majorHAnsi" w:hAnsiTheme="majorHAnsi"/>
+        </w:rPr>
+        <w:br/>
+      </w:r>
+      <w:proofErr w:type="spellStart"/>
+      <w:proofErr w:type="gramStart"/>
+      <w:r>
+        <w:rPr>
+          <w:rFonts w:asciiTheme="majorHAnsi" w:hAnsiTheme="majorHAnsi"/>
+        </w:rPr>
+        <w:t>arr</w:t>
+      </w:r>
+      <w:proofErr w:type="spellEnd"/>
+      <w:r>
+        <w:rPr>
+          <w:rFonts w:asciiTheme="majorHAnsi" w:hAnsiTheme="majorHAnsi"/>
+        </w:rPr>
+        <w:t>[</w:t>
+      </w:r>
+      <w:proofErr w:type="gramEnd"/>
+      <w:r>
+        <w:rPr>
+          <w:rFonts w:asciiTheme="majorHAnsi" w:hAnsiTheme="majorHAnsi"/>
+        </w:rPr>
+        <w:t>0][3]     // single bit</w:t>
+      </w:r>
+    </w:p>
+    <w:p>
+      <w:pPr>
+        <w:pStyle w:val="NormalWeb"/>
+        <w:spacing w:before="0" w:beforeAutospacing="0"/>
+        <w:rPr>
+          <w:rFonts w:asciiTheme="majorHAnsi" w:hAnsiTheme="majorHAnsi"/>
+        </w:rPr>
+      </w:pPr>
+      <w:r>
+        <w:rPr>
+          <w:rFonts w:asciiTheme="majorHAnsi" w:hAnsiTheme="majorHAnsi"/>
+        </w:rPr>
+        <w:t>Total bits:</w:t>
+      </w:r>
+    </w:p>
+    <w:p>
+      <w:pPr>
+        <w:pStyle w:val="NormalWeb"/>
+        <w:rPr>
+          <w:rFonts w:asciiTheme="majorHAnsi" w:hAnsiTheme="majorHAnsi"/>
+        </w:rPr>
+      </w:pPr>
+      <w:r>
+        <w:rPr>
+          <w:rFonts w:asciiTheme="majorHAnsi" w:hAnsiTheme="majorHAnsi"/>
+        </w:rPr>
+        <w:t>4 × 8 = 32 bits</w:t>
+      </w:r>
+    </w:p>
+    <w:p>
+      <w:pPr>
+        <w:pStyle w:val="NormalWeb"/>
+        <w:rPr>
+          <w:rFonts w:asciiTheme="majorHAnsi" w:hAnsiTheme="majorHAnsi"/>
+        </w:rPr>
+      </w:pPr>
+    </w:p>
+    <w:p>
+      <w:pPr>
+        <w:pStyle w:val="NormalWeb"/>
+        <w:rPr>
+          <w:rFonts w:asciiTheme="majorHAnsi" w:hAnsiTheme="majorHAnsi"/>
+          <w:b/>
+          <w:bCs/>
+        </w:rPr>
+      </w:pPr>
+      <w:r>
+        <w:rPr>
+          <w:rFonts w:asciiTheme="majorHAnsi" w:hAnsiTheme="majorHAnsi"/>
+          <w:b/>
+          <w:bCs/>
+        </w:rPr>
+        <w:t>3D Packed Array</w:t>
+      </w:r>
+    </w:p>
+    <w:p>
+      <w:pPr>
+        <w:pStyle w:val="NormalWeb"/>
+        <w:rPr>
+          <w:rFonts w:asciiTheme="majorHAnsi" w:hAnsiTheme="majorHAnsi"/>
+        </w:rPr>
+      </w:pPr>
+      <w:r>
+        <w:rPr>
+          <w:rFonts w:asciiTheme="majorHAnsi" w:hAnsiTheme="majorHAnsi"/>
+        </w:rPr>
+        <w:t>A 3D packed array has three packed dimensions.</w:t>
+      </w:r>
+    </w:p>
+    <w:p>
+      <w:pPr>
+        <w:pStyle w:val="NormalWeb"/>
+        <w:rPr>
+          <w:rFonts w:asciiTheme="majorHAnsi" w:hAnsiTheme="majorHAnsi"/>
+        </w:rPr>
+      </w:pPr>
+      <w:r>
+        <w:rPr>
+          <w:rFonts w:asciiTheme="majorHAnsi" w:hAnsiTheme="majorHAnsi"/>
+        </w:rPr>
+        <w:t>Example</w:t>
+      </w:r>
+    </w:p>
+    <w:p>
+      <w:pPr>
+        <w:pStyle w:val="NormalWeb"/>
+        <w:rPr>
+          <w:rFonts w:asciiTheme="majorHAnsi" w:hAnsiTheme="majorHAnsi"/>
+        </w:rPr>
+      </w:pPr>
+      <w:r>
+        <w:rPr>
+          <w:rFonts w:asciiTheme="majorHAnsi" w:hAnsiTheme="majorHAnsi"/>
+        </w:rPr>
+        <w:t>bit [</w:t>
+      </w:r>
+      <w:proofErr w:type="gramStart"/>
+      <w:r>
+        <w:rPr>
+          <w:rFonts w:asciiTheme="majorHAnsi" w:hAnsiTheme="majorHAnsi"/>
+        </w:rPr>
+        <w:t>1:0][3:0][</w:t>
+      </w:r>
+      <w:proofErr w:type="gramEnd"/>
+      <w:r>
+        <w:rPr>
+          <w:rFonts w:asciiTheme="majorHAnsi" w:hAnsiTheme="majorHAnsi"/>
+        </w:rPr>
+        <w:t xml:space="preserve">7:0] </w:t>
+      </w:r>
+      <w:proofErr w:type="spellStart"/>
+      <w:r>
+        <w:rPr>
+          <w:rFonts w:asciiTheme="majorHAnsi" w:hAnsiTheme="majorHAnsi"/>
+        </w:rPr>
+        <w:t>arr</w:t>
+      </w:r>
+      <w:proofErr w:type="spellEnd"/>
+      <w:r>
+        <w:rPr>
+          <w:rFonts w:asciiTheme="majorHAnsi" w:hAnsiTheme="majorHAnsi"/>
+        </w:rPr>
+        <w:t>;</w:t>
+      </w:r>
+    </w:p>
+    <w:p>
+      <w:pPr>
+        <w:pStyle w:val="NormalWeb"/>
+        <w:rPr>
+          <w:rFonts w:asciiTheme="majorHAnsi" w:hAnsiTheme="majorHAnsi"/>
+        </w:rPr>
+      </w:pPr>
+      <w:r>
+        <w:rPr>
+          <w:rFonts w:asciiTheme="majorHAnsi" w:hAnsiTheme="majorHAnsi"/>
+        </w:rPr>
+        <w:t>Explanation:</w:t>
+      </w:r>
+    </w:p>
+    <w:p>
+      <w:pPr>
+        <w:pStyle w:val="NormalWeb"/>
+        <w:numPr>
+          <w:ilvl w:val="0"/>
+          <w:numId w:val="9"/>
+        </w:numPr>
+        <w:rPr>
+          <w:rFonts w:asciiTheme="majorHAnsi" w:hAnsiTheme="majorHAnsi"/>
+        </w:rPr>
+      </w:pPr>
+      <w:r>
+        <w:rPr>
+          <w:rFonts w:asciiTheme="majorHAnsi" w:hAnsiTheme="majorHAnsi"/>
+        </w:rPr>
+        <w:t>2 blocks</w:t>
+      </w:r>
+    </w:p>
+    <w:p>
+      <w:pPr>
+        <w:pStyle w:val="NormalWeb"/>
+        <w:numPr>
+          <w:ilvl w:val="0"/>
+          <w:numId w:val="9"/>
+        </w:numPr>
+        <w:rPr>
+          <w:rFonts w:asciiTheme="majorHAnsi" w:hAnsiTheme="majorHAnsi"/>
+        </w:rPr>
+      </w:pPr>
+      <w:r>
+        <w:rPr>
+          <w:rFonts w:asciiTheme="majorHAnsi" w:hAnsiTheme="majorHAnsi"/>
+        </w:rPr>
+        <w:t>Each block has 4 elements</w:t>
+      </w:r>
+    </w:p>
+    <w:p>
+      <w:pPr>
+        <w:pStyle w:val="NormalWeb"/>
+        <w:numPr>
+          <w:ilvl w:val="0"/>
+          <w:numId w:val="9"/>
+        </w:numPr>
+        <w:rPr>
+          <w:rFonts w:asciiTheme="majorHAnsi" w:hAnsiTheme="majorHAnsi"/>
+        </w:rPr>
+      </w:pPr>
+      <w:r>
+        <w:rPr>
+          <w:rFonts w:asciiTheme="majorHAnsi" w:hAnsiTheme="majorHAnsi"/>
+        </w:rPr>
+        <w:t>Each element has 8 bits</w:t>
+      </w:r>
+    </w:p>
+    <w:p>
+      <w:pPr>
+        <w:pStyle w:val="NormalWeb"/>
+        <w:rPr>
+          <w:rFonts w:asciiTheme="majorHAnsi" w:hAnsiTheme="majorHAnsi"/>
+        </w:rPr>
+      </w:pPr>
+      <w:r>
+        <w:rPr>
+          <w:rFonts w:asciiTheme="majorHAnsi" w:hAnsiTheme="majorHAnsi"/>
+        </w:rPr>
+        <w:t>Total bits:</w:t>
+      </w:r>
+    </w:p>
+    <w:p>
+      <w:pPr>
+        <w:pStyle w:val="NormalWeb"/>
+        <w:rPr>
+          <w:rFonts w:asciiTheme="majorHAnsi" w:hAnsiTheme="majorHAnsi"/>
+        </w:rPr>
+      </w:pPr>
+      <w:r>
+        <w:rPr>
+          <w:rFonts w:asciiTheme="majorHAnsi" w:hAnsiTheme="majorHAnsi"/>
+        </w:rPr>
+        <w:t>2 × 4 × 8 = 64 bits</w:t>
+      </w:r>
+    </w:p>
+    <w:p>
+      <w:pPr>
+        <w:pStyle w:val="NormalWeb"/>
+        <w:rPr>
+          <w:rFonts w:asciiTheme="majorHAnsi" w:hAnsiTheme="majorHAnsi"/>
+        </w:rPr>
+      </w:pPr>
+      <w:r>
+        <w:rPr>
+          <w:rFonts w:asciiTheme="majorHAnsi" w:hAnsiTheme="majorHAnsi"/>
+        </w:rPr>
+        <w:t>Access example:</w:t>
+      </w:r>
+    </w:p>
+    <w:p>
+      <w:pPr>
+        <w:pStyle w:val="NormalWeb"/>
+        <w:rPr>
+          <w:rFonts w:asciiTheme="majorHAnsi" w:hAnsiTheme="majorHAnsi"/>
+        </w:rPr>
+      </w:pPr>
+      <w:proofErr w:type="spellStart"/>
+      <w:proofErr w:type="gramStart"/>
+      <w:r>
+        <w:rPr>
+          <w:rFonts w:asciiTheme="majorHAnsi" w:hAnsiTheme="majorHAnsi"/>
+        </w:rPr>
+        <w:t>arr</w:t>
+      </w:r>
+      <w:proofErr w:type="spellEnd"/>
+      <w:r>
+        <w:rPr>
+          <w:rFonts w:asciiTheme="majorHAnsi" w:hAnsiTheme="majorHAnsi"/>
+        </w:rPr>
+        <w:t>[</w:t>
+      </w:r>
+      <w:proofErr w:type="gramEnd"/>
+      <w:r>
+        <w:rPr>
+          <w:rFonts w:asciiTheme="majorHAnsi" w:hAnsiTheme="majorHAnsi"/>
+        </w:rPr>
+        <w:t>0][1][3]</w:t>
+      </w:r>
+    </w:p>
+    <w:p>
+      <w:pPr>
+        <w:pStyle w:val="NormalWeb"/>
+        <w:rPr>
+          <w:rFonts w:asciiTheme="majorHAnsi" w:hAnsiTheme="majorHAnsi"/>
+        </w:rPr>
+      </w:pPr>
+    </w:p>
+    <w:p>
+      <w:pPr>
+        <w:pStyle w:val="NormalWeb"/>
+        <w:spacing w:before="0" w:beforeAutospacing="0"/>
+        <w:rPr>
+          <w:rFonts w:asciiTheme="majorHAnsi" w:hAnsiTheme="majorHAnsi"/>
+        </w:rPr>
+      </w:pPr>
+    </w:p>
+    <w:p>
+      <w:pPr>
+        <w:pStyle w:val="NormalWeb"/>
+        <w:spacing w:before="0" w:beforeAutospacing="0"/>
+        <w:rPr>
+          <w:rFonts w:asciiTheme="majorHAnsi" w:hAnsiTheme="majorHAnsi"/>
+        </w:rPr>
+      </w:pPr>
+    </w:p>
+    <w:p>
+      <w:pPr>
+        <w:pStyle w:val="NormalWeb"/>
+        <w:spacing w:before="0" w:beforeAutospacing="0"/>
+        <w:rPr>
+          <w:rFonts w:asciiTheme="majorHAnsi" w:hAnsiTheme="majorHAnsi"/>
+        </w:rPr>
+      </w:pPr>
+    </w:p>
+    <w:p>
+      <w:pPr>
+        <w:pStyle w:val="NormalWeb"/>
+        <w:spacing w:before="0" w:beforeAutospacing="0"/>
+        <w:rPr>
+          <w:rFonts w:asciiTheme="majorHAnsi" w:hAnsiTheme="majorHAnsi"/>
+          <w:b/>
+          <w:bCs/>
+          <w:sz w:val="32"/>
+          <w:szCs w:val="32"/>
+          <w:u w:val="single"/>
+        </w:rPr>
+      </w:pPr>
+      <w:r>
+        <w:rPr>
+          <w:rFonts w:asciiTheme="majorHAnsi" w:hAnsiTheme="majorHAnsi"/>
+          <w:b/>
+          <w:bCs/>
+          <w:sz w:val="32"/>
+          <w:szCs w:val="32"/>
+          <w:u w:val="single"/>
+        </w:rPr>
+        <w:lastRenderedPageBreak/>
+        <w:t>Unpacked Array</w:t>
+      </w:r>
+    </w:p>
+    <w:p>
+      <w:pPr>
+        <w:pStyle w:val="NormalWeb"/>
+        <w:spacing w:before="0" w:beforeAutospacing="0"/>
+        <w:rPr>
+          <w:rFonts w:asciiTheme="majorHAnsi" w:hAnsiTheme="majorHAnsi"/>
+        </w:rPr>
+      </w:pPr>
+      <w:r>
+        <w:rPr>
+          <w:rFonts w:asciiTheme="majorHAnsi" w:hAnsiTheme="majorHAnsi"/>
+        </w:rPr>
+        <w:t>An unpacked array stores elements separately in memory.</w:t>
+      </w:r>
+    </w:p>
+    <w:p>
+      <w:pPr>
+        <w:pStyle w:val="NormalWeb"/>
+        <w:spacing w:before="0" w:beforeAutospacing="0"/>
+        <w:rPr>
+          <w:rFonts w:asciiTheme="majorHAnsi" w:hAnsiTheme="majorHAnsi"/>
+        </w:rPr>
+      </w:pPr>
+      <w:r>
+        <w:rPr>
+          <w:rFonts w:asciiTheme="majorHAnsi" w:hAnsiTheme="majorHAnsi"/>
+        </w:rPr>
+        <w:t>Each element is a complete variable, not part of one continuous bit stream.</w:t>
+      </w:r>
+    </w:p>
+    <w:p>
+      <w:pPr>
+        <w:pStyle w:val="NormalWeb"/>
+        <w:spacing w:before="0" w:beforeAutospacing="0"/>
+        <w:rPr>
+          <w:rFonts w:asciiTheme="majorHAnsi" w:hAnsiTheme="majorHAnsi"/>
+        </w:rPr>
+      </w:pPr>
+      <w:r>
+        <w:rPr>
+          <w:rFonts w:ascii="Segoe UI Emoji" w:hAnsi="Segoe UI Emoji" w:cs="Segoe UI Emoji"/>
+        </w:rPr>
+        <w:t>👉</w:t>
+      </w:r>
+      <w:r>
+        <w:rPr>
+          <w:rFonts w:asciiTheme="majorHAnsi" w:hAnsiTheme="majorHAnsi"/>
+        </w:rPr>
+        <w:t xml:space="preserve"> The array dimension is written after the variable name.</w:t>
+      </w:r>
+    </w:p>
+    <w:p>
+      <w:pPr>
+        <w:pStyle w:val="NormalWeb"/>
+        <w:spacing w:before="0" w:beforeAutospacing="0"/>
+        <w:rPr>
+          <w:rFonts w:asciiTheme="majorHAnsi" w:hAnsiTheme="majorHAnsi"/>
+        </w:rPr>
+      </w:pPr>
+    </w:p>
+    <w:p>
+      <w:pPr>
+        <w:pStyle w:val="NormalWeb"/>
+        <w:spacing w:before="0" w:beforeAutospacing="0"/>
+        <w:rPr>
+          <w:rFonts w:asciiTheme="majorHAnsi" w:hAnsiTheme="majorHAnsi"/>
+          <w:b/>
+          <w:bCs/>
+        </w:rPr>
+      </w:pPr>
+      <w:proofErr w:type="spellStart"/>
+      <w:r>
+        <w:rPr>
+          <w:rFonts w:asciiTheme="majorHAnsi" w:hAnsiTheme="majorHAnsi"/>
+          <w:b/>
+          <w:bCs/>
+        </w:rPr>
+        <w:t>data_type</w:t>
+      </w:r>
+      <w:proofErr w:type="spellEnd"/>
+      <w:r>
+        <w:rPr>
+          <w:rFonts w:asciiTheme="majorHAnsi" w:hAnsiTheme="majorHAnsi"/>
+          <w:b/>
+          <w:bCs/>
+        </w:rPr>
+        <w:t xml:space="preserve"> </w:t>
+      </w:r>
+      <w:proofErr w:type="spellStart"/>
+      <w:r>
+        <w:rPr>
+          <w:rFonts w:asciiTheme="majorHAnsi" w:hAnsiTheme="majorHAnsi"/>
+          <w:b/>
+          <w:bCs/>
+        </w:rPr>
+        <w:t>variable_name</w:t>
+      </w:r>
+      <w:proofErr w:type="spellEnd"/>
+      <w:r>
+        <w:rPr>
+          <w:rFonts w:asciiTheme="majorHAnsi" w:hAnsiTheme="majorHAnsi"/>
+          <w:b/>
+          <w:bCs/>
+        </w:rPr>
+        <w:t xml:space="preserve"> [size];</w:t>
+      </w:r>
+      <w:r>
+        <w:rPr>
+          <w:rFonts w:asciiTheme="majorHAnsi" w:hAnsiTheme="majorHAnsi"/>
+          <w:b/>
+          <w:bCs/>
+        </w:rPr>
+        <w:t xml:space="preserve"> //</w:t>
+      </w:r>
+      <w:r>
+        <w:t xml:space="preserve"> </w:t>
+      </w:r>
+      <w:r>
+        <w:rPr>
+          <w:rFonts w:asciiTheme="majorHAnsi" w:hAnsiTheme="majorHAnsi"/>
+          <w:b/>
+          <w:bCs/>
+        </w:rPr>
+        <w:t xml:space="preserve">int </w:t>
+      </w:r>
+      <w:proofErr w:type="spellStart"/>
+      <w:proofErr w:type="gramStart"/>
+      <w:r>
+        <w:rPr>
+          <w:rFonts w:asciiTheme="majorHAnsi" w:hAnsiTheme="majorHAnsi"/>
+          <w:b/>
+          <w:bCs/>
+        </w:rPr>
+        <w:t>arr</w:t>
+      </w:r>
+      <w:proofErr w:type="spellEnd"/>
+      <w:r>
+        <w:rPr>
+          <w:rFonts w:asciiTheme="majorHAnsi" w:hAnsiTheme="majorHAnsi"/>
+          <w:b/>
+          <w:bCs/>
+        </w:rPr>
+        <w:t>[</w:t>
+      </w:r>
+      <w:proofErr w:type="gramEnd"/>
+      <w:r>
+        <w:rPr>
+          <w:rFonts w:asciiTheme="majorHAnsi" w:hAnsiTheme="majorHAnsi"/>
+          <w:b/>
+          <w:bCs/>
+        </w:rPr>
+        <w:t>5];</w:t>
+      </w:r>
+    </w:p>
+    <w:p>
+      <w:pPr>
+        <w:pStyle w:val="NormalWeb"/>
+        <w:spacing w:before="0" w:beforeAutospacing="0"/>
+        <w:rPr>
+          <w:rFonts w:asciiTheme="majorHAnsi" w:hAnsiTheme="majorHAnsi"/>
+        </w:rPr>
+      </w:pPr>
+      <w:r>
+        <w:rPr>
+          <w:rFonts w:asciiTheme="majorHAnsi" w:hAnsiTheme="majorHAnsi"/>
+        </w:rPr>
+        <w:t>A</w:t>
+      </w:r>
+      <w:r>
+        <w:rPr>
+          <w:rFonts w:asciiTheme="majorHAnsi" w:hAnsiTheme="majorHAnsi"/>
+        </w:rPr>
+        <w:t xml:space="preserve">ssigning the values to un packed array </w:t>
+      </w:r>
+    </w:p>
+    <w:p>
+      <w:pPr>
+        <w:pStyle w:val="NormalWeb"/>
+        <w:spacing w:before="0" w:beforeAutospacing="0"/>
+        <w:rPr>
+          <w:rFonts w:asciiTheme="majorHAnsi" w:hAnsiTheme="majorHAnsi"/>
+        </w:rPr>
+      </w:pPr>
+      <w:r>
+        <w:rPr>
+          <w:rFonts w:asciiTheme="majorHAnsi" w:hAnsiTheme="majorHAnsi"/>
+        </w:rPr>
+        <w:t>1 using index</w:t>
+      </w:r>
+    </w:p>
+    <w:p>
+      <w:pPr>
+        <w:pStyle w:val="NormalWeb"/>
+        <w:spacing w:before="0" w:beforeAutospacing="0"/>
+        <w:rPr>
+          <w:rFonts w:asciiTheme="majorHAnsi" w:hAnsiTheme="majorHAnsi"/>
+        </w:rPr>
+      </w:pPr>
+      <w:r>
+        <w:rPr>
+          <w:rFonts w:asciiTheme="majorHAnsi" w:hAnsiTheme="majorHAnsi"/>
+        </w:rPr>
+        <w:t xml:space="preserve">2 for loop </w:t>
+      </w:r>
+    </w:p>
+    <w:p>
+      <w:pPr>
+        <w:pStyle w:val="NormalWeb"/>
+        <w:spacing w:before="0" w:beforeAutospacing="0"/>
+        <w:rPr>
+          <w:rFonts w:asciiTheme="majorHAnsi" w:hAnsiTheme="majorHAnsi"/>
+        </w:rPr>
+      </w:pPr>
+      <w:r>
+        <w:rPr>
+          <w:rFonts w:asciiTheme="majorHAnsi" w:hAnsiTheme="majorHAnsi"/>
+        </w:rPr>
+        <w:t xml:space="preserve">3 foreach loop </w:t>
+      </w:r>
+    </w:p>
+    <w:p>
+      <w:pPr>
+        <w:pStyle w:val="NormalWeb"/>
+        <w:spacing w:before="0" w:beforeAutospacing="0"/>
+        <w:rPr>
+          <w:rFonts w:asciiTheme="majorHAnsi" w:hAnsiTheme="majorHAnsi"/>
+        </w:rPr>
+      </w:pPr>
+      <w:r>
+        <w:rPr>
+          <w:rFonts w:asciiTheme="majorHAnsi" w:hAnsiTheme="majorHAnsi"/>
+        </w:rPr>
+        <w:t>4 array aggregate method</w:t>
+      </w:r>
+    </w:p>
+    <w:p>
+      <w:pPr>
+        <w:pStyle w:val="NormalWeb"/>
+        <w:spacing w:before="0" w:beforeAutospacing="0"/>
+        <w:rPr>
+          <w:rFonts w:asciiTheme="majorHAnsi" w:hAnsiTheme="majorHAnsi"/>
+        </w:rPr>
+      </w:pPr>
+      <w:r>
+        <w:rPr>
+          <w:rFonts w:asciiTheme="majorHAnsi" w:hAnsiTheme="majorHAnsi"/>
+        </w:rPr>
+        <w:t xml:space="preserve">A </w:t>
+      </w:r>
+      <w:r>
+        <w:rPr>
+          <w:rFonts w:asciiTheme="majorHAnsi" w:hAnsiTheme="majorHAnsi"/>
+          <w:b/>
+          <w:bCs/>
+        </w:rPr>
+        <w:t>2D array (Two-Dimensional Array)</w:t>
+      </w:r>
+      <w:r>
+        <w:rPr>
+          <w:rFonts w:asciiTheme="majorHAnsi" w:hAnsiTheme="majorHAnsi"/>
+        </w:rPr>
+        <w:t xml:space="preserve"> is an array that has </w:t>
+      </w:r>
+      <w:r>
+        <w:rPr>
+          <w:rFonts w:asciiTheme="majorHAnsi" w:hAnsiTheme="majorHAnsi"/>
+          <w:b/>
+          <w:bCs/>
+        </w:rPr>
+        <w:t>two indexes</w:t>
+      </w:r>
+      <w:r>
+        <w:rPr>
+          <w:rFonts w:asciiTheme="majorHAnsi" w:hAnsiTheme="majorHAnsi"/>
+        </w:rPr>
+        <w:t>.</w:t>
+      </w:r>
+    </w:p>
+    <w:p>
+      <w:pPr>
+        <w:pStyle w:val="NormalWeb"/>
+        <w:spacing w:before="0" w:beforeAutospacing="0"/>
+        <w:rPr>
+          <w:rFonts w:asciiTheme="majorHAnsi" w:hAnsiTheme="majorHAnsi"/>
+        </w:rPr>
+      </w:pPr>
+      <w:proofErr w:type="gramStart"/>
+      <w:r>
+        <w:rPr>
+          <w:rFonts w:asciiTheme="majorHAnsi" w:hAnsiTheme="majorHAnsi"/>
+        </w:rPr>
+        <w:t>Application :matrix</w:t>
+      </w:r>
+      <w:proofErr w:type="gramEnd"/>
+      <w:r>
+        <w:rPr>
+          <w:rFonts w:asciiTheme="majorHAnsi" w:hAnsiTheme="majorHAnsi"/>
+        </w:rPr>
+        <w:t xml:space="preserve"> simulation</w:t>
+      </w:r>
+    </w:p>
+    <w:p>
+      <w:pPr>
+        <w:pStyle w:val="NormalWeb"/>
+        <w:spacing w:before="0" w:beforeAutospacing="0"/>
+        <w:rPr>
+          <w:rFonts w:asciiTheme="majorHAnsi" w:hAnsiTheme="majorHAnsi"/>
+        </w:rPr>
+      </w:pPr>
+      <w:r>
+        <w:rPr>
+          <w:rFonts w:asciiTheme="majorHAnsi" w:hAnsiTheme="majorHAnsi"/>
+        </w:rPr>
+        <w:t>array[row][column]</w:t>
+      </w:r>
+    </w:p>
+    <w:p>
+      <w:pPr>
+        <w:pStyle w:val="NormalWeb"/>
+        <w:rPr>
+          <w:rFonts w:asciiTheme="majorHAnsi" w:hAnsiTheme="majorHAnsi"/>
+        </w:rPr>
+      </w:pPr>
+      <w:r>
+        <w:rPr>
+          <w:rFonts w:asciiTheme="majorHAnsi" w:hAnsiTheme="majorHAnsi"/>
+        </w:rPr>
+        <w:t xml:space="preserve">int </w:t>
+      </w:r>
+      <w:proofErr w:type="spellStart"/>
+      <w:proofErr w:type="gramStart"/>
+      <w:r>
+        <w:rPr>
+          <w:rFonts w:asciiTheme="majorHAnsi" w:hAnsiTheme="majorHAnsi"/>
+        </w:rPr>
+        <w:t>arr</w:t>
+      </w:r>
+      <w:proofErr w:type="spellEnd"/>
+      <w:r>
+        <w:rPr>
+          <w:rFonts w:asciiTheme="majorHAnsi" w:hAnsiTheme="majorHAnsi"/>
+        </w:rPr>
+        <w:t>[</w:t>
+      </w:r>
+      <w:proofErr w:type="gramEnd"/>
+      <w:r>
+        <w:rPr>
+          <w:rFonts w:asciiTheme="majorHAnsi" w:hAnsiTheme="majorHAnsi"/>
+        </w:rPr>
+        <w:t>3][4];</w:t>
+      </w:r>
+    </w:p>
+    <w:p>
+      <w:pPr>
+        <w:pStyle w:val="NormalWeb"/>
+        <w:rPr>
+          <w:rFonts w:asciiTheme="majorHAnsi" w:hAnsiTheme="majorHAnsi"/>
+        </w:rPr>
+      </w:pPr>
+      <w:r>
+        <w:rPr>
+          <w:rFonts w:asciiTheme="majorHAnsi" w:hAnsiTheme="majorHAnsi"/>
+        </w:rPr>
+        <w:t xml:space="preserve">        Column</w:t>
+      </w:r>
+    </w:p>
+    <w:p>
+      <w:pPr>
+        <w:pStyle w:val="NormalWeb"/>
+        <w:rPr>
+          <w:rFonts w:asciiTheme="majorHAnsi" w:hAnsiTheme="majorHAnsi"/>
+        </w:rPr>
+      </w:pPr>
+      <w:r>
+        <w:rPr>
+          <w:rFonts w:asciiTheme="majorHAnsi" w:hAnsiTheme="majorHAnsi"/>
+        </w:rPr>
+        <w:t xml:space="preserve">        0   1   2   3</w:t>
+      </w:r>
+    </w:p>
+    <w:p>
+      <w:pPr>
+        <w:pStyle w:val="NormalWeb"/>
+        <w:rPr>
+          <w:rFonts w:asciiTheme="majorHAnsi" w:hAnsiTheme="majorHAnsi"/>
+        </w:rPr>
+      </w:pPr>
+      <w:r>
+        <w:rPr>
+          <w:rFonts w:asciiTheme="majorHAnsi" w:hAnsiTheme="majorHAnsi"/>
+        </w:rPr>
+        <w:t xml:space="preserve">Row </w:t>
+      </w:r>
+      <w:proofErr w:type="gramStart"/>
+      <w:r>
+        <w:rPr>
+          <w:rFonts w:asciiTheme="majorHAnsi" w:hAnsiTheme="majorHAnsi"/>
+        </w:rPr>
+        <w:t xml:space="preserve">0  </w:t>
+      </w:r>
+      <w:proofErr w:type="spellStart"/>
+      <w:r>
+        <w:rPr>
+          <w:rFonts w:asciiTheme="majorHAnsi" w:hAnsiTheme="majorHAnsi"/>
+        </w:rPr>
+        <w:t>arr</w:t>
+      </w:r>
+      <w:proofErr w:type="spellEnd"/>
+      <w:proofErr w:type="gramEnd"/>
+      <w:r>
+        <w:rPr>
+          <w:rFonts w:asciiTheme="majorHAnsi" w:hAnsiTheme="majorHAnsi"/>
+        </w:rPr>
+        <w:t xml:space="preserve">[0][0] </w:t>
+      </w:r>
+      <w:proofErr w:type="spellStart"/>
+      <w:proofErr w:type="gramStart"/>
+      <w:r>
+        <w:rPr>
+          <w:rFonts w:asciiTheme="majorHAnsi" w:hAnsiTheme="majorHAnsi"/>
+        </w:rPr>
+        <w:t>arr</w:t>
+      </w:r>
+      <w:proofErr w:type="spellEnd"/>
+      <w:r>
+        <w:rPr>
+          <w:rFonts w:asciiTheme="majorHAnsi" w:hAnsiTheme="majorHAnsi"/>
+        </w:rPr>
+        <w:t>[</w:t>
+      </w:r>
+      <w:proofErr w:type="gramEnd"/>
+      <w:r>
+        <w:rPr>
+          <w:rFonts w:asciiTheme="majorHAnsi" w:hAnsiTheme="majorHAnsi"/>
+        </w:rPr>
+        <w:t xml:space="preserve">0][1] </w:t>
+      </w:r>
+      <w:proofErr w:type="spellStart"/>
+      <w:proofErr w:type="gramStart"/>
+      <w:r>
+        <w:rPr>
+          <w:rFonts w:asciiTheme="majorHAnsi" w:hAnsiTheme="majorHAnsi"/>
+        </w:rPr>
+        <w:t>arr</w:t>
+      </w:r>
+      <w:proofErr w:type="spellEnd"/>
+      <w:r>
+        <w:rPr>
+          <w:rFonts w:asciiTheme="majorHAnsi" w:hAnsiTheme="majorHAnsi"/>
+        </w:rPr>
+        <w:t>[</w:t>
+      </w:r>
+      <w:proofErr w:type="gramEnd"/>
+      <w:r>
+        <w:rPr>
+          <w:rFonts w:asciiTheme="majorHAnsi" w:hAnsiTheme="majorHAnsi"/>
+        </w:rPr>
+        <w:t xml:space="preserve">0][2] </w:t>
+      </w:r>
+      <w:proofErr w:type="spellStart"/>
+      <w:proofErr w:type="gramStart"/>
+      <w:r>
+        <w:rPr>
+          <w:rFonts w:asciiTheme="majorHAnsi" w:hAnsiTheme="majorHAnsi"/>
+        </w:rPr>
+        <w:t>arr</w:t>
+      </w:r>
+      <w:proofErr w:type="spellEnd"/>
+      <w:r>
+        <w:rPr>
+          <w:rFonts w:asciiTheme="majorHAnsi" w:hAnsiTheme="majorHAnsi"/>
+        </w:rPr>
+        <w:t>[</w:t>
+      </w:r>
+      <w:proofErr w:type="gramEnd"/>
+      <w:r>
+        <w:rPr>
+          <w:rFonts w:asciiTheme="majorHAnsi" w:hAnsiTheme="majorHAnsi"/>
+        </w:rPr>
+        <w:t>0][3]</w:t>
+      </w:r>
+    </w:p>
+    <w:p>
+      <w:pPr>
+        <w:pStyle w:val="NormalWeb"/>
+        <w:rPr>
+          <w:rFonts w:asciiTheme="majorHAnsi" w:hAnsiTheme="majorHAnsi"/>
+        </w:rPr>
+      </w:pPr>
+      <w:r>
+        <w:rPr>
+          <w:rFonts w:asciiTheme="majorHAnsi" w:hAnsiTheme="majorHAnsi"/>
+        </w:rPr>
+        <w:t xml:space="preserve">Row </w:t>
+      </w:r>
+      <w:proofErr w:type="gramStart"/>
+      <w:r>
+        <w:rPr>
+          <w:rFonts w:asciiTheme="majorHAnsi" w:hAnsiTheme="majorHAnsi"/>
+        </w:rPr>
+        <w:t xml:space="preserve">1  </w:t>
+      </w:r>
+      <w:proofErr w:type="spellStart"/>
+      <w:r>
+        <w:rPr>
+          <w:rFonts w:asciiTheme="majorHAnsi" w:hAnsiTheme="majorHAnsi"/>
+        </w:rPr>
+        <w:t>arr</w:t>
+      </w:r>
+      <w:proofErr w:type="spellEnd"/>
+      <w:proofErr w:type="gramEnd"/>
+      <w:r>
+        <w:rPr>
+          <w:rFonts w:asciiTheme="majorHAnsi" w:hAnsiTheme="majorHAnsi"/>
+        </w:rPr>
+        <w:t xml:space="preserve">[1][0] </w:t>
+      </w:r>
+      <w:proofErr w:type="spellStart"/>
+      <w:proofErr w:type="gramStart"/>
+      <w:r>
+        <w:rPr>
+          <w:rFonts w:asciiTheme="majorHAnsi" w:hAnsiTheme="majorHAnsi"/>
+        </w:rPr>
+        <w:t>arr</w:t>
+      </w:r>
+      <w:proofErr w:type="spellEnd"/>
+      <w:r>
+        <w:rPr>
+          <w:rFonts w:asciiTheme="majorHAnsi" w:hAnsiTheme="majorHAnsi"/>
+        </w:rPr>
+        <w:t>[</w:t>
+      </w:r>
+      <w:proofErr w:type="gramEnd"/>
+      <w:r>
+        <w:rPr>
+          <w:rFonts w:asciiTheme="majorHAnsi" w:hAnsiTheme="majorHAnsi"/>
+        </w:rPr>
+        <w:t xml:space="preserve">1][1] </w:t>
+      </w:r>
+      <w:proofErr w:type="spellStart"/>
+      <w:proofErr w:type="gramStart"/>
+      <w:r>
+        <w:rPr>
+          <w:rFonts w:asciiTheme="majorHAnsi" w:hAnsiTheme="majorHAnsi"/>
+        </w:rPr>
+        <w:t>arr</w:t>
+      </w:r>
+      <w:proofErr w:type="spellEnd"/>
+      <w:r>
+        <w:rPr>
+          <w:rFonts w:asciiTheme="majorHAnsi" w:hAnsiTheme="majorHAnsi"/>
+        </w:rPr>
+        <w:t>[</w:t>
+      </w:r>
+      <w:proofErr w:type="gramEnd"/>
+      <w:r>
+        <w:rPr>
+          <w:rFonts w:asciiTheme="majorHAnsi" w:hAnsiTheme="majorHAnsi"/>
+        </w:rPr>
+        <w:t xml:space="preserve">1][2] </w:t>
+      </w:r>
+      <w:proofErr w:type="spellStart"/>
+      <w:proofErr w:type="gramStart"/>
+      <w:r>
+        <w:rPr>
+          <w:rFonts w:asciiTheme="majorHAnsi" w:hAnsiTheme="majorHAnsi"/>
+        </w:rPr>
+        <w:t>arr</w:t>
+      </w:r>
+      <w:proofErr w:type="spellEnd"/>
+      <w:r>
+        <w:rPr>
+          <w:rFonts w:asciiTheme="majorHAnsi" w:hAnsiTheme="majorHAnsi"/>
+        </w:rPr>
+        <w:t>[</w:t>
+      </w:r>
+      <w:proofErr w:type="gramEnd"/>
+      <w:r>
+        <w:rPr>
+          <w:rFonts w:asciiTheme="majorHAnsi" w:hAnsiTheme="majorHAnsi"/>
+        </w:rPr>
+        <w:t>1][3]</w:t>
+      </w:r>
+    </w:p>
+    <w:p>
+      <w:pPr>
+        <w:pStyle w:val="NormalWeb"/>
+        <w:rPr>
+          <w:rFonts w:asciiTheme="majorHAnsi" w:hAnsiTheme="majorHAnsi"/>
+        </w:rPr>
+      </w:pPr>
+      <w:r>
+        <w:rPr>
+          <w:rFonts w:asciiTheme="majorHAnsi" w:hAnsiTheme="majorHAnsi"/>
+        </w:rPr>
+        <w:t xml:space="preserve">Row </w:t>
+      </w:r>
+      <w:proofErr w:type="gramStart"/>
+      <w:r>
+        <w:rPr>
+          <w:rFonts w:asciiTheme="majorHAnsi" w:hAnsiTheme="majorHAnsi"/>
+        </w:rPr>
+        <w:t xml:space="preserve">2  </w:t>
+      </w:r>
+      <w:proofErr w:type="spellStart"/>
+      <w:r>
+        <w:rPr>
+          <w:rFonts w:asciiTheme="majorHAnsi" w:hAnsiTheme="majorHAnsi"/>
+        </w:rPr>
+        <w:t>arr</w:t>
+      </w:r>
+      <w:proofErr w:type="spellEnd"/>
+      <w:proofErr w:type="gramEnd"/>
+      <w:r>
+        <w:rPr>
+          <w:rFonts w:asciiTheme="majorHAnsi" w:hAnsiTheme="majorHAnsi"/>
+        </w:rPr>
+        <w:t xml:space="preserve">[2][0] </w:t>
+      </w:r>
+      <w:proofErr w:type="spellStart"/>
+      <w:proofErr w:type="gramStart"/>
+      <w:r>
+        <w:rPr>
+          <w:rFonts w:asciiTheme="majorHAnsi" w:hAnsiTheme="majorHAnsi"/>
+        </w:rPr>
+        <w:t>arr</w:t>
+      </w:r>
+      <w:proofErr w:type="spellEnd"/>
+      <w:r>
+        <w:rPr>
+          <w:rFonts w:asciiTheme="majorHAnsi" w:hAnsiTheme="majorHAnsi"/>
+        </w:rPr>
+        <w:t>[</w:t>
+      </w:r>
+      <w:proofErr w:type="gramEnd"/>
+      <w:r>
+        <w:rPr>
+          <w:rFonts w:asciiTheme="majorHAnsi" w:hAnsiTheme="majorHAnsi"/>
+        </w:rPr>
+        <w:t xml:space="preserve">2][1] </w:t>
+      </w:r>
+      <w:proofErr w:type="spellStart"/>
+      <w:proofErr w:type="gramStart"/>
+      <w:r>
+        <w:rPr>
+          <w:rFonts w:asciiTheme="majorHAnsi" w:hAnsiTheme="majorHAnsi"/>
+        </w:rPr>
+        <w:t>arr</w:t>
+      </w:r>
+      <w:proofErr w:type="spellEnd"/>
+      <w:r>
+        <w:rPr>
+          <w:rFonts w:asciiTheme="majorHAnsi" w:hAnsiTheme="majorHAnsi"/>
+        </w:rPr>
+        <w:t>[</w:t>
+      </w:r>
+      <w:proofErr w:type="gramEnd"/>
+      <w:r>
+        <w:rPr>
+          <w:rFonts w:asciiTheme="majorHAnsi" w:hAnsiTheme="majorHAnsi"/>
+        </w:rPr>
+        <w:t xml:space="preserve">2][2] </w:t>
+      </w:r>
+      <w:proofErr w:type="spellStart"/>
+      <w:proofErr w:type="gramStart"/>
+      <w:r>
+        <w:rPr>
+          <w:rFonts w:asciiTheme="majorHAnsi" w:hAnsiTheme="majorHAnsi"/>
+        </w:rPr>
+        <w:t>arr</w:t>
+      </w:r>
+      <w:proofErr w:type="spellEnd"/>
+      <w:r>
+        <w:rPr>
+          <w:rFonts w:asciiTheme="majorHAnsi" w:hAnsiTheme="majorHAnsi"/>
+        </w:rPr>
+        <w:t>[</w:t>
+      </w:r>
+      <w:proofErr w:type="gramEnd"/>
+      <w:r>
+        <w:rPr>
+          <w:rFonts w:asciiTheme="majorHAnsi" w:hAnsiTheme="majorHAnsi"/>
+        </w:rPr>
+        <w:t>2][3]</w:t>
+      </w:r>
+    </w:p>
+    <w:p>
+      <w:pPr>
+        <w:pStyle w:val="NormalWeb"/>
+        <w:rPr>
+          <w:rFonts w:asciiTheme="majorHAnsi" w:hAnsiTheme="majorHAnsi"/>
+        </w:rPr>
+      </w:pPr>
+    </w:p>
+    <w:p>
+      <w:pPr>
+        <w:pStyle w:val="NormalWeb"/>
+        <w:rPr>
+          <w:rFonts w:asciiTheme="majorHAnsi" w:hAnsiTheme="majorHAnsi"/>
+        </w:rPr>
+      </w:pPr>
+    </w:p>
+    <w:p>
+      <w:pPr>
+        <w:pStyle w:val="NormalWeb"/>
+        <w:rPr>
+          <w:rFonts w:asciiTheme="majorHAnsi" w:hAnsiTheme="majorHAnsi"/>
+        </w:rPr>
+      </w:pPr>
+    </w:p>
+    <w:p>
+      <w:pPr>
+        <w:pStyle w:val="NormalWeb"/>
+        <w:rPr>
+          <w:rFonts w:asciiTheme="majorHAnsi" w:hAnsiTheme="majorHAnsi"/>
+          <w:b/>
+          <w:bCs/>
+        </w:rPr>
+      </w:pPr>
+      <w:r>
+        <w:rPr>
+          <w:rFonts w:ascii="Segoe UI Emoji" w:hAnsi="Segoe UI Emoji" w:cs="Segoe UI Emoji"/>
+          <w:b/>
+          <w:bCs/>
+        </w:rPr>
+        <w:lastRenderedPageBreak/>
+        <w:t>📘</w:t>
+      </w:r>
+      <w:r>
+        <w:rPr>
+          <w:rFonts w:asciiTheme="majorHAnsi" w:hAnsiTheme="majorHAnsi"/>
+          <w:b/>
+          <w:bCs/>
+        </w:rPr>
+        <w:t xml:space="preserve"> 3D Unpacked Array – Notes</w:t>
+      </w:r>
+    </w:p>
+    <w:p>
+      <w:pPr>
+        <w:pStyle w:val="NormalWeb"/>
+        <w:rPr>
+          <w:rFonts w:asciiTheme="majorHAnsi" w:hAnsiTheme="majorHAnsi"/>
+          <w:b/>
+          <w:bCs/>
+        </w:rPr>
+      </w:pPr>
+      <w:r>
+        <w:rPr>
+          <w:rFonts w:asciiTheme="majorHAnsi" w:hAnsiTheme="majorHAnsi"/>
+          <w:b/>
+          <w:bCs/>
+        </w:rPr>
+        <w:t>1️</w:t>
+      </w:r>
+      <w:r>
+        <w:rPr>
+          <w:rFonts w:ascii="Segoe UI Symbol" w:hAnsi="Segoe UI Symbol" w:cs="Segoe UI Symbol"/>
+          <w:b/>
+          <w:bCs/>
+        </w:rPr>
+        <w:t>⃣</w:t>
+      </w:r>
+      <w:r>
+        <w:rPr>
+          <w:rFonts w:asciiTheme="majorHAnsi" w:hAnsiTheme="majorHAnsi"/>
+          <w:b/>
+          <w:bCs/>
+        </w:rPr>
+        <w:t xml:space="preserve"> Definition</w:t>
+      </w:r>
+    </w:p>
+    <w:p>
+      <w:pPr>
+        <w:pStyle w:val="NormalWeb"/>
+        <w:rPr>
+          <w:rFonts w:asciiTheme="majorHAnsi" w:hAnsiTheme="majorHAnsi"/>
+        </w:rPr>
+      </w:pPr>
+      <w:r>
+        <w:rPr>
+          <w:rFonts w:asciiTheme="majorHAnsi" w:hAnsiTheme="majorHAnsi"/>
+        </w:rPr>
+        <w:t xml:space="preserve">A </w:t>
+      </w:r>
+      <w:r>
+        <w:rPr>
+          <w:rFonts w:asciiTheme="majorHAnsi" w:hAnsiTheme="majorHAnsi"/>
+          <w:b/>
+          <w:bCs/>
+        </w:rPr>
+        <w:t>3D unpacked array</w:t>
+      </w:r>
+      <w:r>
+        <w:rPr>
+          <w:rFonts w:asciiTheme="majorHAnsi" w:hAnsiTheme="majorHAnsi"/>
+        </w:rPr>
+        <w:t xml:space="preserve"> is an array with </w:t>
+      </w:r>
+      <w:r>
+        <w:rPr>
+          <w:rFonts w:asciiTheme="majorHAnsi" w:hAnsiTheme="majorHAnsi"/>
+          <w:b/>
+          <w:bCs/>
+        </w:rPr>
+        <w:t>three dimensions</w:t>
+      </w:r>
+      <w:r>
+        <w:rPr>
+          <w:rFonts w:asciiTheme="majorHAnsi" w:hAnsiTheme="majorHAnsi"/>
+        </w:rPr>
+        <w:t xml:space="preserve">, where elements are stored </w:t>
+      </w:r>
+      <w:r>
+        <w:rPr>
+          <w:rFonts w:asciiTheme="majorHAnsi" w:hAnsiTheme="majorHAnsi"/>
+          <w:b/>
+          <w:bCs/>
+        </w:rPr>
+        <w:t>separately in memory</w:t>
+      </w:r>
+      <w:r>
+        <w:rPr>
+          <w:rFonts w:asciiTheme="majorHAnsi" w:hAnsiTheme="majorHAnsi"/>
+        </w:rPr>
+        <w:t>.</w:t>
+      </w:r>
+    </w:p>
+    <w:p>
+      <w:pPr>
+        <w:pStyle w:val="NormalWeb"/>
+        <w:rPr>
+          <w:rFonts w:asciiTheme="majorHAnsi" w:hAnsiTheme="majorHAnsi"/>
+        </w:rPr>
+      </w:pPr>
+      <w:r>
+        <w:rPr>
+          <w:rFonts w:asciiTheme="majorHAnsi" w:hAnsiTheme="majorHAnsi"/>
+        </w:rPr>
+        <w:t xml:space="preserve">Each element is accessed using </w:t>
+      </w:r>
+      <w:r>
+        <w:rPr>
+          <w:rFonts w:asciiTheme="majorHAnsi" w:hAnsiTheme="majorHAnsi"/>
+          <w:b/>
+          <w:bCs/>
+        </w:rPr>
+        <w:t>three indices</w:t>
+      </w:r>
+      <w:r>
+        <w:rPr>
+          <w:rFonts w:asciiTheme="majorHAnsi" w:hAnsiTheme="majorHAnsi"/>
+        </w:rPr>
+        <w:t>.</w:t>
+      </w:r>
+    </w:p>
+    <w:p>
+      <w:pPr>
+        <w:pStyle w:val="NormalWeb"/>
+        <w:rPr>
+          <w:rFonts w:asciiTheme="majorHAnsi" w:hAnsiTheme="majorHAnsi"/>
+        </w:rPr>
+      </w:pPr>
+      <w:r>
+        <w:rPr>
+          <w:rFonts w:asciiTheme="majorHAnsi" w:hAnsiTheme="majorHAnsi"/>
+        </w:rPr>
+        <w:t>array[index</w:t>
+      </w:r>
+      <w:proofErr w:type="gramStart"/>
+      <w:r>
+        <w:rPr>
+          <w:rFonts w:asciiTheme="majorHAnsi" w:hAnsiTheme="majorHAnsi"/>
+        </w:rPr>
+        <w:t>1][</w:t>
+      </w:r>
+      <w:proofErr w:type="gramEnd"/>
+      <w:r>
+        <w:rPr>
+          <w:rFonts w:asciiTheme="majorHAnsi" w:hAnsiTheme="majorHAnsi"/>
+        </w:rPr>
+        <w:t>index</w:t>
+      </w:r>
+      <w:proofErr w:type="gramStart"/>
+      <w:r>
+        <w:rPr>
+          <w:rFonts w:asciiTheme="majorHAnsi" w:hAnsiTheme="majorHAnsi"/>
+        </w:rPr>
+        <w:t>2][</w:t>
+      </w:r>
+      <w:proofErr w:type="gramEnd"/>
+      <w:r>
+        <w:rPr>
+          <w:rFonts w:asciiTheme="majorHAnsi" w:hAnsiTheme="majorHAnsi"/>
+        </w:rPr>
+        <w:t>index3]</w:t>
+      </w:r>
+    </w:p>
+    <w:p>
+      <w:pPr>
+        <w:pStyle w:val="NormalWeb"/>
+        <w:rPr>
+          <w:rFonts w:asciiTheme="majorHAnsi" w:hAnsiTheme="majorHAnsi"/>
+        </w:rPr>
+      </w:pPr>
+      <w:r>
+        <w:rPr>
+          <w:rFonts w:asciiTheme="majorHAnsi" w:hAnsiTheme="majorHAnsi"/>
+        </w:rPr>
+        <w:pict w14:anchorId="3615AC04">
+          <v:rect id="_x0000_i1025" style="width:0;height:1.5pt" o:hralign="center" o:hrstd="t" o:hr="t" fillcolor="#a0a0a0" stroked="f"/>
+        </w:pict>
+      </w:r>
+    </w:p>
+    <w:p>
+      <w:pPr>
+        <w:pStyle w:val="NormalWeb"/>
+        <w:rPr>
+          <w:rFonts w:asciiTheme="majorHAnsi" w:hAnsiTheme="majorHAnsi"/>
+          <w:b/>
+          <w:bCs/>
+        </w:rPr>
+      </w:pPr>
+      <w:r>
+        <w:rPr>
+          <w:rFonts w:asciiTheme="majorHAnsi" w:hAnsiTheme="majorHAnsi"/>
+          <w:b/>
+          <w:bCs/>
+        </w:rPr>
+        <w:t>2️</w:t>
+      </w:r>
+      <w:r>
+        <w:rPr>
+          <w:rFonts w:ascii="Segoe UI Symbol" w:hAnsi="Segoe UI Symbol" w:cs="Segoe UI Symbol"/>
+          <w:b/>
+          <w:bCs/>
+        </w:rPr>
+        <w:t>⃣</w:t>
+      </w:r>
+      <w:r>
+        <w:rPr>
+          <w:rFonts w:asciiTheme="majorHAnsi" w:hAnsiTheme="majorHAnsi"/>
+          <w:b/>
+          <w:bCs/>
+        </w:rPr>
+        <w:t xml:space="preserve"> Syntax</w:t>
+      </w:r>
+    </w:p>
+    <w:p>
+      <w:pPr>
+        <w:pStyle w:val="NormalWeb"/>
+        <w:rPr>
+          <w:rFonts w:asciiTheme="majorHAnsi" w:hAnsiTheme="majorHAnsi"/>
+        </w:rPr>
+      </w:pPr>
+      <w:proofErr w:type="spellStart"/>
+      <w:r>
+        <w:rPr>
+          <w:rFonts w:asciiTheme="majorHAnsi" w:hAnsiTheme="majorHAnsi"/>
+        </w:rPr>
+        <w:t>data_type</w:t>
+      </w:r>
+      <w:proofErr w:type="spellEnd"/>
+      <w:r>
+        <w:rPr>
+          <w:rFonts w:asciiTheme="majorHAnsi" w:hAnsiTheme="majorHAnsi"/>
+        </w:rPr>
+        <w:t xml:space="preserve"> </w:t>
+      </w:r>
+      <w:proofErr w:type="spellStart"/>
+      <w:r>
+        <w:rPr>
+          <w:rFonts w:asciiTheme="majorHAnsi" w:hAnsiTheme="majorHAnsi"/>
+        </w:rPr>
+        <w:t>array_name</w:t>
+      </w:r>
+      <w:proofErr w:type="spellEnd"/>
+      <w:r>
+        <w:rPr>
+          <w:rFonts w:asciiTheme="majorHAnsi" w:hAnsiTheme="majorHAnsi"/>
+        </w:rPr>
+        <w:t xml:space="preserve"> [size</w:t>
+      </w:r>
+      <w:proofErr w:type="gramStart"/>
+      <w:r>
+        <w:rPr>
+          <w:rFonts w:asciiTheme="majorHAnsi" w:hAnsiTheme="majorHAnsi"/>
+        </w:rPr>
+        <w:t>1][</w:t>
+      </w:r>
+      <w:proofErr w:type="gramEnd"/>
+      <w:r>
+        <w:rPr>
+          <w:rFonts w:asciiTheme="majorHAnsi" w:hAnsiTheme="majorHAnsi"/>
+        </w:rPr>
+        <w:t>size</w:t>
+      </w:r>
+      <w:proofErr w:type="gramStart"/>
+      <w:r>
+        <w:rPr>
+          <w:rFonts w:asciiTheme="majorHAnsi" w:hAnsiTheme="majorHAnsi"/>
+        </w:rPr>
+        <w:t>2][</w:t>
+      </w:r>
+      <w:proofErr w:type="gramEnd"/>
+      <w:r>
+        <w:rPr>
+          <w:rFonts w:asciiTheme="majorHAnsi" w:hAnsiTheme="majorHAnsi"/>
+        </w:rPr>
+        <w:t>size3];</w:t>
+      </w:r>
+    </w:p>
+    <w:p>
+      <w:pPr>
+        <w:pStyle w:val="NormalWeb"/>
+        <w:rPr>
+          <w:rFonts w:asciiTheme="majorHAnsi" w:hAnsiTheme="majorHAnsi"/>
+        </w:rPr>
+      </w:pPr>
+      <w:r>
+        <w:rPr>
+          <w:rFonts w:asciiTheme="majorHAnsi" w:hAnsiTheme="majorHAnsi"/>
+        </w:rPr>
+        <w:t>Example:</w:t>
+      </w:r>
+    </w:p>
+    <w:p>
+      <w:pPr>
+        <w:pStyle w:val="NormalWeb"/>
+        <w:rPr>
+          <w:rFonts w:asciiTheme="majorHAnsi" w:hAnsiTheme="majorHAnsi"/>
+        </w:rPr>
+      </w:pPr>
+      <w:r>
+        <w:rPr>
+          <w:rFonts w:asciiTheme="majorHAnsi" w:hAnsiTheme="majorHAnsi"/>
+        </w:rPr>
+        <w:t xml:space="preserve">int </w:t>
+      </w:r>
+      <w:proofErr w:type="spellStart"/>
+      <w:proofErr w:type="gramStart"/>
+      <w:r>
+        <w:rPr>
+          <w:rFonts w:asciiTheme="majorHAnsi" w:hAnsiTheme="majorHAnsi"/>
+        </w:rPr>
+        <w:t>arr</w:t>
+      </w:r>
+      <w:proofErr w:type="spellEnd"/>
+      <w:r>
+        <w:rPr>
+          <w:rFonts w:asciiTheme="majorHAnsi" w:hAnsiTheme="majorHAnsi"/>
+        </w:rPr>
+        <w:t>[</w:t>
+      </w:r>
+      <w:proofErr w:type="gramEnd"/>
+      <w:r>
+        <w:rPr>
+          <w:rFonts w:asciiTheme="majorHAnsi" w:hAnsiTheme="majorHAnsi"/>
+        </w:rPr>
+        <w:t>2][3][4];</w:t>
+      </w:r>
+    </w:p>
+    <w:p>
+      <w:pPr>
+        <w:pStyle w:val="NormalWeb"/>
+        <w:rPr>
+          <w:rFonts w:asciiTheme="majorHAnsi" w:hAnsiTheme="majorHAnsi"/>
+        </w:rPr>
+      </w:pPr>
+      <w:r>
+        <w:rPr>
+          <w:rFonts w:asciiTheme="majorHAnsi" w:hAnsiTheme="majorHAnsi"/>
+        </w:rPr>
+        <w:t>Meaning:</w:t>
+      </w:r>
+    </w:p>
+    <w:p>
+      <w:pPr>
+        <w:pStyle w:val="NormalWeb"/>
+        <w:numPr>
+          <w:ilvl w:val="0"/>
+          <w:numId w:val="10"/>
+        </w:numPr>
+        <w:rPr>
+          <w:rFonts w:asciiTheme="majorHAnsi" w:hAnsiTheme="majorHAnsi"/>
+        </w:rPr>
+      </w:pPr>
+      <w:r>
+        <w:rPr>
+          <w:rFonts w:asciiTheme="majorHAnsi" w:hAnsiTheme="majorHAnsi"/>
+        </w:rPr>
+        <w:t>2 blocks</w:t>
+      </w:r>
+    </w:p>
+    <w:p>
+      <w:pPr>
+        <w:pStyle w:val="NormalWeb"/>
+        <w:numPr>
+          <w:ilvl w:val="0"/>
+          <w:numId w:val="10"/>
+        </w:numPr>
+        <w:rPr>
+          <w:rFonts w:asciiTheme="majorHAnsi" w:hAnsiTheme="majorHAnsi"/>
+        </w:rPr>
+      </w:pPr>
+      <w:r>
+        <w:rPr>
+          <w:rFonts w:asciiTheme="majorHAnsi" w:hAnsiTheme="majorHAnsi"/>
+        </w:rPr>
+        <w:t>3 rows</w:t>
+      </w:r>
+    </w:p>
+    <w:p>
+      <w:pPr>
+        <w:pStyle w:val="NormalWeb"/>
+        <w:numPr>
+          <w:ilvl w:val="0"/>
+          <w:numId w:val="10"/>
+        </w:numPr>
+        <w:rPr>
+          <w:rFonts w:asciiTheme="majorHAnsi" w:hAnsiTheme="majorHAnsi"/>
+        </w:rPr>
+      </w:pPr>
+      <w:r>
+        <w:rPr>
+          <w:rFonts w:asciiTheme="majorHAnsi" w:hAnsiTheme="majorHAnsi"/>
+        </w:rPr>
+        <w:t>4 columns</w:t>
+      </w:r>
+    </w:p>
+    <w:p>
+      <w:pPr>
+        <w:pStyle w:val="NormalWeb"/>
+        <w:rPr>
+          <w:rFonts w:asciiTheme="majorHAnsi" w:hAnsiTheme="majorHAnsi"/>
+        </w:rPr>
+      </w:pPr>
+      <w:r>
+        <w:rPr>
+          <w:rFonts w:asciiTheme="majorHAnsi" w:hAnsiTheme="majorHAnsi"/>
+        </w:rPr>
+        <w:t>Total elements:</w:t>
+      </w:r>
+    </w:p>
+    <w:p>
+      <w:pPr>
+        <w:pStyle w:val="NormalWeb"/>
+        <w:rPr>
+          <w:rFonts w:asciiTheme="majorHAnsi" w:hAnsiTheme="majorHAnsi"/>
+        </w:rPr>
+      </w:pPr>
+      <w:r>
+        <w:rPr>
+          <w:rFonts w:asciiTheme="majorHAnsi" w:hAnsiTheme="majorHAnsi"/>
+        </w:rPr>
+        <w:t>2 × 3 × 4 = 24 elements</w:t>
+      </w:r>
+    </w:p>
+    <w:p>
+      <w:pPr>
+        <w:pStyle w:val="NormalWeb"/>
+        <w:rPr>
+          <w:rFonts w:asciiTheme="majorHAnsi" w:hAnsiTheme="majorHAnsi"/>
+        </w:rPr>
+      </w:pPr>
+      <w:r>
+        <w:rPr>
+          <w:rFonts w:asciiTheme="majorHAnsi" w:hAnsiTheme="majorHAnsi"/>
+        </w:rPr>
+        <w:pict w14:anchorId="7874DCB5">
+          <v:rect id="_x0000_i1026" style="width:0;height:1.5pt" o:hralign="center" o:hrstd="t" o:hr="t" fillcolor="#a0a0a0" stroked="f"/>
+        </w:pict>
+      </w:r>
+    </w:p>
+    <w:p>
+      <w:pPr>
+        <w:pStyle w:val="NormalWeb"/>
+        <w:rPr>
+          <w:rFonts w:asciiTheme="majorHAnsi" w:hAnsiTheme="majorHAnsi"/>
+          <w:b/>
+          <w:bCs/>
+        </w:rPr>
+      </w:pPr>
+      <w:r>
+        <w:rPr>
+          <w:rFonts w:asciiTheme="majorHAnsi" w:hAnsiTheme="majorHAnsi"/>
+          <w:b/>
+          <w:bCs/>
+        </w:rPr>
+        <w:t>3️</w:t>
+      </w:r>
+      <w:r>
+        <w:rPr>
+          <w:rFonts w:ascii="Segoe UI Symbol" w:hAnsi="Segoe UI Symbol" w:cs="Segoe UI Symbol"/>
+          <w:b/>
+          <w:bCs/>
+        </w:rPr>
+        <w:t>⃣</w:t>
+      </w:r>
+      <w:r>
+        <w:rPr>
+          <w:rFonts w:asciiTheme="majorHAnsi" w:hAnsiTheme="majorHAnsi"/>
+          <w:b/>
+          <w:bCs/>
+        </w:rPr>
+        <w:t xml:space="preserve"> Visualization</w:t>
+      </w:r>
+    </w:p>
+    <w:p>
+      <w:pPr>
+        <w:pStyle w:val="NormalWeb"/>
+        <w:rPr>
+          <w:rFonts w:asciiTheme="majorHAnsi" w:hAnsiTheme="majorHAnsi"/>
+        </w:rPr>
+      </w:pPr>
+      <w:r>
+        <w:rPr>
+          <w:rFonts w:asciiTheme="majorHAnsi" w:hAnsiTheme="majorHAnsi"/>
+        </w:rPr>
+        <w:t>Block 0</w:t>
+      </w:r>
+      <w:r>
+        <w:rPr>
+          <w:rFonts w:asciiTheme="majorHAnsi" w:hAnsiTheme="majorHAnsi"/>
+        </w:rPr>
+        <w:br/>
+      </w:r>
+      <w:r>
+        <w:rPr>
+          <w:rFonts w:asciiTheme="majorHAnsi" w:hAnsiTheme="majorHAnsi"/>
+        </w:rPr>
+        <w:br/>
+      </w:r>
+      <w:proofErr w:type="spellStart"/>
+      <w:r>
+        <w:rPr>
+          <w:rFonts w:asciiTheme="majorHAnsi" w:hAnsiTheme="majorHAnsi"/>
+        </w:rPr>
+        <w:t>arr</w:t>
+      </w:r>
+      <w:proofErr w:type="spellEnd"/>
+      <w:r>
+        <w:rPr>
+          <w:rFonts w:asciiTheme="majorHAnsi" w:hAnsiTheme="majorHAnsi"/>
+        </w:rPr>
+        <w:t xml:space="preserve">[0][0][0]  </w:t>
+      </w:r>
+      <w:proofErr w:type="spellStart"/>
+      <w:r>
+        <w:rPr>
+          <w:rFonts w:asciiTheme="majorHAnsi" w:hAnsiTheme="majorHAnsi"/>
+        </w:rPr>
+        <w:t>arr</w:t>
+      </w:r>
+      <w:proofErr w:type="spellEnd"/>
+      <w:r>
+        <w:rPr>
+          <w:rFonts w:asciiTheme="majorHAnsi" w:hAnsiTheme="majorHAnsi"/>
+        </w:rPr>
+        <w:t xml:space="preserve">[0][0][1]  </w:t>
+      </w:r>
+      <w:proofErr w:type="spellStart"/>
+      <w:r>
+        <w:rPr>
+          <w:rFonts w:asciiTheme="majorHAnsi" w:hAnsiTheme="majorHAnsi"/>
+        </w:rPr>
+        <w:t>arr</w:t>
+      </w:r>
+      <w:proofErr w:type="spellEnd"/>
+      <w:r>
+        <w:rPr>
+          <w:rFonts w:asciiTheme="majorHAnsi" w:hAnsiTheme="majorHAnsi"/>
+        </w:rPr>
+        <w:t xml:space="preserve">[0][0][2]  </w:t>
+      </w:r>
+      <w:proofErr w:type="spellStart"/>
+      <w:r>
+        <w:rPr>
+          <w:rFonts w:asciiTheme="majorHAnsi" w:hAnsiTheme="majorHAnsi"/>
+        </w:rPr>
+        <w:t>arr</w:t>
+      </w:r>
+      <w:proofErr w:type="spellEnd"/>
+      <w:r>
+        <w:rPr>
+          <w:rFonts w:asciiTheme="majorHAnsi" w:hAnsiTheme="majorHAnsi"/>
+        </w:rPr>
+        <w:t>[0][0][3]</w:t>
+      </w:r>
+      <w:r>
+        <w:rPr>
+          <w:rFonts w:asciiTheme="majorHAnsi" w:hAnsiTheme="majorHAnsi"/>
+        </w:rPr>
+        <w:br/>
+      </w:r>
+      <w:proofErr w:type="spellStart"/>
+      <w:r>
+        <w:rPr>
+          <w:rFonts w:asciiTheme="majorHAnsi" w:hAnsiTheme="majorHAnsi"/>
+        </w:rPr>
+        <w:t>arr</w:t>
+      </w:r>
+      <w:proofErr w:type="spellEnd"/>
+      <w:r>
+        <w:rPr>
+          <w:rFonts w:asciiTheme="majorHAnsi" w:hAnsiTheme="majorHAnsi"/>
+        </w:rPr>
+        <w:t xml:space="preserve">[0][1][0]  </w:t>
+      </w:r>
+      <w:proofErr w:type="spellStart"/>
+      <w:r>
+        <w:rPr>
+          <w:rFonts w:asciiTheme="majorHAnsi" w:hAnsiTheme="majorHAnsi"/>
+        </w:rPr>
+        <w:t>arr</w:t>
+      </w:r>
+      <w:proofErr w:type="spellEnd"/>
+      <w:r>
+        <w:rPr>
+          <w:rFonts w:asciiTheme="majorHAnsi" w:hAnsiTheme="majorHAnsi"/>
+        </w:rPr>
+        <w:t xml:space="preserve">[0][1][1]  </w:t>
+      </w:r>
+      <w:proofErr w:type="spellStart"/>
+      <w:r>
+        <w:rPr>
+          <w:rFonts w:asciiTheme="majorHAnsi" w:hAnsiTheme="majorHAnsi"/>
+        </w:rPr>
+        <w:t>arr</w:t>
+      </w:r>
+      <w:proofErr w:type="spellEnd"/>
+      <w:r>
+        <w:rPr>
+          <w:rFonts w:asciiTheme="majorHAnsi" w:hAnsiTheme="majorHAnsi"/>
+        </w:rPr>
+        <w:t xml:space="preserve">[0][1][2]  </w:t>
+      </w:r>
+      <w:proofErr w:type="spellStart"/>
+      <w:r>
+        <w:rPr>
+          <w:rFonts w:asciiTheme="majorHAnsi" w:hAnsiTheme="majorHAnsi"/>
+        </w:rPr>
+        <w:t>arr</w:t>
+      </w:r>
+      <w:proofErr w:type="spellEnd"/>
+      <w:r>
+        <w:rPr>
+          <w:rFonts w:asciiTheme="majorHAnsi" w:hAnsiTheme="majorHAnsi"/>
+        </w:rPr>
+        <w:t>[0][1][3]</w:t>
+      </w:r>
+      <w:r>
+        <w:rPr>
+          <w:rFonts w:asciiTheme="majorHAnsi" w:hAnsiTheme="majorHAnsi"/>
+        </w:rPr>
+        <w:br/>
+      </w:r>
+      <w:proofErr w:type="spellStart"/>
+      <w:r>
+        <w:rPr>
+          <w:rFonts w:asciiTheme="majorHAnsi" w:hAnsiTheme="majorHAnsi"/>
+        </w:rPr>
+        <w:t>arr</w:t>
+      </w:r>
+      <w:proofErr w:type="spellEnd"/>
+      <w:r>
+        <w:rPr>
+          <w:rFonts w:asciiTheme="majorHAnsi" w:hAnsiTheme="majorHAnsi"/>
+        </w:rPr>
+        <w:t xml:space="preserve">[0][2][0]  </w:t>
+      </w:r>
+      <w:proofErr w:type="spellStart"/>
+      <w:r>
+        <w:rPr>
+          <w:rFonts w:asciiTheme="majorHAnsi" w:hAnsiTheme="majorHAnsi"/>
+        </w:rPr>
+        <w:t>arr</w:t>
+      </w:r>
+      <w:proofErr w:type="spellEnd"/>
+      <w:r>
+        <w:rPr>
+          <w:rFonts w:asciiTheme="majorHAnsi" w:hAnsiTheme="majorHAnsi"/>
+        </w:rPr>
+        <w:t xml:space="preserve">[0][2][1]  </w:t>
+      </w:r>
+      <w:proofErr w:type="spellStart"/>
+      <w:r>
+        <w:rPr>
+          <w:rFonts w:asciiTheme="majorHAnsi" w:hAnsiTheme="majorHAnsi"/>
+        </w:rPr>
+        <w:t>arr</w:t>
+      </w:r>
+      <w:proofErr w:type="spellEnd"/>
+      <w:r>
+        <w:rPr>
+          <w:rFonts w:asciiTheme="majorHAnsi" w:hAnsiTheme="majorHAnsi"/>
+        </w:rPr>
+        <w:t xml:space="preserve">[0][2][2]  </w:t>
+      </w:r>
+      <w:proofErr w:type="spellStart"/>
+      <w:r>
+        <w:rPr>
+          <w:rFonts w:asciiTheme="majorHAnsi" w:hAnsiTheme="majorHAnsi"/>
+        </w:rPr>
+        <w:t>arr</w:t>
+      </w:r>
+      <w:proofErr w:type="spellEnd"/>
+      <w:r>
+        <w:rPr>
+          <w:rFonts w:asciiTheme="majorHAnsi" w:hAnsiTheme="majorHAnsi"/>
+        </w:rPr>
+        <w:t>[0][2][3]</w:t>
+      </w:r>
+      <w:r>
+        <w:rPr>
+          <w:rFonts w:asciiTheme="majorHAnsi" w:hAnsiTheme="majorHAnsi"/>
+        </w:rPr>
+        <w:br/>
+      </w:r>
+      <w:r>
+        <w:rPr>
+          <w:rFonts w:asciiTheme="majorHAnsi" w:hAnsiTheme="majorHAnsi"/>
+        </w:rPr>
+        <w:br/>
+      </w:r>
+      <w:r>
+        <w:rPr>
+          <w:rFonts w:asciiTheme="majorHAnsi" w:hAnsiTheme="majorHAnsi"/>
+        </w:rPr>
+        <w:br/>
+        <w:t>Block 1</w:t>
+      </w:r>
+      <w:r>
+        <w:rPr>
+          <w:rFonts w:asciiTheme="majorHAnsi" w:hAnsiTheme="majorHAnsi"/>
+        </w:rPr>
+        <w:br/>
+      </w:r>
+      <w:r>
+        <w:rPr>
+          <w:rFonts w:asciiTheme="majorHAnsi" w:hAnsiTheme="majorHAnsi"/>
+        </w:rPr>
+        <w:br/>
+      </w:r>
+      <w:proofErr w:type="spellStart"/>
+      <w:r>
+        <w:rPr>
+          <w:rFonts w:asciiTheme="majorHAnsi" w:hAnsiTheme="majorHAnsi"/>
+        </w:rPr>
+        <w:t>arr</w:t>
+      </w:r>
+      <w:proofErr w:type="spellEnd"/>
+      <w:r>
+        <w:rPr>
+          <w:rFonts w:asciiTheme="majorHAnsi" w:hAnsiTheme="majorHAnsi"/>
+        </w:rPr>
+        <w:t xml:space="preserve">[1][0][0]  </w:t>
+      </w:r>
+      <w:proofErr w:type="spellStart"/>
+      <w:r>
+        <w:rPr>
+          <w:rFonts w:asciiTheme="majorHAnsi" w:hAnsiTheme="majorHAnsi"/>
+        </w:rPr>
+        <w:t>arr</w:t>
+      </w:r>
+      <w:proofErr w:type="spellEnd"/>
+      <w:r>
+        <w:rPr>
+          <w:rFonts w:asciiTheme="majorHAnsi" w:hAnsiTheme="majorHAnsi"/>
+        </w:rPr>
+        <w:t xml:space="preserve">[1][0][1]  </w:t>
+      </w:r>
+      <w:proofErr w:type="spellStart"/>
+      <w:r>
+        <w:rPr>
+          <w:rFonts w:asciiTheme="majorHAnsi" w:hAnsiTheme="majorHAnsi"/>
+        </w:rPr>
+        <w:t>arr</w:t>
+      </w:r>
+      <w:proofErr w:type="spellEnd"/>
+      <w:r>
+        <w:rPr>
+          <w:rFonts w:asciiTheme="majorHAnsi" w:hAnsiTheme="majorHAnsi"/>
+        </w:rPr>
+        <w:t xml:space="preserve">[1][0][2]  </w:t>
+      </w:r>
+      <w:proofErr w:type="spellStart"/>
+      <w:r>
+        <w:rPr>
+          <w:rFonts w:asciiTheme="majorHAnsi" w:hAnsiTheme="majorHAnsi"/>
+        </w:rPr>
+        <w:t>arr</w:t>
+      </w:r>
+      <w:proofErr w:type="spellEnd"/>
+      <w:r>
+        <w:rPr>
+          <w:rFonts w:asciiTheme="majorHAnsi" w:hAnsiTheme="majorHAnsi"/>
+        </w:rPr>
+        <w:t>[1][0][3]</w:t>
+      </w:r>
+      <w:r>
+        <w:rPr>
+          <w:rFonts w:asciiTheme="majorHAnsi" w:hAnsiTheme="majorHAnsi"/>
+        </w:rPr>
+        <w:br/>
+      </w:r>
+      <w:proofErr w:type="spellStart"/>
+      <w:r>
+        <w:rPr>
+          <w:rFonts w:asciiTheme="majorHAnsi" w:hAnsiTheme="majorHAnsi"/>
+        </w:rPr>
+        <w:lastRenderedPageBreak/>
+        <w:t>arr</w:t>
+      </w:r>
+      <w:proofErr w:type="spellEnd"/>
+      <w:r>
+        <w:rPr>
+          <w:rFonts w:asciiTheme="majorHAnsi" w:hAnsiTheme="majorHAnsi"/>
+        </w:rPr>
+        <w:t xml:space="preserve">[1][1][0]  </w:t>
+      </w:r>
+      <w:proofErr w:type="spellStart"/>
+      <w:r>
+        <w:rPr>
+          <w:rFonts w:asciiTheme="majorHAnsi" w:hAnsiTheme="majorHAnsi"/>
+        </w:rPr>
+        <w:t>arr</w:t>
+      </w:r>
+      <w:proofErr w:type="spellEnd"/>
+      <w:r>
+        <w:rPr>
+          <w:rFonts w:asciiTheme="majorHAnsi" w:hAnsiTheme="majorHAnsi"/>
+        </w:rPr>
+        <w:t xml:space="preserve">[1][1][1]  </w:t>
+      </w:r>
+      <w:proofErr w:type="spellStart"/>
+      <w:r>
+        <w:rPr>
+          <w:rFonts w:asciiTheme="majorHAnsi" w:hAnsiTheme="majorHAnsi"/>
+        </w:rPr>
+        <w:t>arr</w:t>
+      </w:r>
+      <w:proofErr w:type="spellEnd"/>
+      <w:r>
+        <w:rPr>
+          <w:rFonts w:asciiTheme="majorHAnsi" w:hAnsiTheme="majorHAnsi"/>
+        </w:rPr>
+        <w:t xml:space="preserve">[1][1][2]  </w:t>
+      </w:r>
+      <w:proofErr w:type="spellStart"/>
+      <w:r>
+        <w:rPr>
+          <w:rFonts w:asciiTheme="majorHAnsi" w:hAnsiTheme="majorHAnsi"/>
+        </w:rPr>
+        <w:t>arr</w:t>
+      </w:r>
+      <w:proofErr w:type="spellEnd"/>
+      <w:r>
+        <w:rPr>
+          <w:rFonts w:asciiTheme="majorHAnsi" w:hAnsiTheme="majorHAnsi"/>
+        </w:rPr>
+        <w:t>[1][1][3]</w:t>
+      </w:r>
+      <w:r>
+        <w:rPr>
+          <w:rFonts w:asciiTheme="majorHAnsi" w:hAnsiTheme="majorHAnsi"/>
+        </w:rPr>
+        <w:br/>
+      </w:r>
+      <w:proofErr w:type="spellStart"/>
+      <w:r>
+        <w:rPr>
+          <w:rFonts w:asciiTheme="majorHAnsi" w:hAnsiTheme="majorHAnsi"/>
+        </w:rPr>
+        <w:t>arr</w:t>
+      </w:r>
+      <w:proofErr w:type="spellEnd"/>
+      <w:r>
+        <w:rPr>
+          <w:rFonts w:asciiTheme="majorHAnsi" w:hAnsiTheme="majorHAnsi"/>
+        </w:rPr>
+        <w:t xml:space="preserve">[1][2][0]  </w:t>
+      </w:r>
+      <w:proofErr w:type="spellStart"/>
+      <w:r>
+        <w:rPr>
+          <w:rFonts w:asciiTheme="majorHAnsi" w:hAnsiTheme="majorHAnsi"/>
+        </w:rPr>
+        <w:t>arr</w:t>
+      </w:r>
+      <w:proofErr w:type="spellEnd"/>
+      <w:r>
+        <w:rPr>
+          <w:rFonts w:asciiTheme="majorHAnsi" w:hAnsiTheme="majorHAnsi"/>
+        </w:rPr>
+        <w:t xml:space="preserve">[1][2][1]  </w:t>
+      </w:r>
+      <w:proofErr w:type="spellStart"/>
+      <w:r>
+        <w:rPr>
+          <w:rFonts w:asciiTheme="majorHAnsi" w:hAnsiTheme="majorHAnsi"/>
+        </w:rPr>
+        <w:t>arr</w:t>
+      </w:r>
+      <w:proofErr w:type="spellEnd"/>
+      <w:r>
+        <w:rPr>
+          <w:rFonts w:asciiTheme="majorHAnsi" w:hAnsiTheme="majorHAnsi"/>
+        </w:rPr>
+        <w:t xml:space="preserve">[1][2][2]  </w:t>
+      </w:r>
+      <w:proofErr w:type="spellStart"/>
+      <w:r>
+        <w:rPr>
+          <w:rFonts w:asciiTheme="majorHAnsi" w:hAnsiTheme="majorHAnsi"/>
+        </w:rPr>
+        <w:t>arr</w:t>
+      </w:r>
+      <w:proofErr w:type="spellEnd"/>
+      <w:r>
+        <w:rPr>
+          <w:rFonts w:asciiTheme="majorHAnsi" w:hAnsiTheme="majorHAnsi"/>
+        </w:rPr>
+        <w:t>[1][2][3]</w:t>
+      </w:r>
+    </w:p>
+    <w:p>
+      <w:pPr>
+        <w:pStyle w:val="NormalWeb"/>
+        <w:rPr>
+          <w:rFonts w:asciiTheme="majorHAnsi" w:hAnsiTheme="majorHAnsi"/>
+        </w:rPr>
+      </w:pPr>
+    </w:p>
+    <w:p>
+      <w:pPr>
+        <w:pStyle w:val="NormalWeb"/>
+        <w:spacing w:before="0" w:beforeAutospacing="0"/>
+        <w:rPr>
+          <w:rFonts w:asciiTheme="majorHAnsi" w:hAnsiTheme="majorHAnsi"/>
+          <w:b/>
+          <w:bCs/>
+        </w:rPr>
+      </w:pPr>
+    </w:p>
+    <w:tbl>
+      <w:tblPr>
+        <w:tblW w:w="9685" w:type="dxa"/>
+        <w:tblCellSpacing w:w="15" w:type="dxa"/>
+        <w:tblBorders>
+          <w:top w:val="single" w:sz="4" w:space="0" w:color="auto"/>
+          <w:left w:val="single" w:sz="4" w:space="0" w:color="auto"/>
+          <w:bottom w:val="single" w:sz="4" w:space="0" w:color="auto"/>
+          <w:right w:val="single" w:sz="4" w:space="0" w:color="auto"/>
+          <w:insideH w:val="single" w:sz="4" w:space="0" w:color="auto"/>
+          <w:insideV w:val="single" w:sz="4" w:space="0" w:color="auto"/>
+        </w:tblBorders>
+        <w:tblCellMar>
+          <w:top w:w="15" w:type="dxa"/>
+          <w:left w:w="15" w:type="dxa"/>
+          <w:bottom w:w="15" w:type="dxa"/>
+          <w:right w:w="15" w:type="dxa"/>
+        </w:tblCellMar>
+        <w:tblLook w:val="04A0" w:firstRow="1" w:lastRow="0" w:firstColumn="1" w:lastColumn="0" w:noHBand="0" w:noVBand="1"/>
+      </w:tblPr>
+      <w:tblGrid>
+        <w:gridCol w:w="3205"/>
+        <w:gridCol w:w="2700"/>
+        <w:gridCol w:w="3780"/>
+      </w:tblGrid>
+      <w:tr>
+        <w:trPr>
+          <w:tblHeader/>
+          <w:tblCellSpacing w:w="15" w:type="dxa"/>
+        </w:trPr>
+        <w:tc>
+          <w:tcPr>
+            <w:tcW w:w="3160" w:type="dxa"/>
+            <w:vAlign w:val="center"/>
+            <w:hideMark/>
+          </w:tcPr>
+          <w:p>
+            <w:pPr>
+              <w:pStyle w:val="NormalWeb"/>
+              <w:jc w:val="center"/>
+              <w:rPr>
+                <w:rFonts w:asciiTheme="majorHAnsi" w:hAnsiTheme="majorHAnsi"/>
+                <w:b/>
+                <w:bCs/>
+              </w:rPr>
+            </w:pPr>
+            <w:r>
+              <w:rPr>
+                <w:rFonts w:asciiTheme="majorHAnsi" w:hAnsiTheme="majorHAnsi"/>
+                <w:b/>
+                <w:bCs/>
+              </w:rPr>
+              <w:t>Array Type</w:t>
+            </w:r>
+          </w:p>
+        </w:tc>
+        <w:tc>
+          <w:tcPr>
+            <w:tcW w:w="2670" w:type="dxa"/>
+            <w:vAlign w:val="center"/>
+            <w:hideMark/>
+          </w:tcPr>
+          <w:p>
+            <w:pPr>
+              <w:pStyle w:val="NormalWeb"/>
+              <w:jc w:val="center"/>
+              <w:rPr>
+                <w:rFonts w:asciiTheme="majorHAnsi" w:hAnsiTheme="majorHAnsi"/>
+                <w:b/>
+                <w:bCs/>
+              </w:rPr>
+            </w:pPr>
+            <w:r>
+              <w:rPr>
+                <w:rFonts w:asciiTheme="majorHAnsi" w:hAnsiTheme="majorHAnsi"/>
+                <w:b/>
+                <w:bCs/>
+              </w:rPr>
+              <w:t>Dimension</w:t>
+            </w:r>
+          </w:p>
+        </w:tc>
+        <w:tc>
+          <w:tcPr>
+            <w:tcW w:w="3735" w:type="dxa"/>
+            <w:vAlign w:val="center"/>
+            <w:hideMark/>
+          </w:tcPr>
+          <w:p>
+            <w:pPr>
+              <w:pStyle w:val="NormalWeb"/>
+              <w:jc w:val="center"/>
+              <w:rPr>
+                <w:rFonts w:asciiTheme="majorHAnsi" w:hAnsiTheme="majorHAnsi"/>
+                <w:b/>
+                <w:bCs/>
+              </w:rPr>
+            </w:pPr>
+            <w:r>
+              <w:rPr>
+                <w:rFonts w:asciiTheme="majorHAnsi" w:hAnsiTheme="majorHAnsi"/>
+                <w:b/>
+                <w:bCs/>
+              </w:rPr>
+              <w:t>Applications</w:t>
+            </w:r>
+          </w:p>
+        </w:tc>
+      </w:tr>
+      <w:tr>
+        <w:trPr>
+          <w:tblCellSpacing w:w="15" w:type="dxa"/>
+        </w:trPr>
+        <w:tc>
+          <w:tcPr>
+            <w:tcW w:w="3160" w:type="dxa"/>
+            <w:vAlign w:val="center"/>
+            <w:hideMark/>
+          </w:tcPr>
+          <w:p>
+            <w:pPr>
+              <w:pStyle w:val="NormalWeb"/>
+              <w:jc w:val="center"/>
+              <w:rPr>
+                <w:rFonts w:asciiTheme="majorHAnsi" w:hAnsiTheme="majorHAnsi"/>
+                <w:b/>
+                <w:bCs/>
+              </w:rPr>
+            </w:pPr>
+            <w:r>
+              <w:rPr>
+                <w:rFonts w:asciiTheme="majorHAnsi" w:hAnsiTheme="majorHAnsi"/>
+                <w:b/>
+                <w:bCs/>
+              </w:rPr>
+              <w:t>1D Unpacked</w:t>
+            </w:r>
+          </w:p>
+        </w:tc>
+        <w:tc>
+          <w:tcPr>
+            <w:tcW w:w="2670" w:type="dxa"/>
+            <w:vAlign w:val="center"/>
+            <w:hideMark/>
+          </w:tcPr>
+          <w:p>
+            <w:pPr>
+              <w:pStyle w:val="NormalWeb"/>
+              <w:jc w:val="center"/>
+              <w:rPr>
+                <w:rFonts w:asciiTheme="majorHAnsi" w:hAnsiTheme="majorHAnsi"/>
+                <w:b/>
+                <w:bCs/>
+              </w:rPr>
+            </w:pPr>
+            <w:proofErr w:type="spellStart"/>
+            <w:proofErr w:type="gramStart"/>
+            <w:r>
+              <w:rPr>
+                <w:rFonts w:asciiTheme="majorHAnsi" w:hAnsiTheme="majorHAnsi"/>
+                <w:b/>
+                <w:bCs/>
+              </w:rPr>
+              <w:t>arr</w:t>
+            </w:r>
+            <w:proofErr w:type="spellEnd"/>
+            <w:r>
+              <w:rPr>
+                <w:rFonts w:asciiTheme="majorHAnsi" w:hAnsiTheme="majorHAnsi"/>
+                <w:b/>
+                <w:bCs/>
+              </w:rPr>
+              <w:t>[</w:t>
+            </w:r>
+            <w:proofErr w:type="gramEnd"/>
+            <w:r>
+              <w:rPr>
+                <w:rFonts w:asciiTheme="majorHAnsi" w:hAnsiTheme="majorHAnsi"/>
+                <w:b/>
+                <w:bCs/>
+              </w:rPr>
+              <w:t>10]</w:t>
+            </w:r>
+          </w:p>
+        </w:tc>
+        <w:tc>
+          <w:tcPr>
+            <w:tcW w:w="3735" w:type="dxa"/>
+            <w:vAlign w:val="center"/>
+            <w:hideMark/>
+          </w:tcPr>
+          <w:p>
+            <w:pPr>
+              <w:pStyle w:val="NormalWeb"/>
+              <w:jc w:val="center"/>
+              <w:rPr>
+                <w:rFonts w:asciiTheme="majorHAnsi" w:hAnsiTheme="majorHAnsi"/>
+                <w:b/>
+                <w:bCs/>
+              </w:rPr>
+            </w:pPr>
+            <w:r>
+              <w:rPr>
+                <w:rFonts w:asciiTheme="majorHAnsi" w:hAnsiTheme="majorHAnsi"/>
+                <w:b/>
+                <w:bCs/>
+              </w:rPr>
+              <w:t>Buffers, memory storage</w:t>
+            </w:r>
+          </w:p>
+        </w:tc>
+      </w:tr>
+      <w:tr>
+        <w:trPr>
+          <w:tblCellSpacing w:w="15" w:type="dxa"/>
+        </w:trPr>
+        <w:tc>
+          <w:tcPr>
+            <w:tcW w:w="3160" w:type="dxa"/>
+            <w:vAlign w:val="center"/>
+            <w:hideMark/>
+          </w:tcPr>
+          <w:p>
+            <w:pPr>
+              <w:pStyle w:val="NormalWeb"/>
+              <w:jc w:val="center"/>
+              <w:rPr>
+                <w:rFonts w:asciiTheme="majorHAnsi" w:hAnsiTheme="majorHAnsi"/>
+                <w:b/>
+                <w:bCs/>
+              </w:rPr>
+            </w:pPr>
+            <w:r>
+              <w:rPr>
+                <w:rFonts w:asciiTheme="majorHAnsi" w:hAnsiTheme="majorHAnsi"/>
+                <w:b/>
+                <w:bCs/>
+              </w:rPr>
+              <w:t>2D Unpacked</w:t>
+            </w:r>
+          </w:p>
+        </w:tc>
+        <w:tc>
+          <w:tcPr>
+            <w:tcW w:w="2670" w:type="dxa"/>
+            <w:vAlign w:val="center"/>
+            <w:hideMark/>
+          </w:tcPr>
+          <w:p>
+            <w:pPr>
+              <w:pStyle w:val="NormalWeb"/>
+              <w:jc w:val="center"/>
+              <w:rPr>
+                <w:rFonts w:asciiTheme="majorHAnsi" w:hAnsiTheme="majorHAnsi"/>
+                <w:b/>
+                <w:bCs/>
+              </w:rPr>
+            </w:pPr>
+            <w:proofErr w:type="spellStart"/>
+            <w:proofErr w:type="gramStart"/>
+            <w:r>
+              <w:rPr>
+                <w:rFonts w:asciiTheme="majorHAnsi" w:hAnsiTheme="majorHAnsi"/>
+                <w:b/>
+                <w:bCs/>
+              </w:rPr>
+              <w:t>arr</w:t>
+            </w:r>
+            <w:proofErr w:type="spellEnd"/>
+            <w:r>
+              <w:rPr>
+                <w:rFonts w:asciiTheme="majorHAnsi" w:hAnsiTheme="majorHAnsi"/>
+                <w:b/>
+                <w:bCs/>
+              </w:rPr>
+              <w:t>[</w:t>
+            </w:r>
+            <w:proofErr w:type="gramEnd"/>
+            <w:r>
+              <w:rPr>
+                <w:rFonts w:asciiTheme="majorHAnsi" w:hAnsiTheme="majorHAnsi"/>
+                <w:b/>
+                <w:bCs/>
+              </w:rPr>
+              <w:t>4][4]</w:t>
+            </w:r>
+          </w:p>
+        </w:tc>
+        <w:tc>
+          <w:tcPr>
+            <w:tcW w:w="3735" w:type="dxa"/>
+            <w:vAlign w:val="center"/>
+            <w:hideMark/>
+          </w:tcPr>
+          <w:p>
+            <w:pPr>
+              <w:pStyle w:val="NormalWeb"/>
+              <w:jc w:val="center"/>
+              <w:rPr>
+                <w:rFonts w:asciiTheme="majorHAnsi" w:hAnsiTheme="majorHAnsi"/>
+                <w:b/>
+                <w:bCs/>
+              </w:rPr>
+            </w:pPr>
+            <w:r>
+              <w:rPr>
+                <w:rFonts w:asciiTheme="majorHAnsi" w:hAnsiTheme="majorHAnsi"/>
+                <w:b/>
+                <w:bCs/>
+              </w:rPr>
+              <w:t>Matrices, image data</w:t>
+            </w:r>
+          </w:p>
+        </w:tc>
+      </w:tr>
+      <w:tr>
+        <w:trPr>
+          <w:tblCellSpacing w:w="15" w:type="dxa"/>
+        </w:trPr>
+        <w:tc>
+          <w:tcPr>
+            <w:tcW w:w="3160" w:type="dxa"/>
+            <w:vAlign w:val="center"/>
+            <w:hideMark/>
+          </w:tcPr>
+          <w:p>
+            <w:pPr>
+              <w:pStyle w:val="NormalWeb"/>
+              <w:jc w:val="center"/>
+              <w:rPr>
+                <w:rFonts w:asciiTheme="majorHAnsi" w:hAnsiTheme="majorHAnsi"/>
+                <w:b/>
+                <w:bCs/>
+              </w:rPr>
+            </w:pPr>
+            <w:r>
+              <w:rPr>
+                <w:rFonts w:asciiTheme="majorHAnsi" w:hAnsiTheme="majorHAnsi"/>
+                <w:b/>
+                <w:bCs/>
+              </w:rPr>
+              <w:t>3D Unpacked</w:t>
+            </w:r>
+          </w:p>
+        </w:tc>
+        <w:tc>
+          <w:tcPr>
+            <w:tcW w:w="2670" w:type="dxa"/>
+            <w:vAlign w:val="center"/>
+            <w:hideMark/>
+          </w:tcPr>
+          <w:p>
+            <w:pPr>
+              <w:pStyle w:val="NormalWeb"/>
+              <w:jc w:val="center"/>
+              <w:rPr>
+                <w:rFonts w:asciiTheme="majorHAnsi" w:hAnsiTheme="majorHAnsi"/>
+                <w:b/>
+                <w:bCs/>
+              </w:rPr>
+            </w:pPr>
+            <w:proofErr w:type="spellStart"/>
+            <w:proofErr w:type="gramStart"/>
+            <w:r>
+              <w:rPr>
+                <w:rFonts w:asciiTheme="majorHAnsi" w:hAnsiTheme="majorHAnsi"/>
+                <w:b/>
+                <w:bCs/>
+              </w:rPr>
+              <w:t>arr</w:t>
+            </w:r>
+            <w:proofErr w:type="spellEnd"/>
+            <w:r>
+              <w:rPr>
+                <w:rFonts w:asciiTheme="majorHAnsi" w:hAnsiTheme="majorHAnsi"/>
+                <w:b/>
+                <w:bCs/>
+              </w:rPr>
+              <w:t>[</w:t>
+            </w:r>
+            <w:proofErr w:type="gramEnd"/>
+            <w:r>
+              <w:rPr>
+                <w:rFonts w:asciiTheme="majorHAnsi" w:hAnsiTheme="majorHAnsi"/>
+                <w:b/>
+                <w:bCs/>
+              </w:rPr>
+              <w:t>2][4][8]</w:t>
+            </w:r>
+          </w:p>
+        </w:tc>
+        <w:tc>
+          <w:tcPr>
+            <w:tcW w:w="3735" w:type="dxa"/>
+            <w:vAlign w:val="center"/>
+            <w:hideMark/>
+          </w:tcPr>
+          <w:p>
+            <w:pPr>
+              <w:pStyle w:val="NormalWeb"/>
+              <w:jc w:val="center"/>
+              <w:rPr>
+                <w:rFonts w:asciiTheme="majorHAnsi" w:hAnsiTheme="majorHAnsi"/>
+                <w:b/>
+                <w:bCs/>
+              </w:rPr>
+            </w:pPr>
+            <w:r>
+              <w:rPr>
+                <w:rFonts w:asciiTheme="majorHAnsi" w:hAnsiTheme="majorHAnsi"/>
+                <w:b/>
+                <w:bCs/>
+              </w:rPr>
+              <w:t>Memory banks, cache</w:t>
+            </w:r>
+          </w:p>
+        </w:tc>
+      </w:tr>
+      <w:tr>
+        <w:trPr>
+          <w:tblCellSpacing w:w="15" w:type="dxa"/>
+        </w:trPr>
+        <w:tc>
+          <w:tcPr>
+            <w:tcW w:w="3160" w:type="dxa"/>
+            <w:vAlign w:val="center"/>
+            <w:hideMark/>
+          </w:tcPr>
+          <w:p>
+            <w:pPr>
+              <w:pStyle w:val="NormalWeb"/>
+              <w:jc w:val="center"/>
+              <w:rPr>
+                <w:rFonts w:asciiTheme="majorHAnsi" w:hAnsiTheme="majorHAnsi"/>
+                <w:b/>
+                <w:bCs/>
+              </w:rPr>
+            </w:pPr>
+            <w:r>
+              <w:rPr>
+                <w:rFonts w:asciiTheme="majorHAnsi" w:hAnsiTheme="majorHAnsi"/>
+                <w:b/>
+                <w:bCs/>
+              </w:rPr>
+              <w:t>1D Packed</w:t>
+            </w:r>
+          </w:p>
+        </w:tc>
+        <w:tc>
+          <w:tcPr>
+            <w:tcW w:w="2670" w:type="dxa"/>
+            <w:vAlign w:val="center"/>
+            <w:hideMark/>
+          </w:tcPr>
+          <w:p>
+            <w:pPr>
+              <w:pStyle w:val="NormalWeb"/>
+              <w:jc w:val="center"/>
+              <w:rPr>
+                <w:rFonts w:asciiTheme="majorHAnsi" w:hAnsiTheme="majorHAnsi"/>
+                <w:b/>
+                <w:bCs/>
+              </w:rPr>
+            </w:pPr>
+            <w:r>
+              <w:rPr>
+                <w:rFonts w:asciiTheme="majorHAnsi" w:hAnsiTheme="majorHAnsi"/>
+                <w:b/>
+                <w:bCs/>
+              </w:rPr>
+              <w:t>[7:0] data</w:t>
+            </w:r>
+          </w:p>
+        </w:tc>
+        <w:tc>
+          <w:tcPr>
+            <w:tcW w:w="3735" w:type="dxa"/>
+            <w:vAlign w:val="center"/>
+            <w:hideMark/>
+          </w:tcPr>
+          <w:p>
+            <w:pPr>
+              <w:pStyle w:val="NormalWeb"/>
+              <w:jc w:val="center"/>
+              <w:rPr>
+                <w:rFonts w:asciiTheme="majorHAnsi" w:hAnsiTheme="majorHAnsi"/>
+                <w:b/>
+                <w:bCs/>
+              </w:rPr>
+            </w:pPr>
+            <w:r>
+              <w:rPr>
+                <w:rFonts w:asciiTheme="majorHAnsi" w:hAnsiTheme="majorHAnsi"/>
+                <w:b/>
+                <w:bCs/>
+              </w:rPr>
+              <w:t>Registers, buses</w:t>
+            </w:r>
+          </w:p>
+        </w:tc>
+      </w:tr>
+      <w:tr>
+        <w:trPr>
+          <w:tblCellSpacing w:w="15" w:type="dxa"/>
+        </w:trPr>
+        <w:tc>
+          <w:tcPr>
+            <w:tcW w:w="3160" w:type="dxa"/>
+            <w:vAlign w:val="center"/>
+            <w:hideMark/>
+          </w:tcPr>
+          <w:p>
+            <w:pPr>
+              <w:pStyle w:val="NormalWeb"/>
+              <w:jc w:val="center"/>
+              <w:rPr>
+                <w:rFonts w:asciiTheme="majorHAnsi" w:hAnsiTheme="majorHAnsi"/>
+                <w:b/>
+                <w:bCs/>
+              </w:rPr>
+            </w:pPr>
+            <w:r>
+              <w:rPr>
+                <w:rFonts w:asciiTheme="majorHAnsi" w:hAnsiTheme="majorHAnsi"/>
+                <w:b/>
+                <w:bCs/>
+              </w:rPr>
+              <w:t>2D Packed</w:t>
+            </w:r>
+          </w:p>
+        </w:tc>
+        <w:tc>
+          <w:tcPr>
+            <w:tcW w:w="2670" w:type="dxa"/>
+            <w:vAlign w:val="center"/>
+            <w:hideMark/>
+          </w:tcPr>
+          <w:p>
+            <w:pPr>
+              <w:pStyle w:val="NormalWeb"/>
+              <w:jc w:val="center"/>
+              <w:rPr>
+                <w:rFonts w:asciiTheme="majorHAnsi" w:hAnsiTheme="majorHAnsi"/>
+                <w:b/>
+                <w:bCs/>
+              </w:rPr>
+            </w:pPr>
+            <w:r>
+              <w:rPr>
+                <w:rFonts w:asciiTheme="majorHAnsi" w:hAnsiTheme="majorHAnsi"/>
+                <w:b/>
+                <w:bCs/>
+              </w:rPr>
+              <w:t>[</w:t>
+            </w:r>
+            <w:proofErr w:type="gramStart"/>
+            <w:r>
+              <w:rPr>
+                <w:rFonts w:asciiTheme="majorHAnsi" w:hAnsiTheme="majorHAnsi"/>
+                <w:b/>
+                <w:bCs/>
+              </w:rPr>
+              <w:t>3:0][</w:t>
+            </w:r>
+            <w:proofErr w:type="gramEnd"/>
+            <w:r>
+              <w:rPr>
+                <w:rFonts w:asciiTheme="majorHAnsi" w:hAnsiTheme="majorHAnsi"/>
+                <w:b/>
+                <w:bCs/>
+              </w:rPr>
+              <w:t>7:0]</w:t>
+            </w:r>
+          </w:p>
+        </w:tc>
+        <w:tc>
+          <w:tcPr>
+            <w:tcW w:w="3735" w:type="dxa"/>
+            <w:vAlign w:val="center"/>
+            <w:hideMark/>
+          </w:tcPr>
+          <w:p>
+            <w:pPr>
+              <w:pStyle w:val="NormalWeb"/>
+              <w:jc w:val="center"/>
+              <w:rPr>
+                <w:rFonts w:asciiTheme="majorHAnsi" w:hAnsiTheme="majorHAnsi"/>
+                <w:b/>
+                <w:bCs/>
+              </w:rPr>
+            </w:pPr>
+            <w:r>
+              <w:rPr>
+                <w:rFonts w:asciiTheme="majorHAnsi" w:hAnsiTheme="majorHAnsi"/>
+                <w:b/>
+                <w:bCs/>
+              </w:rPr>
+              <w:t>Packet structures</w:t>
+            </w:r>
+          </w:p>
+        </w:tc>
+      </w:tr>
+      <w:tr>
+        <w:trPr>
+          <w:tblCellSpacing w:w="15" w:type="dxa"/>
+        </w:trPr>
+        <w:tc>
+          <w:tcPr>
+            <w:tcW w:w="3160" w:type="dxa"/>
+            <w:vAlign w:val="center"/>
+            <w:hideMark/>
+          </w:tcPr>
+          <w:p>
+            <w:pPr>
+              <w:pStyle w:val="NormalWeb"/>
+              <w:jc w:val="center"/>
+              <w:rPr>
+                <w:rFonts w:asciiTheme="majorHAnsi" w:hAnsiTheme="majorHAnsi"/>
+                <w:b/>
+                <w:bCs/>
+              </w:rPr>
+            </w:pPr>
+            <w:r>
+              <w:rPr>
+                <w:rFonts w:asciiTheme="majorHAnsi" w:hAnsiTheme="majorHAnsi"/>
+                <w:b/>
+                <w:bCs/>
+              </w:rPr>
+              <w:t>3D Packed</w:t>
+            </w:r>
+          </w:p>
+        </w:tc>
+        <w:tc>
+          <w:tcPr>
+            <w:tcW w:w="2670" w:type="dxa"/>
+            <w:vAlign w:val="center"/>
+            <w:hideMark/>
+          </w:tcPr>
+          <w:p>
+            <w:pPr>
+              <w:pStyle w:val="NormalWeb"/>
+              <w:jc w:val="center"/>
+              <w:rPr>
+                <w:rFonts w:asciiTheme="majorHAnsi" w:hAnsiTheme="majorHAnsi"/>
+                <w:b/>
+                <w:bCs/>
+              </w:rPr>
+            </w:pPr>
+            <w:r>
+              <w:rPr>
+                <w:rFonts w:asciiTheme="majorHAnsi" w:hAnsiTheme="majorHAnsi"/>
+                <w:b/>
+                <w:bCs/>
+              </w:rPr>
+              <w:t>[</w:t>
+            </w:r>
+            <w:proofErr w:type="gramStart"/>
+            <w:r>
+              <w:rPr>
+                <w:rFonts w:asciiTheme="majorHAnsi" w:hAnsiTheme="majorHAnsi"/>
+                <w:b/>
+                <w:bCs/>
+              </w:rPr>
+              <w:t>1:0][3:0][</w:t>
+            </w:r>
+            <w:proofErr w:type="gramEnd"/>
+            <w:r>
+              <w:rPr>
+                <w:rFonts w:asciiTheme="majorHAnsi" w:hAnsiTheme="majorHAnsi"/>
+                <w:b/>
+                <w:bCs/>
+              </w:rPr>
+              <w:t>7:0]</w:t>
+            </w:r>
+          </w:p>
+        </w:tc>
+        <w:tc>
+          <w:tcPr>
+            <w:tcW w:w="3735" w:type="dxa"/>
+            <w:vAlign w:val="center"/>
+            <w:hideMark/>
+          </w:tcPr>
+          <w:p>
+            <w:pPr>
+              <w:pStyle w:val="NormalWeb"/>
+              <w:jc w:val="center"/>
+              <w:rPr>
+                <w:rFonts w:asciiTheme="majorHAnsi" w:hAnsiTheme="majorHAnsi"/>
+                <w:b/>
+                <w:bCs/>
+              </w:rPr>
+            </w:pPr>
+            <w:r>
+              <w:rPr>
+                <w:rFonts w:asciiTheme="majorHAnsi" w:hAnsiTheme="majorHAnsi"/>
+                <w:b/>
+                <w:bCs/>
+              </w:rPr>
+              <w:t>Vector processing</w:t>
+            </w:r>
+          </w:p>
+        </w:tc>
+      </w:tr>
+    </w:tbl>
+    <w:p>
+      <w:pPr>
+        <w:pStyle w:val="NormalWeb"/>
+        <w:spacing w:before="0" w:beforeAutospacing="0"/>
+        <w:rPr>
+          <w:rFonts w:asciiTheme="majorHAnsi" w:hAnsiTheme="majorHAnsi"/>
+        </w:rPr>
+      </w:pPr>
+    </w:p>
+    <w:p>
+      <w:pPr>
+        <w:pStyle w:val="NormalWeb"/>
+        <w:spacing w:before="0" w:beforeAutospacing="0"/>
+        <w:rPr>
+          <w:rFonts w:asciiTheme="majorHAnsi" w:hAnsiTheme="majorHAnsi"/>
+        </w:rPr>
+      </w:pPr>
+    </w:p>
+    <w:p>
+      <w:pPr>
+        <w:pStyle w:val="NormalWeb"/>
+        <w:spacing w:before="0" w:beforeAutospacing="0"/>
+        <w:rPr>
+          <w:rFonts w:asciiTheme="majorHAnsi" w:hAnsiTheme="majorHAnsi"/>
+          <w:sz w:val="22"/>
+          <w:szCs w:val="22"/>
+        </w:rPr>
+      </w:pPr>
+    </w:p>
+    <w:p>
+      <w:pPr>
+        <w:pStyle w:val="NormalWeb"/>
+        <w:spacing w:before="0" w:beforeAutospacing="0"/>
+        <w:rPr>
+          <w:rFonts w:asciiTheme="majorHAnsi" w:hAnsiTheme="majorHAnsi"/>
+          <w:sz w:val="22"/>
+          <w:szCs w:val="22"/>
+        </w:rPr>
+      </w:pPr>
+    </w:p>
+    <w:p>
+      <w:pPr>
+        <w:pStyle w:val="NormalWeb"/>
+        <w:spacing w:before="0" w:beforeAutospacing="0"/>
+        <w:rPr>
+          <w:rFonts w:asciiTheme="majorHAnsi" w:hAnsiTheme="majorHAnsi"/>
+          <w:sz w:val="22"/>
+          <w:szCs w:val="22"/>
+        </w:rPr>
+      </w:pPr>
+    </w:p>
+    <w:p>
+      <w:pPr>
+        <w:pStyle w:val="NormalWeb"/>
+        <w:spacing w:before="0" w:beforeAutospacing="0"/>
+        <w:rPr>
+          <w:rFonts w:asciiTheme="majorHAnsi" w:hAnsiTheme="majorHAnsi"/>
+          <w:sz w:val="22"/>
+          <w:szCs w:val="22"/>
+        </w:rPr>
+      </w:pPr>
+    </w:p>
+    <w:p>
+      <w:pPr>
+        <w:pStyle w:val="NormalWeb"/>
+        <w:spacing w:before="0" w:beforeAutospacing="0"/>
+        <w:rPr>
+          <w:rFonts w:asciiTheme="majorHAnsi" w:hAnsiTheme="majorHAnsi"/>
+          <w:sz w:val="22"/>
+          <w:szCs w:val="22"/>
+        </w:rPr>
+      </w:pPr>
+    </w:p>
+    <w:p>
+      <w:pPr>
+        <w:pStyle w:val="NormalWeb"/>
+        <w:spacing w:before="0" w:beforeAutospacing="0"/>
+        <w:rPr>
+          <w:rFonts w:asciiTheme="majorHAnsi" w:hAnsiTheme="majorHAnsi"/>
+          <w:sz w:val="22"/>
+          <w:szCs w:val="22"/>
+        </w:rPr>
+      </w:pPr>
+    </w:p>
+    <w:p>
+      <w:pPr>
+        <w:pStyle w:val="NormalWeb"/>
+        <w:spacing w:before="0" w:beforeAutospacing="0"/>
+        <w:rPr>
+          <w:rFonts w:asciiTheme="majorHAnsi" w:hAnsiTheme="majorHAnsi"/>
+          <w:sz w:val="22"/>
+          <w:szCs w:val="22"/>
+        </w:rPr>
+      </w:pPr>
+    </w:p>
+    <w:p>
+      <w:pPr>
+        <w:pStyle w:val="NormalWeb"/>
+        <w:spacing w:before="0" w:beforeAutospacing="0"/>
+        <w:rPr>
+          <w:rFonts w:asciiTheme="majorHAnsi" w:hAnsiTheme="majorHAnsi"/>
+          <w:sz w:val="22"/>
+          <w:szCs w:val="22"/>
+        </w:rPr>
+      </w:pPr>
+    </w:p>
+    <w:p>
+      <w:pPr>
+        <w:pStyle w:val="NormalWeb"/>
+        <w:spacing w:before="0" w:beforeAutospacing="0"/>
+        <w:rPr>
+          <w:rFonts w:asciiTheme="majorHAnsi" w:hAnsiTheme="majorHAnsi"/>
+          <w:sz w:val="22"/>
+          <w:szCs w:val="22"/>
+        </w:rPr>
+      </w:pPr>
+    </w:p>
+    <w:p>
+      <w:pPr>
+        <w:pStyle w:val="NormalWeb"/>
+        <w:spacing w:before="0" w:beforeAutospacing="0"/>
+        <w:rPr>
+          <w:rFonts w:asciiTheme="majorHAnsi" w:hAnsiTheme="majorHAnsi"/>
+          <w:sz w:val="22"/>
+          <w:szCs w:val="22"/>
+        </w:rPr>
+      </w:pPr>
+    </w:p>
+    <w:p>
+      <w:pPr>
+        <w:pStyle w:val="NormalWeb"/>
+        <w:spacing w:before="0" w:beforeAutospacing="0"/>
+        <w:rPr>
+          <w:rFonts w:asciiTheme="majorHAnsi" w:hAnsiTheme="majorHAnsi"/>
+          <w:sz w:val="22"/>
+          <w:szCs w:val="22"/>
+        </w:rPr>
+      </w:pPr>
+    </w:p>
+    <w:p>
+      <w:pPr>
+        <w:pStyle w:val="NormalWeb"/>
+        <w:spacing w:before="0" w:beforeAutospacing="0"/>
+        <w:rPr>
+          <w:rFonts w:asciiTheme="majorHAnsi" w:hAnsiTheme="majorHAnsi"/>
+          <w:sz w:val="22"/>
+          <w:szCs w:val="22"/>
+        </w:rPr>
+      </w:pPr>
+    </w:p>
+    <w:p>
+      <w:pPr>
+        <w:pStyle w:val="NormalWeb"/>
+        <w:spacing w:before="0" w:beforeAutospacing="0"/>
+        <w:rPr>
+          <w:rFonts w:asciiTheme="majorHAnsi" w:hAnsiTheme="majorHAnsi"/>
+          <w:sz w:val="22"/>
+          <w:szCs w:val="22"/>
+        </w:rPr>
+      </w:pPr>
+    </w:p>
+    <w:p>
+      <w:pPr>
+        <w:pStyle w:val="NormalWeb"/>
+        <w:spacing w:before="0" w:beforeAutospacing="0"/>
+        <w:rPr>
+          <w:rFonts w:asciiTheme="majorHAnsi" w:hAnsiTheme="majorHAnsi"/>
+          <w:sz w:val="22"/>
+          <w:szCs w:val="22"/>
+        </w:rPr>
+      </w:pPr>
+    </w:p>
+    <w:p>
+      <w:pPr>
+        <w:pStyle w:val="NormalWeb"/>
+        <w:spacing w:before="0" w:beforeAutospacing="0"/>
+        <w:rPr>
+          <w:rFonts w:asciiTheme="majorHAnsi" w:hAnsiTheme="majorHAnsi"/>
+          <w:b/>
+          <w:bCs/>
+        </w:rPr>
+      </w:pPr>
+      <w:r>
+        <w:rPr>
+          <w:rFonts w:asciiTheme="majorHAnsi" w:hAnsiTheme="majorHAnsi"/>
+          <w:b/>
+          <w:bCs/>
+        </w:rPr>
+        <w:lastRenderedPageBreak/>
+        <w:t xml:space="preserve">Key Difference: Function in Verilog vs </w:t>
+      </w:r>
+      <w:proofErr w:type="spellStart"/>
+      <w:r>
+        <w:rPr>
+          <w:rFonts w:asciiTheme="majorHAnsi" w:hAnsiTheme="majorHAnsi"/>
+          <w:b/>
+          <w:bCs/>
+        </w:rPr>
+        <w:t>SystemVerilog</w:t>
+      </w:r>
+      <w:proofErr w:type="spellEnd"/>
+    </w:p>
+    <w:p>
+      <w:pPr>
+        <w:pStyle w:val="NormalWeb"/>
+        <w:spacing w:before="0" w:beforeAutospacing="0"/>
+        <w:rPr>
+          <w:rFonts w:asciiTheme="majorHAnsi" w:hAnsiTheme="majorHAnsi"/>
+          <w:b/>
+          <w:bCs/>
+        </w:rPr>
+      </w:pPr>
+      <w:r>
+        <w:rPr>
+          <w:rFonts w:ascii="Segoe UI Emoji" w:hAnsi="Segoe UI Emoji" w:cs="Segoe UI Emoji"/>
+          <w:b/>
+          <w:bCs/>
+        </w:rPr>
+        <w:t>🔹</w:t>
+      </w:r>
+      <w:r>
+        <w:rPr>
+          <w:rFonts w:asciiTheme="majorHAnsi" w:hAnsiTheme="majorHAnsi"/>
+          <w:b/>
+          <w:bCs/>
+        </w:rPr>
+        <w:t xml:space="preserve"> 1️</w:t>
+      </w:r>
+      <w:r>
+        <w:rPr>
+          <w:rFonts w:ascii="Segoe UI Symbol" w:hAnsi="Segoe UI Symbol" w:cs="Segoe UI Symbol"/>
+          <w:b/>
+          <w:bCs/>
+        </w:rPr>
+        <w:t>⃣</w:t>
+      </w:r>
+      <w:r>
+        <w:rPr>
+          <w:rFonts w:asciiTheme="majorHAnsi" w:hAnsiTheme="majorHAnsi"/>
+          <w:b/>
+          <w:bCs/>
+        </w:rPr>
+        <w:t xml:space="preserve"> In Verilog Function</w:t>
+      </w:r>
+    </w:p>
+    <w:p>
+      <w:pPr>
+        <w:pStyle w:val="NormalWeb"/>
+        <w:numPr>
+          <w:ilvl w:val="0"/>
+          <w:numId w:val="11"/>
+        </w:numPr>
+        <w:spacing w:before="0" w:beforeAutospacing="0"/>
+        <w:rPr>
+          <w:rFonts w:asciiTheme="majorHAnsi" w:hAnsiTheme="majorHAnsi"/>
+        </w:rPr>
+      </w:pPr>
+      <w:r>
+        <w:rPr>
+          <w:rFonts w:asciiTheme="majorHAnsi" w:hAnsiTheme="majorHAnsi"/>
+        </w:rPr>
+        <w:t xml:space="preserve">A function can return </w:t>
+      </w:r>
+      <w:r>
+        <w:rPr>
+          <w:rFonts w:asciiTheme="majorHAnsi" w:hAnsiTheme="majorHAnsi"/>
+          <w:b/>
+          <w:bCs/>
+        </w:rPr>
+        <w:t>only one value</w:t>
+      </w:r>
+      <w:r>
+        <w:rPr>
+          <w:rFonts w:asciiTheme="majorHAnsi" w:hAnsiTheme="majorHAnsi"/>
+        </w:rPr>
+        <w:t xml:space="preserve"> </w:t>
+      </w:r>
+    </w:p>
+    <w:p>
+      <w:pPr>
+        <w:pStyle w:val="NormalWeb"/>
+        <w:numPr>
+          <w:ilvl w:val="0"/>
+          <w:numId w:val="11"/>
+        </w:numPr>
+        <w:spacing w:before="0" w:beforeAutospacing="0"/>
+        <w:rPr>
+          <w:rFonts w:asciiTheme="majorHAnsi" w:hAnsiTheme="majorHAnsi"/>
+        </w:rPr>
+      </w:pPr>
+      <w:r>
+        <w:rPr>
+          <w:rFonts w:asciiTheme="majorHAnsi" w:hAnsiTheme="majorHAnsi"/>
+        </w:rPr>
+        <w:t xml:space="preserve">That value is returned using the </w:t>
+      </w:r>
+      <w:r>
+        <w:rPr>
+          <w:rFonts w:asciiTheme="majorHAnsi" w:hAnsiTheme="majorHAnsi"/>
+          <w:b/>
+          <w:bCs/>
+        </w:rPr>
+        <w:t>function name</w:t>
+      </w:r>
+      <w:r>
+        <w:rPr>
+          <w:rFonts w:asciiTheme="majorHAnsi" w:hAnsiTheme="majorHAnsi"/>
+        </w:rPr>
+        <w:t xml:space="preserve"> </w:t>
+      </w:r>
+    </w:p>
+    <w:p>
+      <w:pPr>
+        <w:pStyle w:val="NormalWeb"/>
+        <w:numPr>
+          <w:ilvl w:val="0"/>
+          <w:numId w:val="11"/>
+        </w:numPr>
+        <w:spacing w:before="0" w:beforeAutospacing="0"/>
+        <w:rPr>
+          <w:rFonts w:asciiTheme="majorHAnsi" w:hAnsiTheme="majorHAnsi"/>
+        </w:rPr>
+      </w:pPr>
+      <w:r>
+        <w:rPr>
+          <w:rFonts w:ascii="Segoe UI Emoji" w:hAnsi="Segoe UI Emoji" w:cs="Segoe UI Emoji"/>
+        </w:rPr>
+        <w:t>❌</w:t>
+      </w:r>
+      <w:r>
+        <w:rPr>
+          <w:rFonts w:asciiTheme="majorHAnsi" w:hAnsiTheme="majorHAnsi"/>
+        </w:rPr>
+        <w:t xml:space="preserve"> No output arguments allowed </w:t>
+      </w:r>
+    </w:p>
+    <w:p>
+      <w:pPr>
+        <w:pStyle w:val="NormalWeb"/>
+        <w:spacing w:before="0" w:beforeAutospacing="0"/>
+        <w:rPr>
+          <w:rFonts w:asciiTheme="majorHAnsi" w:hAnsiTheme="majorHAnsi"/>
+          <w:b/>
+          <w:bCs/>
+        </w:rPr>
+      </w:pPr>
+      <w:r>
+        <w:rPr>
+          <w:rFonts w:asciiTheme="majorHAnsi" w:hAnsiTheme="majorHAnsi"/>
+          <w:b/>
+          <w:bCs/>
+        </w:rPr>
+        <w:t>Example (Verilog)</w:t>
+      </w:r>
+    </w:p>
+    <w:p>
+      <w:pPr>
+        <w:pStyle w:val="NormalWeb"/>
+        <w:rPr>
+          <w:rFonts w:asciiTheme="majorHAnsi" w:hAnsiTheme="majorHAnsi"/>
+        </w:rPr>
+      </w:pPr>
+      <w:r>
+        <w:rPr>
+          <w:rFonts w:asciiTheme="majorHAnsi" w:hAnsiTheme="majorHAnsi"/>
+        </w:rPr>
+        <w:t>function [7:0] add;</w:t>
+      </w:r>
+      <w:r>
+        <w:rPr>
+          <w:rFonts w:asciiTheme="majorHAnsi" w:hAnsiTheme="majorHAnsi"/>
+        </w:rPr>
+        <w:br/>
+        <w:t xml:space="preserve">   input [7:0] a, b;</w:t>
+      </w:r>
+      <w:r>
+        <w:rPr>
+          <w:rFonts w:asciiTheme="majorHAnsi" w:hAnsiTheme="majorHAnsi"/>
+        </w:rPr>
+        <w:br/>
+        <w:t xml:space="preserve">   begin</w:t>
+      </w:r>
+      <w:r>
+        <w:rPr>
+          <w:rFonts w:asciiTheme="majorHAnsi" w:hAnsiTheme="majorHAnsi"/>
+        </w:rPr>
+        <w:br/>
+        <w:t xml:space="preserve">      add = a + </w:t>
+      </w:r>
+      <w:proofErr w:type="gramStart"/>
+      <w:r>
+        <w:rPr>
+          <w:rFonts w:asciiTheme="majorHAnsi" w:hAnsiTheme="majorHAnsi"/>
+        </w:rPr>
+        <w:t xml:space="preserve">b;   </w:t>
+      </w:r>
+      <w:proofErr w:type="gramEnd"/>
+      <w:r>
+        <w:rPr>
+          <w:rFonts w:asciiTheme="majorHAnsi" w:hAnsiTheme="majorHAnsi"/>
+        </w:rPr>
+        <w:t>// return value</w:t>
+      </w:r>
+      <w:r>
+        <w:rPr>
+          <w:rFonts w:asciiTheme="majorHAnsi" w:hAnsiTheme="majorHAnsi"/>
+        </w:rPr>
+        <w:br/>
+        <w:t xml:space="preserve">   end</w:t>
+      </w:r>
+      <w:r>
+        <w:rPr>
+          <w:rFonts w:asciiTheme="majorHAnsi" w:hAnsiTheme="majorHAnsi"/>
+        </w:rPr>
+        <w:br/>
+      </w:r>
+      <w:proofErr w:type="spellStart"/>
+      <w:r>
+        <w:rPr>
+          <w:rFonts w:asciiTheme="majorHAnsi" w:hAnsiTheme="majorHAnsi"/>
+        </w:rPr>
+        <w:t>endfunction</w:t>
+      </w:r>
+      <w:proofErr w:type="spellEnd"/>
+    </w:p>
+    <w:p>
+      <w:pPr>
+        <w:pStyle w:val="NormalWeb"/>
+        <w:spacing w:before="0" w:beforeAutospacing="0"/>
+        <w:rPr>
+          <w:rFonts w:asciiTheme="majorHAnsi" w:hAnsiTheme="majorHAnsi"/>
+        </w:rPr>
+      </w:pPr>
+      <w:r>
+        <w:rPr>
+          <w:rFonts w:ascii="Segoe UI Symbol" w:hAnsi="Segoe UI Symbol" w:cs="Segoe UI Symbol"/>
+        </w:rPr>
+        <w:t>✔</w:t>
+      </w:r>
+      <w:r>
+        <w:rPr>
+          <w:rFonts w:asciiTheme="majorHAnsi" w:hAnsiTheme="majorHAnsi"/>
+        </w:rPr>
+        <w:t xml:space="preserve"> Only one output </w:t>
+      </w:r>
+      <w:r>
+        <w:rPr>
+          <w:rFonts w:ascii="Cambria" w:hAnsi="Cambria" w:cs="Cambria"/>
+        </w:rPr>
+        <w:t>→</w:t>
+      </w:r>
+      <w:r>
+        <w:rPr>
+          <w:rFonts w:asciiTheme="majorHAnsi" w:hAnsiTheme="majorHAnsi"/>
+        </w:rPr>
+        <w:t xml:space="preserve"> add</w:t>
+      </w:r>
+    </w:p>
+    <w:p>
+      <w:pPr>
+        <w:pStyle w:val="NormalWeb"/>
+        <w:rPr>
+          <w:rFonts w:asciiTheme="majorHAnsi" w:hAnsiTheme="majorHAnsi"/>
+        </w:rPr>
+      </w:pPr>
+      <w:r>
+        <w:rPr>
+          <w:rFonts w:asciiTheme="majorHAnsi" w:hAnsiTheme="majorHAnsi"/>
+        </w:rPr>
+        <w:pict w14:anchorId="534E82EA">
+          <v:rect id="_x0000_i1033" style="width:0;height:1.5pt" o:hralign="center" o:hrstd="t" o:hr="t" fillcolor="#a0a0a0" stroked="f"/>
+        </w:pict>
+      </w:r>
+    </w:p>
+    <w:p>
+      <w:pPr>
+        <w:pStyle w:val="NormalWeb"/>
+        <w:spacing w:before="0" w:beforeAutospacing="0"/>
+        <w:rPr>
+          <w:rFonts w:asciiTheme="majorHAnsi" w:hAnsiTheme="majorHAnsi"/>
+          <w:b/>
+          <w:bCs/>
+        </w:rPr>
+      </w:pPr>
+      <w:r>
+        <w:rPr>
+          <w:rFonts w:ascii="Segoe UI Emoji" w:hAnsi="Segoe UI Emoji" w:cs="Segoe UI Emoji"/>
+          <w:b/>
+          <w:bCs/>
+        </w:rPr>
+        <w:t>🔹</w:t>
+      </w:r>
+      <w:r>
+        <w:rPr>
+          <w:rFonts w:asciiTheme="majorHAnsi" w:hAnsiTheme="majorHAnsi"/>
+          <w:b/>
+          <w:bCs/>
+        </w:rPr>
+        <w:t xml:space="preserve"> 2️</w:t>
+      </w:r>
+      <w:r>
+        <w:rPr>
+          <w:rFonts w:ascii="Segoe UI Symbol" w:hAnsi="Segoe UI Symbol" w:cs="Segoe UI Symbol"/>
+          <w:b/>
+          <w:bCs/>
+        </w:rPr>
+        <w:t>⃣</w:t>
+      </w:r>
+      <w:r>
+        <w:rPr>
+          <w:rFonts w:asciiTheme="majorHAnsi" w:hAnsiTheme="majorHAnsi"/>
+          <w:b/>
+          <w:bCs/>
+        </w:rPr>
+        <w:t xml:space="preserve"> In </w:t>
+      </w:r>
+      <w:proofErr w:type="spellStart"/>
+      <w:r>
+        <w:rPr>
+          <w:rFonts w:asciiTheme="majorHAnsi" w:hAnsiTheme="majorHAnsi"/>
+          <w:b/>
+          <w:bCs/>
+        </w:rPr>
+        <w:t>SystemVerilog</w:t>
+      </w:r>
+      <w:proofErr w:type="spellEnd"/>
+      <w:r>
+        <w:rPr>
+          <w:rFonts w:asciiTheme="majorHAnsi" w:hAnsiTheme="majorHAnsi"/>
+          <w:b/>
+          <w:bCs/>
+        </w:rPr>
+        <w:t xml:space="preserve"> Function</w:t>
+      </w:r>
+    </w:p>
+    <w:p>
+      <w:pPr>
+        <w:pStyle w:val="NormalWeb"/>
+        <w:numPr>
+          <w:ilvl w:val="0"/>
+          <w:numId w:val="12"/>
+        </w:numPr>
+        <w:spacing w:before="0" w:beforeAutospacing="0"/>
+        <w:rPr>
+          <w:rFonts w:asciiTheme="majorHAnsi" w:hAnsiTheme="majorHAnsi"/>
+        </w:rPr>
+      </w:pPr>
+      <w:r>
+        <w:rPr>
+          <w:rFonts w:asciiTheme="majorHAnsi" w:hAnsiTheme="majorHAnsi"/>
+        </w:rPr>
+        <w:t xml:space="preserve">A function can: </w:t>
+      </w:r>
+    </w:p>
+    <w:p>
+      <w:pPr>
+        <w:pStyle w:val="NormalWeb"/>
+        <w:numPr>
+          <w:ilvl w:val="1"/>
+          <w:numId w:val="12"/>
+        </w:numPr>
+        <w:spacing w:before="0" w:beforeAutospacing="0"/>
+        <w:rPr>
+          <w:rFonts w:asciiTheme="majorHAnsi" w:hAnsiTheme="majorHAnsi"/>
+        </w:rPr>
+      </w:pPr>
+      <w:r>
+        <w:rPr>
+          <w:rFonts w:asciiTheme="majorHAnsi" w:hAnsiTheme="majorHAnsi"/>
+        </w:rPr>
+        <w:t xml:space="preserve">Return a value (using return) </w:t>
+      </w:r>
+    </w:p>
+    <w:p>
+      <w:pPr>
+        <w:pStyle w:val="NormalWeb"/>
+        <w:numPr>
+          <w:ilvl w:val="1"/>
+          <w:numId w:val="12"/>
+        </w:numPr>
+        <w:spacing w:before="0" w:beforeAutospacing="0"/>
+        <w:rPr>
+          <w:rFonts w:asciiTheme="majorHAnsi" w:hAnsiTheme="majorHAnsi"/>
+        </w:rPr>
+      </w:pPr>
+      <w:r>
+        <w:rPr>
+          <w:rFonts w:asciiTheme="majorHAnsi" w:hAnsiTheme="majorHAnsi"/>
+        </w:rPr>
+        <w:t xml:space="preserve">ALSO have </w:t>
+      </w:r>
+      <w:r>
+        <w:rPr>
+          <w:rFonts w:asciiTheme="majorHAnsi" w:hAnsiTheme="majorHAnsi"/>
+          <w:b/>
+          <w:bCs/>
+        </w:rPr>
+        <w:t>output arguments</w:t>
+      </w:r>
+      <w:r>
+        <w:rPr>
+          <w:rFonts w:asciiTheme="majorHAnsi" w:hAnsiTheme="majorHAnsi"/>
+        </w:rPr>
+        <w:t xml:space="preserve"> </w:t>
+      </w:r>
+    </w:p>
+    <w:p>
+      <w:pPr>
+        <w:pStyle w:val="NormalWeb"/>
+        <w:spacing w:before="0" w:beforeAutospacing="0"/>
+        <w:rPr>
+          <w:rFonts w:asciiTheme="majorHAnsi" w:hAnsiTheme="majorHAnsi"/>
+          <w:b/>
+          <w:bCs/>
+        </w:rPr>
+      </w:pPr>
+      <w:r>
+        <w:rPr>
+          <w:rFonts w:asciiTheme="majorHAnsi" w:hAnsiTheme="majorHAnsi"/>
+          <w:b/>
+          <w:bCs/>
+        </w:rPr>
+        <w:t>Example (</w:t>
+      </w:r>
+      <w:proofErr w:type="spellStart"/>
+      <w:r>
+        <w:rPr>
+          <w:rFonts w:asciiTheme="majorHAnsi" w:hAnsiTheme="majorHAnsi"/>
+          <w:b/>
+          <w:bCs/>
+        </w:rPr>
+        <w:t>SystemVerilog</w:t>
+      </w:r>
+      <w:proofErr w:type="spellEnd"/>
+      <w:r>
+        <w:rPr>
+          <w:rFonts w:asciiTheme="majorHAnsi" w:hAnsiTheme="majorHAnsi"/>
+          <w:b/>
+          <w:bCs/>
+        </w:rPr>
+        <w:t>)</w:t>
+      </w:r>
+    </w:p>
+    <w:p>
+      <w:pPr>
+        <w:pStyle w:val="NormalWeb"/>
+        <w:rPr>
+          <w:rFonts w:asciiTheme="majorHAnsi" w:hAnsiTheme="majorHAnsi"/>
+        </w:rPr>
+      </w:pPr>
+      <w:r>
+        <w:rPr>
+          <w:rFonts w:asciiTheme="majorHAnsi" w:hAnsiTheme="majorHAnsi"/>
+        </w:rPr>
+        <w:t xml:space="preserve">function int </w:t>
+      </w:r>
+      <w:proofErr w:type="gramStart"/>
+      <w:r>
+        <w:rPr>
+          <w:rFonts w:asciiTheme="majorHAnsi" w:hAnsiTheme="majorHAnsi"/>
+        </w:rPr>
+        <w:t>calc(</w:t>
+      </w:r>
+      <w:proofErr w:type="gramEnd"/>
+      <w:r>
+        <w:rPr>
+          <w:rFonts w:asciiTheme="majorHAnsi" w:hAnsiTheme="majorHAnsi"/>
+        </w:rPr>
+        <w:t>int a, int b, output int sum, output int diff);</w:t>
+      </w:r>
+      <w:r>
+        <w:rPr>
+          <w:rFonts w:asciiTheme="majorHAnsi" w:hAnsiTheme="majorHAnsi"/>
+        </w:rPr>
+        <w:br/>
+        <w:t xml:space="preserve">   </w:t>
+      </w:r>
+      <w:proofErr w:type="gramStart"/>
+      <w:r>
+        <w:rPr>
+          <w:rFonts w:asciiTheme="majorHAnsi" w:hAnsiTheme="majorHAnsi"/>
+        </w:rPr>
+        <w:t>sum  =</w:t>
+      </w:r>
+      <w:proofErr w:type="gramEnd"/>
+      <w:r>
+        <w:rPr>
+          <w:rFonts w:asciiTheme="majorHAnsi" w:hAnsiTheme="majorHAnsi"/>
+        </w:rPr>
+        <w:t xml:space="preserve"> a + b;</w:t>
+      </w:r>
+      <w:r>
+        <w:rPr>
+          <w:rFonts w:asciiTheme="majorHAnsi" w:hAnsiTheme="majorHAnsi"/>
+        </w:rPr>
+        <w:br/>
+        <w:t xml:space="preserve">   diff = a - b;</w:t>
+      </w:r>
+      <w:r>
+        <w:rPr>
+          <w:rFonts w:asciiTheme="majorHAnsi" w:hAnsiTheme="majorHAnsi"/>
+        </w:rPr>
+        <w:br/>
+        <w:t xml:space="preserve">   return </w:t>
+      </w:r>
+      <w:proofErr w:type="gramStart"/>
+      <w:r>
+        <w:rPr>
+          <w:rFonts w:asciiTheme="majorHAnsi" w:hAnsiTheme="majorHAnsi"/>
+        </w:rPr>
+        <w:t xml:space="preserve">1;   </w:t>
+      </w:r>
+      <w:proofErr w:type="gramEnd"/>
+      <w:r>
+        <w:rPr>
+          <w:rFonts w:asciiTheme="majorHAnsi" w:hAnsiTheme="majorHAnsi"/>
+        </w:rPr>
+        <w:t>// optional return</w:t>
+      </w:r>
+      <w:r>
+        <w:rPr>
+          <w:rFonts w:asciiTheme="majorHAnsi" w:hAnsiTheme="majorHAnsi"/>
+        </w:rPr>
+        <w:br/>
+      </w:r>
+      <w:proofErr w:type="spellStart"/>
+      <w:r>
+        <w:rPr>
+          <w:rFonts w:asciiTheme="majorHAnsi" w:hAnsiTheme="majorHAnsi"/>
+        </w:rPr>
+        <w:t>endfunction</w:t>
+      </w:r>
+      <w:proofErr w:type="spellEnd"/>
+    </w:p>
+    <w:p>
+      <w:pPr>
+        <w:pStyle w:val="NormalWeb"/>
+        <w:spacing w:before="0" w:beforeAutospacing="0"/>
+        <w:rPr>
+          <w:rFonts w:asciiTheme="majorHAnsi" w:hAnsiTheme="majorHAnsi"/>
+        </w:rPr>
+      </w:pPr>
+      <w:r>
+        <w:rPr>
+          <w:rFonts w:ascii="Segoe UI Symbol" w:hAnsi="Segoe UI Symbol" w:cs="Segoe UI Symbol"/>
+        </w:rPr>
+        <w:t>✔</w:t>
+      </w:r>
+      <w:r>
+        <w:rPr>
+          <w:rFonts w:asciiTheme="majorHAnsi" w:hAnsiTheme="majorHAnsi"/>
+        </w:rPr>
+        <w:t xml:space="preserve"> Multiple outputs possible</w:t>
+      </w:r>
+      <w:r>
+        <w:rPr>
+          <w:rFonts w:asciiTheme="majorHAnsi" w:hAnsiTheme="majorHAnsi"/>
+        </w:rPr>
+        <w:br/>
+      </w:r>
+      <w:r>
+        <w:rPr>
+          <w:rFonts w:ascii="Segoe UI Symbol" w:hAnsi="Segoe UI Symbol" w:cs="Segoe UI Symbol"/>
+        </w:rPr>
+        <w:t>✔</w:t>
+      </w:r>
+      <w:r>
+        <w:rPr>
+          <w:rFonts w:asciiTheme="majorHAnsi" w:hAnsiTheme="majorHAnsi"/>
+        </w:rPr>
+        <w:t xml:space="preserve"> More flexible</w:t>
+      </w:r>
+    </w:p>
+    <w:p>
+      <w:pPr>
+        <w:pStyle w:val="NormalWeb"/>
+        <w:spacing w:before="0" w:beforeAutospacing="0"/>
+        <w:rPr>
+          <w:rFonts w:asciiTheme="majorHAnsi" w:hAnsiTheme="majorHAnsi"/>
+          <w:b/>
+          <w:bCs/>
+          <w:sz w:val="22"/>
+          <w:szCs w:val="22"/>
+        </w:rPr>
+      </w:pPr>
+      <w:r>
+        <w:rPr>
+          <w:rFonts w:asciiTheme="majorHAnsi" w:hAnsiTheme="majorHAnsi"/>
+          <w:b/>
+          <w:bCs/>
+          <w:sz w:val="22"/>
+          <w:szCs w:val="22"/>
+        </w:rPr>
+        <w:t xml:space="preserve">automatic in </w:t>
+      </w:r>
+      <w:proofErr w:type="spellStart"/>
+      <w:r>
+        <w:rPr>
+          <w:rFonts w:asciiTheme="majorHAnsi" w:hAnsiTheme="majorHAnsi"/>
+          <w:b/>
+          <w:bCs/>
+          <w:sz w:val="22"/>
+          <w:szCs w:val="22"/>
+        </w:rPr>
+        <w:t>SystemVerilog</w:t>
+      </w:r>
+      <w:proofErr w:type="spellEnd"/>
+      <w:r>
+        <w:rPr>
+          <w:rFonts w:asciiTheme="majorHAnsi" w:hAnsiTheme="majorHAnsi"/>
+          <w:b/>
+          <w:bCs/>
+          <w:sz w:val="22"/>
+          <w:szCs w:val="22"/>
+        </w:rPr>
+        <w:t xml:space="preserve"> functions makes the function re-entrant by allocating separate memory for each function call, enabling recursion and safe parallel execution.</w:t>
+      </w:r>
+    </w:p>
+    <w:p>
+      <w:pPr>
+        <w:pStyle w:val="NormalWeb"/>
+        <w:rPr>
+          <w:b/>
+          <w:bCs/>
+        </w:rPr>
+      </w:pPr>
+    </w:p>
+    <w:p>
+      <w:pPr>
+        <w:pStyle w:val="NormalWeb"/>
+        <w:rPr>
+          <w:b/>
+          <w:bCs/>
+        </w:rPr>
+      </w:pPr>
+    </w:p>
+    <w:p>
+      <w:pPr>
+        <w:pStyle w:val="NormalWeb"/>
+        <w:rPr>
+          <w:b/>
+          <w:bCs/>
+          <w:u w:val="single"/>
+        </w:rPr>
+      </w:pPr>
+      <w:r>
+        <w:rPr>
+          <w:b/>
+          <w:bCs/>
+          <w:u w:val="single"/>
+        </w:rPr>
+        <w:lastRenderedPageBreak/>
+        <w:t>ref means pass by reference.</w:t>
+      </w:r>
+    </w:p>
+    <w:p>
+      <w:pPr>
+        <w:pStyle w:val="NormalWeb"/>
+      </w:pPr>
+      <w:r>
+        <w:rPr>
+          <w:rFonts w:ascii="Segoe UI Emoji" w:hAnsi="Segoe UI Emoji" w:cs="Segoe UI Emoji"/>
+        </w:rPr>
+        <w:t>👉</w:t>
+      </w:r>
+      <w:r>
+        <w:t xml:space="preserve"> The function/task gets a direct reference to the original variable, not a copy.</w:t>
+      </w:r>
     </w:p>
     <w:p>
       <w:pPr>
@@ -2681,122 +9003,271 @@
 <file path=word/numbering.xml><?xml version="1.0" encoding="utf-8"?>
 <w:numbering xmlns:wpc="http://schemas.microsoft.com/office/word/2010/wordprocessingCanvas" xmlns:cx="http://schemas.microsoft.com/office/drawing/2014/chartex" xmlns:cx1="http://schemas.microsoft.com/office/drawing/2015/9/8/chartex" xmlns:cx2="http://schemas.microsoft.com/office/drawing/2015/10/21/chartex" xmlns:cx3="http://schemas.microsoft.com/office/drawing/2016/5/9/chartex" xmlns:cx4="http://schemas.microsoft.com/office/drawing/2016/5/10/chartex" xmlns:cx5="http://schemas.microsoft.com/office/drawing/2016/5/11/chartex" xmlns:cx6="http://schemas.microsoft.com/office/drawing/2016/5/12/chartex" xmlns:cx7="http://schemas.microsoft.com/office/drawing/2016/5/13/chartex" xmlns:cx8="http://schemas.microsoft.com/office/drawing/2016/5/14/chartex" xmlns:mc="http://schemas.openxmlformats.org/markup-compatibility/2006" xmlns:aink="http://schemas.microsoft.com/office/drawing/2016/ink" xmlns:am3d="http://schemas.microsoft.com/office/drawing/2017/model3d" xmlns:o="urn:schemas-microsoft-com:office:office" xmlns:oel="http://schemas.microsoft.com/office/2019/extlst" xmlns:r="http://schemas.openxmlformats.org/officeDocument/2006/relationships" xmlns:m="http://schemas.openxmlformats.org/officeDocument/2006/math" xmlns:v="urn:schemas-microsoft-com:vml" xmlns:wp14="http://schemas.microsoft.com/office/word/2010/wordprocessingDrawing" xmlns:wp="http://schemas.openxmlformats.org/drawingml/2006/wordprocessingDrawing" xmlns:w10="urn:schemas-microsoft-com:office:word" xmlns:w="http://schemas.openxmlformats.org/wordprocessingml/2006/main" xmlns:w14="http://schemas.microsoft.com/office/word/2010/wordml" xmlns:w15="http://schemas.microsoft.com/office/word/2012/wordml" xmlns:w16cex="http://schemas.microsoft.com/office/word/2018/wordml/cex" xmlns:w16cid="http://schemas.microsoft.com/office/word/2016/wordml/cid" xmlns:w16="http://schemas.microsoft.com/office/word/2018/wordml" xmlns:w16du="http://schemas.microsoft.com/office/word/2023/wordml/word16du" xmlns:w16sdtdh="http://schemas.microsoft.com/office/word/2020/wordml/sdtdatahash" xmlns:w16sdtfl="http://schemas.microsoft.com/office/word/2024/wordml/sdtformatlock" xmlns:w16se="http://schemas.microsoft.com/office/word/2015/wordml/symex" xmlns:wpg="http://schemas.microsoft.com/office/word/2010/wordprocessingGroup" xmlns:wpi="http://schemas.microsoft.com/office/word/2010/wordprocessingInk" xmlns:wne="http://schemas.microsoft.com/office/word/2006/wordml" xmlns:wps="http://schemas.microsoft.com/office/word/2010/wordprocessingShape" mc:Ignorable="w14 w15 w16se w16cid w16 w16cex w16sdtdh w16sdtfl w16du wp14">
   <w:abstractNum w:abstractNumId="0" w15:restartNumberingAfterBreak="0">
-    <w:nsid w:val="4D5F00ED"/>
-    <w:multiLevelType w:val="hybridMultilevel"/>
-    <w:tmpl w:val="9616755E"/>
-    <w:lvl w:ilvl="0" w:tplc="04090001">
+    <w:nsid w:val="00847D67"/>
+    <w:multiLevelType w:val="multilevel"/>
+    <w:tmpl w:val="526C6C36"/>
+    <w:lvl w:ilvl="0">
+      <w:start w:val="1"/>
+      <w:numFmt w:val="decimal"/>
+      <w:lvlText w:val="%1."/>
+      <w:lvlJc w:val="left"/>
+      <w:pPr>
+        <w:tabs>
+          <w:tab w:val="num" w:pos="720"/>
+        </w:tabs>
+        <w:ind w:left="720" w:hanging="360"/>
+      </w:pPr>
+    </w:lvl>
+    <w:lvl w:ilvl="1" w:tentative="1">
+      <w:start w:val="1"/>
+      <w:numFmt w:val="decimal"/>
+      <w:lvlText w:val="%2."/>
+      <w:lvlJc w:val="left"/>
+      <w:pPr>
+        <w:tabs>
+          <w:tab w:val="num" w:pos="1440"/>
+        </w:tabs>
+        <w:ind w:left="1440" w:hanging="360"/>
+      </w:pPr>
+    </w:lvl>
+    <w:lvl w:ilvl="2" w:tentative="1">
+      <w:start w:val="1"/>
+      <w:numFmt w:val="decimal"/>
+      <w:lvlText w:val="%3."/>
+      <w:lvlJc w:val="left"/>
+      <w:pPr>
+        <w:tabs>
+          <w:tab w:val="num" w:pos="2160"/>
+        </w:tabs>
+        <w:ind w:left="2160" w:hanging="360"/>
+      </w:pPr>
+    </w:lvl>
+    <w:lvl w:ilvl="3" w:tentative="1">
+      <w:start w:val="1"/>
+      <w:numFmt w:val="decimal"/>
+      <w:lvlText w:val="%4."/>
+      <w:lvlJc w:val="left"/>
+      <w:pPr>
+        <w:tabs>
+          <w:tab w:val="num" w:pos="2880"/>
+        </w:tabs>
+        <w:ind w:left="2880" w:hanging="360"/>
+      </w:pPr>
+    </w:lvl>
+    <w:lvl w:ilvl="4" w:tentative="1">
+      <w:start w:val="1"/>
+      <w:numFmt w:val="decimal"/>
+      <w:lvlText w:val="%5."/>
+      <w:lvlJc w:val="left"/>
+      <w:pPr>
+        <w:tabs>
+          <w:tab w:val="num" w:pos="3600"/>
+        </w:tabs>
+        <w:ind w:left="3600" w:hanging="360"/>
+      </w:pPr>
+    </w:lvl>
+    <w:lvl w:ilvl="5" w:tentative="1">
+      <w:start w:val="1"/>
+      <w:numFmt w:val="decimal"/>
+      <w:lvlText w:val="%6."/>
+      <w:lvlJc w:val="left"/>
+      <w:pPr>
+        <w:tabs>
+          <w:tab w:val="num" w:pos="4320"/>
+        </w:tabs>
+        <w:ind w:left="4320" w:hanging="360"/>
+      </w:pPr>
+    </w:lvl>
+    <w:lvl w:ilvl="6" w:tentative="1">
+      <w:start w:val="1"/>
+      <w:numFmt w:val="decimal"/>
+      <w:lvlText w:val="%7."/>
+      <w:lvlJc w:val="left"/>
+      <w:pPr>
+        <w:tabs>
+          <w:tab w:val="num" w:pos="5040"/>
+        </w:tabs>
+        <w:ind w:left="5040" w:hanging="360"/>
+      </w:pPr>
+    </w:lvl>
+    <w:lvl w:ilvl="7" w:tentative="1">
+      <w:start w:val="1"/>
+      <w:numFmt w:val="decimal"/>
+      <w:lvlText w:val="%8."/>
+      <w:lvlJc w:val="left"/>
+      <w:pPr>
+        <w:tabs>
+          <w:tab w:val="num" w:pos="5760"/>
+        </w:tabs>
+        <w:ind w:left="5760" w:hanging="360"/>
+      </w:pPr>
+    </w:lvl>
+    <w:lvl w:ilvl="8" w:tentative="1">
+      <w:start w:val="1"/>
+      <w:numFmt w:val="decimal"/>
+      <w:lvlText w:val="%9."/>
+      <w:lvlJc w:val="left"/>
+      <w:pPr>
+        <w:tabs>
+          <w:tab w:val="num" w:pos="6480"/>
+        </w:tabs>
+        <w:ind w:left="6480" w:hanging="360"/>
+      </w:pPr>
+    </w:lvl>
+  </w:abstractNum>
+  <w:abstractNum w:abstractNumId="1" w15:restartNumberingAfterBreak="0">
+    <w:nsid w:val="00DE6902"/>
+    <w:multiLevelType w:val="multilevel"/>
+    <w:tmpl w:val="7C1CD22A"/>
+    <w:lvl w:ilvl="0">
       <w:start w:val="1"/>
       <w:numFmt w:val="bullet"/>
       <w:lvlText w:val=""/>
       <w:lvlJc w:val="left"/>
       <w:pPr>
+        <w:tabs>
+          <w:tab w:val="num" w:pos="720"/>
+        </w:tabs>
         <w:ind w:left="720" w:hanging="360"/>
       </w:pPr>
       <w:rPr>
         <w:rFonts w:ascii="Symbol" w:hAnsi="Symbol" w:hint="default"/>
+        <w:sz w:val="20"/>
       </w:rPr>
     </w:lvl>
-    <w:lvl w:ilvl="1" w:tplc="04090003" w:tentative="1">
+    <w:lvl w:ilvl="1">
       <w:start w:val="1"/>
       <w:numFmt w:val="bullet"/>
       <w:lvlText w:val="o"/>
       <w:lvlJc w:val="left"/>
       <w:pPr>
+        <w:tabs>
+          <w:tab w:val="num" w:pos="1440"/>
+        </w:tabs>
         <w:ind w:left="1440" w:hanging="360"/>
       </w:pPr>
       <w:rPr>
-        <w:rFonts w:ascii="Courier New" w:hAnsi="Courier New" w:cs="Courier New" w:hint="default"/>
+        <w:rFonts w:ascii="Courier New" w:hAnsi="Courier New" w:hint="default"/>
+        <w:sz w:val="20"/>
       </w:rPr>
     </w:lvl>
-    <w:lvl w:ilvl="2" w:tplc="04090005" w:tentative="1">
+    <w:lvl w:ilvl="2" w:tentative="1">
       <w:start w:val="1"/>
       <w:numFmt w:val="bullet"/>
       <w:lvlText w:val=""/>
       <w:lvlJc w:val="left"/>
       <w:pPr>
+        <w:tabs>
+          <w:tab w:val="num" w:pos="2160"/>
+        </w:tabs>
         <w:ind w:left="2160" w:hanging="360"/>
       </w:pPr>
       <w:rPr>
         <w:rFonts w:ascii="Wingdings" w:hAnsi="Wingdings" w:hint="default"/>
+        <w:sz w:val="20"/>
       </w:rPr>
     </w:lvl>
-    <w:lvl w:ilvl="3" w:tplc="04090001" w:tentative="1">
-      <w:start w:val="1"/>
-      <w:numFmt w:val="bullet"/>
-      <w:lvlText w:val=""/>
-      <w:lvlJc w:val="left"/>
-      <w:pPr>
-        <w:ind w:left="2880" w:hanging="360"/>
-      </w:pPr>
-      <w:rPr>
-        <w:rFonts w:ascii="Symbol" w:hAnsi="Symbol" w:hint="default"/>
-      </w:rPr>
-    </w:lvl>
-    <w:lvl w:ilvl="4" w:tplc="04090003" w:tentative="1">
-      <w:start w:val="1"/>
-      <w:numFmt w:val="bullet"/>
-      <w:lvlText w:val="o"/>
-      <w:lvlJc w:val="left"/>
-      <w:pPr>
-        <w:ind w:left="3600" w:hanging="360"/>
-      </w:pPr>
-      <w:rPr>
-        <w:rFonts w:ascii="Courier New" w:hAnsi="Courier New" w:cs="Courier New" w:hint="default"/>
-      </w:rPr>
-    </w:lvl>
-    <w:lvl w:ilvl="5" w:tplc="04090005" w:tentative="1">
+    <w:lvl w:ilvl="3" w:tentative="1">
       <w:start w:val="1"/>
       <w:numFmt w:val="bullet"/>
       <w:lvlText w:val=""/>
       <w:lvlJc w:val="left"/>
       <w:pPr>
-        <w:ind w:left="4320" w:hanging="360"/>
+        <w:tabs>
+          <w:tab w:val="num" w:pos="2880"/>
+        </w:tabs>
+        <w:ind w:left="2880" w:hanging="360"/>
       </w:pPr>
       <w:rPr>
         <w:rFonts w:ascii="Wingdings" w:hAnsi="Wingdings" w:hint="default"/>
+        <w:sz w:val="20"/>
       </w:rPr>
     </w:lvl>
-    <w:lvl w:ilvl="6" w:tplc="04090001" w:tentative="1">
-      <w:start w:val="1"/>
-      <w:numFmt w:val="bullet"/>
-      <w:lvlText w:val=""/>
-      <w:lvlJc w:val="left"/>
-      <w:pPr>
-        <w:ind w:left="5040" w:hanging="360"/>
-      </w:pPr>
-      <w:rPr>
-        <w:rFonts w:ascii="Symbol" w:hAnsi="Symbol" w:hint="default"/>
-      </w:rPr>
-    </w:lvl>
-    <w:lvl w:ilvl="7" w:tplc="04090003" w:tentative="1">
-      <w:start w:val="1"/>
-      <w:numFmt w:val="bullet"/>
-      <w:lvlText w:val="o"/>
-      <w:lvlJc w:val="left"/>
-      <w:pPr>
-        <w:ind w:left="5760" w:hanging="360"/>
-      </w:pPr>
-      <w:rPr>
-        <w:rFonts w:ascii="Courier New" w:hAnsi="Courier New" w:cs="Courier New" w:hint="default"/>
-      </w:rPr>
-    </w:lvl>
-    <w:lvl w:ilvl="8" w:tplc="04090005" w:tentative="1">
+    <w:lvl w:ilvl="4" w:tentative="1">
       <w:start w:val="1"/>
       <w:numFmt w:val="bullet"/>
       <w:lvlText w:val=""/>
       <w:lvlJc w:val="left"/>
       <w:pPr>
-        <w:ind w:left="6480" w:hanging="360"/>
+        <w:tabs>
+          <w:tab w:val="num" w:pos="3600"/>
+        </w:tabs>
+        <w:ind w:left="3600" w:hanging="360"/>
       </w:pPr>
       <w:rPr>
         <w:rFonts w:ascii="Wingdings" w:hAnsi="Wingdings" w:hint="default"/>
+        <w:sz w:val="20"/>
+      </w:rPr>
+    </w:lvl>
+    <w:lvl w:ilvl="5" w:tentative="1">
+      <w:start w:val="1"/>
+      <w:numFmt w:val="bullet"/>
+      <w:lvlText w:val=""/>
+      <w:lvlJc w:val="left"/>
+      <w:pPr>
+        <w:tabs>
+          <w:tab w:val="num" w:pos="4320"/>
+        </w:tabs>
+        <w:ind w:left="4320" w:hanging="360"/>
+      </w:pPr>
+      <w:rPr>
+        <w:rFonts w:ascii="Wingdings" w:hAnsi="Wingdings" w:hint="default"/>
+        <w:sz w:val="20"/>
+      </w:rPr>
+    </w:lvl>
+    <w:lvl w:ilvl="6" w:tentative="1">
+      <w:start w:val="1"/>
+      <w:numFmt w:val="bullet"/>
+      <w:lvlText w:val=""/>
+      <w:lvlJc w:val="left"/>
+      <w:pPr>
+        <w:tabs>
+          <w:tab w:val="num" w:pos="5040"/>
+        </w:tabs>
+        <w:ind w:left="5040" w:hanging="360"/>
+      </w:pPr>
+      <w:rPr>
+        <w:rFonts w:ascii="Wingdings" w:hAnsi="Wingdings" w:hint="default"/>
+        <w:sz w:val="20"/>
+      </w:rPr>
+    </w:lvl>
+    <w:lvl w:ilvl="7" w:tentative="1">
+      <w:start w:val="1"/>
+      <w:numFmt w:val="bullet"/>
+      <w:lvlText w:val=""/>
+      <w:lvlJc w:val="left"/>
+      <w:pPr>
+        <w:tabs>
+          <w:tab w:val="num" w:pos="5760"/>
+        </w:tabs>
+        <w:ind w:left="5760" w:hanging="360"/>
+      </w:pPr>
+      <w:rPr>
+        <w:rFonts w:ascii="Wingdings" w:hAnsi="Wingdings" w:hint="default"/>
+        <w:sz w:val="20"/>
+      </w:rPr>
+    </w:lvl>
+    <w:lvl w:ilvl="8" w:tentative="1">
+      <w:start w:val="1"/>
+      <w:numFmt w:val="bullet"/>
+      <w:lvlText w:val=""/>
+      <w:lvlJc w:val="left"/>
+      <w:pPr>
+        <w:tabs>
+          <w:tab w:val="num" w:pos="6480"/>
+        </w:tabs>
+        <w:ind w:left="6480" w:hanging="360"/>
+      </w:pPr>
+      <w:rPr>
+        <w:rFonts w:ascii="Wingdings" w:hAnsi="Wingdings" w:hint="default"/>
+        <w:sz w:val="20"/>
       </w:rPr>
     </w:lvl>
   </w:abstractNum>
-  <w:abstractNum w:abstractNumId="1" w15:restartNumberingAfterBreak="0">
-    <w:nsid w:val="4F176EA9"/>
+  <w:abstractNum w:abstractNumId="2" w15:restartNumberingAfterBreak="0">
+    <w:nsid w:val="038E7F53"/>
     <w:multiLevelType w:val="multilevel"/>
-    <w:tmpl w:val="33440774"/>
+    <w:tmpl w:val="AAFC28A8"/>
     <w:lvl w:ilvl="0">
       <w:start w:val="1"/>
       <w:numFmt w:val="bullet"/>
@@ -2942,10 +9413,10 @@
       </w:rPr>
     </w:lvl>
   </w:abstractNum>
-  <w:abstractNum w:abstractNumId="2" w15:restartNumberingAfterBreak="0">
-    <w:nsid w:val="6EDE0668"/>
+  <w:abstractNum w:abstractNumId="3" w15:restartNumberingAfterBreak="0">
+    <w:nsid w:val="0C8914D0"/>
     <w:multiLevelType w:val="multilevel"/>
-    <w:tmpl w:val="FA32F4D0"/>
+    <w:tmpl w:val="39142046"/>
     <w:lvl w:ilvl="0">
       <w:start w:val="1"/>
       <w:numFmt w:val="bullet"/>
@@ -3091,13 +9562,1196 @@
       </w:rPr>
     </w:lvl>
   </w:abstractNum>
+  <w:abstractNum w:abstractNumId="4" w15:restartNumberingAfterBreak="0">
+    <w:nsid w:val="14215F5D"/>
+    <w:multiLevelType w:val="multilevel"/>
+    <w:tmpl w:val="7D328C0C"/>
+    <w:lvl w:ilvl="0">
+      <w:start w:val="1"/>
+      <w:numFmt w:val="bullet"/>
+      <w:lvlText w:val=""/>
+      <w:lvlJc w:val="left"/>
+      <w:pPr>
+        <w:tabs>
+          <w:tab w:val="num" w:pos="720"/>
+        </w:tabs>
+        <w:ind w:left="720" w:hanging="360"/>
+      </w:pPr>
+      <w:rPr>
+        <w:rFonts w:ascii="Symbol" w:hAnsi="Symbol" w:hint="default"/>
+        <w:sz w:val="20"/>
+      </w:rPr>
+    </w:lvl>
+    <w:lvl w:ilvl="1" w:tentative="1">
+      <w:start w:val="1"/>
+      <w:numFmt w:val="bullet"/>
+      <w:lvlText w:val="o"/>
+      <w:lvlJc w:val="left"/>
+      <w:pPr>
+        <w:tabs>
+          <w:tab w:val="num" w:pos="1440"/>
+        </w:tabs>
+        <w:ind w:left="1440" w:hanging="360"/>
+      </w:pPr>
+      <w:rPr>
+        <w:rFonts w:ascii="Courier New" w:hAnsi="Courier New" w:hint="default"/>
+        <w:sz w:val="20"/>
+      </w:rPr>
+    </w:lvl>
+    <w:lvl w:ilvl="2" w:tentative="1">
+      <w:start w:val="1"/>
+      <w:numFmt w:val="bullet"/>
+      <w:lvlText w:val=""/>
+      <w:lvlJc w:val="left"/>
+      <w:pPr>
+        <w:tabs>
+          <w:tab w:val="num" w:pos="2160"/>
+        </w:tabs>
+        <w:ind w:left="2160" w:hanging="360"/>
+      </w:pPr>
+      <w:rPr>
+        <w:rFonts w:ascii="Wingdings" w:hAnsi="Wingdings" w:hint="default"/>
+        <w:sz w:val="20"/>
+      </w:rPr>
+    </w:lvl>
+    <w:lvl w:ilvl="3" w:tentative="1">
+      <w:start w:val="1"/>
+      <w:numFmt w:val="bullet"/>
+      <w:lvlText w:val=""/>
+      <w:lvlJc w:val="left"/>
+      <w:pPr>
+        <w:tabs>
+          <w:tab w:val="num" w:pos="2880"/>
+        </w:tabs>
+        <w:ind w:left="2880" w:hanging="360"/>
+      </w:pPr>
+      <w:rPr>
+        <w:rFonts w:ascii="Wingdings" w:hAnsi="Wingdings" w:hint="default"/>
+        <w:sz w:val="20"/>
+      </w:rPr>
+    </w:lvl>
+    <w:lvl w:ilvl="4" w:tentative="1">
+      <w:start w:val="1"/>
+      <w:numFmt w:val="bullet"/>
+      <w:lvlText w:val=""/>
+      <w:lvlJc w:val="left"/>
+      <w:pPr>
+        <w:tabs>
+          <w:tab w:val="num" w:pos="3600"/>
+        </w:tabs>
+        <w:ind w:left="3600" w:hanging="360"/>
+      </w:pPr>
+      <w:rPr>
+        <w:rFonts w:ascii="Wingdings" w:hAnsi="Wingdings" w:hint="default"/>
+        <w:sz w:val="20"/>
+      </w:rPr>
+    </w:lvl>
+    <w:lvl w:ilvl="5" w:tentative="1">
+      <w:start w:val="1"/>
+      <w:numFmt w:val="bullet"/>
+      <w:lvlText w:val=""/>
+      <w:lvlJc w:val="left"/>
+      <w:pPr>
+        <w:tabs>
+          <w:tab w:val="num" w:pos="4320"/>
+        </w:tabs>
+        <w:ind w:left="4320" w:hanging="360"/>
+      </w:pPr>
+      <w:rPr>
+        <w:rFonts w:ascii="Wingdings" w:hAnsi="Wingdings" w:hint="default"/>
+        <w:sz w:val="20"/>
+      </w:rPr>
+    </w:lvl>
+    <w:lvl w:ilvl="6" w:tentative="1">
+      <w:start w:val="1"/>
+      <w:numFmt w:val="bullet"/>
+      <w:lvlText w:val=""/>
+      <w:lvlJc w:val="left"/>
+      <w:pPr>
+        <w:tabs>
+          <w:tab w:val="num" w:pos="5040"/>
+        </w:tabs>
+        <w:ind w:left="5040" w:hanging="360"/>
+      </w:pPr>
+      <w:rPr>
+        <w:rFonts w:ascii="Wingdings" w:hAnsi="Wingdings" w:hint="default"/>
+        <w:sz w:val="20"/>
+      </w:rPr>
+    </w:lvl>
+    <w:lvl w:ilvl="7" w:tentative="1">
+      <w:start w:val="1"/>
+      <w:numFmt w:val="bullet"/>
+      <w:lvlText w:val=""/>
+      <w:lvlJc w:val="left"/>
+      <w:pPr>
+        <w:tabs>
+          <w:tab w:val="num" w:pos="5760"/>
+        </w:tabs>
+        <w:ind w:left="5760" w:hanging="360"/>
+      </w:pPr>
+      <w:rPr>
+        <w:rFonts w:ascii="Wingdings" w:hAnsi="Wingdings" w:hint="default"/>
+        <w:sz w:val="20"/>
+      </w:rPr>
+    </w:lvl>
+    <w:lvl w:ilvl="8" w:tentative="1">
+      <w:start w:val="1"/>
+      <w:numFmt w:val="bullet"/>
+      <w:lvlText w:val=""/>
+      <w:lvlJc w:val="left"/>
+      <w:pPr>
+        <w:tabs>
+          <w:tab w:val="num" w:pos="6480"/>
+        </w:tabs>
+        <w:ind w:left="6480" w:hanging="360"/>
+      </w:pPr>
+      <w:rPr>
+        <w:rFonts w:ascii="Wingdings" w:hAnsi="Wingdings" w:hint="default"/>
+        <w:sz w:val="20"/>
+      </w:rPr>
+    </w:lvl>
+  </w:abstractNum>
+  <w:abstractNum w:abstractNumId="5" w15:restartNumberingAfterBreak="0">
+    <w:nsid w:val="240C13DD"/>
+    <w:multiLevelType w:val="multilevel"/>
+    <w:tmpl w:val="4EAA6154"/>
+    <w:lvl w:ilvl="0">
+      <w:start w:val="1"/>
+      <w:numFmt w:val="bullet"/>
+      <w:lvlText w:val=""/>
+      <w:lvlJc w:val="left"/>
+      <w:pPr>
+        <w:tabs>
+          <w:tab w:val="num" w:pos="720"/>
+        </w:tabs>
+        <w:ind w:left="720" w:hanging="360"/>
+      </w:pPr>
+      <w:rPr>
+        <w:rFonts w:ascii="Symbol" w:hAnsi="Symbol" w:hint="default"/>
+        <w:sz w:val="20"/>
+      </w:rPr>
+    </w:lvl>
+    <w:lvl w:ilvl="1" w:tentative="1">
+      <w:start w:val="1"/>
+      <w:numFmt w:val="bullet"/>
+      <w:lvlText w:val="o"/>
+      <w:lvlJc w:val="left"/>
+      <w:pPr>
+        <w:tabs>
+          <w:tab w:val="num" w:pos="1440"/>
+        </w:tabs>
+        <w:ind w:left="1440" w:hanging="360"/>
+      </w:pPr>
+      <w:rPr>
+        <w:rFonts w:ascii="Courier New" w:hAnsi="Courier New" w:hint="default"/>
+        <w:sz w:val="20"/>
+      </w:rPr>
+    </w:lvl>
+    <w:lvl w:ilvl="2" w:tentative="1">
+      <w:start w:val="1"/>
+      <w:numFmt w:val="bullet"/>
+      <w:lvlText w:val=""/>
+      <w:lvlJc w:val="left"/>
+      <w:pPr>
+        <w:tabs>
+          <w:tab w:val="num" w:pos="2160"/>
+        </w:tabs>
+        <w:ind w:left="2160" w:hanging="360"/>
+      </w:pPr>
+      <w:rPr>
+        <w:rFonts w:ascii="Wingdings" w:hAnsi="Wingdings" w:hint="default"/>
+        <w:sz w:val="20"/>
+      </w:rPr>
+    </w:lvl>
+    <w:lvl w:ilvl="3" w:tentative="1">
+      <w:start w:val="1"/>
+      <w:numFmt w:val="bullet"/>
+      <w:lvlText w:val=""/>
+      <w:lvlJc w:val="left"/>
+      <w:pPr>
+        <w:tabs>
+          <w:tab w:val="num" w:pos="2880"/>
+        </w:tabs>
+        <w:ind w:left="2880" w:hanging="360"/>
+      </w:pPr>
+      <w:rPr>
+        <w:rFonts w:ascii="Wingdings" w:hAnsi="Wingdings" w:hint="default"/>
+        <w:sz w:val="20"/>
+      </w:rPr>
+    </w:lvl>
+    <w:lvl w:ilvl="4" w:tentative="1">
+      <w:start w:val="1"/>
+      <w:numFmt w:val="bullet"/>
+      <w:lvlText w:val=""/>
+      <w:lvlJc w:val="left"/>
+      <w:pPr>
+        <w:tabs>
+          <w:tab w:val="num" w:pos="3600"/>
+        </w:tabs>
+        <w:ind w:left="3600" w:hanging="360"/>
+      </w:pPr>
+      <w:rPr>
+        <w:rFonts w:ascii="Wingdings" w:hAnsi="Wingdings" w:hint="default"/>
+        <w:sz w:val="20"/>
+      </w:rPr>
+    </w:lvl>
+    <w:lvl w:ilvl="5" w:tentative="1">
+      <w:start w:val="1"/>
+      <w:numFmt w:val="bullet"/>
+      <w:lvlText w:val=""/>
+      <w:lvlJc w:val="left"/>
+      <w:pPr>
+        <w:tabs>
+          <w:tab w:val="num" w:pos="4320"/>
+        </w:tabs>
+        <w:ind w:left="4320" w:hanging="360"/>
+      </w:pPr>
+      <w:rPr>
+        <w:rFonts w:ascii="Wingdings" w:hAnsi="Wingdings" w:hint="default"/>
+        <w:sz w:val="20"/>
+      </w:rPr>
+    </w:lvl>
+    <w:lvl w:ilvl="6" w:tentative="1">
+      <w:start w:val="1"/>
+      <w:numFmt w:val="bullet"/>
+      <w:lvlText w:val=""/>
+      <w:lvlJc w:val="left"/>
+      <w:pPr>
+        <w:tabs>
+          <w:tab w:val="num" w:pos="5040"/>
+        </w:tabs>
+        <w:ind w:left="5040" w:hanging="360"/>
+      </w:pPr>
+      <w:rPr>
+        <w:rFonts w:ascii="Wingdings" w:hAnsi="Wingdings" w:hint="default"/>
+        <w:sz w:val="20"/>
+      </w:rPr>
+    </w:lvl>
+    <w:lvl w:ilvl="7" w:tentative="1">
+      <w:start w:val="1"/>
+      <w:numFmt w:val="bullet"/>
+      <w:lvlText w:val=""/>
+      <w:lvlJc w:val="left"/>
+      <w:pPr>
+        <w:tabs>
+          <w:tab w:val="num" w:pos="5760"/>
+        </w:tabs>
+        <w:ind w:left="5760" w:hanging="360"/>
+      </w:pPr>
+      <w:rPr>
+        <w:rFonts w:ascii="Wingdings" w:hAnsi="Wingdings" w:hint="default"/>
+        <w:sz w:val="20"/>
+      </w:rPr>
+    </w:lvl>
+    <w:lvl w:ilvl="8" w:tentative="1">
+      <w:start w:val="1"/>
+      <w:numFmt w:val="bullet"/>
+      <w:lvlText w:val=""/>
+      <w:lvlJc w:val="left"/>
+      <w:pPr>
+        <w:tabs>
+          <w:tab w:val="num" w:pos="6480"/>
+        </w:tabs>
+        <w:ind w:left="6480" w:hanging="360"/>
+      </w:pPr>
+      <w:rPr>
+        <w:rFonts w:ascii="Wingdings" w:hAnsi="Wingdings" w:hint="default"/>
+        <w:sz w:val="20"/>
+      </w:rPr>
+    </w:lvl>
+  </w:abstractNum>
+  <w:abstractNum w:abstractNumId="6" w15:restartNumberingAfterBreak="0">
+    <w:nsid w:val="3A64449D"/>
+    <w:multiLevelType w:val="multilevel"/>
+    <w:tmpl w:val="FD5E96D2"/>
+    <w:lvl w:ilvl="0">
+      <w:start w:val="1"/>
+      <w:numFmt w:val="bullet"/>
+      <w:lvlText w:val=""/>
+      <w:lvlJc w:val="left"/>
+      <w:pPr>
+        <w:tabs>
+          <w:tab w:val="num" w:pos="720"/>
+        </w:tabs>
+        <w:ind w:left="720" w:hanging="360"/>
+      </w:pPr>
+      <w:rPr>
+        <w:rFonts w:ascii="Symbol" w:hAnsi="Symbol" w:hint="default"/>
+        <w:sz w:val="20"/>
+      </w:rPr>
+    </w:lvl>
+    <w:lvl w:ilvl="1" w:tentative="1">
+      <w:start w:val="1"/>
+      <w:numFmt w:val="bullet"/>
+      <w:lvlText w:val="o"/>
+      <w:lvlJc w:val="left"/>
+      <w:pPr>
+        <w:tabs>
+          <w:tab w:val="num" w:pos="1440"/>
+        </w:tabs>
+        <w:ind w:left="1440" w:hanging="360"/>
+      </w:pPr>
+      <w:rPr>
+        <w:rFonts w:ascii="Courier New" w:hAnsi="Courier New" w:hint="default"/>
+        <w:sz w:val="20"/>
+      </w:rPr>
+    </w:lvl>
+    <w:lvl w:ilvl="2" w:tentative="1">
+      <w:start w:val="1"/>
+      <w:numFmt w:val="bullet"/>
+      <w:lvlText w:val=""/>
+      <w:lvlJc w:val="left"/>
+      <w:pPr>
+        <w:tabs>
+          <w:tab w:val="num" w:pos="2160"/>
+        </w:tabs>
+        <w:ind w:left="2160" w:hanging="360"/>
+      </w:pPr>
+      <w:rPr>
+        <w:rFonts w:ascii="Wingdings" w:hAnsi="Wingdings" w:hint="default"/>
+        <w:sz w:val="20"/>
+      </w:rPr>
+    </w:lvl>
+    <w:lvl w:ilvl="3" w:tentative="1">
+      <w:start w:val="1"/>
+      <w:numFmt w:val="bullet"/>
+      <w:lvlText w:val=""/>
+      <w:lvlJc w:val="left"/>
+      <w:pPr>
+        <w:tabs>
+          <w:tab w:val="num" w:pos="2880"/>
+        </w:tabs>
+        <w:ind w:left="2880" w:hanging="360"/>
+      </w:pPr>
+      <w:rPr>
+        <w:rFonts w:ascii="Wingdings" w:hAnsi="Wingdings" w:hint="default"/>
+        <w:sz w:val="20"/>
+      </w:rPr>
+    </w:lvl>
+    <w:lvl w:ilvl="4" w:tentative="1">
+      <w:start w:val="1"/>
+      <w:numFmt w:val="bullet"/>
+      <w:lvlText w:val=""/>
+      <w:lvlJc w:val="left"/>
+      <w:pPr>
+        <w:tabs>
+          <w:tab w:val="num" w:pos="3600"/>
+        </w:tabs>
+        <w:ind w:left="3600" w:hanging="360"/>
+      </w:pPr>
+      <w:rPr>
+        <w:rFonts w:ascii="Wingdings" w:hAnsi="Wingdings" w:hint="default"/>
+        <w:sz w:val="20"/>
+      </w:rPr>
+    </w:lvl>
+    <w:lvl w:ilvl="5" w:tentative="1">
+      <w:start w:val="1"/>
+      <w:numFmt w:val="bullet"/>
+      <w:lvlText w:val=""/>
+      <w:lvlJc w:val="left"/>
+      <w:pPr>
+        <w:tabs>
+          <w:tab w:val="num" w:pos="4320"/>
+        </w:tabs>
+        <w:ind w:left="4320" w:hanging="360"/>
+      </w:pPr>
+      <w:rPr>
+        <w:rFonts w:ascii="Wingdings" w:hAnsi="Wingdings" w:hint="default"/>
+        <w:sz w:val="20"/>
+      </w:rPr>
+    </w:lvl>
+    <w:lvl w:ilvl="6" w:tentative="1">
+      <w:start w:val="1"/>
+      <w:numFmt w:val="bullet"/>
+      <w:lvlText w:val=""/>
+      <w:lvlJc w:val="left"/>
+      <w:pPr>
+        <w:tabs>
+          <w:tab w:val="num" w:pos="5040"/>
+        </w:tabs>
+        <w:ind w:left="5040" w:hanging="360"/>
+      </w:pPr>
+      <w:rPr>
+        <w:rFonts w:ascii="Wingdings" w:hAnsi="Wingdings" w:hint="default"/>
+        <w:sz w:val="20"/>
+      </w:rPr>
+    </w:lvl>
+    <w:lvl w:ilvl="7" w:tentative="1">
+      <w:start w:val="1"/>
+      <w:numFmt w:val="bullet"/>
+      <w:lvlText w:val=""/>
+      <w:lvlJc w:val="left"/>
+      <w:pPr>
+        <w:tabs>
+          <w:tab w:val="num" w:pos="5760"/>
+        </w:tabs>
+        <w:ind w:left="5760" w:hanging="360"/>
+      </w:pPr>
+      <w:rPr>
+        <w:rFonts w:ascii="Wingdings" w:hAnsi="Wingdings" w:hint="default"/>
+        <w:sz w:val="20"/>
+      </w:rPr>
+    </w:lvl>
+    <w:lvl w:ilvl="8" w:tentative="1">
+      <w:start w:val="1"/>
+      <w:numFmt w:val="bullet"/>
+      <w:lvlText w:val=""/>
+      <w:lvlJc w:val="left"/>
+      <w:pPr>
+        <w:tabs>
+          <w:tab w:val="num" w:pos="6480"/>
+        </w:tabs>
+        <w:ind w:left="6480" w:hanging="360"/>
+      </w:pPr>
+      <w:rPr>
+        <w:rFonts w:ascii="Wingdings" w:hAnsi="Wingdings" w:hint="default"/>
+        <w:sz w:val="20"/>
+      </w:rPr>
+    </w:lvl>
+  </w:abstractNum>
+  <w:abstractNum w:abstractNumId="7" w15:restartNumberingAfterBreak="0">
+    <w:nsid w:val="4D5F00ED"/>
+    <w:multiLevelType w:val="hybridMultilevel"/>
+    <w:tmpl w:val="9616755E"/>
+    <w:lvl w:ilvl="0" w:tplc="04090001">
+      <w:start w:val="1"/>
+      <w:numFmt w:val="bullet"/>
+      <w:lvlText w:val=""/>
+      <w:lvlJc w:val="left"/>
+      <w:pPr>
+        <w:ind w:left="720" w:hanging="360"/>
+      </w:pPr>
+      <w:rPr>
+        <w:rFonts w:ascii="Symbol" w:hAnsi="Symbol" w:hint="default"/>
+      </w:rPr>
+    </w:lvl>
+    <w:lvl w:ilvl="1" w:tplc="04090003" w:tentative="1">
+      <w:start w:val="1"/>
+      <w:numFmt w:val="bullet"/>
+      <w:lvlText w:val="o"/>
+      <w:lvlJc w:val="left"/>
+      <w:pPr>
+        <w:ind w:left="1440" w:hanging="360"/>
+      </w:pPr>
+      <w:rPr>
+        <w:rFonts w:ascii="Courier New" w:hAnsi="Courier New" w:cs="Courier New" w:hint="default"/>
+      </w:rPr>
+    </w:lvl>
+    <w:lvl w:ilvl="2" w:tplc="04090005" w:tentative="1">
+      <w:start w:val="1"/>
+      <w:numFmt w:val="bullet"/>
+      <w:lvlText w:val=""/>
+      <w:lvlJc w:val="left"/>
+      <w:pPr>
+        <w:ind w:left="2160" w:hanging="360"/>
+      </w:pPr>
+      <w:rPr>
+        <w:rFonts w:ascii="Wingdings" w:hAnsi="Wingdings" w:hint="default"/>
+      </w:rPr>
+    </w:lvl>
+    <w:lvl w:ilvl="3" w:tplc="04090001" w:tentative="1">
+      <w:start w:val="1"/>
+      <w:numFmt w:val="bullet"/>
+      <w:lvlText w:val=""/>
+      <w:lvlJc w:val="left"/>
+      <w:pPr>
+        <w:ind w:left="2880" w:hanging="360"/>
+      </w:pPr>
+      <w:rPr>
+        <w:rFonts w:ascii="Symbol" w:hAnsi="Symbol" w:hint="default"/>
+      </w:rPr>
+    </w:lvl>
+    <w:lvl w:ilvl="4" w:tplc="04090003" w:tentative="1">
+      <w:start w:val="1"/>
+      <w:numFmt w:val="bullet"/>
+      <w:lvlText w:val="o"/>
+      <w:lvlJc w:val="left"/>
+      <w:pPr>
+        <w:ind w:left="3600" w:hanging="360"/>
+      </w:pPr>
+      <w:rPr>
+        <w:rFonts w:ascii="Courier New" w:hAnsi="Courier New" w:cs="Courier New" w:hint="default"/>
+      </w:rPr>
+    </w:lvl>
+    <w:lvl w:ilvl="5" w:tplc="04090005" w:tentative="1">
+      <w:start w:val="1"/>
+      <w:numFmt w:val="bullet"/>
+      <w:lvlText w:val=""/>
+      <w:lvlJc w:val="left"/>
+      <w:pPr>
+        <w:ind w:left="4320" w:hanging="360"/>
+      </w:pPr>
+      <w:rPr>
+        <w:rFonts w:ascii="Wingdings" w:hAnsi="Wingdings" w:hint="default"/>
+      </w:rPr>
+    </w:lvl>
+    <w:lvl w:ilvl="6" w:tplc="04090001" w:tentative="1">
+      <w:start w:val="1"/>
+      <w:numFmt w:val="bullet"/>
+      <w:lvlText w:val=""/>
+      <w:lvlJc w:val="left"/>
+      <w:pPr>
+        <w:ind w:left="5040" w:hanging="360"/>
+      </w:pPr>
+      <w:rPr>
+        <w:rFonts w:ascii="Symbol" w:hAnsi="Symbol" w:hint="default"/>
+      </w:rPr>
+    </w:lvl>
+    <w:lvl w:ilvl="7" w:tplc="04090003" w:tentative="1">
+      <w:start w:val="1"/>
+      <w:numFmt w:val="bullet"/>
+      <w:lvlText w:val="o"/>
+      <w:lvlJc w:val="left"/>
+      <w:pPr>
+        <w:ind w:left="5760" w:hanging="360"/>
+      </w:pPr>
+      <w:rPr>
+        <w:rFonts w:ascii="Courier New" w:hAnsi="Courier New" w:cs="Courier New" w:hint="default"/>
+      </w:rPr>
+    </w:lvl>
+    <w:lvl w:ilvl="8" w:tplc="04090005" w:tentative="1">
+      <w:start w:val="1"/>
+      <w:numFmt w:val="bullet"/>
+      <w:lvlText w:val=""/>
+      <w:lvlJc w:val="left"/>
+      <w:pPr>
+        <w:ind w:left="6480" w:hanging="360"/>
+      </w:pPr>
+      <w:rPr>
+        <w:rFonts w:ascii="Wingdings" w:hAnsi="Wingdings" w:hint="default"/>
+      </w:rPr>
+    </w:lvl>
+  </w:abstractNum>
+  <w:abstractNum w:abstractNumId="8" w15:restartNumberingAfterBreak="0">
+    <w:nsid w:val="4F176EA9"/>
+    <w:multiLevelType w:val="multilevel"/>
+    <w:tmpl w:val="33440774"/>
+    <w:lvl w:ilvl="0">
+      <w:start w:val="1"/>
+      <w:numFmt w:val="bullet"/>
+      <w:lvlText w:val=""/>
+      <w:lvlJc w:val="left"/>
+      <w:pPr>
+        <w:tabs>
+          <w:tab w:val="num" w:pos="720"/>
+        </w:tabs>
+        <w:ind w:left="720" w:hanging="360"/>
+      </w:pPr>
+      <w:rPr>
+        <w:rFonts w:ascii="Symbol" w:hAnsi="Symbol" w:hint="default"/>
+        <w:sz w:val="20"/>
+      </w:rPr>
+    </w:lvl>
+    <w:lvl w:ilvl="1" w:tentative="1">
+      <w:start w:val="1"/>
+      <w:numFmt w:val="bullet"/>
+      <w:lvlText w:val="o"/>
+      <w:lvlJc w:val="left"/>
+      <w:pPr>
+        <w:tabs>
+          <w:tab w:val="num" w:pos="1440"/>
+        </w:tabs>
+        <w:ind w:left="1440" w:hanging="360"/>
+      </w:pPr>
+      <w:rPr>
+        <w:rFonts w:ascii="Courier New" w:hAnsi="Courier New" w:hint="default"/>
+        <w:sz w:val="20"/>
+      </w:rPr>
+    </w:lvl>
+    <w:lvl w:ilvl="2" w:tentative="1">
+      <w:start w:val="1"/>
+      <w:numFmt w:val="bullet"/>
+      <w:lvlText w:val=""/>
+      <w:lvlJc w:val="left"/>
+      <w:pPr>
+        <w:tabs>
+          <w:tab w:val="num" w:pos="2160"/>
+        </w:tabs>
+        <w:ind w:left="2160" w:hanging="360"/>
+      </w:pPr>
+      <w:rPr>
+        <w:rFonts w:ascii="Wingdings" w:hAnsi="Wingdings" w:hint="default"/>
+        <w:sz w:val="20"/>
+      </w:rPr>
+    </w:lvl>
+    <w:lvl w:ilvl="3" w:tentative="1">
+      <w:start w:val="1"/>
+      <w:numFmt w:val="bullet"/>
+      <w:lvlText w:val=""/>
+      <w:lvlJc w:val="left"/>
+      <w:pPr>
+        <w:tabs>
+          <w:tab w:val="num" w:pos="2880"/>
+        </w:tabs>
+        <w:ind w:left="2880" w:hanging="360"/>
+      </w:pPr>
+      <w:rPr>
+        <w:rFonts w:ascii="Wingdings" w:hAnsi="Wingdings" w:hint="default"/>
+        <w:sz w:val="20"/>
+      </w:rPr>
+    </w:lvl>
+    <w:lvl w:ilvl="4" w:tentative="1">
+      <w:start w:val="1"/>
+      <w:numFmt w:val="bullet"/>
+      <w:lvlText w:val=""/>
+      <w:lvlJc w:val="left"/>
+      <w:pPr>
+        <w:tabs>
+          <w:tab w:val="num" w:pos="3600"/>
+        </w:tabs>
+        <w:ind w:left="3600" w:hanging="360"/>
+      </w:pPr>
+      <w:rPr>
+        <w:rFonts w:ascii="Wingdings" w:hAnsi="Wingdings" w:hint="default"/>
+        <w:sz w:val="20"/>
+      </w:rPr>
+    </w:lvl>
+    <w:lvl w:ilvl="5" w:tentative="1">
+      <w:start w:val="1"/>
+      <w:numFmt w:val="bullet"/>
+      <w:lvlText w:val=""/>
+      <w:lvlJc w:val="left"/>
+      <w:pPr>
+        <w:tabs>
+          <w:tab w:val="num" w:pos="4320"/>
+        </w:tabs>
+        <w:ind w:left="4320" w:hanging="360"/>
+      </w:pPr>
+      <w:rPr>
+        <w:rFonts w:ascii="Wingdings" w:hAnsi="Wingdings" w:hint="default"/>
+        <w:sz w:val="20"/>
+      </w:rPr>
+    </w:lvl>
+    <w:lvl w:ilvl="6" w:tentative="1">
+      <w:start w:val="1"/>
+      <w:numFmt w:val="bullet"/>
+      <w:lvlText w:val=""/>
+      <w:lvlJc w:val="left"/>
+      <w:pPr>
+        <w:tabs>
+          <w:tab w:val="num" w:pos="5040"/>
+        </w:tabs>
+        <w:ind w:left="5040" w:hanging="360"/>
+      </w:pPr>
+      <w:rPr>
+        <w:rFonts w:ascii="Wingdings" w:hAnsi="Wingdings" w:hint="default"/>
+        <w:sz w:val="20"/>
+      </w:rPr>
+    </w:lvl>
+    <w:lvl w:ilvl="7" w:tentative="1">
+      <w:start w:val="1"/>
+      <w:numFmt w:val="bullet"/>
+      <w:lvlText w:val=""/>
+      <w:lvlJc w:val="left"/>
+      <w:pPr>
+        <w:tabs>
+          <w:tab w:val="num" w:pos="5760"/>
+        </w:tabs>
+        <w:ind w:left="5760" w:hanging="360"/>
+      </w:pPr>
+      <w:rPr>
+        <w:rFonts w:ascii="Wingdings" w:hAnsi="Wingdings" w:hint="default"/>
+        <w:sz w:val="20"/>
+      </w:rPr>
+    </w:lvl>
+    <w:lvl w:ilvl="8" w:tentative="1">
+      <w:start w:val="1"/>
+      <w:numFmt w:val="bullet"/>
+      <w:lvlText w:val=""/>
+      <w:lvlJc w:val="left"/>
+      <w:pPr>
+        <w:tabs>
+          <w:tab w:val="num" w:pos="6480"/>
+        </w:tabs>
+        <w:ind w:left="6480" w:hanging="360"/>
+      </w:pPr>
+      <w:rPr>
+        <w:rFonts w:ascii="Wingdings" w:hAnsi="Wingdings" w:hint="default"/>
+        <w:sz w:val="20"/>
+      </w:rPr>
+    </w:lvl>
+  </w:abstractNum>
+  <w:abstractNum w:abstractNumId="9" w15:restartNumberingAfterBreak="0">
+    <w:nsid w:val="58517687"/>
+    <w:multiLevelType w:val="multilevel"/>
+    <w:tmpl w:val="BE5C846A"/>
+    <w:lvl w:ilvl="0">
+      <w:start w:val="1"/>
+      <w:numFmt w:val="bullet"/>
+      <w:lvlText w:val=""/>
+      <w:lvlJc w:val="left"/>
+      <w:pPr>
+        <w:tabs>
+          <w:tab w:val="num" w:pos="720"/>
+        </w:tabs>
+        <w:ind w:left="720" w:hanging="360"/>
+      </w:pPr>
+      <w:rPr>
+        <w:rFonts w:ascii="Symbol" w:hAnsi="Symbol" w:hint="default"/>
+        <w:sz w:val="20"/>
+      </w:rPr>
+    </w:lvl>
+    <w:lvl w:ilvl="1" w:tentative="1">
+      <w:start w:val="1"/>
+      <w:numFmt w:val="bullet"/>
+      <w:lvlText w:val="o"/>
+      <w:lvlJc w:val="left"/>
+      <w:pPr>
+        <w:tabs>
+          <w:tab w:val="num" w:pos="1440"/>
+        </w:tabs>
+        <w:ind w:left="1440" w:hanging="360"/>
+      </w:pPr>
+      <w:rPr>
+        <w:rFonts w:ascii="Courier New" w:hAnsi="Courier New" w:hint="default"/>
+        <w:sz w:val="20"/>
+      </w:rPr>
+    </w:lvl>
+    <w:lvl w:ilvl="2" w:tentative="1">
+      <w:start w:val="1"/>
+      <w:numFmt w:val="bullet"/>
+      <w:lvlText w:val=""/>
+      <w:lvlJc w:val="left"/>
+      <w:pPr>
+        <w:tabs>
+          <w:tab w:val="num" w:pos="2160"/>
+        </w:tabs>
+        <w:ind w:left="2160" w:hanging="360"/>
+      </w:pPr>
+      <w:rPr>
+        <w:rFonts w:ascii="Wingdings" w:hAnsi="Wingdings" w:hint="default"/>
+        <w:sz w:val="20"/>
+      </w:rPr>
+    </w:lvl>
+    <w:lvl w:ilvl="3" w:tentative="1">
+      <w:start w:val="1"/>
+      <w:numFmt w:val="bullet"/>
+      <w:lvlText w:val=""/>
+      <w:lvlJc w:val="left"/>
+      <w:pPr>
+        <w:tabs>
+          <w:tab w:val="num" w:pos="2880"/>
+        </w:tabs>
+        <w:ind w:left="2880" w:hanging="360"/>
+      </w:pPr>
+      <w:rPr>
+        <w:rFonts w:ascii="Wingdings" w:hAnsi="Wingdings" w:hint="default"/>
+        <w:sz w:val="20"/>
+      </w:rPr>
+    </w:lvl>
+    <w:lvl w:ilvl="4" w:tentative="1">
+      <w:start w:val="1"/>
+      <w:numFmt w:val="bullet"/>
+      <w:lvlText w:val=""/>
+      <w:lvlJc w:val="left"/>
+      <w:pPr>
+        <w:tabs>
+          <w:tab w:val="num" w:pos="3600"/>
+        </w:tabs>
+        <w:ind w:left="3600" w:hanging="360"/>
+      </w:pPr>
+      <w:rPr>
+        <w:rFonts w:ascii="Wingdings" w:hAnsi="Wingdings" w:hint="default"/>
+        <w:sz w:val="20"/>
+      </w:rPr>
+    </w:lvl>
+    <w:lvl w:ilvl="5" w:tentative="1">
+      <w:start w:val="1"/>
+      <w:numFmt w:val="bullet"/>
+      <w:lvlText w:val=""/>
+      <w:lvlJc w:val="left"/>
+      <w:pPr>
+        <w:tabs>
+          <w:tab w:val="num" w:pos="4320"/>
+        </w:tabs>
+        <w:ind w:left="4320" w:hanging="360"/>
+      </w:pPr>
+      <w:rPr>
+        <w:rFonts w:ascii="Wingdings" w:hAnsi="Wingdings" w:hint="default"/>
+        <w:sz w:val="20"/>
+      </w:rPr>
+    </w:lvl>
+    <w:lvl w:ilvl="6" w:tentative="1">
+      <w:start w:val="1"/>
+      <w:numFmt w:val="bullet"/>
+      <w:lvlText w:val=""/>
+      <w:lvlJc w:val="left"/>
+      <w:pPr>
+        <w:tabs>
+          <w:tab w:val="num" w:pos="5040"/>
+        </w:tabs>
+        <w:ind w:left="5040" w:hanging="360"/>
+      </w:pPr>
+      <w:rPr>
+        <w:rFonts w:ascii="Wingdings" w:hAnsi="Wingdings" w:hint="default"/>
+        <w:sz w:val="20"/>
+      </w:rPr>
+    </w:lvl>
+    <w:lvl w:ilvl="7" w:tentative="1">
+      <w:start w:val="1"/>
+      <w:numFmt w:val="bullet"/>
+      <w:lvlText w:val=""/>
+      <w:lvlJc w:val="left"/>
+      <w:pPr>
+        <w:tabs>
+          <w:tab w:val="num" w:pos="5760"/>
+        </w:tabs>
+        <w:ind w:left="5760" w:hanging="360"/>
+      </w:pPr>
+      <w:rPr>
+        <w:rFonts w:ascii="Wingdings" w:hAnsi="Wingdings" w:hint="default"/>
+        <w:sz w:val="20"/>
+      </w:rPr>
+    </w:lvl>
+    <w:lvl w:ilvl="8" w:tentative="1">
+      <w:start w:val="1"/>
+      <w:numFmt w:val="bullet"/>
+      <w:lvlText w:val=""/>
+      <w:lvlJc w:val="left"/>
+      <w:pPr>
+        <w:tabs>
+          <w:tab w:val="num" w:pos="6480"/>
+        </w:tabs>
+        <w:ind w:left="6480" w:hanging="360"/>
+      </w:pPr>
+      <w:rPr>
+        <w:rFonts w:ascii="Wingdings" w:hAnsi="Wingdings" w:hint="default"/>
+        <w:sz w:val="20"/>
+      </w:rPr>
+    </w:lvl>
+  </w:abstractNum>
+  <w:abstractNum w:abstractNumId="10" w15:restartNumberingAfterBreak="0">
+    <w:nsid w:val="6EDE0668"/>
+    <w:multiLevelType w:val="multilevel"/>
+    <w:tmpl w:val="FA32F4D0"/>
+    <w:lvl w:ilvl="0">
+      <w:start w:val="1"/>
+      <w:numFmt w:val="bullet"/>
+      <w:lvlText w:val=""/>
+      <w:lvlJc w:val="left"/>
+      <w:pPr>
+        <w:tabs>
+          <w:tab w:val="num" w:pos="720"/>
+        </w:tabs>
+        <w:ind w:left="720" w:hanging="360"/>
+      </w:pPr>
+      <w:rPr>
+        <w:rFonts w:ascii="Symbol" w:hAnsi="Symbol" w:hint="default"/>
+        <w:sz w:val="20"/>
+      </w:rPr>
+    </w:lvl>
+    <w:lvl w:ilvl="1" w:tentative="1">
+      <w:start w:val="1"/>
+      <w:numFmt w:val="bullet"/>
+      <w:lvlText w:val="o"/>
+      <w:lvlJc w:val="left"/>
+      <w:pPr>
+        <w:tabs>
+          <w:tab w:val="num" w:pos="1440"/>
+        </w:tabs>
+        <w:ind w:left="1440" w:hanging="360"/>
+      </w:pPr>
+      <w:rPr>
+        <w:rFonts w:ascii="Courier New" w:hAnsi="Courier New" w:hint="default"/>
+        <w:sz w:val="20"/>
+      </w:rPr>
+    </w:lvl>
+    <w:lvl w:ilvl="2" w:tentative="1">
+      <w:start w:val="1"/>
+      <w:numFmt w:val="bullet"/>
+      <w:lvlText w:val=""/>
+      <w:lvlJc w:val="left"/>
+      <w:pPr>
+        <w:tabs>
+          <w:tab w:val="num" w:pos="2160"/>
+        </w:tabs>
+        <w:ind w:left="2160" w:hanging="360"/>
+      </w:pPr>
+      <w:rPr>
+        <w:rFonts w:ascii="Wingdings" w:hAnsi="Wingdings" w:hint="default"/>
+        <w:sz w:val="20"/>
+      </w:rPr>
+    </w:lvl>
+    <w:lvl w:ilvl="3" w:tentative="1">
+      <w:start w:val="1"/>
+      <w:numFmt w:val="bullet"/>
+      <w:lvlText w:val=""/>
+      <w:lvlJc w:val="left"/>
+      <w:pPr>
+        <w:tabs>
+          <w:tab w:val="num" w:pos="2880"/>
+        </w:tabs>
+        <w:ind w:left="2880" w:hanging="360"/>
+      </w:pPr>
+      <w:rPr>
+        <w:rFonts w:ascii="Wingdings" w:hAnsi="Wingdings" w:hint="default"/>
+        <w:sz w:val="20"/>
+      </w:rPr>
+    </w:lvl>
+    <w:lvl w:ilvl="4" w:tentative="1">
+      <w:start w:val="1"/>
+      <w:numFmt w:val="bullet"/>
+      <w:lvlText w:val=""/>
+      <w:lvlJc w:val="left"/>
+      <w:pPr>
+        <w:tabs>
+          <w:tab w:val="num" w:pos="3600"/>
+        </w:tabs>
+        <w:ind w:left="3600" w:hanging="360"/>
+      </w:pPr>
+      <w:rPr>
+        <w:rFonts w:ascii="Wingdings" w:hAnsi="Wingdings" w:hint="default"/>
+        <w:sz w:val="20"/>
+      </w:rPr>
+    </w:lvl>
+    <w:lvl w:ilvl="5" w:tentative="1">
+      <w:start w:val="1"/>
+      <w:numFmt w:val="bullet"/>
+      <w:lvlText w:val=""/>
+      <w:lvlJc w:val="left"/>
+      <w:pPr>
+        <w:tabs>
+          <w:tab w:val="num" w:pos="4320"/>
+        </w:tabs>
+        <w:ind w:left="4320" w:hanging="360"/>
+      </w:pPr>
+      <w:rPr>
+        <w:rFonts w:ascii="Wingdings" w:hAnsi="Wingdings" w:hint="default"/>
+        <w:sz w:val="20"/>
+      </w:rPr>
+    </w:lvl>
+    <w:lvl w:ilvl="6" w:tentative="1">
+      <w:start w:val="1"/>
+      <w:numFmt w:val="bullet"/>
+      <w:lvlText w:val=""/>
+      <w:lvlJc w:val="left"/>
+      <w:pPr>
+        <w:tabs>
+          <w:tab w:val="num" w:pos="5040"/>
+        </w:tabs>
+        <w:ind w:left="5040" w:hanging="360"/>
+      </w:pPr>
+      <w:rPr>
+        <w:rFonts w:ascii="Wingdings" w:hAnsi="Wingdings" w:hint="default"/>
+        <w:sz w:val="20"/>
+      </w:rPr>
+    </w:lvl>
+    <w:lvl w:ilvl="7" w:tentative="1">
+      <w:start w:val="1"/>
+      <w:numFmt w:val="bullet"/>
+      <w:lvlText w:val=""/>
+      <w:lvlJc w:val="left"/>
+      <w:pPr>
+        <w:tabs>
+          <w:tab w:val="num" w:pos="5760"/>
+        </w:tabs>
+        <w:ind w:left="5760" w:hanging="360"/>
+      </w:pPr>
+      <w:rPr>
+        <w:rFonts w:ascii="Wingdings" w:hAnsi="Wingdings" w:hint="default"/>
+        <w:sz w:val="20"/>
+      </w:rPr>
+    </w:lvl>
+    <w:lvl w:ilvl="8" w:tentative="1">
+      <w:start w:val="1"/>
+      <w:numFmt w:val="bullet"/>
+      <w:lvlText w:val=""/>
+      <w:lvlJc w:val="left"/>
+      <w:pPr>
+        <w:tabs>
+          <w:tab w:val="num" w:pos="6480"/>
+        </w:tabs>
+        <w:ind w:left="6480" w:hanging="360"/>
+      </w:pPr>
+      <w:rPr>
+        <w:rFonts w:ascii="Wingdings" w:hAnsi="Wingdings" w:hint="default"/>
+        <w:sz w:val="20"/>
+      </w:rPr>
+    </w:lvl>
+  </w:abstractNum>
+  <w:abstractNum w:abstractNumId="11" w15:restartNumberingAfterBreak="0">
+    <w:nsid w:val="7C081E21"/>
+    <w:multiLevelType w:val="multilevel"/>
+    <w:tmpl w:val="22DA6586"/>
+    <w:lvl w:ilvl="0">
+      <w:start w:val="1"/>
+      <w:numFmt w:val="bullet"/>
+      <w:lvlText w:val=""/>
+      <w:lvlJc w:val="left"/>
+      <w:pPr>
+        <w:tabs>
+          <w:tab w:val="num" w:pos="720"/>
+        </w:tabs>
+        <w:ind w:left="720" w:hanging="360"/>
+      </w:pPr>
+      <w:rPr>
+        <w:rFonts w:ascii="Symbol" w:hAnsi="Symbol" w:hint="default"/>
+        <w:sz w:val="20"/>
+      </w:rPr>
+    </w:lvl>
+    <w:lvl w:ilvl="1" w:tentative="1">
+      <w:start w:val="1"/>
+      <w:numFmt w:val="bullet"/>
+      <w:lvlText w:val="o"/>
+      <w:lvlJc w:val="left"/>
+      <w:pPr>
+        <w:tabs>
+          <w:tab w:val="num" w:pos="1440"/>
+        </w:tabs>
+        <w:ind w:left="1440" w:hanging="360"/>
+      </w:pPr>
+      <w:rPr>
+        <w:rFonts w:ascii="Courier New" w:hAnsi="Courier New" w:hint="default"/>
+        <w:sz w:val="20"/>
+      </w:rPr>
+    </w:lvl>
+    <w:lvl w:ilvl="2" w:tentative="1">
+      <w:start w:val="1"/>
+      <w:numFmt w:val="bullet"/>
+      <w:lvlText w:val=""/>
+      <w:lvlJc w:val="left"/>
+      <w:pPr>
+        <w:tabs>
+          <w:tab w:val="num" w:pos="2160"/>
+        </w:tabs>
+        <w:ind w:left="2160" w:hanging="360"/>
+      </w:pPr>
+      <w:rPr>
+        <w:rFonts w:ascii="Wingdings" w:hAnsi="Wingdings" w:hint="default"/>
+        <w:sz w:val="20"/>
+      </w:rPr>
+    </w:lvl>
+    <w:lvl w:ilvl="3" w:tentative="1">
+      <w:start w:val="1"/>
+      <w:numFmt w:val="bullet"/>
+      <w:lvlText w:val=""/>
+      <w:lvlJc w:val="left"/>
+      <w:pPr>
+        <w:tabs>
+          <w:tab w:val="num" w:pos="2880"/>
+        </w:tabs>
+        <w:ind w:left="2880" w:hanging="360"/>
+      </w:pPr>
+      <w:rPr>
+        <w:rFonts w:ascii="Wingdings" w:hAnsi="Wingdings" w:hint="default"/>
+        <w:sz w:val="20"/>
+      </w:rPr>
+    </w:lvl>
+    <w:lvl w:ilvl="4" w:tentative="1">
+      <w:start w:val="1"/>
+      <w:numFmt w:val="bullet"/>
+      <w:lvlText w:val=""/>
+      <w:lvlJc w:val="left"/>
+      <w:pPr>
+        <w:tabs>
+          <w:tab w:val="num" w:pos="3600"/>
+        </w:tabs>
+        <w:ind w:left="3600" w:hanging="360"/>
+      </w:pPr>
+      <w:rPr>
+        <w:rFonts w:ascii="Wingdings" w:hAnsi="Wingdings" w:hint="default"/>
+        <w:sz w:val="20"/>
+      </w:rPr>
+    </w:lvl>
+    <w:lvl w:ilvl="5" w:tentative="1">
+      <w:start w:val="1"/>
+      <w:numFmt w:val="bullet"/>
+      <w:lvlText w:val=""/>
+      <w:lvlJc w:val="left"/>
+      <w:pPr>
+        <w:tabs>
+          <w:tab w:val="num" w:pos="4320"/>
+        </w:tabs>
+        <w:ind w:left="4320" w:hanging="360"/>
+      </w:pPr>
+      <w:rPr>
+        <w:rFonts w:ascii="Wingdings" w:hAnsi="Wingdings" w:hint="default"/>
+        <w:sz w:val="20"/>
+      </w:rPr>
+    </w:lvl>
+    <w:lvl w:ilvl="6" w:tentative="1">
+      <w:start w:val="1"/>
+      <w:numFmt w:val="bullet"/>
+      <w:lvlText w:val=""/>
+      <w:lvlJc w:val="left"/>
+      <w:pPr>
+        <w:tabs>
+          <w:tab w:val="num" w:pos="5040"/>
+        </w:tabs>
+        <w:ind w:left="5040" w:hanging="360"/>
+      </w:pPr>
+      <w:rPr>
+        <w:rFonts w:ascii="Wingdings" w:hAnsi="Wingdings" w:hint="default"/>
+        <w:sz w:val="20"/>
+      </w:rPr>
+    </w:lvl>
+    <w:lvl w:ilvl="7" w:tentative="1">
+      <w:start w:val="1"/>
+      <w:numFmt w:val="bullet"/>
+      <w:lvlText w:val=""/>
+      <w:lvlJc w:val="left"/>
+      <w:pPr>
+        <w:tabs>
+          <w:tab w:val="num" w:pos="5760"/>
+        </w:tabs>
+        <w:ind w:left="5760" w:hanging="360"/>
+      </w:pPr>
+      <w:rPr>
+        <w:rFonts w:ascii="Wingdings" w:hAnsi="Wingdings" w:hint="default"/>
+        <w:sz w:val="20"/>
+      </w:rPr>
+    </w:lvl>
+    <w:lvl w:ilvl="8" w:tentative="1">
+      <w:start w:val="1"/>
+      <w:numFmt w:val="bullet"/>
+      <w:lvlText w:val=""/>
+      <w:lvlJc w:val="left"/>
+      <w:pPr>
+        <w:tabs>
+          <w:tab w:val="num" w:pos="6480"/>
+        </w:tabs>
+        <w:ind w:left="6480" w:hanging="360"/>
+      </w:pPr>
+      <w:rPr>
+        <w:rFonts w:ascii="Wingdings" w:hAnsi="Wingdings" w:hint="default"/>
+        <w:sz w:val="20"/>
+      </w:rPr>
+    </w:lvl>
+  </w:abstractNum>
   <w:num w:numId="1" w16cid:durableId="1086344120">
+    <w:abstractNumId w:val="10"/>
+  </w:num>
+  <w:num w:numId="2" w16cid:durableId="1151554133">
+    <w:abstractNumId w:val="7"/>
+  </w:num>
+  <w:num w:numId="3" w16cid:durableId="703529920">
+    <w:abstractNumId w:val="8"/>
+  </w:num>
+  <w:num w:numId="4" w16cid:durableId="1827892136">
+    <w:abstractNumId w:val="0"/>
+  </w:num>
+  <w:num w:numId="5" w16cid:durableId="929697068">
+    <w:abstractNumId w:val="9"/>
+  </w:num>
+  <w:num w:numId="6" w16cid:durableId="1140000067">
+    <w:abstractNumId w:val="3"/>
+  </w:num>
+  <w:num w:numId="7" w16cid:durableId="372000616">
     <w:abstractNumId w:val="2"/>
   </w:num>
-  <w:num w:numId="2" w16cid:durableId="1151554133">
-    <w:abstractNumId w:val="0"/>
+  <w:num w:numId="8" w16cid:durableId="617178289">
+    <w:abstractNumId w:val="4"/>
   </w:num>
-  <w:num w:numId="3" w16cid:durableId="703529920">
+  <w:num w:numId="9" w16cid:durableId="1272397074">
+    <w:abstractNumId w:val="6"/>
+  </w:num>
+  <w:num w:numId="10" w16cid:durableId="379939520">
+    <w:abstractNumId w:val="11"/>
+  </w:num>
+  <w:num w:numId="11" w16cid:durableId="754790406">
+    <w:abstractNumId w:val="5"/>
+  </w:num>
+  <w:num w:numId="12" w16cid:durableId="275715120">
     <w:abstractNumId w:val="1"/>
   </w:num>
 </w:numbering>

--- a/Notes.docx
+++ b/Notes.docx
@@ -25,13 +25,8 @@
       </w:r>
     </w:p>
     <w:p>
-      <w:proofErr w:type="spellStart"/>
-      <w:r>
-        <w:t>SystemVerilog</w:t>
-      </w:r>
-      <w:proofErr w:type="spellEnd"/>
-      <w:r>
-        <w:t xml:space="preserve"> is an extension of Verilog with enhanced features for design and verification.</w:t>
+      <w:r>
+        <w:t>SystemVerilog is an extension of Verilog with enhanced features for design and verification.</w:t>
       </w:r>
     </w:p>
     <w:tbl>
@@ -121,7 +116,6 @@
                 <w:bCs/>
               </w:rPr>
             </w:pPr>
-            <w:proofErr w:type="spellStart"/>
             <w:r>
               <w:rPr>
                 <w:b/>
@@ -129,7 +123,6 @@
               </w:rPr>
               <w:t>SystemVerilog</w:t>
             </w:r>
-            <w:proofErr w:type="spellEnd"/>
           </w:p>
         </w:tc>
       </w:tr>
@@ -656,7 +649,6 @@
           <w:numId w:val="2"/>
         </w:numPr>
       </w:pPr>
-      <w:proofErr w:type="spellStart"/>
       <w:r>
         <w:rPr>
           <w:rStyle w:val="HTMLCode"/>
@@ -665,7 +657,6 @@
         <w:lastRenderedPageBreak/>
         <w:t>shortint</w:t>
       </w:r>
-      <w:proofErr w:type="spellEnd"/>
       <w:r>
         <w:t xml:space="preserve"> (16-bit)</w:t>
       </w:r>
@@ -697,7 +688,6 @@
           <w:numId w:val="2"/>
         </w:numPr>
       </w:pPr>
-      <w:proofErr w:type="spellStart"/>
       <w:r>
         <w:rPr>
           <w:rStyle w:val="HTMLCode"/>
@@ -705,7 +695,6 @@
         </w:rPr>
         <w:t>longint</w:t>
       </w:r>
-      <w:proofErr w:type="spellEnd"/>
       <w:r>
         <w:t xml:space="preserve"> (64-bit)</w:t>
       </w:r>
@@ -791,360 +780,310 @@
           <w:i/>
           <w:iCs/>
         </w:rPr>
-        <w:t xml:space="preserve">“print </w:t>
-      </w:r>
-      <w:proofErr w:type="spellStart"/>
-      <w:r>
-        <w:rPr>
-          <w:b/>
-          <w:bCs/>
+        <w:t>“print pattern”</w:t>
+      </w:r>
+      <w:r>
+        <w:rPr>
           <w:i/>
           <w:iCs/>
         </w:rPr>
-        <w:t>pattern</w:t>
-      </w:r>
-      <w:proofErr w:type="gramStart"/>
-      <w:r>
-        <w:rPr>
-          <w:b/>
-          <w:bCs/>
+        <w:t>.It automatically prints all members of a struct (or array/class) in a structured format.</w:t>
+      </w:r>
+    </w:p>
+    <w:p>
+      <w:pPr>
+        <w:pStyle w:val="NormalWeb"/>
+        <w:rPr>
+          <w:rFonts w:asciiTheme="majorHAnsi" w:hAnsiTheme="majorHAnsi"/>
+          <w:sz w:val="22"/>
+          <w:szCs w:val="22"/>
+        </w:rPr>
+      </w:pPr>
+      <w:r>
+        <w:rPr>
+          <w:rFonts w:asciiTheme="majorHAnsi" w:hAnsiTheme="majorHAnsi"/>
+          <w:sz w:val="22"/>
+          <w:szCs w:val="22"/>
+        </w:rPr>
+        <w:tab/>
+      </w:r>
+      <w:r>
+        <w:rPr>
+          <w:rFonts w:asciiTheme="majorHAnsi" w:hAnsiTheme="majorHAnsi"/>
+          <w:sz w:val="22"/>
+          <w:szCs w:val="22"/>
+        </w:rPr>
+        <w:tab/>
+      </w:r>
+      <w:r>
+        <w:rPr>
+          <w:rFonts w:asciiTheme="majorHAnsi" w:hAnsiTheme="majorHAnsi"/>
+          <w:sz w:val="22"/>
+          <w:szCs w:val="22"/>
+        </w:rPr>
+        <w:tab/>
+      </w:r>
+      <w:r>
+        <w:rPr>
+          <w:rFonts w:asciiTheme="majorHAnsi" w:hAnsiTheme="majorHAnsi"/>
+          <w:sz w:val="22"/>
+          <w:szCs w:val="22"/>
+        </w:rPr>
+        <w:tab/>
+        <w:t>struct {</w:t>
+      </w:r>
+    </w:p>
+    <w:p>
+      <w:pPr>
+        <w:pStyle w:val="NormalWeb"/>
+        <w:rPr>
+          <w:rFonts w:asciiTheme="majorHAnsi" w:hAnsiTheme="majorHAnsi"/>
+          <w:sz w:val="22"/>
+          <w:szCs w:val="22"/>
+        </w:rPr>
+      </w:pPr>
+      <w:r>
+        <w:rPr>
+          <w:rFonts w:asciiTheme="majorHAnsi" w:hAnsiTheme="majorHAnsi"/>
+          <w:sz w:val="22"/>
+          <w:szCs w:val="22"/>
+        </w:rPr>
+        <w:tab/>
+      </w:r>
+      <w:r>
+        <w:rPr>
+          <w:rFonts w:asciiTheme="majorHAnsi" w:hAnsiTheme="majorHAnsi"/>
+          <w:sz w:val="22"/>
+          <w:szCs w:val="22"/>
+        </w:rPr>
+        <w:tab/>
+      </w:r>
+      <w:r>
+        <w:rPr>
+          <w:rFonts w:asciiTheme="majorHAnsi" w:hAnsiTheme="majorHAnsi"/>
+          <w:sz w:val="22"/>
+          <w:szCs w:val="22"/>
+        </w:rPr>
+        <w:tab/>
+      </w:r>
+      <w:r>
+        <w:rPr>
+          <w:rFonts w:asciiTheme="majorHAnsi" w:hAnsiTheme="majorHAnsi"/>
+          <w:sz w:val="22"/>
+          <w:szCs w:val="22"/>
+        </w:rPr>
+        <w:tab/>
+      </w:r>
+      <w:r>
+        <w:rPr>
+          <w:rFonts w:asciiTheme="majorHAnsi" w:hAnsiTheme="majorHAnsi"/>
+          <w:sz w:val="22"/>
+          <w:szCs w:val="22"/>
+        </w:rPr>
+        <w:tab/>
+        <w:t>data_type variable1;</w:t>
+      </w:r>
+    </w:p>
+    <w:p>
+      <w:pPr>
+        <w:pStyle w:val="NormalWeb"/>
+        <w:rPr>
+          <w:rFonts w:asciiTheme="majorHAnsi" w:hAnsiTheme="majorHAnsi"/>
+          <w:sz w:val="22"/>
+          <w:szCs w:val="22"/>
+        </w:rPr>
+      </w:pPr>
+      <w:r>
+        <w:rPr>
+          <w:rFonts w:asciiTheme="majorHAnsi" w:hAnsiTheme="majorHAnsi"/>
+          <w:sz w:val="22"/>
+          <w:szCs w:val="22"/>
+        </w:rPr>
+        <w:tab/>
+      </w:r>
+      <w:r>
+        <w:rPr>
+          <w:rFonts w:asciiTheme="majorHAnsi" w:hAnsiTheme="majorHAnsi"/>
+          <w:sz w:val="22"/>
+          <w:szCs w:val="22"/>
+        </w:rPr>
+        <w:tab/>
+      </w:r>
+      <w:r>
+        <w:rPr>
+          <w:rFonts w:asciiTheme="majorHAnsi" w:hAnsiTheme="majorHAnsi"/>
+          <w:sz w:val="22"/>
+          <w:szCs w:val="22"/>
+        </w:rPr>
+        <w:tab/>
+      </w:r>
+      <w:r>
+        <w:rPr>
+          <w:rFonts w:asciiTheme="majorHAnsi" w:hAnsiTheme="majorHAnsi"/>
+          <w:sz w:val="22"/>
+          <w:szCs w:val="22"/>
+        </w:rPr>
+        <w:tab/>
+      </w:r>
+      <w:r>
+        <w:rPr>
+          <w:rFonts w:asciiTheme="majorHAnsi" w:hAnsiTheme="majorHAnsi"/>
+          <w:sz w:val="22"/>
+          <w:szCs w:val="22"/>
+        </w:rPr>
+        <w:tab/>
+        <w:t>data_type variable2;</w:t>
+      </w:r>
+    </w:p>
+    <w:p>
+      <w:pPr>
+        <w:pStyle w:val="NormalWeb"/>
+        <w:rPr>
+          <w:rFonts w:asciiTheme="majorHAnsi" w:hAnsiTheme="majorHAnsi"/>
+          <w:sz w:val="22"/>
+          <w:szCs w:val="22"/>
+        </w:rPr>
+      </w:pPr>
+      <w:r>
+        <w:rPr>
+          <w:rFonts w:asciiTheme="majorHAnsi" w:hAnsiTheme="majorHAnsi"/>
+          <w:sz w:val="22"/>
+          <w:szCs w:val="22"/>
+        </w:rPr>
+        <w:tab/>
+      </w:r>
+      <w:r>
+        <w:rPr>
+          <w:rFonts w:asciiTheme="majorHAnsi" w:hAnsiTheme="majorHAnsi"/>
+          <w:sz w:val="22"/>
+          <w:szCs w:val="22"/>
+        </w:rPr>
+        <w:tab/>
+      </w:r>
+      <w:r>
+        <w:rPr>
+          <w:rFonts w:asciiTheme="majorHAnsi" w:hAnsiTheme="majorHAnsi"/>
+          <w:sz w:val="22"/>
+          <w:szCs w:val="22"/>
+        </w:rPr>
+        <w:tab/>
+      </w:r>
+      <w:r>
+        <w:rPr>
+          <w:rFonts w:asciiTheme="majorHAnsi" w:hAnsiTheme="majorHAnsi"/>
+          <w:sz w:val="22"/>
+          <w:szCs w:val="22"/>
+        </w:rPr>
+        <w:tab/>
+        <w:t>} structure_name;</w:t>
+      </w:r>
+    </w:p>
+    <w:p>
+      <w:pPr>
+        <w:pStyle w:val="NormalWeb"/>
+        <w:rPr>
+          <w:rFonts w:asciiTheme="majorHAnsi" w:hAnsiTheme="majorHAnsi"/>
+          <w:sz w:val="22"/>
+          <w:szCs w:val="22"/>
+        </w:rPr>
+      </w:pPr>
+      <w:r>
+        <w:rPr>
+          <w:rFonts w:asciiTheme="majorHAnsi" w:hAnsiTheme="majorHAnsi"/>
+          <w:sz w:val="22"/>
+          <w:szCs w:val="22"/>
+        </w:rPr>
+        <w:t>struct {</w:t>
+      </w:r>
+    </w:p>
+    <w:p>
+      <w:pPr>
+        <w:pStyle w:val="NormalWeb"/>
+        <w:rPr>
+          <w:rFonts w:asciiTheme="majorHAnsi" w:hAnsiTheme="majorHAnsi"/>
+          <w:sz w:val="22"/>
+          <w:szCs w:val="22"/>
+        </w:rPr>
+      </w:pPr>
+      <w:r>
+        <w:rPr>
+          <w:rFonts w:asciiTheme="majorHAnsi" w:hAnsiTheme="majorHAnsi"/>
+          <w:sz w:val="22"/>
+          <w:szCs w:val="22"/>
+        </w:rPr>
+        <w:t xml:space="preserve">   bit [7:0] data;</w:t>
+      </w:r>
+    </w:p>
+    <w:p>
+      <w:pPr>
+        <w:pStyle w:val="NormalWeb"/>
+        <w:rPr>
+          <w:rFonts w:asciiTheme="majorHAnsi" w:hAnsiTheme="majorHAnsi"/>
+          <w:sz w:val="22"/>
+          <w:szCs w:val="22"/>
+        </w:rPr>
+      </w:pPr>
+      <w:r>
+        <w:rPr>
+          <w:rFonts w:asciiTheme="majorHAnsi" w:hAnsiTheme="majorHAnsi"/>
+          <w:sz w:val="22"/>
+          <w:szCs w:val="22"/>
+        </w:rPr>
+        <w:t xml:space="preserve">   bit parity;</w:t>
+      </w:r>
+    </w:p>
+    <w:p>
+      <w:pPr>
+        <w:pStyle w:val="NormalWeb"/>
+        <w:rPr>
+          <w:rFonts w:asciiTheme="majorHAnsi" w:hAnsiTheme="majorHAnsi"/>
+          <w:sz w:val="22"/>
+          <w:szCs w:val="22"/>
+        </w:rPr>
+      </w:pPr>
+      <w:r>
+        <w:rPr>
+          <w:rFonts w:asciiTheme="majorHAnsi" w:hAnsiTheme="majorHAnsi"/>
+          <w:sz w:val="22"/>
+          <w:szCs w:val="22"/>
+        </w:rPr>
+        <w:t>} packet;</w:t>
+      </w:r>
+    </w:p>
+    <w:p>
+      <w:pPr>
+        <w:pStyle w:val="NormalWeb"/>
+        <w:rPr>
+          <w:rFonts w:asciiTheme="majorHAnsi" w:hAnsiTheme="majorHAnsi"/>
           <w:i/>
           <w:iCs/>
-        </w:rPr>
-        <w:t>”</w:t>
-      </w:r>
-      <w:r>
-        <w:rPr>
+          <w:sz w:val="22"/>
+          <w:szCs w:val="22"/>
+        </w:rPr>
+      </w:pPr>
+      <w:r>
+        <w:rPr>
+          <w:rFonts w:asciiTheme="majorHAnsi" w:hAnsiTheme="majorHAnsi"/>
           <w:i/>
           <w:iCs/>
-        </w:rPr>
-        <w:t>.It</w:t>
-      </w:r>
-      <w:proofErr w:type="spellEnd"/>
-      <w:proofErr w:type="gramEnd"/>
-      <w:r>
-        <w:rPr>
+          <w:sz w:val="22"/>
+          <w:szCs w:val="22"/>
+        </w:rPr>
+        <w:t>packet.data = 8'hA5;</w:t>
+      </w:r>
+    </w:p>
+    <w:p>
+      <w:pPr>
+        <w:pStyle w:val="NormalWeb"/>
+        <w:rPr>
+          <w:rFonts w:asciiTheme="majorHAnsi" w:hAnsiTheme="majorHAnsi"/>
           <w:i/>
           <w:iCs/>
-        </w:rPr>
-        <w:t xml:space="preserve"> automatically prints all members of a struct (or array/class) in a structured format.</w:t>
-      </w:r>
-    </w:p>
-    <w:p>
-      <w:pPr>
-        <w:pStyle w:val="NormalWeb"/>
-        <w:rPr>
-          <w:rFonts w:asciiTheme="majorHAnsi" w:hAnsiTheme="majorHAnsi"/>
-          <w:sz w:val="22"/>
-          <w:szCs w:val="22"/>
-        </w:rPr>
-      </w:pPr>
-      <w:r>
-        <w:rPr>
-          <w:rFonts w:asciiTheme="majorHAnsi" w:hAnsiTheme="majorHAnsi"/>
-          <w:sz w:val="22"/>
-          <w:szCs w:val="22"/>
-        </w:rPr>
-        <w:tab/>
-      </w:r>
-      <w:r>
-        <w:rPr>
-          <w:rFonts w:asciiTheme="majorHAnsi" w:hAnsiTheme="majorHAnsi"/>
-          <w:sz w:val="22"/>
-          <w:szCs w:val="22"/>
-        </w:rPr>
-        <w:tab/>
-      </w:r>
-      <w:r>
-        <w:rPr>
-          <w:rFonts w:asciiTheme="majorHAnsi" w:hAnsiTheme="majorHAnsi"/>
-          <w:sz w:val="22"/>
-          <w:szCs w:val="22"/>
-        </w:rPr>
-        <w:tab/>
-      </w:r>
-      <w:r>
-        <w:rPr>
-          <w:rFonts w:asciiTheme="majorHAnsi" w:hAnsiTheme="majorHAnsi"/>
-          <w:sz w:val="22"/>
-          <w:szCs w:val="22"/>
-        </w:rPr>
-        <w:tab/>
-        <w:t>struct {</w:t>
-      </w:r>
-    </w:p>
-    <w:p>
-      <w:pPr>
-        <w:pStyle w:val="NormalWeb"/>
-        <w:rPr>
-          <w:rFonts w:asciiTheme="majorHAnsi" w:hAnsiTheme="majorHAnsi"/>
-          <w:sz w:val="22"/>
-          <w:szCs w:val="22"/>
-        </w:rPr>
-      </w:pPr>
-      <w:r>
-        <w:rPr>
-          <w:rFonts w:asciiTheme="majorHAnsi" w:hAnsiTheme="majorHAnsi"/>
-          <w:sz w:val="22"/>
-          <w:szCs w:val="22"/>
-        </w:rPr>
-        <w:tab/>
-      </w:r>
-      <w:r>
-        <w:rPr>
-          <w:rFonts w:asciiTheme="majorHAnsi" w:hAnsiTheme="majorHAnsi"/>
-          <w:sz w:val="22"/>
-          <w:szCs w:val="22"/>
-        </w:rPr>
-        <w:tab/>
-      </w:r>
-      <w:r>
-        <w:rPr>
-          <w:rFonts w:asciiTheme="majorHAnsi" w:hAnsiTheme="majorHAnsi"/>
-          <w:sz w:val="22"/>
-          <w:szCs w:val="22"/>
-        </w:rPr>
-        <w:tab/>
-      </w:r>
-      <w:r>
-        <w:rPr>
-          <w:rFonts w:asciiTheme="majorHAnsi" w:hAnsiTheme="majorHAnsi"/>
-          <w:sz w:val="22"/>
-          <w:szCs w:val="22"/>
-        </w:rPr>
-        <w:tab/>
-      </w:r>
-      <w:r>
-        <w:rPr>
-          <w:rFonts w:asciiTheme="majorHAnsi" w:hAnsiTheme="majorHAnsi"/>
-          <w:sz w:val="22"/>
-          <w:szCs w:val="22"/>
-        </w:rPr>
-        <w:tab/>
-      </w:r>
-      <w:proofErr w:type="spellStart"/>
-      <w:r>
-        <w:rPr>
-          <w:rFonts w:asciiTheme="majorHAnsi" w:hAnsiTheme="majorHAnsi"/>
-          <w:sz w:val="22"/>
-          <w:szCs w:val="22"/>
-        </w:rPr>
-        <w:t>data_type</w:t>
-      </w:r>
-      <w:proofErr w:type="spellEnd"/>
-      <w:r>
-        <w:rPr>
-          <w:rFonts w:asciiTheme="majorHAnsi" w:hAnsiTheme="majorHAnsi"/>
-          <w:sz w:val="22"/>
-          <w:szCs w:val="22"/>
-        </w:rPr>
-        <w:t xml:space="preserve"> variable1;</w:t>
-      </w:r>
-    </w:p>
-    <w:p>
-      <w:pPr>
-        <w:pStyle w:val="NormalWeb"/>
-        <w:rPr>
-          <w:rFonts w:asciiTheme="majorHAnsi" w:hAnsiTheme="majorHAnsi"/>
-          <w:sz w:val="22"/>
-          <w:szCs w:val="22"/>
-        </w:rPr>
-      </w:pPr>
-      <w:r>
-        <w:rPr>
-          <w:rFonts w:asciiTheme="majorHAnsi" w:hAnsiTheme="majorHAnsi"/>
-          <w:sz w:val="22"/>
-          <w:szCs w:val="22"/>
-        </w:rPr>
-        <w:tab/>
-      </w:r>
-      <w:r>
-        <w:rPr>
-          <w:rFonts w:asciiTheme="majorHAnsi" w:hAnsiTheme="majorHAnsi"/>
-          <w:sz w:val="22"/>
-          <w:szCs w:val="22"/>
-        </w:rPr>
-        <w:tab/>
-      </w:r>
-      <w:r>
-        <w:rPr>
-          <w:rFonts w:asciiTheme="majorHAnsi" w:hAnsiTheme="majorHAnsi"/>
-          <w:sz w:val="22"/>
-          <w:szCs w:val="22"/>
-        </w:rPr>
-        <w:tab/>
-      </w:r>
-      <w:r>
-        <w:rPr>
-          <w:rFonts w:asciiTheme="majorHAnsi" w:hAnsiTheme="majorHAnsi"/>
-          <w:sz w:val="22"/>
-          <w:szCs w:val="22"/>
-        </w:rPr>
-        <w:tab/>
-      </w:r>
-      <w:r>
-        <w:rPr>
-          <w:rFonts w:asciiTheme="majorHAnsi" w:hAnsiTheme="majorHAnsi"/>
-          <w:sz w:val="22"/>
-          <w:szCs w:val="22"/>
-        </w:rPr>
-        <w:tab/>
-      </w:r>
-      <w:proofErr w:type="spellStart"/>
-      <w:r>
-        <w:rPr>
-          <w:rFonts w:asciiTheme="majorHAnsi" w:hAnsiTheme="majorHAnsi"/>
-          <w:sz w:val="22"/>
-          <w:szCs w:val="22"/>
-        </w:rPr>
-        <w:t>data_type</w:t>
-      </w:r>
-      <w:proofErr w:type="spellEnd"/>
-      <w:r>
-        <w:rPr>
-          <w:rFonts w:asciiTheme="majorHAnsi" w:hAnsiTheme="majorHAnsi"/>
-          <w:sz w:val="22"/>
-          <w:szCs w:val="22"/>
-        </w:rPr>
-        <w:t xml:space="preserve"> variable2;</w:t>
-      </w:r>
-    </w:p>
-    <w:p>
-      <w:pPr>
-        <w:pStyle w:val="NormalWeb"/>
-        <w:rPr>
-          <w:rFonts w:asciiTheme="majorHAnsi" w:hAnsiTheme="majorHAnsi"/>
-          <w:sz w:val="22"/>
-          <w:szCs w:val="22"/>
-        </w:rPr>
-      </w:pPr>
-      <w:r>
-        <w:rPr>
-          <w:rFonts w:asciiTheme="majorHAnsi" w:hAnsiTheme="majorHAnsi"/>
-          <w:sz w:val="22"/>
-          <w:szCs w:val="22"/>
-        </w:rPr>
-        <w:tab/>
-      </w:r>
-      <w:r>
-        <w:rPr>
-          <w:rFonts w:asciiTheme="majorHAnsi" w:hAnsiTheme="majorHAnsi"/>
-          <w:sz w:val="22"/>
-          <w:szCs w:val="22"/>
-        </w:rPr>
-        <w:tab/>
-      </w:r>
-      <w:r>
-        <w:rPr>
-          <w:rFonts w:asciiTheme="majorHAnsi" w:hAnsiTheme="majorHAnsi"/>
-          <w:sz w:val="22"/>
-          <w:szCs w:val="22"/>
-        </w:rPr>
-        <w:tab/>
-      </w:r>
-      <w:r>
-        <w:rPr>
-          <w:rFonts w:asciiTheme="majorHAnsi" w:hAnsiTheme="majorHAnsi"/>
-          <w:sz w:val="22"/>
-          <w:szCs w:val="22"/>
-        </w:rPr>
-        <w:tab/>
-        <w:t xml:space="preserve">} </w:t>
-      </w:r>
-      <w:proofErr w:type="spellStart"/>
-      <w:r>
-        <w:rPr>
-          <w:rFonts w:asciiTheme="majorHAnsi" w:hAnsiTheme="majorHAnsi"/>
-          <w:sz w:val="22"/>
-          <w:szCs w:val="22"/>
-        </w:rPr>
-        <w:t>structure_name</w:t>
-      </w:r>
-      <w:proofErr w:type="spellEnd"/>
-      <w:r>
-        <w:rPr>
-          <w:rFonts w:asciiTheme="majorHAnsi" w:hAnsiTheme="majorHAnsi"/>
-          <w:sz w:val="22"/>
-          <w:szCs w:val="22"/>
-        </w:rPr>
-        <w:t>;</w:t>
-      </w:r>
-    </w:p>
-    <w:p>
-      <w:pPr>
-        <w:pStyle w:val="NormalWeb"/>
-        <w:rPr>
-          <w:rFonts w:asciiTheme="majorHAnsi" w:hAnsiTheme="majorHAnsi"/>
-          <w:sz w:val="22"/>
-          <w:szCs w:val="22"/>
-        </w:rPr>
-      </w:pPr>
-      <w:r>
-        <w:rPr>
-          <w:rFonts w:asciiTheme="majorHAnsi" w:hAnsiTheme="majorHAnsi"/>
-          <w:sz w:val="22"/>
-          <w:szCs w:val="22"/>
-        </w:rPr>
-        <w:t>struct {</w:t>
-      </w:r>
-    </w:p>
-    <w:p>
-      <w:pPr>
-        <w:pStyle w:val="NormalWeb"/>
-        <w:rPr>
-          <w:rFonts w:asciiTheme="majorHAnsi" w:hAnsiTheme="majorHAnsi"/>
-          <w:sz w:val="22"/>
-          <w:szCs w:val="22"/>
-        </w:rPr>
-      </w:pPr>
-      <w:r>
-        <w:rPr>
-          <w:rFonts w:asciiTheme="majorHAnsi" w:hAnsiTheme="majorHAnsi"/>
-          <w:sz w:val="22"/>
-          <w:szCs w:val="22"/>
-        </w:rPr>
-        <w:t xml:space="preserve">   bit [7:0] data;</w:t>
-      </w:r>
-    </w:p>
-    <w:p>
-      <w:pPr>
-        <w:pStyle w:val="NormalWeb"/>
-        <w:rPr>
-          <w:rFonts w:asciiTheme="majorHAnsi" w:hAnsiTheme="majorHAnsi"/>
-          <w:sz w:val="22"/>
-          <w:szCs w:val="22"/>
-        </w:rPr>
-      </w:pPr>
-      <w:r>
-        <w:rPr>
-          <w:rFonts w:asciiTheme="majorHAnsi" w:hAnsiTheme="majorHAnsi"/>
-          <w:sz w:val="22"/>
-          <w:szCs w:val="22"/>
-        </w:rPr>
-        <w:t xml:space="preserve">   bit parity;</w:t>
-      </w:r>
-    </w:p>
-    <w:p>
-      <w:pPr>
-        <w:pStyle w:val="NormalWeb"/>
-        <w:rPr>
-          <w:rFonts w:asciiTheme="majorHAnsi" w:hAnsiTheme="majorHAnsi"/>
-          <w:sz w:val="22"/>
-          <w:szCs w:val="22"/>
-        </w:rPr>
-      </w:pPr>
-      <w:r>
-        <w:rPr>
-          <w:rFonts w:asciiTheme="majorHAnsi" w:hAnsiTheme="majorHAnsi"/>
-          <w:sz w:val="22"/>
-          <w:szCs w:val="22"/>
-        </w:rPr>
-        <w:t>} packet;</w:t>
-      </w:r>
-    </w:p>
-    <w:p>
-      <w:pPr>
-        <w:pStyle w:val="NormalWeb"/>
+          <w:sz w:val="22"/>
+          <w:szCs w:val="22"/>
+        </w:rPr>
+      </w:pPr>
+      <w:r>
         <w:rPr>
           <w:rFonts w:asciiTheme="majorHAnsi" w:hAnsiTheme="majorHAnsi"/>
           <w:i/>
@@ -1152,64 +1091,7 @@
           <w:sz w:val="22"/>
           <w:szCs w:val="22"/>
         </w:rPr>
-      </w:pPr>
-      <w:proofErr w:type="spellStart"/>
-      <w:r>
-        <w:rPr>
-          <w:rFonts w:asciiTheme="majorHAnsi" w:hAnsiTheme="majorHAnsi"/>
-          <w:i/>
-          <w:iCs/>
-          <w:sz w:val="22"/>
-          <w:szCs w:val="22"/>
-        </w:rPr>
-        <w:t>packet.data</w:t>
-      </w:r>
-      <w:proofErr w:type="spellEnd"/>
-      <w:r>
-        <w:rPr>
-          <w:rFonts w:asciiTheme="majorHAnsi" w:hAnsiTheme="majorHAnsi"/>
-          <w:i/>
-          <w:iCs/>
-          <w:sz w:val="22"/>
-          <w:szCs w:val="22"/>
-        </w:rPr>
-        <w:t xml:space="preserve"> = 8'hA5;</w:t>
-      </w:r>
-    </w:p>
-    <w:p>
-      <w:pPr>
-        <w:pStyle w:val="NormalWeb"/>
-        <w:rPr>
-          <w:rFonts w:asciiTheme="majorHAnsi" w:hAnsiTheme="majorHAnsi"/>
-          <w:i/>
-          <w:iCs/>
-          <w:sz w:val="22"/>
-          <w:szCs w:val="22"/>
-        </w:rPr>
-      </w:pPr>
-      <w:proofErr w:type="spellStart"/>
-      <w:proofErr w:type="gramStart"/>
-      <w:r>
-        <w:rPr>
-          <w:rFonts w:asciiTheme="majorHAnsi" w:hAnsiTheme="majorHAnsi"/>
-          <w:i/>
-          <w:iCs/>
-          <w:sz w:val="22"/>
-          <w:szCs w:val="22"/>
-        </w:rPr>
-        <w:t>packet.parity</w:t>
-      </w:r>
-      <w:proofErr w:type="spellEnd"/>
-      <w:proofErr w:type="gramEnd"/>
-      <w:r>
-        <w:rPr>
-          <w:rFonts w:asciiTheme="majorHAnsi" w:hAnsiTheme="majorHAnsi"/>
-          <w:i/>
-          <w:iCs/>
-          <w:sz w:val="22"/>
-          <w:szCs w:val="22"/>
-        </w:rPr>
-        <w:t xml:space="preserve"> = 1;</w:t>
+        <w:t>packet.parity = 1;</w:t>
       </w:r>
     </w:p>
     <w:p>
@@ -1350,39 +1232,24 @@
                             <w:pPr>
                               <w:spacing w:line="240" w:lineRule="auto"/>
                             </w:pPr>
-                            <w:proofErr w:type="spellStart"/>
                             <w:r>
-                              <w:t>emp.joining_date.day</w:t>
-                            </w:r>
-                            <w:proofErr w:type="spellEnd"/>
-                            <w:r>
-                              <w:t xml:space="preserve"> = 15;</w:t>
+                              <w:t>emp.joining_date.day = 15;</w:t>
                             </w:r>
                           </w:p>
                           <w:p>
                             <w:pPr>
                               <w:spacing w:line="240" w:lineRule="auto"/>
                             </w:pPr>
-                            <w:proofErr w:type="spellStart"/>
                             <w:r>
-                              <w:t>emp.joining_date.month</w:t>
-                            </w:r>
-                            <w:proofErr w:type="spellEnd"/>
-                            <w:r>
-                              <w:t xml:space="preserve"> = 3;</w:t>
+                              <w:t>emp.joining_date.month = 3;</w:t>
                             </w:r>
                           </w:p>
                           <w:p>
                             <w:pPr>
                               <w:spacing w:line="240" w:lineRule="auto"/>
                             </w:pPr>
-                            <w:proofErr w:type="spellStart"/>
                             <w:r>
-                              <w:t>emp.joining_date.year</w:t>
-                            </w:r>
-                            <w:proofErr w:type="spellEnd"/>
-                            <w:r>
-                              <w:t xml:space="preserve"> = 2026;</w:t>
+                              <w:t>emp.joining_date.year = 2026;</w:t>
                             </w:r>
                           </w:p>
                         </w:txbxContent>
@@ -1423,39 +1290,24 @@
                       <w:pPr>
                         <w:spacing w:line="240" w:lineRule="auto"/>
                       </w:pPr>
-                      <w:proofErr w:type="spellStart"/>
                       <w:r>
-                        <w:t>emp.joining_date.day</w:t>
-                      </w:r>
-                      <w:proofErr w:type="spellEnd"/>
-                      <w:r>
-                        <w:t xml:space="preserve"> = 15;</w:t>
+                        <w:t>emp.joining_date.day = 15;</w:t>
                       </w:r>
                     </w:p>
                     <w:p>
                       <w:pPr>
                         <w:spacing w:line="240" w:lineRule="auto"/>
                       </w:pPr>
-                      <w:proofErr w:type="spellStart"/>
                       <w:r>
-                        <w:t>emp.joining_date.month</w:t>
-                      </w:r>
-                      <w:proofErr w:type="spellEnd"/>
-                      <w:r>
-                        <w:t xml:space="preserve"> = 3;</w:t>
+                        <w:t>emp.joining_date.month = 3;</w:t>
                       </w:r>
                     </w:p>
                     <w:p>
                       <w:pPr>
                         <w:spacing w:line="240" w:lineRule="auto"/>
                       </w:pPr>
-                      <w:proofErr w:type="spellStart"/>
                       <w:r>
-                        <w:t>emp.joining_date.year</w:t>
-                      </w:r>
-                      <w:proofErr w:type="spellEnd"/>
-                      <w:r>
-                        <w:t xml:space="preserve"> = 2026;</w:t>
+                        <w:t>emp.joining_date.year = 2026;</w:t>
                       </w:r>
                     </w:p>
                   </w:txbxContent>
@@ -1548,25 +1400,7 @@
           <w:szCs w:val="22"/>
         </w:rPr>
         <w:lastRenderedPageBreak/>
-        <w:t xml:space="preserve">} </w:t>
-      </w:r>
-      <w:proofErr w:type="spellStart"/>
-      <w:r>
-        <w:rPr>
-          <w:rFonts w:asciiTheme="majorHAnsi" w:hAnsiTheme="majorHAnsi"/>
-          <w:sz w:val="22"/>
-          <w:szCs w:val="22"/>
-        </w:rPr>
-        <w:t>date_t</w:t>
-      </w:r>
-      <w:proofErr w:type="spellEnd"/>
-      <w:r>
-        <w:rPr>
-          <w:rFonts w:asciiTheme="majorHAnsi" w:hAnsiTheme="majorHAnsi"/>
-          <w:sz w:val="22"/>
-          <w:szCs w:val="22"/>
-        </w:rPr>
-        <w:t>;</w:t>
+        <w:t>} date_t;</w:t>
       </w:r>
     </w:p>
     <w:p>
@@ -1623,109 +1457,45 @@
           <w:sz w:val="22"/>
           <w:szCs w:val="22"/>
         </w:rPr>
-        <w:t xml:space="preserve">   </w:t>
-      </w:r>
-      <w:proofErr w:type="spellStart"/>
-      <w:r>
-        <w:rPr>
-          <w:rFonts w:asciiTheme="majorHAnsi" w:hAnsiTheme="majorHAnsi"/>
-          <w:sz w:val="22"/>
-          <w:szCs w:val="22"/>
-        </w:rPr>
-        <w:t>date_t</w:t>
-      </w:r>
-      <w:proofErr w:type="spellEnd"/>
-      <w:r>
-        <w:rPr>
-          <w:rFonts w:asciiTheme="majorHAnsi" w:hAnsiTheme="majorHAnsi"/>
-          <w:sz w:val="22"/>
-          <w:szCs w:val="22"/>
-        </w:rPr>
-        <w:t xml:space="preserve"> </w:t>
-      </w:r>
-      <w:proofErr w:type="spellStart"/>
-      <w:r>
-        <w:rPr>
-          <w:rFonts w:asciiTheme="majorHAnsi" w:hAnsiTheme="majorHAnsi"/>
-          <w:sz w:val="22"/>
-          <w:szCs w:val="22"/>
-        </w:rPr>
-        <w:t>joining_date</w:t>
-      </w:r>
-      <w:proofErr w:type="spellEnd"/>
-      <w:r>
-        <w:rPr>
-          <w:rFonts w:asciiTheme="majorHAnsi" w:hAnsiTheme="majorHAnsi"/>
-          <w:sz w:val="22"/>
-          <w:szCs w:val="22"/>
-        </w:rPr>
-        <w:t>;</w:t>
-      </w:r>
-    </w:p>
-    <w:p>
-      <w:pPr>
-        <w:pStyle w:val="NormalWeb"/>
-        <w:spacing w:before="0" w:beforeAutospacing="0"/>
-        <w:rPr>
-          <w:rFonts w:asciiTheme="majorHAnsi" w:hAnsiTheme="majorHAnsi"/>
-          <w:sz w:val="22"/>
-          <w:szCs w:val="22"/>
-        </w:rPr>
-      </w:pPr>
-      <w:r>
-        <w:rPr>
-          <w:rFonts w:asciiTheme="majorHAnsi" w:hAnsiTheme="majorHAnsi"/>
-          <w:sz w:val="22"/>
-          <w:szCs w:val="22"/>
-        </w:rPr>
-        <w:t xml:space="preserve">} </w:t>
-      </w:r>
-      <w:proofErr w:type="spellStart"/>
-      <w:r>
-        <w:rPr>
-          <w:rFonts w:asciiTheme="majorHAnsi" w:hAnsiTheme="majorHAnsi"/>
-          <w:sz w:val="22"/>
-          <w:szCs w:val="22"/>
-        </w:rPr>
-        <w:t>employee_t</w:t>
-      </w:r>
-      <w:proofErr w:type="spellEnd"/>
-      <w:r>
-        <w:rPr>
-          <w:rFonts w:asciiTheme="majorHAnsi" w:hAnsiTheme="majorHAnsi"/>
-          <w:sz w:val="22"/>
-          <w:szCs w:val="22"/>
-        </w:rPr>
-        <w:t>;</w:t>
-      </w:r>
-    </w:p>
-    <w:p>
-      <w:pPr>
-        <w:pStyle w:val="NormalWeb"/>
-        <w:spacing w:before="0" w:beforeAutospacing="0"/>
-        <w:rPr>
-          <w:rFonts w:asciiTheme="majorHAnsi" w:hAnsiTheme="majorHAnsi"/>
-          <w:sz w:val="22"/>
-          <w:szCs w:val="22"/>
-        </w:rPr>
-      </w:pPr>
-      <w:proofErr w:type="spellStart"/>
-      <w:r>
-        <w:rPr>
-          <w:rFonts w:asciiTheme="majorHAnsi" w:hAnsiTheme="majorHAnsi"/>
-          <w:sz w:val="22"/>
-          <w:szCs w:val="22"/>
-        </w:rPr>
-        <w:t>employee_t</w:t>
-      </w:r>
-      <w:proofErr w:type="spellEnd"/>
-      <w:r>
-        <w:rPr>
-          <w:rFonts w:asciiTheme="majorHAnsi" w:hAnsiTheme="majorHAnsi"/>
-          <w:sz w:val="22"/>
-          <w:szCs w:val="22"/>
-        </w:rPr>
-        <w:t xml:space="preserve"> emp;</w:t>
+        <w:t xml:space="preserve">   date_t joining_date;</w:t>
+      </w:r>
+    </w:p>
+    <w:p>
+      <w:pPr>
+        <w:pStyle w:val="NormalWeb"/>
+        <w:spacing w:before="0" w:beforeAutospacing="0"/>
+        <w:rPr>
+          <w:rFonts w:asciiTheme="majorHAnsi" w:hAnsiTheme="majorHAnsi"/>
+          <w:sz w:val="22"/>
+          <w:szCs w:val="22"/>
+        </w:rPr>
+      </w:pPr>
+      <w:r>
+        <w:rPr>
+          <w:rFonts w:asciiTheme="majorHAnsi" w:hAnsiTheme="majorHAnsi"/>
+          <w:sz w:val="22"/>
+          <w:szCs w:val="22"/>
+        </w:rPr>
+        <w:t>} employee_t;</w:t>
+      </w:r>
+    </w:p>
+    <w:p>
+      <w:pPr>
+        <w:pStyle w:val="NormalWeb"/>
+        <w:spacing w:before="0" w:beforeAutospacing="0"/>
+        <w:rPr>
+          <w:rFonts w:asciiTheme="majorHAnsi" w:hAnsiTheme="majorHAnsi"/>
+          <w:sz w:val="22"/>
+          <w:szCs w:val="22"/>
+        </w:rPr>
+      </w:pPr>
+      <w:r>
+        <w:rPr>
+          <w:rFonts w:asciiTheme="majorHAnsi" w:hAnsiTheme="majorHAnsi"/>
+          <w:sz w:val="22"/>
+          <w:szCs w:val="22"/>
+        </w:rPr>
+        <w:t>employee_t emp;</w:t>
       </w:r>
     </w:p>
     <w:p>
@@ -1846,25 +1616,7 @@
           <w:sz w:val="22"/>
           <w:szCs w:val="22"/>
         </w:rPr>
-        <w:t xml:space="preserve">typedef bit [7:0] </w:t>
-      </w:r>
-      <w:proofErr w:type="spellStart"/>
-      <w:r>
-        <w:rPr>
-          <w:rFonts w:asciiTheme="majorHAnsi" w:hAnsiTheme="majorHAnsi"/>
-          <w:sz w:val="22"/>
-          <w:szCs w:val="22"/>
-        </w:rPr>
-        <w:t>byte_t</w:t>
-      </w:r>
-      <w:proofErr w:type="spellEnd"/>
-      <w:r>
-        <w:rPr>
-          <w:rFonts w:asciiTheme="majorHAnsi" w:hAnsiTheme="majorHAnsi"/>
-          <w:sz w:val="22"/>
-          <w:szCs w:val="22"/>
-        </w:rPr>
-        <w:t>;</w:t>
+        <w:t>typedef bit [7:0] byte_t;</w:t>
       </w:r>
     </w:p>
     <w:p>
@@ -1878,23 +1630,13 @@
           <w:szCs w:val="22"/>
         </w:rPr>
       </w:pPr>
-      <w:proofErr w:type="spellStart"/>
-      <w:r>
-        <w:rPr>
-          <w:rFonts w:asciiTheme="majorHAnsi" w:hAnsiTheme="majorHAnsi"/>
-          <w:sz w:val="22"/>
-          <w:szCs w:val="22"/>
-        </w:rPr>
-        <w:t>byte_t</w:t>
-      </w:r>
-      <w:proofErr w:type="spellEnd"/>
-      <w:r>
-        <w:rPr>
-          <w:rFonts w:asciiTheme="majorHAnsi" w:hAnsiTheme="majorHAnsi"/>
-          <w:sz w:val="22"/>
-          <w:szCs w:val="22"/>
-        </w:rPr>
-        <w:t xml:space="preserve"> data;</w:t>
+      <w:r>
+        <w:rPr>
+          <w:rFonts w:asciiTheme="majorHAnsi" w:hAnsiTheme="majorHAnsi"/>
+          <w:sz w:val="22"/>
+          <w:szCs w:val="22"/>
+        </w:rPr>
+        <w:t>byte_t data;</w:t>
       </w:r>
     </w:p>
     <w:p>
@@ -2377,25 +2119,7 @@
           <w:sz w:val="22"/>
           <w:szCs w:val="22"/>
         </w:rPr>
-        <w:t>Enumeration (</w:t>
-      </w:r>
-      <w:proofErr w:type="spellStart"/>
-      <w:r>
-        <w:rPr>
-          <w:rFonts w:asciiTheme="majorHAnsi" w:hAnsiTheme="majorHAnsi"/>
-          <w:sz w:val="22"/>
-          <w:szCs w:val="22"/>
-        </w:rPr>
-        <w:t>enum</w:t>
-      </w:r>
-      <w:proofErr w:type="spellEnd"/>
-      <w:r>
-        <w:rPr>
-          <w:rFonts w:asciiTheme="majorHAnsi" w:hAnsiTheme="majorHAnsi"/>
-          <w:sz w:val="22"/>
-          <w:szCs w:val="22"/>
-        </w:rPr>
-        <w:t>) is a user-defined data type that allows a variable to take one value from a predefined set of named constants.</w:t>
+        <w:t>Enumeration (enum) is a user-defined data type that allows a variable to take one value from a predefined set of named constants.</w:t>
       </w:r>
     </w:p>
     <w:p>
@@ -2504,18 +2228,8 @@
           <w:b/>
           <w:bCs/>
         </w:rPr>
-        <w:t xml:space="preserve">Key Advantage of </w:t>
-      </w:r>
-      <w:proofErr w:type="spellStart"/>
-      <w:r>
-        <w:rPr>
-          <w:rFonts w:asciiTheme="majorHAnsi" w:hAnsiTheme="majorHAnsi"/>
-          <w:b/>
-          <w:bCs/>
-        </w:rPr>
-        <w:t>enum</w:t>
-      </w:r>
-      <w:proofErr w:type="spellEnd"/>
+        <w:t>Key Advantage of enum</w:t>
+      </w:r>
     </w:p>
     <w:p>
       <w:pPr>
@@ -2610,35 +2324,7 @@
         <w:rPr>
           <w:rFonts w:asciiTheme="majorHAnsi" w:hAnsiTheme="majorHAnsi"/>
         </w:rPr>
-        <w:t xml:space="preserve">typedef </w:t>
-      </w:r>
-      <w:proofErr w:type="spellStart"/>
-      <w:r>
-        <w:rPr>
-          <w:rFonts w:asciiTheme="majorHAnsi" w:hAnsiTheme="majorHAnsi"/>
-        </w:rPr>
-        <w:t>enum</w:t>
-      </w:r>
-      <w:proofErr w:type="spellEnd"/>
-      <w:r>
-        <w:rPr>
-          <w:rFonts w:asciiTheme="majorHAnsi" w:hAnsiTheme="majorHAnsi"/>
-        </w:rPr>
-        <w:t xml:space="preserve"> {IDLE, START_BIT, DATA_BITS, STOP_BIT} </w:t>
-      </w:r>
-      <w:proofErr w:type="spellStart"/>
-      <w:r>
-        <w:rPr>
-          <w:rFonts w:asciiTheme="majorHAnsi" w:hAnsiTheme="majorHAnsi"/>
-        </w:rPr>
-        <w:t>uart_state_t</w:t>
-      </w:r>
-      <w:proofErr w:type="spellEnd"/>
-      <w:r>
-        <w:rPr>
-          <w:rFonts w:asciiTheme="majorHAnsi" w:hAnsiTheme="majorHAnsi"/>
-        </w:rPr>
-        <w:t>;</w:t>
+        <w:t>typedef enum {IDLE, START_BIT, DATA_BITS, STOP_BIT} uart_state_t;</w:t>
       </w:r>
     </w:p>
     <w:p>
@@ -2652,7 +2338,6 @@
           <w:u w:val="single"/>
         </w:rPr>
       </w:pPr>
-      <w:proofErr w:type="spellStart"/>
       <w:r>
         <w:rPr>
           <w:rFonts w:asciiTheme="majorHAnsi" w:hAnsiTheme="majorHAnsi"/>
@@ -2660,17 +2345,7 @@
           <w:bCs/>
           <w:u w:val="single"/>
         </w:rPr>
-        <w:t>enum</w:t>
-      </w:r>
-      <w:proofErr w:type="spellEnd"/>
-      <w:r>
-        <w:rPr>
-          <w:rFonts w:asciiTheme="majorHAnsi" w:hAnsiTheme="majorHAnsi"/>
-          <w:b/>
-          <w:bCs/>
-          <w:u w:val="single"/>
-        </w:rPr>
-        <w:t xml:space="preserve"> vs parameter (for States)</w:t>
+        <w:t>enum vs parameter (for States)</w:t>
       </w:r>
     </w:p>
     <w:tbl>
@@ -2783,7 +2458,6 @@
                 <w:szCs w:val="22"/>
               </w:rPr>
             </w:pPr>
-            <w:proofErr w:type="spellStart"/>
             <w:r>
               <w:rPr>
                 <w:rFonts w:asciiTheme="majorHAnsi" w:hAnsiTheme="majorHAnsi"/>
@@ -2794,7 +2468,6 @@
               </w:rPr>
               <w:t>enum</w:t>
             </w:r>
-            <w:proofErr w:type="spellEnd"/>
           </w:p>
         </w:tc>
       </w:tr>
@@ -3248,7 +2921,6 @@
         </w:rPr>
         <w:t xml:space="preserve">In </w:t>
       </w:r>
-      <w:proofErr w:type="spellStart"/>
       <w:r>
         <w:rPr>
           <w:rFonts w:asciiTheme="majorHAnsi" w:hAnsiTheme="majorHAnsi"/>
@@ -3259,32 +2931,13 @@
         </w:rPr>
         <w:t>SystemVerilog</w:t>
       </w:r>
-      <w:proofErr w:type="spellEnd"/>
-      <w:r>
-        <w:rPr>
-          <w:rFonts w:asciiTheme="majorHAnsi" w:hAnsiTheme="majorHAnsi"/>
-          <w:sz w:val="22"/>
-          <w:szCs w:val="22"/>
-        </w:rPr>
-        <w:t xml:space="preserve">, </w:t>
-      </w:r>
-      <w:proofErr w:type="spellStart"/>
-      <w:r>
-        <w:rPr>
-          <w:rFonts w:asciiTheme="majorHAnsi" w:hAnsiTheme="majorHAnsi"/>
-          <w:sz w:val="22"/>
-          <w:szCs w:val="22"/>
-        </w:rPr>
-        <w:t>enum</w:t>
-      </w:r>
-      <w:proofErr w:type="spellEnd"/>
-      <w:r>
-        <w:rPr>
-          <w:rFonts w:asciiTheme="majorHAnsi" w:hAnsiTheme="majorHAnsi"/>
-          <w:sz w:val="22"/>
-          <w:szCs w:val="22"/>
-        </w:rPr>
-        <w:t xml:space="preserve"> has some </w:t>
+      <w:r>
+        <w:rPr>
+          <w:rFonts w:asciiTheme="majorHAnsi" w:hAnsiTheme="majorHAnsi"/>
+          <w:sz w:val="22"/>
+          <w:szCs w:val="22"/>
+        </w:rPr>
+        <w:t xml:space="preserve">, enum has some </w:t>
       </w:r>
       <w:r>
         <w:rPr>
@@ -3345,21 +2998,8 @@
           <w:szCs w:val="28"/>
           <w:u w:val="single"/>
         </w:rPr>
-        <w:t xml:space="preserve">Built-in Functions in </w:t>
-      </w:r>
-      <w:proofErr w:type="spellStart"/>
-      <w:r>
-        <w:rPr>
-          <w:rFonts w:asciiTheme="majorHAnsi" w:hAnsiTheme="majorHAnsi"/>
-          <w:b/>
-          <w:bCs/>
-          <w:sz w:val="28"/>
-          <w:szCs w:val="28"/>
-          <w:u w:val="single"/>
-        </w:rPr>
-        <w:t>enum</w:t>
-      </w:r>
-      <w:proofErr w:type="spellEnd"/>
+        <w:t>Built-in Functions in enum</w:t>
+      </w:r>
     </w:p>
     <w:tbl>
       <w:tblPr>
@@ -3461,19 +3101,11 @@
                 <w:rFonts w:asciiTheme="majorHAnsi" w:hAnsiTheme="majorHAnsi"/>
               </w:rPr>
             </w:pPr>
-            <w:proofErr w:type="gramStart"/>
-            <w:r>
-              <w:rPr>
-                <w:rFonts w:asciiTheme="majorHAnsi" w:hAnsiTheme="majorHAnsi"/>
-              </w:rPr>
-              <w:t>.first</w:t>
-            </w:r>
-            <w:proofErr w:type="gramEnd"/>
-            <w:r>
-              <w:rPr>
-                <w:rFonts w:asciiTheme="majorHAnsi" w:hAnsiTheme="majorHAnsi"/>
-              </w:rPr>
-              <w:t>()</w:t>
+            <w:r>
+              <w:rPr>
+                <w:rFonts w:asciiTheme="majorHAnsi" w:hAnsiTheme="majorHAnsi"/>
+              </w:rPr>
+              <w:t>.first()</w:t>
             </w:r>
           </w:p>
         </w:tc>
@@ -3495,21 +3127,7 @@
               <w:rPr>
                 <w:rFonts w:asciiTheme="majorHAnsi" w:hAnsiTheme="majorHAnsi"/>
               </w:rPr>
-              <w:t xml:space="preserve">Returns first </w:t>
-            </w:r>
-            <w:proofErr w:type="spellStart"/>
-            <w:r>
-              <w:rPr>
-                <w:rFonts w:asciiTheme="majorHAnsi" w:hAnsiTheme="majorHAnsi"/>
-              </w:rPr>
-              <w:t>enum</w:t>
-            </w:r>
-            <w:proofErr w:type="spellEnd"/>
-            <w:r>
-              <w:rPr>
-                <w:rFonts w:asciiTheme="majorHAnsi" w:hAnsiTheme="majorHAnsi"/>
-              </w:rPr>
-              <w:t xml:space="preserve"> value</w:t>
+              <w:t>Returns first enum value</w:t>
             </w:r>
           </w:p>
         </w:tc>
@@ -3532,19 +3150,11 @@
                 <w:rFonts w:asciiTheme="majorHAnsi" w:hAnsiTheme="majorHAnsi"/>
               </w:rPr>
             </w:pPr>
-            <w:proofErr w:type="gramStart"/>
-            <w:r>
-              <w:rPr>
-                <w:rFonts w:asciiTheme="majorHAnsi" w:hAnsiTheme="majorHAnsi"/>
-              </w:rPr>
-              <w:t>.last</w:t>
-            </w:r>
-            <w:proofErr w:type="gramEnd"/>
-            <w:r>
-              <w:rPr>
-                <w:rFonts w:asciiTheme="majorHAnsi" w:hAnsiTheme="majorHAnsi"/>
-              </w:rPr>
-              <w:t>()</w:t>
+            <w:r>
+              <w:rPr>
+                <w:rFonts w:asciiTheme="majorHAnsi" w:hAnsiTheme="majorHAnsi"/>
+              </w:rPr>
+              <w:t>.last()</w:t>
             </w:r>
           </w:p>
         </w:tc>
@@ -3566,21 +3176,7 @@
               <w:rPr>
                 <w:rFonts w:asciiTheme="majorHAnsi" w:hAnsiTheme="majorHAnsi"/>
               </w:rPr>
-              <w:t xml:space="preserve">Returns last </w:t>
-            </w:r>
-            <w:proofErr w:type="spellStart"/>
-            <w:r>
-              <w:rPr>
-                <w:rFonts w:asciiTheme="majorHAnsi" w:hAnsiTheme="majorHAnsi"/>
-              </w:rPr>
-              <w:t>enum</w:t>
-            </w:r>
-            <w:proofErr w:type="spellEnd"/>
-            <w:r>
-              <w:rPr>
-                <w:rFonts w:asciiTheme="majorHAnsi" w:hAnsiTheme="majorHAnsi"/>
-              </w:rPr>
-              <w:t xml:space="preserve"> value</w:t>
+              <w:t>Returns last enum value</w:t>
             </w:r>
           </w:p>
         </w:tc>
@@ -3603,19 +3199,11 @@
                 <w:rFonts w:asciiTheme="majorHAnsi" w:hAnsiTheme="majorHAnsi"/>
               </w:rPr>
             </w:pPr>
-            <w:proofErr w:type="gramStart"/>
-            <w:r>
-              <w:rPr>
-                <w:rFonts w:asciiTheme="majorHAnsi" w:hAnsiTheme="majorHAnsi"/>
-              </w:rPr>
-              <w:t>.next</w:t>
-            </w:r>
-            <w:proofErr w:type="gramEnd"/>
-            <w:r>
-              <w:rPr>
-                <w:rFonts w:asciiTheme="majorHAnsi" w:hAnsiTheme="majorHAnsi"/>
-              </w:rPr>
-              <w:t>()</w:t>
+            <w:r>
+              <w:rPr>
+                <w:rFonts w:asciiTheme="majorHAnsi" w:hAnsiTheme="majorHAnsi"/>
+              </w:rPr>
+              <w:t>.next()</w:t>
             </w:r>
           </w:p>
         </w:tc>
@@ -3637,21 +3225,7 @@
               <w:rPr>
                 <w:rFonts w:asciiTheme="majorHAnsi" w:hAnsiTheme="majorHAnsi"/>
               </w:rPr>
-              <w:t xml:space="preserve">Returns next </w:t>
-            </w:r>
-            <w:proofErr w:type="spellStart"/>
-            <w:r>
-              <w:rPr>
-                <w:rFonts w:asciiTheme="majorHAnsi" w:hAnsiTheme="majorHAnsi"/>
-              </w:rPr>
-              <w:t>enum</w:t>
-            </w:r>
-            <w:proofErr w:type="spellEnd"/>
-            <w:r>
-              <w:rPr>
-                <w:rFonts w:asciiTheme="majorHAnsi" w:hAnsiTheme="majorHAnsi"/>
-              </w:rPr>
-              <w:t xml:space="preserve"> value</w:t>
+              <w:t>Returns next enum value</w:t>
             </w:r>
           </w:p>
         </w:tc>
@@ -3674,27 +3248,11 @@
                 <w:rFonts w:asciiTheme="majorHAnsi" w:hAnsiTheme="majorHAnsi"/>
               </w:rPr>
             </w:pPr>
-            <w:proofErr w:type="gramStart"/>
-            <w:r>
-              <w:rPr>
-                <w:rFonts w:asciiTheme="majorHAnsi" w:hAnsiTheme="majorHAnsi"/>
-              </w:rPr>
-              <w:t>.</w:t>
-            </w:r>
-            <w:proofErr w:type="spellStart"/>
-            <w:r>
-              <w:rPr>
-                <w:rFonts w:asciiTheme="majorHAnsi" w:hAnsiTheme="majorHAnsi"/>
-              </w:rPr>
-              <w:t>prev</w:t>
-            </w:r>
-            <w:proofErr w:type="spellEnd"/>
-            <w:proofErr w:type="gramEnd"/>
-            <w:r>
-              <w:rPr>
-                <w:rFonts w:asciiTheme="majorHAnsi" w:hAnsiTheme="majorHAnsi"/>
-              </w:rPr>
-              <w:t>()</w:t>
+            <w:r>
+              <w:rPr>
+                <w:rFonts w:asciiTheme="majorHAnsi" w:hAnsiTheme="majorHAnsi"/>
+              </w:rPr>
+              <w:t>.prev()</w:t>
             </w:r>
           </w:p>
         </w:tc>
@@ -3716,21 +3274,7 @@
               <w:rPr>
                 <w:rFonts w:asciiTheme="majorHAnsi" w:hAnsiTheme="majorHAnsi"/>
               </w:rPr>
-              <w:t xml:space="preserve">Returns previous </w:t>
-            </w:r>
-            <w:proofErr w:type="spellStart"/>
-            <w:r>
-              <w:rPr>
-                <w:rFonts w:asciiTheme="majorHAnsi" w:hAnsiTheme="majorHAnsi"/>
-              </w:rPr>
-              <w:t>enum</w:t>
-            </w:r>
-            <w:proofErr w:type="spellEnd"/>
-            <w:r>
-              <w:rPr>
-                <w:rFonts w:asciiTheme="majorHAnsi" w:hAnsiTheme="majorHAnsi"/>
-              </w:rPr>
-              <w:t xml:space="preserve"> value</w:t>
+              <w:t>Returns previous enum value</w:t>
             </w:r>
           </w:p>
         </w:tc>
@@ -3757,21 +3301,7 @@
               <w:rPr>
                 <w:rFonts w:asciiTheme="majorHAnsi" w:hAnsiTheme="majorHAnsi"/>
               </w:rPr>
-              <w:t>.</w:t>
-            </w:r>
-            <w:proofErr w:type="gramStart"/>
-            <w:r>
-              <w:rPr>
-                <w:rFonts w:asciiTheme="majorHAnsi" w:hAnsiTheme="majorHAnsi"/>
-              </w:rPr>
-              <w:t>num(</w:t>
-            </w:r>
-            <w:proofErr w:type="gramEnd"/>
-            <w:r>
-              <w:rPr>
-                <w:rFonts w:asciiTheme="majorHAnsi" w:hAnsiTheme="majorHAnsi"/>
-              </w:rPr>
-              <w:t>)</w:t>
+              <w:t>.num()</w:t>
             </w:r>
           </w:p>
         </w:tc>
@@ -3793,21 +3323,7 @@
               <w:rPr>
                 <w:rFonts w:asciiTheme="majorHAnsi" w:hAnsiTheme="majorHAnsi"/>
               </w:rPr>
-              <w:t xml:space="preserve">Returns total </w:t>
-            </w:r>
-            <w:proofErr w:type="spellStart"/>
-            <w:r>
-              <w:rPr>
-                <w:rFonts w:asciiTheme="majorHAnsi" w:hAnsiTheme="majorHAnsi"/>
-              </w:rPr>
-              <w:t>enum</w:t>
-            </w:r>
-            <w:proofErr w:type="spellEnd"/>
-            <w:r>
-              <w:rPr>
-                <w:rFonts w:asciiTheme="majorHAnsi" w:hAnsiTheme="majorHAnsi"/>
-              </w:rPr>
-              <w:t xml:space="preserve"> elements</w:t>
+              <w:t>Returns total enum elements</w:t>
             </w:r>
           </w:p>
         </w:tc>
@@ -3834,21 +3350,7 @@
               <w:rPr>
                 <w:rFonts w:asciiTheme="majorHAnsi" w:hAnsiTheme="majorHAnsi"/>
               </w:rPr>
-              <w:t>.</w:t>
-            </w:r>
-            <w:proofErr w:type="gramStart"/>
-            <w:r>
-              <w:rPr>
-                <w:rFonts w:asciiTheme="majorHAnsi" w:hAnsiTheme="majorHAnsi"/>
-              </w:rPr>
-              <w:t>name(</w:t>
-            </w:r>
-            <w:proofErr w:type="gramEnd"/>
-            <w:r>
-              <w:rPr>
-                <w:rFonts w:asciiTheme="majorHAnsi" w:hAnsiTheme="majorHAnsi"/>
-              </w:rPr>
-              <w:t>)</w:t>
+              <w:t>.name()</w:t>
             </w:r>
           </w:p>
         </w:tc>
@@ -3870,21 +3372,7 @@
               <w:rPr>
                 <w:rFonts w:asciiTheme="majorHAnsi" w:hAnsiTheme="majorHAnsi"/>
               </w:rPr>
-              <w:t xml:space="preserve">Returns </w:t>
-            </w:r>
-            <w:proofErr w:type="spellStart"/>
-            <w:r>
-              <w:rPr>
-                <w:rFonts w:asciiTheme="majorHAnsi" w:hAnsiTheme="majorHAnsi"/>
-              </w:rPr>
-              <w:t>enum</w:t>
-            </w:r>
-            <w:proofErr w:type="spellEnd"/>
-            <w:r>
-              <w:rPr>
-                <w:rFonts w:asciiTheme="majorHAnsi" w:hAnsiTheme="majorHAnsi"/>
-              </w:rPr>
-              <w:t xml:space="preserve"> name as string</w:t>
+              <w:t>Returns enum name as string</w:t>
             </w:r>
           </w:p>
         </w:tc>
@@ -4271,14 +3759,12 @@
                 <w:rFonts w:asciiTheme="majorHAnsi" w:hAnsiTheme="majorHAnsi"/>
               </w:rPr>
             </w:pPr>
-            <w:proofErr w:type="gramStart"/>
             <w:r>
               <w:rPr>
                 <w:rFonts w:asciiTheme="majorHAnsi" w:hAnsiTheme="majorHAnsi"/>
               </w:rPr>
               <w:t>Missing ;</w:t>
             </w:r>
-            <w:proofErr w:type="gramEnd"/>
           </w:p>
         </w:tc>
         <w:tc>
@@ -4470,21 +3956,7 @@
         <w:rPr>
           <w:rFonts w:asciiTheme="majorHAnsi" w:hAnsiTheme="majorHAnsi"/>
         </w:rPr>
-        <w:t xml:space="preserve">Arrays in </w:t>
-      </w:r>
-      <w:proofErr w:type="spellStart"/>
-      <w:r>
-        <w:rPr>
-          <w:rFonts w:asciiTheme="majorHAnsi" w:hAnsiTheme="majorHAnsi"/>
-        </w:rPr>
-        <w:t>SystemVerilog</w:t>
-      </w:r>
-      <w:proofErr w:type="spellEnd"/>
-      <w:r>
-        <w:rPr>
-          <w:rFonts w:asciiTheme="majorHAnsi" w:hAnsiTheme="majorHAnsi"/>
-        </w:rPr>
-        <w:t xml:space="preserve"> are mainly </w:t>
+        <w:t xml:space="preserve">Arrays in SystemVerilog are mainly </w:t>
       </w:r>
       <w:r>
         <w:rPr>
@@ -4795,35 +4267,7 @@
           <w:rFonts w:asciiTheme="majorHAnsi" w:hAnsiTheme="majorHAnsi"/>
         </w:rPr>
         <w:lastRenderedPageBreak/>
-        <w:t>bit [</w:t>
-      </w:r>
-      <w:proofErr w:type="gramStart"/>
-      <w:r>
-        <w:rPr>
-          <w:rFonts w:asciiTheme="majorHAnsi" w:hAnsiTheme="majorHAnsi"/>
-        </w:rPr>
-        <w:t>3:0][</w:t>
-      </w:r>
-      <w:proofErr w:type="gramEnd"/>
-      <w:r>
-        <w:rPr>
-          <w:rFonts w:asciiTheme="majorHAnsi" w:hAnsiTheme="majorHAnsi"/>
-        </w:rPr>
-        <w:t xml:space="preserve">7:0] </w:t>
-      </w:r>
-      <w:proofErr w:type="spellStart"/>
-      <w:r>
-        <w:rPr>
-          <w:rFonts w:asciiTheme="majorHAnsi" w:hAnsiTheme="majorHAnsi"/>
-        </w:rPr>
-        <w:t>arr</w:t>
-      </w:r>
-      <w:proofErr w:type="spellEnd"/>
-      <w:r>
-        <w:rPr>
-          <w:rFonts w:asciiTheme="majorHAnsi" w:hAnsiTheme="majorHAnsi"/>
-        </w:rPr>
-        <w:t>;</w:t>
+        <w:t>bit [3:0][7:0] arr;</w:t>
       </w:r>
       <w:r>
         <w:rPr>
@@ -4900,29 +4344,7 @@
         <w:rPr>
           <w:rFonts w:asciiTheme="majorHAnsi" w:hAnsiTheme="majorHAnsi"/>
         </w:rPr>
-        <w:t xml:space="preserve">int </w:t>
-      </w:r>
-      <w:proofErr w:type="spellStart"/>
-      <w:proofErr w:type="gramStart"/>
-      <w:r>
-        <w:rPr>
-          <w:rFonts w:asciiTheme="majorHAnsi" w:hAnsiTheme="majorHAnsi"/>
-        </w:rPr>
-        <w:t>arr</w:t>
-      </w:r>
-      <w:proofErr w:type="spellEnd"/>
-      <w:r>
-        <w:rPr>
-          <w:rFonts w:asciiTheme="majorHAnsi" w:hAnsiTheme="majorHAnsi"/>
-        </w:rPr>
-        <w:t>[</w:t>
-      </w:r>
-      <w:proofErr w:type="gramEnd"/>
-      <w:r>
-        <w:rPr>
-          <w:rFonts w:asciiTheme="majorHAnsi" w:hAnsiTheme="majorHAnsi"/>
-        </w:rPr>
-        <w:t>];</w:t>
+        <w:t>int arr[];</w:t>
       </w:r>
     </w:p>
     <w:p>
@@ -4947,33 +4369,11 @@
           <w:rFonts w:asciiTheme="majorHAnsi" w:hAnsiTheme="majorHAnsi"/>
         </w:rPr>
       </w:pPr>
-      <w:proofErr w:type="spellStart"/>
-      <w:r>
-        <w:rPr>
-          <w:rFonts w:asciiTheme="majorHAnsi" w:hAnsiTheme="majorHAnsi"/>
-        </w:rPr>
-        <w:t>arr</w:t>
-      </w:r>
-      <w:proofErr w:type="spellEnd"/>
-      <w:r>
-        <w:rPr>
-          <w:rFonts w:asciiTheme="majorHAnsi" w:hAnsiTheme="majorHAnsi"/>
-        </w:rPr>
-        <w:t xml:space="preserve"> = </w:t>
-      </w:r>
-      <w:proofErr w:type="gramStart"/>
-      <w:r>
-        <w:rPr>
-          <w:rFonts w:asciiTheme="majorHAnsi" w:hAnsiTheme="majorHAnsi"/>
-        </w:rPr>
-        <w:t>new[</w:t>
-      </w:r>
-      <w:proofErr w:type="gramEnd"/>
-      <w:r>
-        <w:rPr>
-          <w:rFonts w:asciiTheme="majorHAnsi" w:hAnsiTheme="majorHAnsi"/>
-        </w:rPr>
-        <w:t>5];</w:t>
+      <w:r>
+        <w:rPr>
+          <w:rFonts w:asciiTheme="majorHAnsi" w:hAnsiTheme="majorHAnsi"/>
+        </w:rPr>
+        <w:t>arr = new[5];</w:t>
       </w:r>
     </w:p>
     <w:p>
@@ -5258,35 +4658,7 @@
         <w:rPr>
           <w:rFonts w:asciiTheme="majorHAnsi" w:hAnsiTheme="majorHAnsi"/>
         </w:rPr>
-        <w:t>bit [</w:t>
-      </w:r>
-      <w:proofErr w:type="gramStart"/>
-      <w:r>
-        <w:rPr>
-          <w:rFonts w:asciiTheme="majorHAnsi" w:hAnsiTheme="majorHAnsi"/>
-        </w:rPr>
-        <w:t>3:0][</w:t>
-      </w:r>
-      <w:proofErr w:type="gramEnd"/>
-      <w:r>
-        <w:rPr>
-          <w:rFonts w:asciiTheme="majorHAnsi" w:hAnsiTheme="majorHAnsi"/>
-        </w:rPr>
-        <w:t xml:space="preserve">7:0] </w:t>
-      </w:r>
-      <w:proofErr w:type="spellStart"/>
-      <w:r>
-        <w:rPr>
-          <w:rFonts w:asciiTheme="majorHAnsi" w:hAnsiTheme="majorHAnsi"/>
-        </w:rPr>
-        <w:t>arr</w:t>
-      </w:r>
-      <w:proofErr w:type="spellEnd"/>
-      <w:r>
-        <w:rPr>
-          <w:rFonts w:asciiTheme="majorHAnsi" w:hAnsiTheme="majorHAnsi"/>
-        </w:rPr>
-        <w:t>;</w:t>
+        <w:t>bit [3:0][7:0] arr;</w:t>
       </w:r>
     </w:p>
     <w:p>
@@ -5317,19 +4689,11 @@
           <w:rFonts w:asciiTheme="majorHAnsi" w:hAnsiTheme="majorHAnsi"/>
         </w:rPr>
       </w:pPr>
-      <w:proofErr w:type="spellStart"/>
-      <w:r>
-        <w:rPr>
-          <w:rFonts w:asciiTheme="majorHAnsi" w:hAnsiTheme="majorHAnsi"/>
-        </w:rPr>
-        <w:t>arr</w:t>
-      </w:r>
-      <w:proofErr w:type="spellEnd"/>
-      <w:r>
-        <w:rPr>
-          <w:rFonts w:asciiTheme="majorHAnsi" w:hAnsiTheme="majorHAnsi"/>
-        </w:rPr>
-        <w:t xml:space="preserve"> has 4 elements</w:t>
+      <w:r>
+        <w:rPr>
+          <w:rFonts w:asciiTheme="majorHAnsi" w:hAnsiTheme="majorHAnsi"/>
+        </w:rPr>
+        <w:t>arr has 4 elements</w:t>
       </w:r>
     </w:p>
     <w:p>
@@ -5373,55 +4737,18 @@
           <w:rFonts w:asciiTheme="majorHAnsi" w:hAnsiTheme="majorHAnsi"/>
         </w:rPr>
       </w:pPr>
-      <w:proofErr w:type="spellStart"/>
-      <w:proofErr w:type="gramStart"/>
-      <w:r>
-        <w:rPr>
-          <w:rFonts w:asciiTheme="majorHAnsi" w:hAnsiTheme="majorHAnsi"/>
-        </w:rPr>
-        <w:t>arr</w:t>
-      </w:r>
-      <w:proofErr w:type="spellEnd"/>
-      <w:r>
-        <w:rPr>
-          <w:rFonts w:asciiTheme="majorHAnsi" w:hAnsiTheme="majorHAnsi"/>
-        </w:rPr>
-        <w:t>[</w:t>
-      </w:r>
-      <w:proofErr w:type="gramEnd"/>
-      <w:r>
-        <w:rPr>
-          <w:rFonts w:asciiTheme="majorHAnsi" w:hAnsiTheme="majorHAnsi"/>
-        </w:rPr>
-        <w:t>0]        // 8-bit element</w:t>
+      <w:r>
+        <w:rPr>
+          <w:rFonts w:asciiTheme="majorHAnsi" w:hAnsiTheme="majorHAnsi"/>
+        </w:rPr>
+        <w:t>arr[0]        // 8-bit element</w:t>
       </w:r>
       <w:r>
         <w:rPr>
           <w:rFonts w:asciiTheme="majorHAnsi" w:hAnsiTheme="majorHAnsi"/>
         </w:rPr>
         <w:br/>
-      </w:r>
-      <w:proofErr w:type="spellStart"/>
-      <w:proofErr w:type="gramStart"/>
-      <w:r>
-        <w:rPr>
-          <w:rFonts w:asciiTheme="majorHAnsi" w:hAnsiTheme="majorHAnsi"/>
-        </w:rPr>
-        <w:t>arr</w:t>
-      </w:r>
-      <w:proofErr w:type="spellEnd"/>
-      <w:r>
-        <w:rPr>
-          <w:rFonts w:asciiTheme="majorHAnsi" w:hAnsiTheme="majorHAnsi"/>
-        </w:rPr>
-        <w:t>[</w:t>
-      </w:r>
-      <w:proofErr w:type="gramEnd"/>
-      <w:r>
-        <w:rPr>
-          <w:rFonts w:asciiTheme="majorHAnsi" w:hAnsiTheme="majorHAnsi"/>
-        </w:rPr>
-        <w:t>0][3]     // single bit</w:t>
+        <w:t>arr[0][3]     // single bit</w:t>
       </w:r>
     </w:p>
     <w:p>
@@ -5518,35 +4845,7 @@
         <w:rPr>
           <w:rFonts w:asciiTheme="majorHAnsi" w:hAnsiTheme="majorHAnsi"/>
         </w:rPr>
-        <w:t>bit [</w:t>
-      </w:r>
-      <w:proofErr w:type="gramStart"/>
-      <w:r>
-        <w:rPr>
-          <w:rFonts w:asciiTheme="majorHAnsi" w:hAnsiTheme="majorHAnsi"/>
-        </w:rPr>
-        <w:t>1:0][3:0][</w:t>
-      </w:r>
-      <w:proofErr w:type="gramEnd"/>
-      <w:r>
-        <w:rPr>
-          <w:rFonts w:asciiTheme="majorHAnsi" w:hAnsiTheme="majorHAnsi"/>
-        </w:rPr>
-        <w:t xml:space="preserve">7:0] </w:t>
-      </w:r>
-      <w:proofErr w:type="spellStart"/>
-      <w:r>
-        <w:rPr>
-          <w:rFonts w:asciiTheme="majorHAnsi" w:hAnsiTheme="majorHAnsi"/>
-        </w:rPr>
-        <w:t>arr</w:t>
-      </w:r>
-      <w:proofErr w:type="spellEnd"/>
-      <w:r>
-        <w:rPr>
-          <w:rFonts w:asciiTheme="majorHAnsi" w:hAnsiTheme="majorHAnsi"/>
-        </w:rPr>
-        <w:t>;</w:t>
+        <w:t>bit [1:0][3:0][7:0] arr;</w:t>
       </w:r>
     </w:p>
     <w:p>
@@ -5666,27 +4965,11 @@
           <w:rFonts w:asciiTheme="majorHAnsi" w:hAnsiTheme="majorHAnsi"/>
         </w:rPr>
       </w:pPr>
-      <w:proofErr w:type="spellStart"/>
-      <w:proofErr w:type="gramStart"/>
-      <w:r>
-        <w:rPr>
-          <w:rFonts w:asciiTheme="majorHAnsi" w:hAnsiTheme="majorHAnsi"/>
-        </w:rPr>
-        <w:t>arr</w:t>
-      </w:r>
-      <w:proofErr w:type="spellEnd"/>
-      <w:r>
-        <w:rPr>
-          <w:rFonts w:asciiTheme="majorHAnsi" w:hAnsiTheme="majorHAnsi"/>
-        </w:rPr>
-        <w:t>[</w:t>
-      </w:r>
-      <w:proofErr w:type="gramEnd"/>
-      <w:r>
-        <w:rPr>
-          <w:rFonts w:asciiTheme="majorHAnsi" w:hAnsiTheme="majorHAnsi"/>
-        </w:rPr>
-        <w:t>0][1][3]</w:t>
+      <w:r>
+        <w:rPr>
+          <w:rFonts w:asciiTheme="majorHAnsi" w:hAnsiTheme="majorHAnsi"/>
+        </w:rPr>
+        <w:t>arr[0][1][3]</w:t>
       </w:r>
     </w:p>
     <w:p>
@@ -5820,88 +5103,32 @@
           <w:bCs/>
         </w:rPr>
       </w:pPr>
-      <w:proofErr w:type="spellStart"/>
-      <w:r>
-        <w:rPr>
-          <w:rFonts w:asciiTheme="majorHAnsi" w:hAnsiTheme="majorHAnsi"/>
-          <w:b/>
-          <w:bCs/>
-        </w:rPr>
-        <w:t>data_type</w:t>
-      </w:r>
-      <w:proofErr w:type="spellEnd"/>
-      <w:r>
-        <w:rPr>
-          <w:rFonts w:asciiTheme="majorHAnsi" w:hAnsiTheme="majorHAnsi"/>
-          <w:b/>
-          <w:bCs/>
-        </w:rPr>
+      <w:r>
+        <w:rPr>
+          <w:rFonts w:asciiTheme="majorHAnsi" w:hAnsiTheme="majorHAnsi"/>
+          <w:b/>
+          <w:bCs/>
+        </w:rPr>
+        <w:t>data_type variable_name [size];</w:t>
+      </w:r>
+      <w:r>
+        <w:rPr>
+          <w:rFonts w:asciiTheme="majorHAnsi" w:hAnsiTheme="majorHAnsi"/>
+          <w:b/>
+          <w:bCs/>
+        </w:rPr>
+        <w:t xml:space="preserve"> //</w:t>
+      </w:r>
+      <w:r>
         <w:t xml:space="preserve"> </w:t>
       </w:r>
-      <w:proofErr w:type="spellStart"/>
-      <w:r>
-        <w:rPr>
-          <w:rFonts w:asciiTheme="majorHAnsi" w:hAnsiTheme="majorHAnsi"/>
-          <w:b/>
-          <w:bCs/>
-        </w:rPr>
-        <w:t>variable_name</w:t>
-      </w:r>
-      <w:proofErr w:type="spellEnd"/>
-      <w:r>
-        <w:rPr>
-          <w:rFonts w:asciiTheme="majorHAnsi" w:hAnsiTheme="majorHAnsi"/>
-          <w:b/>
-          <w:bCs/>
-        </w:rPr>
-        <w:t xml:space="preserve"> [size];</w:t>
-      </w:r>
-      <w:r>
-        <w:rPr>
-          <w:rFonts w:asciiTheme="majorHAnsi" w:hAnsiTheme="majorHAnsi"/>
-          <w:b/>
-          <w:bCs/>
-        </w:rPr>
-        <w:t xml:space="preserve"> //</w:t>
-      </w:r>
-      <w:r>
-        <w:t xml:space="preserve"> </w:t>
-      </w:r>
-      <w:r>
-        <w:rPr>
-          <w:rFonts w:asciiTheme="majorHAnsi" w:hAnsiTheme="majorHAnsi"/>
-          <w:b/>
-          <w:bCs/>
-        </w:rPr>
-        <w:t xml:space="preserve">int </w:t>
-      </w:r>
-      <w:proofErr w:type="spellStart"/>
-      <w:proofErr w:type="gramStart"/>
-      <w:r>
-        <w:rPr>
-          <w:rFonts w:asciiTheme="majorHAnsi" w:hAnsiTheme="majorHAnsi"/>
-          <w:b/>
-          <w:bCs/>
-        </w:rPr>
-        <w:t>arr</w:t>
-      </w:r>
-      <w:proofErr w:type="spellEnd"/>
-      <w:r>
-        <w:rPr>
-          <w:rFonts w:asciiTheme="majorHAnsi" w:hAnsiTheme="majorHAnsi"/>
-          <w:b/>
-          <w:bCs/>
-        </w:rPr>
-        <w:t>[</w:t>
-      </w:r>
-      <w:proofErr w:type="gramEnd"/>
-      <w:r>
-        <w:rPr>
-          <w:rFonts w:asciiTheme="majorHAnsi" w:hAnsiTheme="majorHAnsi"/>
-          <w:b/>
-          <w:bCs/>
-        </w:rPr>
-        <w:t>5];</w:t>
+      <w:r>
+        <w:rPr>
+          <w:rFonts w:asciiTheme="majorHAnsi" w:hAnsiTheme="majorHAnsi"/>
+          <w:b/>
+          <w:bCs/>
+        </w:rPr>
+        <w:t>int arr[5];</w:t>
       </w:r>
     </w:p>
     <w:p>
@@ -6036,19 +5263,11 @@
           <w:rFonts w:asciiTheme="majorHAnsi" w:hAnsiTheme="majorHAnsi"/>
         </w:rPr>
       </w:pPr>
-      <w:proofErr w:type="gramStart"/>
-      <w:r>
-        <w:rPr>
-          <w:rFonts w:asciiTheme="majorHAnsi" w:hAnsiTheme="majorHAnsi"/>
-        </w:rPr>
-        <w:t>Application :matrix</w:t>
-      </w:r>
-      <w:proofErr w:type="gramEnd"/>
-      <w:r>
-        <w:rPr>
-          <w:rFonts w:asciiTheme="majorHAnsi" w:hAnsiTheme="majorHAnsi"/>
-        </w:rPr>
-        <w:t xml:space="preserve"> simulation</w:t>
+      <w:r>
+        <w:rPr>
+          <w:rFonts w:asciiTheme="majorHAnsi" w:hAnsiTheme="majorHAnsi"/>
+        </w:rPr>
+        <w:t>Application :matrix simulation</w:t>
       </w:r>
     </w:p>
     <w:p>
@@ -6077,29 +5296,7 @@
         <w:rPr>
           <w:rFonts w:asciiTheme="majorHAnsi" w:hAnsiTheme="majorHAnsi"/>
         </w:rPr>
-        <w:t xml:space="preserve">int </w:t>
-      </w:r>
-      <w:proofErr w:type="spellStart"/>
-      <w:proofErr w:type="gramStart"/>
-      <w:r>
-        <w:rPr>
-          <w:rFonts w:asciiTheme="majorHAnsi" w:hAnsiTheme="majorHAnsi"/>
-        </w:rPr>
-        <w:t>arr</w:t>
-      </w:r>
-      <w:proofErr w:type="spellEnd"/>
-      <w:r>
-        <w:rPr>
-          <w:rFonts w:asciiTheme="majorHAnsi" w:hAnsiTheme="majorHAnsi"/>
-        </w:rPr>
-        <w:t>[</w:t>
-      </w:r>
-      <w:proofErr w:type="gramEnd"/>
-      <w:r>
-        <w:rPr>
-          <w:rFonts w:asciiTheme="majorHAnsi" w:hAnsiTheme="majorHAnsi"/>
-        </w:rPr>
-        <w:t>3][4];</w:t>
+        <w:t>int arr[3][4];</w:t>
       </w:r>
     </w:p>
     <w:p>
@@ -6141,299 +5338,35 @@
         <w:rPr>
           <w:rFonts w:asciiTheme="majorHAnsi" w:hAnsiTheme="majorHAnsi"/>
         </w:rPr>
-        <w:t xml:space="preserve">Row </w:t>
-      </w:r>
-      <w:proofErr w:type="gramStart"/>
-      <w:r>
-        <w:rPr>
-          <w:rFonts w:asciiTheme="majorHAnsi" w:hAnsiTheme="majorHAnsi"/>
-        </w:rPr>
-        <w:t xml:space="preserve">0  </w:t>
-      </w:r>
-      <w:proofErr w:type="spellStart"/>
-      <w:r>
-        <w:rPr>
-          <w:rFonts w:asciiTheme="majorHAnsi" w:hAnsiTheme="majorHAnsi"/>
-        </w:rPr>
-        <w:t>arr</w:t>
-      </w:r>
-      <w:proofErr w:type="spellEnd"/>
-      <w:proofErr w:type="gramEnd"/>
-      <w:r>
-        <w:rPr>
-          <w:rFonts w:asciiTheme="majorHAnsi" w:hAnsiTheme="majorHAnsi"/>
-        </w:rPr>
-        <w:t xml:space="preserve">[0][0] </w:t>
-      </w:r>
-      <w:proofErr w:type="spellStart"/>
-      <w:proofErr w:type="gramStart"/>
-      <w:r>
-        <w:rPr>
-          <w:rFonts w:asciiTheme="majorHAnsi" w:hAnsiTheme="majorHAnsi"/>
-        </w:rPr>
-        <w:t>arr</w:t>
-      </w:r>
-      <w:proofErr w:type="spellEnd"/>
-      <w:r>
-        <w:rPr>
-          <w:rFonts w:asciiTheme="majorHAnsi" w:hAnsiTheme="majorHAnsi"/>
-        </w:rPr>
-        <w:t>[</w:t>
-      </w:r>
-      <w:proofErr w:type="gramEnd"/>
-      <w:r>
-        <w:rPr>
-          <w:rFonts w:asciiTheme="majorHAnsi" w:hAnsiTheme="majorHAnsi"/>
-        </w:rPr>
-        <w:t xml:space="preserve">0][1] </w:t>
-      </w:r>
-      <w:proofErr w:type="spellStart"/>
-      <w:proofErr w:type="gramStart"/>
-      <w:r>
-        <w:rPr>
-          <w:rFonts w:asciiTheme="majorHAnsi" w:hAnsiTheme="majorHAnsi"/>
-        </w:rPr>
-        <w:t>arr</w:t>
-      </w:r>
-      <w:proofErr w:type="spellEnd"/>
-      <w:r>
-        <w:rPr>
-          <w:rFonts w:asciiTheme="majorHAnsi" w:hAnsiTheme="majorHAnsi"/>
-        </w:rPr>
-        <w:t>[</w:t>
-      </w:r>
-      <w:proofErr w:type="gramEnd"/>
-      <w:r>
-        <w:rPr>
-          <w:rFonts w:asciiTheme="majorHAnsi" w:hAnsiTheme="majorHAnsi"/>
-        </w:rPr>
-        <w:t xml:space="preserve">0][2] </w:t>
-      </w:r>
-      <w:proofErr w:type="spellStart"/>
-      <w:proofErr w:type="gramStart"/>
-      <w:r>
-        <w:rPr>
-          <w:rFonts w:asciiTheme="majorHAnsi" w:hAnsiTheme="majorHAnsi"/>
-        </w:rPr>
-        <w:t>arr</w:t>
-      </w:r>
-      <w:proofErr w:type="spellEnd"/>
-      <w:r>
-        <w:rPr>
-          <w:rFonts w:asciiTheme="majorHAnsi" w:hAnsiTheme="majorHAnsi"/>
-        </w:rPr>
-        <w:t>[</w:t>
-      </w:r>
-      <w:proofErr w:type="gramEnd"/>
-      <w:r>
-        <w:rPr>
-          <w:rFonts w:asciiTheme="majorHAnsi" w:hAnsiTheme="majorHAnsi"/>
-        </w:rPr>
-        <w:t>0][3]</w:t>
-      </w:r>
-    </w:p>
-    <w:p>
-      <w:pPr>
-        <w:pStyle w:val="NormalWeb"/>
-        <w:rPr>
-          <w:rFonts w:asciiTheme="majorHAnsi" w:hAnsiTheme="majorHAnsi"/>
-        </w:rPr>
-      </w:pPr>
-      <w:r>
-        <w:rPr>
-          <w:rFonts w:asciiTheme="majorHAnsi" w:hAnsiTheme="majorHAnsi"/>
-        </w:rPr>
-        <w:t xml:space="preserve">Row </w:t>
-      </w:r>
-      <w:proofErr w:type="gramStart"/>
-      <w:r>
-        <w:rPr>
-          <w:rFonts w:asciiTheme="majorHAnsi" w:hAnsiTheme="majorHAnsi"/>
-        </w:rPr>
-        <w:t xml:space="preserve">1  </w:t>
-      </w:r>
-      <w:proofErr w:type="spellStart"/>
-      <w:r>
-        <w:rPr>
-          <w:rFonts w:asciiTheme="majorHAnsi" w:hAnsiTheme="majorHAnsi"/>
-        </w:rPr>
-        <w:t>arr</w:t>
-      </w:r>
-      <w:proofErr w:type="spellEnd"/>
-      <w:proofErr w:type="gramEnd"/>
-      <w:r>
-        <w:rPr>
-          <w:rFonts w:asciiTheme="majorHAnsi" w:hAnsiTheme="majorHAnsi"/>
-        </w:rPr>
-        <w:t xml:space="preserve">[1][0] </w:t>
-      </w:r>
-      <w:proofErr w:type="spellStart"/>
-      <w:proofErr w:type="gramStart"/>
-      <w:r>
-        <w:rPr>
-          <w:rFonts w:asciiTheme="majorHAnsi" w:hAnsiTheme="majorHAnsi"/>
-        </w:rPr>
-        <w:t>arr</w:t>
-      </w:r>
-      <w:proofErr w:type="spellEnd"/>
-      <w:r>
-        <w:rPr>
-          <w:rFonts w:asciiTheme="majorHAnsi" w:hAnsiTheme="majorHAnsi"/>
-        </w:rPr>
-        <w:t>[</w:t>
-      </w:r>
-      <w:proofErr w:type="gramEnd"/>
-      <w:r>
-        <w:rPr>
-          <w:rFonts w:asciiTheme="majorHAnsi" w:hAnsiTheme="majorHAnsi"/>
-        </w:rPr>
-        <w:t xml:space="preserve">1][1] </w:t>
-      </w:r>
-      <w:proofErr w:type="spellStart"/>
-      <w:proofErr w:type="gramStart"/>
-      <w:r>
-        <w:rPr>
-          <w:rFonts w:asciiTheme="majorHAnsi" w:hAnsiTheme="majorHAnsi"/>
-        </w:rPr>
-        <w:t>arr</w:t>
-      </w:r>
-      <w:proofErr w:type="spellEnd"/>
-      <w:r>
-        <w:rPr>
-          <w:rFonts w:asciiTheme="majorHAnsi" w:hAnsiTheme="majorHAnsi"/>
-        </w:rPr>
-        <w:t>[</w:t>
-      </w:r>
-      <w:proofErr w:type="gramEnd"/>
-      <w:r>
-        <w:rPr>
-          <w:rFonts w:asciiTheme="majorHAnsi" w:hAnsiTheme="majorHAnsi"/>
-        </w:rPr>
-        <w:t xml:space="preserve">1][2] </w:t>
-      </w:r>
-      <w:proofErr w:type="spellStart"/>
-      <w:proofErr w:type="gramStart"/>
-      <w:r>
-        <w:rPr>
-          <w:rFonts w:asciiTheme="majorHAnsi" w:hAnsiTheme="majorHAnsi"/>
-        </w:rPr>
-        <w:t>arr</w:t>
-      </w:r>
-      <w:proofErr w:type="spellEnd"/>
-      <w:r>
-        <w:rPr>
-          <w:rFonts w:asciiTheme="majorHAnsi" w:hAnsiTheme="majorHAnsi"/>
-        </w:rPr>
-        <w:t>[</w:t>
-      </w:r>
-      <w:proofErr w:type="gramEnd"/>
-      <w:r>
-        <w:rPr>
-          <w:rFonts w:asciiTheme="majorHAnsi" w:hAnsiTheme="majorHAnsi"/>
-        </w:rPr>
-        <w:t>1][3]</w:t>
-      </w:r>
-    </w:p>
-    <w:p>
-      <w:pPr>
-        <w:pStyle w:val="NormalWeb"/>
-        <w:rPr>
-          <w:rFonts w:asciiTheme="majorHAnsi" w:hAnsiTheme="majorHAnsi"/>
-        </w:rPr>
-      </w:pPr>
-      <w:r>
-        <w:rPr>
-          <w:rFonts w:asciiTheme="majorHAnsi" w:hAnsiTheme="majorHAnsi"/>
-        </w:rPr>
-        <w:t xml:space="preserve">Row </w:t>
-      </w:r>
-      <w:proofErr w:type="gramStart"/>
-      <w:r>
-        <w:rPr>
-          <w:rFonts w:asciiTheme="majorHAnsi" w:hAnsiTheme="majorHAnsi"/>
-        </w:rPr>
-        <w:t xml:space="preserve">2  </w:t>
-      </w:r>
-      <w:proofErr w:type="spellStart"/>
-      <w:r>
-        <w:rPr>
-          <w:rFonts w:asciiTheme="majorHAnsi" w:hAnsiTheme="majorHAnsi"/>
-        </w:rPr>
-        <w:t>arr</w:t>
-      </w:r>
-      <w:proofErr w:type="spellEnd"/>
-      <w:proofErr w:type="gramEnd"/>
-      <w:r>
-        <w:rPr>
-          <w:rFonts w:asciiTheme="majorHAnsi" w:hAnsiTheme="majorHAnsi"/>
-        </w:rPr>
-        <w:t xml:space="preserve">[2][0] </w:t>
-      </w:r>
-      <w:proofErr w:type="spellStart"/>
-      <w:proofErr w:type="gramStart"/>
-      <w:r>
-        <w:rPr>
-          <w:rFonts w:asciiTheme="majorHAnsi" w:hAnsiTheme="majorHAnsi"/>
-        </w:rPr>
-        <w:t>arr</w:t>
-      </w:r>
-      <w:proofErr w:type="spellEnd"/>
-      <w:r>
-        <w:rPr>
-          <w:rFonts w:asciiTheme="majorHAnsi" w:hAnsiTheme="majorHAnsi"/>
-        </w:rPr>
-        <w:t>[</w:t>
-      </w:r>
-      <w:proofErr w:type="gramEnd"/>
-      <w:r>
-        <w:rPr>
-          <w:rFonts w:asciiTheme="majorHAnsi" w:hAnsiTheme="majorHAnsi"/>
-        </w:rPr>
-        <w:t xml:space="preserve">2][1] </w:t>
-      </w:r>
-      <w:proofErr w:type="spellStart"/>
-      <w:proofErr w:type="gramStart"/>
-      <w:r>
-        <w:rPr>
-          <w:rFonts w:asciiTheme="majorHAnsi" w:hAnsiTheme="majorHAnsi"/>
-        </w:rPr>
-        <w:t>arr</w:t>
-      </w:r>
-      <w:proofErr w:type="spellEnd"/>
-      <w:r>
-        <w:rPr>
-          <w:rFonts w:asciiTheme="majorHAnsi" w:hAnsiTheme="majorHAnsi"/>
-        </w:rPr>
-        <w:t>[</w:t>
-      </w:r>
-      <w:proofErr w:type="gramEnd"/>
-      <w:r>
-        <w:rPr>
-          <w:rFonts w:asciiTheme="majorHAnsi" w:hAnsiTheme="majorHAnsi"/>
-        </w:rPr>
-        <w:t xml:space="preserve">2][2] </w:t>
-      </w:r>
-      <w:proofErr w:type="spellStart"/>
-      <w:proofErr w:type="gramStart"/>
-      <w:r>
-        <w:rPr>
-          <w:rFonts w:asciiTheme="majorHAnsi" w:hAnsiTheme="majorHAnsi"/>
-        </w:rPr>
-        <w:t>arr</w:t>
-      </w:r>
-      <w:proofErr w:type="spellEnd"/>
-      <w:r>
-        <w:rPr>
-          <w:rFonts w:asciiTheme="majorHAnsi" w:hAnsiTheme="majorHAnsi"/>
-        </w:rPr>
-        <w:t>[</w:t>
-      </w:r>
-      <w:proofErr w:type="gramEnd"/>
-      <w:r>
-        <w:rPr>
-          <w:rFonts w:asciiTheme="majorHAnsi" w:hAnsiTheme="majorHAnsi"/>
-        </w:rPr>
-        <w:t>2][3]</w:t>
+        <w:t>Row 0  arr[0][0] arr[0][1] arr[0][2] arr[0][3]</w:t>
+      </w:r>
+    </w:p>
+    <w:p>
+      <w:pPr>
+        <w:pStyle w:val="NormalWeb"/>
+        <w:rPr>
+          <w:rFonts w:asciiTheme="majorHAnsi" w:hAnsiTheme="majorHAnsi"/>
+        </w:rPr>
+      </w:pPr>
+      <w:r>
+        <w:rPr>
+          <w:rFonts w:asciiTheme="majorHAnsi" w:hAnsiTheme="majorHAnsi"/>
+        </w:rPr>
+        <w:t>Row 1  arr[1][0] arr[1][1] arr[1][2] arr[1][3]</w:t>
+      </w:r>
+    </w:p>
+    <w:p>
+      <w:pPr>
+        <w:pStyle w:val="NormalWeb"/>
+        <w:rPr>
+          <w:rFonts w:asciiTheme="majorHAnsi" w:hAnsiTheme="majorHAnsi"/>
+        </w:rPr>
+      </w:pPr>
+      <w:r>
+        <w:rPr>
+          <w:rFonts w:asciiTheme="majorHAnsi" w:hAnsiTheme="majorHAnsi"/>
+        </w:rPr>
+        <w:t>Row 2  arr[2][0] arr[2][1] arr[2][2] arr[2][3]</w:t>
       </w:r>
     </w:p>
     <w:p>
@@ -6616,35 +5549,7 @@
         <w:rPr>
           <w:rFonts w:asciiTheme="majorHAnsi" w:hAnsiTheme="majorHAnsi"/>
         </w:rPr>
-        <w:t>array[index</w:t>
-      </w:r>
-      <w:proofErr w:type="gramStart"/>
-      <w:r>
-        <w:rPr>
-          <w:rFonts w:asciiTheme="majorHAnsi" w:hAnsiTheme="majorHAnsi"/>
-        </w:rPr>
-        <w:t>1][</w:t>
-      </w:r>
-      <w:proofErr w:type="gramEnd"/>
-      <w:r>
-        <w:rPr>
-          <w:rFonts w:asciiTheme="majorHAnsi" w:hAnsiTheme="majorHAnsi"/>
-        </w:rPr>
-        <w:t>index</w:t>
-      </w:r>
-      <w:proofErr w:type="gramStart"/>
-      <w:r>
-        <w:rPr>
-          <w:rFonts w:asciiTheme="majorHAnsi" w:hAnsiTheme="majorHAnsi"/>
-        </w:rPr>
-        <w:t>2][</w:t>
-      </w:r>
-      <w:proofErr w:type="gramEnd"/>
-      <w:r>
-        <w:rPr>
-          <w:rFonts w:asciiTheme="majorHAnsi" w:hAnsiTheme="majorHAnsi"/>
-        </w:rPr>
-        <w:t>index3]</w:t>
+        <w:t>array[index1][index2][index3]</w:t>
       </w:r>
     </w:p>
     <w:p>
@@ -6704,61 +5609,11 @@
           <w:rFonts w:asciiTheme="majorHAnsi" w:hAnsiTheme="majorHAnsi"/>
         </w:rPr>
       </w:pPr>
-      <w:proofErr w:type="spellStart"/>
-      <w:r>
-        <w:rPr>
-          <w:rFonts w:asciiTheme="majorHAnsi" w:hAnsiTheme="majorHAnsi"/>
-        </w:rPr>
-        <w:t>data_type</w:t>
-      </w:r>
-      <w:proofErr w:type="spellEnd"/>
-      <w:r>
-        <w:rPr>
-          <w:rFonts w:asciiTheme="majorHAnsi" w:hAnsiTheme="majorHAnsi"/>
-        </w:rPr>
-        <w:t xml:space="preserve"> </w:t>
-      </w:r>
-      <w:proofErr w:type="spellStart"/>
-      <w:r>
-        <w:rPr>
-          <w:rFonts w:asciiTheme="majorHAnsi" w:hAnsiTheme="majorHAnsi"/>
-        </w:rPr>
-        <w:t>array_name</w:t>
-      </w:r>
-      <w:proofErr w:type="spellEnd"/>
-      <w:r>
-        <w:rPr>
-          <w:rFonts w:asciiTheme="majorHAnsi" w:hAnsiTheme="majorHAnsi"/>
-        </w:rPr>
-        <w:t xml:space="preserve"> [size</w:t>
-      </w:r>
-      <w:proofErr w:type="gramStart"/>
-      <w:r>
-        <w:rPr>
-          <w:rFonts w:asciiTheme="majorHAnsi" w:hAnsiTheme="majorHAnsi"/>
-        </w:rPr>
-        <w:t>1][</w:t>
-      </w:r>
-      <w:proofErr w:type="gramEnd"/>
-      <w:r>
-        <w:rPr>
-          <w:rFonts w:asciiTheme="majorHAnsi" w:hAnsiTheme="majorHAnsi"/>
-        </w:rPr>
-        <w:t>size</w:t>
-      </w:r>
-      <w:proofErr w:type="gramStart"/>
-      <w:r>
-        <w:rPr>
-          <w:rFonts w:asciiTheme="majorHAnsi" w:hAnsiTheme="majorHAnsi"/>
-        </w:rPr>
-        <w:t>2][</w:t>
-      </w:r>
-      <w:proofErr w:type="gramEnd"/>
-      <w:r>
-        <w:rPr>
-          <w:rFonts w:asciiTheme="majorHAnsi" w:hAnsiTheme="majorHAnsi"/>
-        </w:rPr>
-        <w:t>size3];</w:t>
+      <w:r>
+        <w:rPr>
+          <w:rFonts w:asciiTheme="majorHAnsi" w:hAnsiTheme="majorHAnsi"/>
+        </w:rPr>
+        <w:t>data_type array_name [size1][size2][size3];</w:t>
       </w:r>
     </w:p>
     <w:p>
@@ -6786,29 +5641,7 @@
         <w:rPr>
           <w:rFonts w:asciiTheme="majorHAnsi" w:hAnsiTheme="majorHAnsi"/>
         </w:rPr>
-        <w:t xml:space="preserve">int </w:t>
-      </w:r>
-      <w:proofErr w:type="spellStart"/>
-      <w:proofErr w:type="gramStart"/>
-      <w:r>
-        <w:rPr>
-          <w:rFonts w:asciiTheme="majorHAnsi" w:hAnsiTheme="majorHAnsi"/>
-        </w:rPr>
-        <w:t>arr</w:t>
-      </w:r>
-      <w:proofErr w:type="spellEnd"/>
-      <w:r>
-        <w:rPr>
-          <w:rFonts w:asciiTheme="majorHAnsi" w:hAnsiTheme="majorHAnsi"/>
-        </w:rPr>
-        <w:t>[</w:t>
-      </w:r>
-      <w:proofErr w:type="gramEnd"/>
-      <w:r>
-        <w:rPr>
-          <w:rFonts w:asciiTheme="majorHAnsi" w:hAnsiTheme="majorHAnsi"/>
-        </w:rPr>
-        <w:t>2][3][4];</w:t>
+        <w:t>int arr[2][3][4];</w:t>
       </w:r>
     </w:p>
     <w:p>
@@ -6981,186 +5814,21 @@
           <w:rFonts w:asciiTheme="majorHAnsi" w:hAnsiTheme="majorHAnsi"/>
         </w:rPr>
         <w:br/>
-      </w:r>
-      <w:proofErr w:type="spellStart"/>
-      <w:r>
-        <w:rPr>
-          <w:rFonts w:asciiTheme="majorHAnsi" w:hAnsiTheme="majorHAnsi"/>
-        </w:rPr>
-        <w:t>arr</w:t>
-      </w:r>
-      <w:proofErr w:type="spellEnd"/>
-      <w:r>
-        <w:rPr>
-          <w:rFonts w:asciiTheme="majorHAnsi" w:hAnsiTheme="majorHAnsi"/>
-        </w:rPr>
-        <w:t xml:space="preserve">[0][0][0]  </w:t>
-      </w:r>
-      <w:proofErr w:type="spellStart"/>
-      <w:r>
-        <w:rPr>
-          <w:rFonts w:asciiTheme="majorHAnsi" w:hAnsiTheme="majorHAnsi"/>
-        </w:rPr>
-        <w:t>arr</w:t>
-      </w:r>
-      <w:proofErr w:type="spellEnd"/>
-      <w:r>
-        <w:rPr>
-          <w:rFonts w:asciiTheme="majorHAnsi" w:hAnsiTheme="majorHAnsi"/>
-        </w:rPr>
-        <w:t xml:space="preserve">[0][0][1]  </w:t>
-      </w:r>
-      <w:proofErr w:type="spellStart"/>
-      <w:r>
-        <w:rPr>
-          <w:rFonts w:asciiTheme="majorHAnsi" w:hAnsiTheme="majorHAnsi"/>
-        </w:rPr>
-        <w:t>arr</w:t>
-      </w:r>
-      <w:proofErr w:type="spellEnd"/>
-      <w:r>
-        <w:rPr>
-          <w:rFonts w:asciiTheme="majorHAnsi" w:hAnsiTheme="majorHAnsi"/>
-        </w:rPr>
-        <w:t xml:space="preserve">[0][0][2]  </w:t>
-      </w:r>
-      <w:proofErr w:type="spellStart"/>
-      <w:r>
-        <w:rPr>
-          <w:rFonts w:asciiTheme="majorHAnsi" w:hAnsiTheme="majorHAnsi"/>
-        </w:rPr>
-        <w:t>arr</w:t>
-      </w:r>
-      <w:proofErr w:type="spellEnd"/>
-      <w:r>
-        <w:rPr>
-          <w:rFonts w:asciiTheme="majorHAnsi" w:hAnsiTheme="majorHAnsi"/>
-        </w:rPr>
-        <w:t>[0][0][3]</w:t>
+        <w:t>arr[0][0][0]  arr[0][0][1]  arr[0][0][2]  arr[0][0][3]</w:t>
       </w:r>
       <w:r>
         <w:rPr>
           <w:rFonts w:asciiTheme="majorHAnsi" w:hAnsiTheme="majorHAnsi"/>
         </w:rPr>
         <w:br/>
-      </w:r>
-      <w:proofErr w:type="spellStart"/>
-      <w:r>
-        <w:rPr>
-          <w:rFonts w:asciiTheme="majorHAnsi" w:hAnsiTheme="majorHAnsi"/>
-        </w:rPr>
-        <w:t>arr</w:t>
-      </w:r>
-      <w:proofErr w:type="spellEnd"/>
-      <w:r>
-        <w:rPr>
-          <w:rFonts w:asciiTheme="majorHAnsi" w:hAnsiTheme="majorHAnsi"/>
-        </w:rPr>
-        <w:t xml:space="preserve">[0][1][0]  </w:t>
-      </w:r>
-      <w:proofErr w:type="spellStart"/>
-      <w:r>
-        <w:rPr>
-          <w:rFonts w:asciiTheme="majorHAnsi" w:hAnsiTheme="majorHAnsi"/>
-        </w:rPr>
-        <w:t>arr</w:t>
-      </w:r>
-      <w:proofErr w:type="spellEnd"/>
-      <w:r>
-        <w:rPr>
-          <w:rFonts w:asciiTheme="majorHAnsi" w:hAnsiTheme="majorHAnsi"/>
-        </w:rPr>
-        <w:t xml:space="preserve">[0][1][1]  </w:t>
-      </w:r>
-      <w:proofErr w:type="spellStart"/>
-      <w:r>
-        <w:rPr>
-          <w:rFonts w:asciiTheme="majorHAnsi" w:hAnsiTheme="majorHAnsi"/>
-        </w:rPr>
-        <w:t>arr</w:t>
-      </w:r>
-      <w:proofErr w:type="spellEnd"/>
-      <w:r>
-        <w:rPr>
-          <w:rFonts w:asciiTheme="majorHAnsi" w:hAnsiTheme="majorHAnsi"/>
-        </w:rPr>
-        <w:t xml:space="preserve">[0][1][2]  </w:t>
-      </w:r>
-      <w:proofErr w:type="spellStart"/>
-      <w:r>
-        <w:rPr>
-          <w:rFonts w:asciiTheme="majorHAnsi" w:hAnsiTheme="majorHAnsi"/>
-        </w:rPr>
-        <w:t>arr</w:t>
-      </w:r>
-      <w:proofErr w:type="spellEnd"/>
-      <w:r>
-        <w:rPr>
-          <w:rFonts w:asciiTheme="majorHAnsi" w:hAnsiTheme="majorHAnsi"/>
-        </w:rPr>
-        <w:t>[0][1][3]</w:t>
+        <w:t>arr[0][1][0]  arr[0][1][1]  arr[0][1][2]  arr[0][1][3]</w:t>
       </w:r>
       <w:r>
         <w:rPr>
           <w:rFonts w:asciiTheme="majorHAnsi" w:hAnsiTheme="majorHAnsi"/>
         </w:rPr>
         <w:br/>
-      </w:r>
-      <w:proofErr w:type="spellStart"/>
-      <w:r>
-        <w:rPr>
-          <w:rFonts w:asciiTheme="majorHAnsi" w:hAnsiTheme="majorHAnsi"/>
-        </w:rPr>
-        <w:t>arr</w:t>
-      </w:r>
-      <w:proofErr w:type="spellEnd"/>
-      <w:r>
-        <w:rPr>
-          <w:rFonts w:asciiTheme="majorHAnsi" w:hAnsiTheme="majorHAnsi"/>
-        </w:rPr>
-        <w:t xml:space="preserve">[0][2][0]  </w:t>
-      </w:r>
-      <w:proofErr w:type="spellStart"/>
-      <w:r>
-        <w:rPr>
-          <w:rFonts w:asciiTheme="majorHAnsi" w:hAnsiTheme="majorHAnsi"/>
-        </w:rPr>
-        <w:t>arr</w:t>
-      </w:r>
-      <w:proofErr w:type="spellEnd"/>
-      <w:r>
-        <w:rPr>
-          <w:rFonts w:asciiTheme="majorHAnsi" w:hAnsiTheme="majorHAnsi"/>
-        </w:rPr>
-        <w:t xml:space="preserve">[0][2][1]  </w:t>
-      </w:r>
-      <w:proofErr w:type="spellStart"/>
-      <w:r>
-        <w:rPr>
-          <w:rFonts w:asciiTheme="majorHAnsi" w:hAnsiTheme="majorHAnsi"/>
-        </w:rPr>
-        <w:t>arr</w:t>
-      </w:r>
-      <w:proofErr w:type="spellEnd"/>
-      <w:r>
-        <w:rPr>
-          <w:rFonts w:asciiTheme="majorHAnsi" w:hAnsiTheme="majorHAnsi"/>
-        </w:rPr>
-        <w:t xml:space="preserve">[0][2][2]  </w:t>
-      </w:r>
-      <w:proofErr w:type="spellStart"/>
-      <w:r>
-        <w:rPr>
-          <w:rFonts w:asciiTheme="majorHAnsi" w:hAnsiTheme="majorHAnsi"/>
-        </w:rPr>
-        <w:t>arr</w:t>
-      </w:r>
-      <w:proofErr w:type="spellEnd"/>
-      <w:r>
-        <w:rPr>
-          <w:rFonts w:asciiTheme="majorHAnsi" w:hAnsiTheme="majorHAnsi"/>
-        </w:rPr>
-        <w:t>[0][2][3]</w:t>
+        <w:t>arr[0][2][0]  arr[0][2][1]  arr[0][2][2]  arr[0][2][3]</w:t>
       </w:r>
       <w:r>
         <w:rPr>
@@ -7192,62 +5860,7 @@
           <w:rFonts w:asciiTheme="majorHAnsi" w:hAnsiTheme="majorHAnsi"/>
         </w:rPr>
         <w:br/>
-      </w:r>
-      <w:proofErr w:type="spellStart"/>
-      <w:r>
-        <w:rPr>
-          <w:rFonts w:asciiTheme="majorHAnsi" w:hAnsiTheme="majorHAnsi"/>
-        </w:rPr>
-        <w:t>arr</w:t>
-      </w:r>
-      <w:proofErr w:type="spellEnd"/>
-      <w:r>
-        <w:rPr>
-          <w:rFonts w:asciiTheme="majorHAnsi" w:hAnsiTheme="majorHAnsi"/>
-        </w:rPr>
-        <w:t xml:space="preserve">[1][0][0]  </w:t>
-      </w:r>
-      <w:proofErr w:type="spellStart"/>
-      <w:r>
-        <w:rPr>
-          <w:rFonts w:asciiTheme="majorHAnsi" w:hAnsiTheme="majorHAnsi"/>
-        </w:rPr>
-        <w:t>arr</w:t>
-      </w:r>
-      <w:proofErr w:type="spellEnd"/>
-      <w:r>
-        <w:rPr>
-          <w:rFonts w:asciiTheme="majorHAnsi" w:hAnsiTheme="majorHAnsi"/>
-        </w:rPr>
-        <w:t xml:space="preserve">[1][0][1]  </w:t>
-      </w:r>
-      <w:proofErr w:type="spellStart"/>
-      <w:r>
-        <w:rPr>
-          <w:rFonts w:asciiTheme="majorHAnsi" w:hAnsiTheme="majorHAnsi"/>
-        </w:rPr>
-        <w:t>arr</w:t>
-      </w:r>
-      <w:proofErr w:type="spellEnd"/>
-      <w:r>
-        <w:rPr>
-          <w:rFonts w:asciiTheme="majorHAnsi" w:hAnsiTheme="majorHAnsi"/>
-        </w:rPr>
-        <w:t xml:space="preserve">[1][0][2]  </w:t>
-      </w:r>
-      <w:proofErr w:type="spellStart"/>
-      <w:r>
-        <w:rPr>
-          <w:rFonts w:asciiTheme="majorHAnsi" w:hAnsiTheme="majorHAnsi"/>
-        </w:rPr>
-        <w:t>arr</w:t>
-      </w:r>
-      <w:proofErr w:type="spellEnd"/>
-      <w:r>
-        <w:rPr>
-          <w:rFonts w:asciiTheme="majorHAnsi" w:hAnsiTheme="majorHAnsi"/>
-        </w:rPr>
-        <w:t>[1][0][3]</w:t>
+        <w:t>arr[1][0][0]  arr[1][0][1]  arr[1][0][2]  arr[1][0][3]</w:t>
       </w:r>
       <w:r>
         <w:rPr>
@@ -7255,124 +5868,19 @@
         </w:rPr>
         <w:br/>
       </w:r>
-      <w:proofErr w:type="spellStart"/>
       <w:r>
         <w:rPr>
           <w:rFonts w:asciiTheme="majorHAnsi" w:hAnsiTheme="majorHAnsi"/>
         </w:rPr>
         <w:lastRenderedPageBreak/>
-        <w:t>arr</w:t>
-      </w:r>
-      <w:proofErr w:type="spellEnd"/>
-      <w:r>
-        <w:rPr>
-          <w:rFonts w:asciiTheme="majorHAnsi" w:hAnsiTheme="majorHAnsi"/>
-        </w:rPr>
-        <w:t xml:space="preserve">[1][1][0]  </w:t>
-      </w:r>
-      <w:proofErr w:type="spellStart"/>
-      <w:r>
-        <w:rPr>
-          <w:rFonts w:asciiTheme="majorHAnsi" w:hAnsiTheme="majorHAnsi"/>
-        </w:rPr>
-        <w:t>arr</w:t>
-      </w:r>
-      <w:proofErr w:type="spellEnd"/>
-      <w:r>
-        <w:rPr>
-          <w:rFonts w:asciiTheme="majorHAnsi" w:hAnsiTheme="majorHAnsi"/>
-        </w:rPr>
-        <w:t xml:space="preserve">[1][1][1]  </w:t>
-      </w:r>
-      <w:proofErr w:type="spellStart"/>
-      <w:r>
-        <w:rPr>
-          <w:rFonts w:asciiTheme="majorHAnsi" w:hAnsiTheme="majorHAnsi"/>
-        </w:rPr>
-        <w:t>arr</w:t>
-      </w:r>
-      <w:proofErr w:type="spellEnd"/>
-      <w:r>
-        <w:rPr>
-          <w:rFonts w:asciiTheme="majorHAnsi" w:hAnsiTheme="majorHAnsi"/>
-        </w:rPr>
-        <w:t xml:space="preserve">[1][1][2]  </w:t>
-      </w:r>
-      <w:proofErr w:type="spellStart"/>
-      <w:r>
-        <w:rPr>
-          <w:rFonts w:asciiTheme="majorHAnsi" w:hAnsiTheme="majorHAnsi"/>
-        </w:rPr>
-        <w:t>arr</w:t>
-      </w:r>
-      <w:proofErr w:type="spellEnd"/>
-      <w:r>
-        <w:rPr>
-          <w:rFonts w:asciiTheme="majorHAnsi" w:hAnsiTheme="majorHAnsi"/>
-        </w:rPr>
-        <w:t>[1][1][3]</w:t>
+        <w:t>arr[1][1][0]  arr[1][1][1]  arr[1][1][2]  arr[1][1][3]</w:t>
       </w:r>
       <w:r>
         <w:rPr>
           <w:rFonts w:asciiTheme="majorHAnsi" w:hAnsiTheme="majorHAnsi"/>
         </w:rPr>
         <w:br/>
-      </w:r>
-      <w:proofErr w:type="spellStart"/>
-      <w:r>
-        <w:rPr>
-          <w:rFonts w:asciiTheme="majorHAnsi" w:hAnsiTheme="majorHAnsi"/>
-        </w:rPr>
-        <w:t>arr</w:t>
-      </w:r>
-      <w:proofErr w:type="spellEnd"/>
-      <w:r>
-        <w:rPr>
-          <w:rFonts w:asciiTheme="majorHAnsi" w:hAnsiTheme="majorHAnsi"/>
-        </w:rPr>
-        <w:t xml:space="preserve">[1][2][0]  </w:t>
-      </w:r>
-      <w:proofErr w:type="spellStart"/>
-      <w:r>
-        <w:rPr>
-          <w:rFonts w:asciiTheme="majorHAnsi" w:hAnsiTheme="majorHAnsi"/>
-        </w:rPr>
-        <w:t>arr</w:t>
-      </w:r>
-      <w:proofErr w:type="spellEnd"/>
-      <w:r>
-        <w:rPr>
-          <w:rFonts w:asciiTheme="majorHAnsi" w:hAnsiTheme="majorHAnsi"/>
-        </w:rPr>
-        <w:t xml:space="preserve">[1][2][1]  </w:t>
-      </w:r>
-      <w:proofErr w:type="spellStart"/>
-      <w:r>
-        <w:rPr>
-          <w:rFonts w:asciiTheme="majorHAnsi" w:hAnsiTheme="majorHAnsi"/>
-        </w:rPr>
-        <w:t>arr</w:t>
-      </w:r>
-      <w:proofErr w:type="spellEnd"/>
-      <w:r>
-        <w:rPr>
-          <w:rFonts w:asciiTheme="majorHAnsi" w:hAnsiTheme="majorHAnsi"/>
-        </w:rPr>
-        <w:t xml:space="preserve">[1][2][2]  </w:t>
-      </w:r>
-      <w:proofErr w:type="spellStart"/>
-      <w:r>
-        <w:rPr>
-          <w:rFonts w:asciiTheme="majorHAnsi" w:hAnsiTheme="majorHAnsi"/>
-        </w:rPr>
-        <w:t>arr</w:t>
-      </w:r>
-      <w:proofErr w:type="spellEnd"/>
-      <w:r>
-        <w:rPr>
-          <w:rFonts w:asciiTheme="majorHAnsi" w:hAnsiTheme="majorHAnsi"/>
-        </w:rPr>
-        <w:t>[1][2][3]</w:t>
+        <w:t>arr[1][2][0]  arr[1][2][1]  arr[1][2][2]  arr[1][2][3]</w:t>
       </w:r>
     </w:p>
     <w:p>
@@ -7549,33 +6057,13 @@
                 <w:bCs/>
               </w:rPr>
             </w:pPr>
-            <w:proofErr w:type="spellStart"/>
-            <w:proofErr w:type="gramStart"/>
             <w:r>
               <w:rPr>
                 <w:rFonts w:asciiTheme="majorHAnsi" w:hAnsiTheme="majorHAnsi"/>
                 <w:b/>
                 <w:bCs/>
               </w:rPr>
-              <w:t>arr</w:t>
-            </w:r>
-            <w:proofErr w:type="spellEnd"/>
-            <w:r>
-              <w:rPr>
-                <w:rFonts w:asciiTheme="majorHAnsi" w:hAnsiTheme="majorHAnsi"/>
-                <w:b/>
-                <w:bCs/>
-              </w:rPr>
-              <w:t>[</w:t>
-            </w:r>
-            <w:proofErr w:type="gramEnd"/>
-            <w:r>
-              <w:rPr>
-                <w:rFonts w:asciiTheme="majorHAnsi" w:hAnsiTheme="majorHAnsi"/>
-                <w:b/>
-                <w:bCs/>
-              </w:rPr>
-              <w:t>10]</w:t>
+              <w:t>arr[10]</w:t>
             </w:r>
           </w:p>
         </w:tc>
@@ -7652,33 +6140,13 @@
                 <w:bCs/>
               </w:rPr>
             </w:pPr>
-            <w:proofErr w:type="spellStart"/>
-            <w:proofErr w:type="gramStart"/>
             <w:r>
               <w:rPr>
                 <w:rFonts w:asciiTheme="majorHAnsi" w:hAnsiTheme="majorHAnsi"/>
                 <w:b/>
                 <w:bCs/>
               </w:rPr>
-              <w:t>arr</w:t>
-            </w:r>
-            <w:proofErr w:type="spellEnd"/>
-            <w:r>
-              <w:rPr>
-                <w:rFonts w:asciiTheme="majorHAnsi" w:hAnsiTheme="majorHAnsi"/>
-                <w:b/>
-                <w:bCs/>
-              </w:rPr>
-              <w:t>[</w:t>
-            </w:r>
-            <w:proofErr w:type="gramEnd"/>
-            <w:r>
-              <w:rPr>
-                <w:rFonts w:asciiTheme="majorHAnsi" w:hAnsiTheme="majorHAnsi"/>
-                <w:b/>
-                <w:bCs/>
-              </w:rPr>
-              <w:t>4][4]</w:t>
+              <w:t>arr[4][4]</w:t>
             </w:r>
           </w:p>
         </w:tc>
@@ -7755,33 +6223,13 @@
                 <w:bCs/>
               </w:rPr>
             </w:pPr>
-            <w:proofErr w:type="spellStart"/>
-            <w:proofErr w:type="gramStart"/>
             <w:r>
               <w:rPr>
                 <w:rFonts w:asciiTheme="majorHAnsi" w:hAnsiTheme="majorHAnsi"/>
                 <w:b/>
                 <w:bCs/>
               </w:rPr>
-              <w:t>arr</w:t>
-            </w:r>
-            <w:proofErr w:type="spellEnd"/>
-            <w:r>
-              <w:rPr>
-                <w:rFonts w:asciiTheme="majorHAnsi" w:hAnsiTheme="majorHAnsi"/>
-                <w:b/>
-                <w:bCs/>
-              </w:rPr>
-              <w:t>[</w:t>
-            </w:r>
-            <w:proofErr w:type="gramEnd"/>
-            <w:r>
-              <w:rPr>
-                <w:rFonts w:asciiTheme="majorHAnsi" w:hAnsiTheme="majorHAnsi"/>
-                <w:b/>
-                <w:bCs/>
-              </w:rPr>
-              <w:t>2][4][8]</w:t>
+              <w:t>arr[2][4][8]</w:t>
             </w:r>
           </w:p>
         </w:tc>
@@ -7947,25 +6395,7 @@
                 <w:b/>
                 <w:bCs/>
               </w:rPr>
-              <w:t>[</w:t>
-            </w:r>
-            <w:proofErr w:type="gramStart"/>
-            <w:r>
-              <w:rPr>
-                <w:rFonts w:asciiTheme="majorHAnsi" w:hAnsiTheme="majorHAnsi"/>
-                <w:b/>
-                <w:bCs/>
-              </w:rPr>
-              <w:t>3:0][</w:t>
-            </w:r>
-            <w:proofErr w:type="gramEnd"/>
-            <w:r>
-              <w:rPr>
-                <w:rFonts w:asciiTheme="majorHAnsi" w:hAnsiTheme="majorHAnsi"/>
-                <w:b/>
-                <w:bCs/>
-              </w:rPr>
-              <w:t>7:0]</w:t>
+              <w:t>[3:0][7:0]</w:t>
             </w:r>
           </w:p>
         </w:tc>
@@ -8048,25 +6478,7 @@
                 <w:b/>
                 <w:bCs/>
               </w:rPr>
-              <w:t>[</w:t>
-            </w:r>
-            <w:proofErr w:type="gramStart"/>
-            <w:r>
-              <w:rPr>
-                <w:rFonts w:asciiTheme="majorHAnsi" w:hAnsiTheme="majorHAnsi"/>
-                <w:b/>
-                <w:bCs/>
-              </w:rPr>
-              <w:t>1:0][3:0][</w:t>
-            </w:r>
-            <w:proofErr w:type="gramEnd"/>
-            <w:r>
-              <w:rPr>
-                <w:rFonts w:asciiTheme="majorHAnsi" w:hAnsiTheme="majorHAnsi"/>
-                <w:b/>
-                <w:bCs/>
-              </w:rPr>
-              <w:t>7:0]</w:t>
+              <w:t>[1:0][3:0][7:0]</w:t>
             </w:r>
           </w:p>
         </w:tc>
@@ -8276,29 +6688,1060 @@
         <w:spacing w:before="0" w:beforeAutospacing="0"/>
         <w:rPr>
           <w:rFonts w:asciiTheme="majorHAnsi" w:hAnsiTheme="majorHAnsi"/>
-          <w:b/>
-          <w:bCs/>
-        </w:rPr>
-      </w:pPr>
-      <w:r>
-        <w:rPr>
-          <w:rFonts w:asciiTheme="majorHAnsi" w:hAnsiTheme="majorHAnsi"/>
-          <w:b/>
-          <w:bCs/>
+          <w:sz w:val="22"/>
+          <w:szCs w:val="22"/>
+        </w:rPr>
+      </w:pPr>
+      <w:r>
+        <w:rPr>
+          <w:rFonts w:asciiTheme="majorHAnsi" w:hAnsiTheme="majorHAnsi"/>
+          <w:b/>
+          <w:bCs/>
+          <w:sz w:val="22"/>
+          <w:szCs w:val="22"/>
+          <w:u w:val="single"/>
         </w:rPr>
         <w:lastRenderedPageBreak/>
-        <w:t xml:space="preserve">Key Difference: Function in Verilog vs </w:t>
-      </w:r>
-      <w:proofErr w:type="spellStart"/>
-      <w:r>
-        <w:rPr>
-          <w:rFonts w:asciiTheme="majorHAnsi" w:hAnsiTheme="majorHAnsi"/>
-          <w:b/>
-          <w:bCs/>
-        </w:rPr>
-        <w:t>SystemVerilog</w:t>
-      </w:r>
-      <w:proofErr w:type="spellEnd"/>
+        <w:t>Associative Array in SystemVerilog</w:t>
+      </w:r>
+    </w:p>
+    <w:p>
+      <w:pPr>
+        <w:pStyle w:val="NormalWeb"/>
+        <w:spacing w:before="0" w:beforeAutospacing="0"/>
+        <w:rPr>
+          <w:rFonts w:asciiTheme="majorHAnsi" w:hAnsiTheme="majorHAnsi"/>
+        </w:rPr>
+      </w:pPr>
+      <w:r>
+        <w:rPr>
+          <w:rFonts w:asciiTheme="majorHAnsi" w:hAnsiTheme="majorHAnsi"/>
+        </w:rPr>
+        <w:t>An associative array is a dynamically allocated array in which the index can be any data type such as int, string, or enum.</w:t>
+      </w:r>
+    </w:p>
+    <w:p>
+      <w:pPr>
+        <w:pStyle w:val="NormalWeb"/>
+        <w:spacing w:before="0" w:beforeAutospacing="0"/>
+        <w:rPr>
+          <w:rFonts w:asciiTheme="majorHAnsi" w:hAnsiTheme="majorHAnsi"/>
+        </w:rPr>
+      </w:pPr>
+      <w:r>
+        <w:rPr>
+          <w:rFonts w:asciiTheme="majorHAnsi" w:hAnsiTheme="majorHAnsi"/>
+        </w:rPr>
+        <w:t>Unlike normal arrays, the size is not fixed</w:t>
+      </w:r>
+    </w:p>
+    <w:p>
+      <w:pPr>
+        <w:pStyle w:val="NormalWeb"/>
+        <w:spacing w:before="0" w:beforeAutospacing="0"/>
+        <w:rPr>
+          <w:rFonts w:asciiTheme="majorHAnsi" w:hAnsiTheme="majorHAnsi"/>
+          <w:b/>
+          <w:bCs/>
+          <w:sz w:val="22"/>
+          <w:szCs w:val="22"/>
+        </w:rPr>
+      </w:pPr>
+      <w:r>
+        <w:rPr>
+          <w:rFonts w:asciiTheme="majorHAnsi" w:hAnsiTheme="majorHAnsi"/>
+          <w:b/>
+          <w:bCs/>
+          <w:sz w:val="22"/>
+          <w:szCs w:val="22"/>
+        </w:rPr>
+        <w:t>data_type array_name[index_type];</w:t>
+      </w:r>
+    </w:p>
+    <w:p>
+      <w:pPr>
+        <w:pStyle w:val="NormalWeb"/>
+        <w:spacing w:before="0" w:beforeAutospacing="0"/>
+        <w:rPr>
+          <w:rFonts w:asciiTheme="majorHAnsi" w:hAnsiTheme="majorHAnsi"/>
+          <w:b/>
+          <w:bCs/>
+          <w:sz w:val="22"/>
+          <w:szCs w:val="22"/>
+        </w:rPr>
+      </w:pPr>
+      <w:r>
+        <w:rPr>
+          <w:rFonts w:asciiTheme="majorHAnsi" w:hAnsiTheme="majorHAnsi"/>
+          <w:noProof/>
+          <w:sz w:val="22"/>
+          <w:szCs w:val="22"/>
+        </w:rPr>
+        <mc:AlternateContent>
+          <mc:Choice Requires="wps">
+            <w:drawing>
+              <wp:anchor distT="45720" distB="45720" distL="114300" distR="114300" simplePos="0" relativeHeight="251658752" behindDoc="0" locked="0" layoutInCell="1" allowOverlap="1" wp14:anchorId="2657D710" wp14:editId="71612ABB">
+                <wp:simplePos x="0" y="0"/>
+                <wp:positionH relativeFrom="column">
+                  <wp:posOffset>2956560</wp:posOffset>
+                </wp:positionH>
+                <wp:positionV relativeFrom="paragraph">
+                  <wp:posOffset>15875</wp:posOffset>
+                </wp:positionV>
+                <wp:extent cx="2980690" cy="3206115"/>
+                <wp:effectExtent l="0" t="0" r="10160" b="13335"/>
+                <wp:wrapSquare wrapText="bothSides"/>
+                <wp:docPr id="937175163" name="Text Box 2"/>
+                <wp:cNvGraphicFramePr>
+                  <a:graphicFrameLocks xmlns:a="http://schemas.openxmlformats.org/drawingml/2006/main"/>
+                </wp:cNvGraphicFramePr>
+                <a:graphic xmlns:a="http://schemas.openxmlformats.org/drawingml/2006/main">
+                  <a:graphicData uri="http://schemas.microsoft.com/office/word/2010/wordprocessingShape">
+                    <wps:wsp>
+                      <wps:cNvSpPr txBox="1">
+                        <a:spLocks noChangeArrowheads="1"/>
+                      </wps:cNvSpPr>
+                      <wps:spPr bwMode="auto">
+                        <a:xfrm>
+                          <a:off x="0" y="0"/>
+                          <a:ext cx="2980690" cy="3206115"/>
+                        </a:xfrm>
+                        <a:prstGeom prst="rect">
+                          <a:avLst/>
+                        </a:prstGeom>
+                        <a:solidFill>
+                          <a:srgbClr val="FFFFFF"/>
+                        </a:solidFill>
+                        <a:ln w="9525">
+                          <a:solidFill>
+                            <a:srgbClr val="000000"/>
+                          </a:solidFill>
+                          <a:miter lim="800000"/>
+                          <a:headEnd/>
+                          <a:tailEnd/>
+                        </a:ln>
+                      </wps:spPr>
+                      <wps:txbx>
+                        <w:txbxContent>
+                          <w:p>
+                            <w:r>
+                              <w:t>module test;</w:t>
+                            </w:r>
+                          </w:p>
+                          <w:p>
+                            <w:r>
+                              <w:t>int marks[string];</w:t>
+                            </w:r>
+                          </w:p>
+                          <w:p>
+                            <w:r>
+                              <w:t>initial begin</w:t>
+                            </w:r>
+                          </w:p>
+                          <w:p>
+                            <w:r>
+                              <w:t xml:space="preserve">    marks["Alice"] = 90;</w:t>
+                            </w:r>
+                          </w:p>
+                          <w:p>
+                            <w:r>
+                              <w:t xml:space="preserve">    marks["Bob"]   = 85;</w:t>
+                            </w:r>
+                          </w:p>
+                          <w:p>
+                            <w:r>
+                              <w:t xml:space="preserve">    $display("%0d", marks["Alice"]);</w:t>
+                            </w:r>
+                          </w:p>
+                          <w:p>
+                            <w:r>
+                              <w:t>end</w:t>
+                            </w:r>
+                          </w:p>
+                          <w:p>
+                            <w:r>
+                              <w:t>endmodule</w:t>
+                            </w:r>
+                          </w:p>
+                          <w:p/>
+                          <w:p>
+                            <w:r>
+                              <w:rPr>
+                                <w:b/>
+                                <w:bCs/>
+                              </w:rPr>
+                              <w:t>Output</w:t>
+                            </w:r>
+                            <w:r>
+                              <w:t>:</w:t>
+                            </w:r>
+                            <w:r>
+                              <w:t xml:space="preserve"> 90</w:t>
+                            </w:r>
+                          </w:p>
+                          <w:p/>
+                          <w:p/>
+                          <w:p/>
+                          <w:p/>
+                        </w:txbxContent>
+                      </wps:txbx>
+                      <wps:bodyPr rot="0" vert="horz" wrap="square" lIns="91440" tIns="45720" rIns="91440" bIns="45720" anchor="t" anchorCtr="0">
+                        <a:noAutofit/>
+                      </wps:bodyPr>
+                    </wps:wsp>
+                  </a:graphicData>
+                </a:graphic>
+                <wp14:sizeRelH relativeFrom="margin">
+                  <wp14:pctWidth>0</wp14:pctWidth>
+                </wp14:sizeRelH>
+                <wp14:sizeRelV relativeFrom="margin">
+                  <wp14:pctHeight>0</wp14:pctHeight>
+                </wp14:sizeRelV>
+              </wp:anchor>
+            </w:drawing>
+          </mc:Choice>
+          <mc:Fallback>
+            <w:pict>
+              <v:shape w14:anchorId="2657D710" id="_x0000_s1027" type="#_x0000_t202" style="position:absolute;margin-left:232.8pt;margin-top:1.25pt;width:234.7pt;height:252.45pt;z-index:251658752;visibility:visible;mso-wrap-style:square;mso-width-percent:0;mso-height-percent:0;mso-wrap-distance-left:9pt;mso-wrap-distance-top:3.6pt;mso-wrap-distance-right:9pt;mso-wrap-distance-bottom:3.6pt;mso-position-horizontal:absolute;mso-position-horizontal-relative:text;mso-position-vertical:absolute;mso-position-vertical-relative:text;mso-width-percent:0;mso-height-percent:0;mso-width-relative:margin;mso-height-relative:margin;v-text-anchor:top" o:gfxdata="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">
+                <v:textbox>
+                  <w:txbxContent>
+                    <w:p>
+                      <w:r>
+                        <w:t>module test;</w:t>
+                      </w:r>
+                    </w:p>
+                    <w:p>
+                      <w:r>
+                        <w:t>int marks[string];</w:t>
+                      </w:r>
+                    </w:p>
+                    <w:p>
+                      <w:r>
+                        <w:t>initial begin</w:t>
+                      </w:r>
+                    </w:p>
+                    <w:p>
+                      <w:r>
+                        <w:t xml:space="preserve">    marks["Alice"] = 90;</w:t>
+                      </w:r>
+                    </w:p>
+                    <w:p>
+                      <w:r>
+                        <w:t xml:space="preserve">    marks["Bob"]   = 85;</w:t>
+                      </w:r>
+                    </w:p>
+                    <w:p>
+                      <w:r>
+                        <w:t xml:space="preserve">    $display("%0d", marks["Alice"]);</w:t>
+                      </w:r>
+                    </w:p>
+                    <w:p>
+                      <w:r>
+                        <w:t>end</w:t>
+                      </w:r>
+                    </w:p>
+                    <w:p>
+                      <w:r>
+                        <w:t>endmodule</w:t>
+                      </w:r>
+                    </w:p>
+                    <w:p/>
+                    <w:p>
+                      <w:r>
+                        <w:rPr>
+                          <w:b/>
+                          <w:bCs/>
+                        </w:rPr>
+                        <w:t>Output</w:t>
+                      </w:r>
+                      <w:r>
+                        <w:t>:</w:t>
+                      </w:r>
+                      <w:r>
+                        <w:t xml:space="preserve"> 90</w:t>
+                      </w:r>
+                    </w:p>
+                    <w:p/>
+                    <w:p/>
+                    <w:p/>
+                    <w:p/>
+                  </w:txbxContent>
+                </v:textbox>
+                <w10:wrap type="square"/>
+              </v:shape>
+            </w:pict>
+          </mc:Fallback>
+        </mc:AlternateContent>
+      </w:r>
+      <w:r>
+        <w:rPr>
+          <w:rFonts w:asciiTheme="majorHAnsi" w:hAnsiTheme="majorHAnsi"/>
+          <w:b/>
+          <w:bCs/>
+          <w:sz w:val="22"/>
+          <w:szCs w:val="22"/>
+        </w:rPr>
+        <w:t>Example:</w:t>
+      </w:r>
+    </w:p>
+    <w:p>
+      <w:pPr>
+        <w:pStyle w:val="NormalWeb"/>
+        <w:spacing w:before="0" w:beforeAutospacing="0"/>
+        <w:rPr>
+          <w:rFonts w:asciiTheme="majorHAnsi" w:hAnsiTheme="majorHAnsi"/>
+          <w:i/>
+          <w:iCs/>
+          <w:sz w:val="22"/>
+          <w:szCs w:val="22"/>
+        </w:rPr>
+      </w:pPr>
+      <w:r>
+        <w:rPr>
+          <w:rFonts w:asciiTheme="majorHAnsi" w:hAnsiTheme="majorHAnsi"/>
+          <w:i/>
+          <w:iCs/>
+          <w:sz w:val="22"/>
+          <w:szCs w:val="22"/>
+        </w:rPr>
+        <w:t>int marks[string];</w:t>
+      </w:r>
+    </w:p>
+    <w:p>
+      <w:pPr>
+        <w:pStyle w:val="NormalWeb"/>
+        <w:rPr>
+          <w:rFonts w:asciiTheme="majorHAnsi" w:hAnsiTheme="majorHAnsi"/>
+        </w:rPr>
+      </w:pPr>
+      <w:r>
+        <w:rPr>
+          <w:rFonts w:asciiTheme="majorHAnsi" w:hAnsiTheme="majorHAnsi"/>
+        </w:rPr>
+        <w:t xml:space="preserve">marks = array name </w:t>
+      </w:r>
+    </w:p>
+    <w:p>
+      <w:pPr>
+        <w:pStyle w:val="NormalWeb"/>
+        <w:rPr>
+          <w:rFonts w:asciiTheme="majorHAnsi" w:hAnsiTheme="majorHAnsi"/>
+        </w:rPr>
+      </w:pPr>
+      <w:r>
+        <w:rPr>
+          <w:rFonts w:asciiTheme="majorHAnsi" w:hAnsiTheme="majorHAnsi"/>
+        </w:rPr>
+        <w:t xml:space="preserve">string = index type </w:t>
+      </w:r>
+    </w:p>
+    <w:p>
+      <w:pPr>
+        <w:pStyle w:val="NormalWeb"/>
+        <w:spacing w:before="0" w:beforeAutospacing="0"/>
+        <w:rPr>
+          <w:rFonts w:asciiTheme="majorHAnsi" w:hAnsiTheme="majorHAnsi"/>
+          <w:sz w:val="22"/>
+          <w:szCs w:val="22"/>
+        </w:rPr>
+      </w:pPr>
+      <w:r>
+        <w:rPr>
+          <w:rFonts w:asciiTheme="majorHAnsi" w:hAnsiTheme="majorHAnsi"/>
+          <w:sz w:val="22"/>
+          <w:szCs w:val="22"/>
+        </w:rPr>
+        <w:t>value stored = integer</w:t>
+      </w:r>
+    </w:p>
+    <w:p>
+      <w:pPr>
+        <w:pStyle w:val="NormalWeb"/>
+        <w:spacing w:before="0" w:beforeAutospacing="0"/>
+        <w:rPr>
+          <w:rFonts w:asciiTheme="majorHAnsi" w:hAnsiTheme="majorHAnsi"/>
+          <w:b/>
+          <w:bCs/>
+        </w:rPr>
+      </w:pPr>
+      <w:r>
+        <w:rPr>
+          <w:rFonts w:asciiTheme="majorHAnsi" w:hAnsiTheme="majorHAnsi"/>
+          <w:b/>
+          <w:bCs/>
+        </w:rPr>
+        <w:t>Features</w:t>
+      </w:r>
+    </w:p>
+    <w:p>
+      <w:pPr>
+        <w:pStyle w:val="NormalWeb"/>
+        <w:numPr>
+          <w:ilvl w:val="0"/>
+          <w:numId w:val="13"/>
+        </w:numPr>
+        <w:spacing w:before="0" w:beforeAutospacing="0"/>
+        <w:rPr>
+          <w:rFonts w:asciiTheme="majorHAnsi" w:hAnsiTheme="majorHAnsi"/>
+        </w:rPr>
+      </w:pPr>
+      <w:r>
+        <w:rPr>
+          <w:rFonts w:asciiTheme="majorHAnsi" w:hAnsiTheme="majorHAnsi"/>
+        </w:rPr>
+        <w:t xml:space="preserve">No fixed size required </w:t>
+      </w:r>
+    </w:p>
+    <w:p>
+      <w:pPr>
+        <w:pStyle w:val="NormalWeb"/>
+        <w:numPr>
+          <w:ilvl w:val="0"/>
+          <w:numId w:val="13"/>
+        </w:numPr>
+        <w:spacing w:before="0" w:beforeAutospacing="0"/>
+        <w:rPr>
+          <w:rFonts w:asciiTheme="majorHAnsi" w:hAnsiTheme="majorHAnsi"/>
+        </w:rPr>
+      </w:pPr>
+      <w:r>
+        <w:rPr>
+          <w:rFonts w:asciiTheme="majorHAnsi" w:hAnsiTheme="majorHAnsi"/>
+        </w:rPr>
+        <w:t xml:space="preserve">Stores only used elements </w:t>
+      </w:r>
+    </w:p>
+    <w:p>
+      <w:pPr>
+        <w:pStyle w:val="NormalWeb"/>
+        <w:numPr>
+          <w:ilvl w:val="0"/>
+          <w:numId w:val="13"/>
+        </w:numPr>
+        <w:spacing w:before="0" w:beforeAutospacing="0"/>
+        <w:rPr>
+          <w:rFonts w:asciiTheme="majorHAnsi" w:hAnsiTheme="majorHAnsi"/>
+        </w:rPr>
+      </w:pPr>
+      <w:r>
+        <w:rPr>
+          <w:rFonts w:asciiTheme="majorHAnsi" w:hAnsiTheme="majorHAnsi"/>
+        </w:rPr>
+        <w:t xml:space="preserve">Can use non-integer index </w:t>
+      </w:r>
+    </w:p>
+    <w:p>
+      <w:pPr>
+        <w:pStyle w:val="NormalWeb"/>
+        <w:numPr>
+          <w:ilvl w:val="0"/>
+          <w:numId w:val="13"/>
+        </w:numPr>
+        <w:spacing w:before="0" w:beforeAutospacing="0"/>
+        <w:rPr>
+          <w:rFonts w:asciiTheme="majorHAnsi" w:hAnsiTheme="majorHAnsi"/>
+        </w:rPr>
+      </w:pPr>
+      <w:r>
+        <w:rPr>
+          <w:rFonts w:asciiTheme="majorHAnsi" w:hAnsiTheme="majorHAnsi"/>
+        </w:rPr>
+        <w:t>Efficient for sparse data</w:t>
+      </w:r>
+    </w:p>
+    <w:p>
+      <w:pPr>
+        <w:pStyle w:val="NormalWeb"/>
+        <w:rPr>
+          <w:rFonts w:asciiTheme="majorHAnsi" w:hAnsiTheme="majorHAnsi"/>
+          <w:sz w:val="22"/>
+          <w:szCs w:val="22"/>
+        </w:rPr>
+      </w:pPr>
+    </w:p>
+    <w:p>
+      <w:pPr>
+        <w:pStyle w:val="NormalWeb"/>
+        <w:rPr>
+          <w:rFonts w:asciiTheme="majorHAnsi" w:hAnsiTheme="majorHAnsi"/>
+          <w:sz w:val="22"/>
+          <w:szCs w:val="22"/>
+        </w:rPr>
+      </w:pPr>
+    </w:p>
+    <w:p>
+      <w:pPr>
+        <w:pStyle w:val="NormalWeb"/>
+        <w:rPr>
+          <w:rFonts w:asciiTheme="majorHAnsi" w:hAnsiTheme="majorHAnsi"/>
+          <w:b/>
+          <w:bCs/>
+          <w:u w:val="single"/>
+        </w:rPr>
+      </w:pPr>
+      <w:r>
+        <w:rPr>
+          <w:rFonts w:asciiTheme="majorHAnsi" w:hAnsiTheme="majorHAnsi"/>
+          <w:b/>
+          <w:bCs/>
+          <w:u w:val="single"/>
+        </w:rPr>
+        <w:t>Index Types Allowed</w:t>
+      </w:r>
+    </w:p>
+    <w:p>
+      <w:pPr>
+        <w:pStyle w:val="NormalWeb"/>
+        <w:rPr>
+          <w:rFonts w:asciiTheme="majorHAnsi" w:hAnsiTheme="majorHAnsi"/>
+          <w:sz w:val="22"/>
+          <w:szCs w:val="22"/>
+        </w:rPr>
+      </w:pPr>
+      <w:r>
+        <w:rPr>
+          <w:rFonts w:asciiTheme="majorHAnsi" w:hAnsiTheme="majorHAnsi"/>
+          <w:sz w:val="22"/>
+          <w:szCs w:val="22"/>
+        </w:rPr>
+        <w:t>int data[int];</w:t>
+      </w:r>
+    </w:p>
+    <w:p>
+      <w:pPr>
+        <w:pStyle w:val="NormalWeb"/>
+        <w:rPr>
+          <w:rFonts w:asciiTheme="majorHAnsi" w:hAnsiTheme="majorHAnsi"/>
+          <w:sz w:val="22"/>
+          <w:szCs w:val="22"/>
+        </w:rPr>
+      </w:pPr>
+      <w:r>
+        <w:rPr>
+          <w:rFonts w:asciiTheme="majorHAnsi" w:hAnsiTheme="majorHAnsi"/>
+          <w:sz w:val="22"/>
+          <w:szCs w:val="22"/>
+        </w:rPr>
+        <w:t>int data [*]; //can use any data type</w:t>
+      </w:r>
+    </w:p>
+    <w:p>
+      <w:pPr>
+        <w:pStyle w:val="NormalWeb"/>
+        <w:rPr>
+          <w:rFonts w:asciiTheme="majorHAnsi" w:hAnsiTheme="majorHAnsi"/>
+          <w:sz w:val="22"/>
+          <w:szCs w:val="22"/>
+        </w:rPr>
+      </w:pPr>
+      <w:r>
+        <w:rPr>
+          <w:rFonts w:asciiTheme="majorHAnsi" w:hAnsiTheme="majorHAnsi"/>
+          <w:sz w:val="22"/>
+          <w:szCs w:val="22"/>
+        </w:rPr>
+        <w:t>int score[string];</w:t>
+      </w:r>
+    </w:p>
+    <w:p>
+      <w:pPr>
+        <w:pStyle w:val="NormalWeb"/>
+        <w:spacing w:before="0" w:beforeAutospacing="0"/>
+        <w:rPr>
+          <w:rFonts w:asciiTheme="majorHAnsi" w:hAnsiTheme="majorHAnsi"/>
+          <w:sz w:val="22"/>
+          <w:szCs w:val="22"/>
+        </w:rPr>
+      </w:pPr>
+      <w:r>
+        <w:rPr>
+          <w:rFonts w:asciiTheme="majorHAnsi" w:hAnsiTheme="majorHAnsi"/>
+          <w:sz w:val="22"/>
+          <w:szCs w:val="22"/>
+        </w:rPr>
+        <w:t>bit flag[enum_type];</w:t>
+      </w:r>
+    </w:p>
+    <w:p>
+      <w:pPr>
+        <w:pStyle w:val="NormalWeb"/>
+        <w:spacing w:before="0" w:beforeAutospacing="0"/>
+        <w:rPr>
+          <w:rFonts w:asciiTheme="majorHAnsi" w:hAnsiTheme="majorHAnsi"/>
+          <w:sz w:val="22"/>
+          <w:szCs w:val="22"/>
+        </w:rPr>
+      </w:pPr>
+    </w:p>
+    <w:p>
+      <w:pPr>
+        <w:pStyle w:val="NormalWeb"/>
+        <w:spacing w:before="0" w:beforeAutospacing="0"/>
+        <w:rPr>
+          <w:rFonts w:asciiTheme="majorHAnsi" w:hAnsiTheme="majorHAnsi"/>
+          <w:b/>
+          <w:bCs/>
+        </w:rPr>
+      </w:pPr>
+      <w:r>
+        <w:rPr>
+          <w:rFonts w:asciiTheme="majorHAnsi" w:hAnsiTheme="majorHAnsi"/>
+          <w:b/>
+          <w:bCs/>
+        </w:rPr>
+        <w:t>Application</w:t>
+      </w:r>
+    </w:p>
+    <w:p>
+      <w:pPr>
+        <w:pStyle w:val="NormalWeb"/>
+        <w:spacing w:before="0" w:beforeAutospacing="0"/>
+        <w:rPr>
+          <w:rFonts w:asciiTheme="majorHAnsi" w:hAnsiTheme="majorHAnsi"/>
+        </w:rPr>
+      </w:pPr>
+      <w:r>
+        <w:rPr>
+          <w:rFonts w:asciiTheme="majorHAnsi" w:hAnsiTheme="majorHAnsi"/>
+        </w:rPr>
+        <w:t>Associative arrays are mainly used in:</w:t>
+      </w:r>
+    </w:p>
+    <w:p>
+      <w:pPr>
+        <w:pStyle w:val="NormalWeb"/>
+        <w:numPr>
+          <w:ilvl w:val="0"/>
+          <w:numId w:val="14"/>
+        </w:numPr>
+        <w:spacing w:before="0" w:beforeAutospacing="0"/>
+        <w:rPr>
+          <w:rFonts w:asciiTheme="majorHAnsi" w:hAnsiTheme="majorHAnsi"/>
+        </w:rPr>
+      </w:pPr>
+      <w:r>
+        <w:rPr>
+          <w:rFonts w:asciiTheme="majorHAnsi" w:hAnsiTheme="majorHAnsi"/>
+        </w:rPr>
+        <w:t xml:space="preserve">Scoreboards </w:t>
+      </w:r>
+    </w:p>
+    <w:p>
+      <w:pPr>
+        <w:pStyle w:val="NormalWeb"/>
+        <w:numPr>
+          <w:ilvl w:val="0"/>
+          <w:numId w:val="14"/>
+        </w:numPr>
+        <w:spacing w:before="0" w:beforeAutospacing="0"/>
+        <w:rPr>
+          <w:rFonts w:asciiTheme="majorHAnsi" w:hAnsiTheme="majorHAnsi"/>
+        </w:rPr>
+      </w:pPr>
+      <w:r>
+        <w:rPr>
+          <w:rFonts w:asciiTheme="majorHAnsi" w:hAnsiTheme="majorHAnsi"/>
+        </w:rPr>
+        <w:lastRenderedPageBreak/>
+        <w:t xml:space="preserve">Address-to-data mapping </w:t>
+      </w:r>
+    </w:p>
+    <w:p>
+      <w:pPr>
+        <w:pStyle w:val="NormalWeb"/>
+        <w:numPr>
+          <w:ilvl w:val="0"/>
+          <w:numId w:val="14"/>
+        </w:numPr>
+        <w:spacing w:before="0" w:beforeAutospacing="0"/>
+        <w:rPr>
+          <w:rFonts w:asciiTheme="majorHAnsi" w:hAnsiTheme="majorHAnsi"/>
+        </w:rPr>
+      </w:pPr>
+      <w:r>
+        <w:rPr>
+          <w:rFonts w:asciiTheme="majorHAnsi" w:hAnsiTheme="majorHAnsi"/>
+        </w:rPr>
+        <w:t xml:space="preserve">Packet storage </w:t>
+      </w:r>
+    </w:p>
+    <w:p>
+      <w:pPr>
+        <w:pStyle w:val="NormalWeb"/>
+        <w:numPr>
+          <w:ilvl w:val="0"/>
+          <w:numId w:val="14"/>
+        </w:numPr>
+        <w:spacing w:before="0" w:beforeAutospacing="0"/>
+        <w:rPr>
+          <w:rFonts w:asciiTheme="majorHAnsi" w:hAnsiTheme="majorHAnsi"/>
+        </w:rPr>
+      </w:pPr>
+      <w:r>
+        <w:rPr>
+          <w:rFonts w:asciiTheme="majorHAnsi" w:hAnsiTheme="majorHAnsi"/>
+        </w:rPr>
+        <w:t xml:space="preserve">Sparse memories </w:t>
+      </w:r>
+    </w:p>
+    <w:p>
+      <w:pPr>
+        <w:pStyle w:val="NormalWeb"/>
+        <w:numPr>
+          <w:ilvl w:val="0"/>
+          <w:numId w:val="14"/>
+        </w:numPr>
+        <w:spacing w:before="0" w:beforeAutospacing="0"/>
+        <w:rPr>
+          <w:rFonts w:asciiTheme="majorHAnsi" w:hAnsiTheme="majorHAnsi"/>
+        </w:rPr>
+      </w:pPr>
+      <w:r>
+        <w:rPr>
+          <w:rFonts w:asciiTheme="majorHAnsi" w:hAnsiTheme="majorHAnsi"/>
+        </w:rPr>
+        <w:t>Verification environments</w:t>
+      </w:r>
+    </w:p>
+    <w:tbl>
+      <w:tblPr>
+        <w:tblW w:w="0" w:type="auto"/>
+        <w:tblCellSpacing w:w="15" w:type="dxa"/>
+        <w:tblBorders>
+          <w:top w:val="single" w:sz="4" w:space="0" w:color="auto"/>
+          <w:left w:val="single" w:sz="4" w:space="0" w:color="auto"/>
+          <w:bottom w:val="single" w:sz="4" w:space="0" w:color="auto"/>
+          <w:right w:val="single" w:sz="4" w:space="0" w:color="auto"/>
+          <w:insideH w:val="single" w:sz="4" w:space="0" w:color="auto"/>
+          <w:insideV w:val="single" w:sz="4" w:space="0" w:color="auto"/>
+        </w:tblBorders>
+        <w:tblCellMar>
+          <w:top w:w="15" w:type="dxa"/>
+          <w:left w:w="15" w:type="dxa"/>
+          <w:bottom w:w="15" w:type="dxa"/>
+          <w:right w:w="15" w:type="dxa"/>
+        </w:tblCellMar>
+        <w:tblLook w:val="04A0" w:firstRow="1" w:lastRow="0" w:firstColumn="1" w:lastColumn="0" w:noHBand="0" w:noVBand="1"/>
+      </w:tblPr>
+      <w:tblGrid>
+        <w:gridCol w:w="2674"/>
+        <w:gridCol w:w="3418"/>
+      </w:tblGrid>
+      <w:tr>
+        <w:trPr>
+          <w:tblHeader/>
+          <w:tblCellSpacing w:w="15" w:type="dxa"/>
+        </w:trPr>
+        <w:tc>
+          <w:tcPr>
+            <w:tcW w:w="0" w:type="auto"/>
+            <w:vAlign w:val="center"/>
+            <w:hideMark/>
+          </w:tcPr>
+          <w:p>
+            <w:pPr>
+              <w:pStyle w:val="NormalWeb"/>
+              <w:rPr>
+                <w:rFonts w:asciiTheme="majorHAnsi" w:hAnsiTheme="majorHAnsi"/>
+                <w:b/>
+                <w:bCs/>
+              </w:rPr>
+            </w:pPr>
+            <w:r>
+              <w:rPr>
+                <w:rFonts w:asciiTheme="majorHAnsi" w:hAnsiTheme="majorHAnsi"/>
+                <w:b/>
+                <w:bCs/>
+              </w:rPr>
+              <w:t>Normal Array</w:t>
+            </w:r>
+          </w:p>
+        </w:tc>
+        <w:tc>
+          <w:tcPr>
+            <w:tcW w:w="0" w:type="auto"/>
+            <w:vAlign w:val="center"/>
+            <w:hideMark/>
+          </w:tcPr>
+          <w:p>
+            <w:pPr>
+              <w:pStyle w:val="NormalWeb"/>
+              <w:rPr>
+                <w:rFonts w:asciiTheme="majorHAnsi" w:hAnsiTheme="majorHAnsi"/>
+                <w:b/>
+                <w:bCs/>
+              </w:rPr>
+            </w:pPr>
+            <w:r>
+              <w:rPr>
+                <w:rFonts w:asciiTheme="majorHAnsi" w:hAnsiTheme="majorHAnsi"/>
+                <w:b/>
+                <w:bCs/>
+              </w:rPr>
+              <w:t>Associative Array</w:t>
+            </w:r>
+          </w:p>
+        </w:tc>
+      </w:tr>
+      <w:tr>
+        <w:trPr>
+          <w:tblCellSpacing w:w="15" w:type="dxa"/>
+        </w:trPr>
+        <w:tc>
+          <w:tcPr>
+            <w:tcW w:w="0" w:type="auto"/>
+            <w:vAlign w:val="center"/>
+            <w:hideMark/>
+          </w:tcPr>
+          <w:p>
+            <w:pPr>
+              <w:pStyle w:val="NormalWeb"/>
+              <w:rPr>
+                <w:rFonts w:asciiTheme="majorHAnsi" w:hAnsiTheme="majorHAnsi"/>
+              </w:rPr>
+            </w:pPr>
+            <w:r>
+              <w:rPr>
+                <w:rFonts w:asciiTheme="majorHAnsi" w:hAnsiTheme="majorHAnsi"/>
+              </w:rPr>
+              <w:t>Fixed size</w:t>
+            </w:r>
+          </w:p>
+        </w:tc>
+        <w:tc>
+          <w:tcPr>
+            <w:tcW w:w="0" w:type="auto"/>
+            <w:vAlign w:val="center"/>
+            <w:hideMark/>
+          </w:tcPr>
+          <w:p>
+            <w:pPr>
+              <w:pStyle w:val="NormalWeb"/>
+              <w:rPr>
+                <w:rFonts w:asciiTheme="majorHAnsi" w:hAnsiTheme="majorHAnsi"/>
+              </w:rPr>
+            </w:pPr>
+            <w:r>
+              <w:rPr>
+                <w:rFonts w:asciiTheme="majorHAnsi" w:hAnsiTheme="majorHAnsi"/>
+              </w:rPr>
+              <w:t>Dynamic size</w:t>
+            </w:r>
+          </w:p>
+        </w:tc>
+      </w:tr>
+      <w:tr>
+        <w:trPr>
+          <w:tblCellSpacing w:w="15" w:type="dxa"/>
+        </w:trPr>
+        <w:tc>
+          <w:tcPr>
+            <w:tcW w:w="0" w:type="auto"/>
+            <w:vAlign w:val="center"/>
+            <w:hideMark/>
+          </w:tcPr>
+          <w:p>
+            <w:pPr>
+              <w:pStyle w:val="NormalWeb"/>
+              <w:rPr>
+                <w:rFonts w:asciiTheme="majorHAnsi" w:hAnsiTheme="majorHAnsi"/>
+              </w:rPr>
+            </w:pPr>
+            <w:r>
+              <w:rPr>
+                <w:rFonts w:asciiTheme="majorHAnsi" w:hAnsiTheme="majorHAnsi"/>
+              </w:rPr>
+              <w:t>Integer index only</w:t>
+            </w:r>
+          </w:p>
+        </w:tc>
+        <w:tc>
+          <w:tcPr>
+            <w:tcW w:w="0" w:type="auto"/>
+            <w:vAlign w:val="center"/>
+            <w:hideMark/>
+          </w:tcPr>
+          <w:p>
+            <w:pPr>
+              <w:pStyle w:val="NormalWeb"/>
+              <w:rPr>
+                <w:rFonts w:asciiTheme="majorHAnsi" w:hAnsiTheme="majorHAnsi"/>
+              </w:rPr>
+            </w:pPr>
+            <w:r>
+              <w:rPr>
+                <w:rFonts w:asciiTheme="majorHAnsi" w:hAnsiTheme="majorHAnsi"/>
+              </w:rPr>
+              <w:t>Any index type</w:t>
+            </w:r>
+          </w:p>
+        </w:tc>
+      </w:tr>
+      <w:tr>
+        <w:trPr>
+          <w:tblCellSpacing w:w="15" w:type="dxa"/>
+        </w:trPr>
+        <w:tc>
+          <w:tcPr>
+            <w:tcW w:w="0" w:type="auto"/>
+            <w:vAlign w:val="center"/>
+            <w:hideMark/>
+          </w:tcPr>
+          <w:p>
+            <w:pPr>
+              <w:pStyle w:val="NormalWeb"/>
+              <w:rPr>
+                <w:rFonts w:asciiTheme="majorHAnsi" w:hAnsiTheme="majorHAnsi"/>
+              </w:rPr>
+            </w:pPr>
+            <w:r>
+              <w:rPr>
+                <w:rFonts w:asciiTheme="majorHAnsi" w:hAnsiTheme="majorHAnsi"/>
+              </w:rPr>
+              <w:t>Wastes memory if sparse</w:t>
+            </w:r>
+          </w:p>
+        </w:tc>
+        <w:tc>
+          <w:tcPr>
+            <w:tcW w:w="0" w:type="auto"/>
+            <w:vAlign w:val="center"/>
+            <w:hideMark/>
+          </w:tcPr>
+          <w:p>
+            <w:pPr>
+              <w:pStyle w:val="NormalWeb"/>
+              <w:rPr>
+                <w:rFonts w:asciiTheme="majorHAnsi" w:hAnsiTheme="majorHAnsi"/>
+              </w:rPr>
+            </w:pPr>
+            <w:r>
+              <w:rPr>
+                <w:rFonts w:asciiTheme="majorHAnsi" w:hAnsiTheme="majorHAnsi"/>
+              </w:rPr>
+              <w:t>Uses memory only when needed</w:t>
+            </w:r>
+          </w:p>
+        </w:tc>
+      </w:tr>
+    </w:tbl>
+    <w:p>
+      <w:pPr>
+        <w:pStyle w:val="NormalWeb"/>
+        <w:spacing w:before="0" w:beforeAutospacing="0"/>
+        <w:rPr>
+          <w:rFonts w:asciiTheme="majorHAnsi" w:hAnsiTheme="majorHAnsi"/>
+          <w:sz w:val="22"/>
+          <w:szCs w:val="22"/>
+        </w:rPr>
+      </w:pPr>
+    </w:p>
+    <w:p>
+      <w:pPr>
+        <w:pStyle w:val="NormalWeb"/>
+        <w:spacing w:before="0" w:beforeAutospacing="0"/>
+        <w:rPr>
+          <w:rFonts w:asciiTheme="majorHAnsi" w:hAnsiTheme="majorHAnsi"/>
+          <w:sz w:val="22"/>
+          <w:szCs w:val="22"/>
+        </w:rPr>
+      </w:pPr>
+    </w:p>
+    <w:p>
+      <w:pPr>
+        <w:pStyle w:val="NormalWeb"/>
+        <w:spacing w:before="0" w:beforeAutospacing="0"/>
+        <w:rPr>
+          <w:rFonts w:asciiTheme="majorHAnsi" w:hAnsiTheme="majorHAnsi"/>
+          <w:sz w:val="22"/>
+          <w:szCs w:val="22"/>
+        </w:rPr>
+      </w:pPr>
+    </w:p>
+    <w:p>
+      <w:pPr>
+        <w:pStyle w:val="NormalWeb"/>
+        <w:spacing w:before="0" w:beforeAutospacing="0"/>
+        <w:rPr>
+          <w:rFonts w:asciiTheme="majorHAnsi" w:hAnsiTheme="majorHAnsi"/>
+          <w:sz w:val="22"/>
+          <w:szCs w:val="22"/>
+        </w:rPr>
+      </w:pPr>
+    </w:p>
+    <w:p>
+      <w:pPr>
+        <w:pStyle w:val="NormalWeb"/>
+        <w:spacing w:before="0" w:beforeAutospacing="0"/>
+        <w:rPr>
+          <w:rFonts w:asciiTheme="majorHAnsi" w:hAnsiTheme="majorHAnsi"/>
+          <w:sz w:val="22"/>
+          <w:szCs w:val="22"/>
+        </w:rPr>
+      </w:pPr>
+    </w:p>
+    <w:p>
+      <w:pPr>
+        <w:pStyle w:val="NormalWeb"/>
+        <w:spacing w:before="0" w:beforeAutospacing="0"/>
+        <w:rPr>
+          <w:rFonts w:asciiTheme="majorHAnsi" w:hAnsiTheme="majorHAnsi"/>
+          <w:sz w:val="22"/>
+          <w:szCs w:val="22"/>
+        </w:rPr>
+      </w:pPr>
+    </w:p>
+    <w:p>
+      <w:pPr>
+        <w:pStyle w:val="NormalWeb"/>
+        <w:spacing w:before="0" w:beforeAutospacing="0"/>
+        <w:rPr>
+          <w:rFonts w:asciiTheme="majorHAnsi" w:hAnsiTheme="majorHAnsi"/>
+          <w:sz w:val="22"/>
+          <w:szCs w:val="22"/>
+        </w:rPr>
+      </w:pPr>
+    </w:p>
+    <w:p>
+      <w:pPr>
+        <w:pStyle w:val="NormalWeb"/>
+        <w:spacing w:before="0" w:beforeAutospacing="0"/>
+        <w:rPr>
+          <w:rFonts w:asciiTheme="majorHAnsi" w:hAnsiTheme="majorHAnsi"/>
+          <w:sz w:val="22"/>
+          <w:szCs w:val="22"/>
+        </w:rPr>
+      </w:pPr>
+    </w:p>
+    <w:p>
+      <w:pPr>
+        <w:pStyle w:val="NormalWeb"/>
+        <w:spacing w:before="0" w:beforeAutospacing="0"/>
+        <w:rPr>
+          <w:rFonts w:asciiTheme="majorHAnsi" w:hAnsiTheme="majorHAnsi"/>
+          <w:sz w:val="22"/>
+          <w:szCs w:val="22"/>
+        </w:rPr>
+      </w:pPr>
+    </w:p>
+    <w:p>
+      <w:pPr>
+        <w:pStyle w:val="NormalWeb"/>
+        <w:spacing w:before="0" w:beforeAutospacing="0"/>
+        <w:rPr>
+          <w:rFonts w:asciiTheme="majorHAnsi" w:hAnsiTheme="majorHAnsi"/>
+          <w:b/>
+          <w:bCs/>
+        </w:rPr>
+      </w:pPr>
+      <w:r>
+        <w:rPr>
+          <w:rFonts w:asciiTheme="majorHAnsi" w:hAnsiTheme="majorHAnsi"/>
+          <w:b/>
+          <w:bCs/>
+        </w:rPr>
+        <w:t>Key Difference: Function in Verilog vs SystemVerilog</w:t>
+      </w:r>
     </w:p>
     <w:p>
       <w:pPr>
@@ -8485,21 +7928,7 @@
           <w:rFonts w:asciiTheme="majorHAnsi" w:hAnsiTheme="majorHAnsi"/>
         </w:rPr>
         <w:br/>
-        <w:t xml:space="preserve">      add = a + </w:t>
-      </w:r>
-      <w:proofErr w:type="gramStart"/>
-      <w:r>
-        <w:rPr>
-          <w:rFonts w:asciiTheme="majorHAnsi" w:hAnsiTheme="majorHAnsi"/>
-        </w:rPr>
-        <w:t xml:space="preserve">b;   </w:t>
-      </w:r>
-      <w:proofErr w:type="gramEnd"/>
-      <w:r>
-        <w:rPr>
-          <w:rFonts w:asciiTheme="majorHAnsi" w:hAnsiTheme="majorHAnsi"/>
-        </w:rPr>
-        <w:t>// return value</w:t>
+        <w:t xml:space="preserve">      add = a + b;   // return value</w:t>
       </w:r>
       <w:r>
         <w:rPr>
@@ -8513,15 +7942,8 @@
           <w:rFonts w:asciiTheme="majorHAnsi" w:hAnsiTheme="majorHAnsi"/>
         </w:rPr>
         <w:br/>
-      </w:r>
-      <w:proofErr w:type="spellStart"/>
-      <w:r>
-        <w:rPr>
-          <w:rFonts w:asciiTheme="majorHAnsi" w:hAnsiTheme="majorHAnsi"/>
-        </w:rPr>
         <w:t>endfunction</w:t>
       </w:r>
-      <w:proofErr w:type="spellEnd"/>
     </w:p>
     <w:p>
       <w:pPr>
@@ -8567,8 +7989,9 @@
         <w:rPr>
           <w:rFonts w:asciiTheme="majorHAnsi" w:hAnsiTheme="majorHAnsi"/>
         </w:rPr>
+        <w:lastRenderedPageBreak/>
         <w:pict w14:anchorId="534E82EA">
-          <v:rect id="_x0000_i1033" style="width:0;height:1.5pt" o:hralign="center" o:hrstd="t" o:hr="t" fillcolor="#a0a0a0" stroked="f"/>
+          <v:rect id="_x0000_i1027" style="width:0;height:1.5pt" o:hralign="center" o:hrstd="t" o:hr="t" fillcolor="#a0a0a0" stroked="f"/>
         </w:pict>
       </w:r>
     </w:p>
@@ -8612,25 +8035,7 @@
           <w:b/>
           <w:bCs/>
         </w:rPr>
-        <w:t xml:space="preserve"> In </w:t>
-      </w:r>
-      <w:proofErr w:type="spellStart"/>
-      <w:r>
-        <w:rPr>
-          <w:rFonts w:asciiTheme="majorHAnsi" w:hAnsiTheme="majorHAnsi"/>
-          <w:b/>
-          <w:bCs/>
-        </w:rPr>
-        <w:t>SystemVerilog</w:t>
-      </w:r>
-      <w:proofErr w:type="spellEnd"/>
-      <w:r>
-        <w:rPr>
-          <w:rFonts w:asciiTheme="majorHAnsi" w:hAnsiTheme="majorHAnsi"/>
-          <w:b/>
-          <w:bCs/>
-        </w:rPr>
-        <w:t xml:space="preserve"> Function</w:t>
+        <w:t xml:space="preserve"> In SystemVerilog Function</w:t>
       </w:r>
     </w:p>
     <w:p>
@@ -8720,74 +8125,28 @@
           <w:b/>
           <w:bCs/>
         </w:rPr>
-        <w:t>Example (</w:t>
-      </w:r>
-      <w:proofErr w:type="spellStart"/>
-      <w:r>
-        <w:rPr>
-          <w:rFonts w:asciiTheme="majorHAnsi" w:hAnsiTheme="majorHAnsi"/>
-          <w:b/>
-          <w:bCs/>
-        </w:rPr>
-        <w:t>SystemVerilog</w:t>
-      </w:r>
-      <w:proofErr w:type="spellEnd"/>
-      <w:r>
-        <w:rPr>
-          <w:rFonts w:asciiTheme="majorHAnsi" w:hAnsiTheme="majorHAnsi"/>
-          <w:b/>
-          <w:bCs/>
-        </w:rPr>
-        <w:t>)</w:t>
-      </w:r>
-    </w:p>
-    <w:p>
-      <w:pPr>
-        <w:pStyle w:val="NormalWeb"/>
-        <w:rPr>
-          <w:rFonts w:asciiTheme="majorHAnsi" w:hAnsiTheme="majorHAnsi"/>
-        </w:rPr>
-      </w:pPr>
-      <w:r>
-        <w:rPr>
-          <w:rFonts w:asciiTheme="majorHAnsi" w:hAnsiTheme="majorHAnsi"/>
-        </w:rPr>
-        <w:t xml:space="preserve">function int </w:t>
-      </w:r>
-      <w:proofErr w:type="gramStart"/>
-      <w:r>
-        <w:rPr>
-          <w:rFonts w:asciiTheme="majorHAnsi" w:hAnsiTheme="majorHAnsi"/>
-        </w:rPr>
-        <w:t>calc(</w:t>
-      </w:r>
-      <w:proofErr w:type="gramEnd"/>
-      <w:r>
-        <w:rPr>
-          <w:rFonts w:asciiTheme="majorHAnsi" w:hAnsiTheme="majorHAnsi"/>
-        </w:rPr>
-        <w:t>int a, int b, output int sum, output int diff);</w:t>
+        <w:t>Example (SystemVerilog)</w:t>
+      </w:r>
+    </w:p>
+    <w:p>
+      <w:pPr>
+        <w:pStyle w:val="NormalWeb"/>
+        <w:rPr>
+          <w:rFonts w:asciiTheme="majorHAnsi" w:hAnsiTheme="majorHAnsi"/>
+        </w:rPr>
+      </w:pPr>
+      <w:r>
+        <w:rPr>
+          <w:rFonts w:asciiTheme="majorHAnsi" w:hAnsiTheme="majorHAnsi"/>
+        </w:rPr>
+        <w:t>function int calc(int a, int b, output int sum, output int diff);</w:t>
       </w:r>
       <w:r>
         <w:rPr>
           <w:rFonts w:asciiTheme="majorHAnsi" w:hAnsiTheme="majorHAnsi"/>
         </w:rPr>
         <w:br/>
-        <w:t xml:space="preserve">   </w:t>
-      </w:r>
-      <w:proofErr w:type="gramStart"/>
-      <w:r>
-        <w:rPr>
-          <w:rFonts w:asciiTheme="majorHAnsi" w:hAnsiTheme="majorHAnsi"/>
-        </w:rPr>
-        <w:t>sum  =</w:t>
-      </w:r>
-      <w:proofErr w:type="gramEnd"/>
-      <w:r>
-        <w:rPr>
-          <w:rFonts w:asciiTheme="majorHAnsi" w:hAnsiTheme="majorHAnsi"/>
-        </w:rPr>
-        <w:t xml:space="preserve"> a + b;</w:t>
+        <w:t xml:space="preserve">   sum  = a + b;</w:t>
       </w:r>
       <w:r>
         <w:rPr>
@@ -8801,36 +8160,15 @@
           <w:rFonts w:asciiTheme="majorHAnsi" w:hAnsiTheme="majorHAnsi"/>
         </w:rPr>
         <w:br/>
-        <w:t xml:space="preserve">   return </w:t>
-      </w:r>
-      <w:proofErr w:type="gramStart"/>
-      <w:r>
-        <w:rPr>
-          <w:rFonts w:asciiTheme="majorHAnsi" w:hAnsiTheme="majorHAnsi"/>
-        </w:rPr>
-        <w:t xml:space="preserve">1;   </w:t>
-      </w:r>
-      <w:proofErr w:type="gramEnd"/>
-      <w:r>
-        <w:rPr>
-          <w:rFonts w:asciiTheme="majorHAnsi" w:hAnsiTheme="majorHAnsi"/>
-        </w:rPr>
-        <w:t>// optional return</w:t>
+        <w:t xml:space="preserve">   return 1;   // optional return</w:t>
       </w:r>
       <w:r>
         <w:rPr>
           <w:rFonts w:asciiTheme="majorHAnsi" w:hAnsiTheme="majorHAnsi"/>
         </w:rPr>
         <w:br/>
-      </w:r>
-      <w:proofErr w:type="spellStart"/>
-      <w:r>
-        <w:rPr>
-          <w:rFonts w:asciiTheme="majorHAnsi" w:hAnsiTheme="majorHAnsi"/>
-        </w:rPr>
         <w:t>endfunction</w:t>
       </w:r>
-      <w:proofErr w:type="spellEnd"/>
     </w:p>
     <w:p>
       <w:pPr>
@@ -8891,29 +8229,7 @@
           <w:sz w:val="22"/>
           <w:szCs w:val="22"/>
         </w:rPr>
-        <w:t xml:space="preserve">automatic in </w:t>
-      </w:r>
-      <w:proofErr w:type="spellStart"/>
-      <w:r>
-        <w:rPr>
-          <w:rFonts w:asciiTheme="majorHAnsi" w:hAnsiTheme="majorHAnsi"/>
-          <w:b/>
-          <w:bCs/>
-          <w:sz w:val="22"/>
-          <w:szCs w:val="22"/>
-        </w:rPr>
-        <w:t>SystemVerilog</w:t>
-      </w:r>
-      <w:proofErr w:type="spellEnd"/>
-      <w:r>
-        <w:rPr>
-          <w:rFonts w:asciiTheme="majorHAnsi" w:hAnsiTheme="majorHAnsi"/>
-          <w:b/>
-          <w:bCs/>
-          <w:sz w:val="22"/>
-          <w:szCs w:val="22"/>
-        </w:rPr>
-        <w:t xml:space="preserve"> functions makes the function re-entrant by allocating separate memory for each function call, enabling recursion and safe parallel execution.</w:t>
+        <w:t>automatic in SystemVerilog functions makes the function re-entrant by allocating separate memory for each function call, enabling recursion and safe parallel execution.</w:t>
       </w:r>
     </w:p>
     <w:p>
@@ -8949,7 +8265,6 @@
           <w:bCs/>
           <w:u w:val="single"/>
         </w:rPr>
-        <w:lastRenderedPageBreak/>
         <w:t>ref means pass by reference.</w:t>
       </w:r>
     </w:p>
@@ -9861,6 +9176,155 @@
     </w:lvl>
   </w:abstractNum>
   <w:abstractNum w:abstractNumId="6" w15:restartNumberingAfterBreak="0">
+    <w:nsid w:val="2D8E5629"/>
+    <w:multiLevelType w:val="multilevel"/>
+    <w:tmpl w:val="34C0325C"/>
+    <w:lvl w:ilvl="0">
+      <w:start w:val="1"/>
+      <w:numFmt w:val="bullet"/>
+      <w:lvlText w:val=""/>
+      <w:lvlJc w:val="left"/>
+      <w:pPr>
+        <w:tabs>
+          <w:tab w:val="num" w:pos="720"/>
+        </w:tabs>
+        <w:ind w:left="720" w:hanging="360"/>
+      </w:pPr>
+      <w:rPr>
+        <w:rFonts w:ascii="Symbol" w:hAnsi="Symbol" w:hint="default"/>
+        <w:sz w:val="20"/>
+      </w:rPr>
+    </w:lvl>
+    <w:lvl w:ilvl="1" w:tentative="1">
+      <w:start w:val="1"/>
+      <w:numFmt w:val="bullet"/>
+      <w:lvlText w:val="o"/>
+      <w:lvlJc w:val="left"/>
+      <w:pPr>
+        <w:tabs>
+          <w:tab w:val="num" w:pos="1440"/>
+        </w:tabs>
+        <w:ind w:left="1440" w:hanging="360"/>
+      </w:pPr>
+      <w:rPr>
+        <w:rFonts w:ascii="Courier New" w:hAnsi="Courier New" w:hint="default"/>
+        <w:sz w:val="20"/>
+      </w:rPr>
+    </w:lvl>
+    <w:lvl w:ilvl="2" w:tentative="1">
+      <w:start w:val="1"/>
+      <w:numFmt w:val="bullet"/>
+      <w:lvlText w:val=""/>
+      <w:lvlJc w:val="left"/>
+      <w:pPr>
+        <w:tabs>
+          <w:tab w:val="num" w:pos="2160"/>
+        </w:tabs>
+        <w:ind w:left="2160" w:hanging="360"/>
+      </w:pPr>
+      <w:rPr>
+        <w:rFonts w:ascii="Wingdings" w:hAnsi="Wingdings" w:hint="default"/>
+        <w:sz w:val="20"/>
+      </w:rPr>
+    </w:lvl>
+    <w:lvl w:ilvl="3" w:tentative="1">
+      <w:start w:val="1"/>
+      <w:numFmt w:val="bullet"/>
+      <w:lvlText w:val=""/>
+      <w:lvlJc w:val="left"/>
+      <w:pPr>
+        <w:tabs>
+          <w:tab w:val="num" w:pos="2880"/>
+        </w:tabs>
+        <w:ind w:left="2880" w:hanging="360"/>
+      </w:pPr>
+      <w:rPr>
+        <w:rFonts w:ascii="Wingdings" w:hAnsi="Wingdings" w:hint="default"/>
+        <w:sz w:val="20"/>
+      </w:rPr>
+    </w:lvl>
+    <w:lvl w:ilvl="4" w:tentative="1">
+      <w:start w:val="1"/>
+      <w:numFmt w:val="bullet"/>
+      <w:lvlText w:val=""/>
+      <w:lvlJc w:val="left"/>
+      <w:pPr>
+        <w:tabs>
+          <w:tab w:val="num" w:pos="3600"/>
+        </w:tabs>
+        <w:ind w:left="3600" w:hanging="360"/>
+      </w:pPr>
+      <w:rPr>
+        <w:rFonts w:ascii="Wingdings" w:hAnsi="Wingdings" w:hint="default"/>
+        <w:sz w:val="20"/>
+      </w:rPr>
+    </w:lvl>
+    <w:lvl w:ilvl="5" w:tentative="1">
+      <w:start w:val="1"/>
+      <w:numFmt w:val="bullet"/>
+      <w:lvlText w:val=""/>
+      <w:lvlJc w:val="left"/>
+      <w:pPr>
+        <w:tabs>
+          <w:tab w:val="num" w:pos="4320"/>
+        </w:tabs>
+        <w:ind w:left="4320" w:hanging="360"/>
+      </w:pPr>
+      <w:rPr>
+        <w:rFonts w:ascii="Wingdings" w:hAnsi="Wingdings" w:hint="default"/>
+        <w:sz w:val="20"/>
+      </w:rPr>
+    </w:lvl>
+    <w:lvl w:ilvl="6" w:tentative="1">
+      <w:start w:val="1"/>
+      <w:numFmt w:val="bullet"/>
+      <w:lvlText w:val=""/>
+      <w:lvlJc w:val="left"/>
+      <w:pPr>
+        <w:tabs>
+          <w:tab w:val="num" w:pos="5040"/>
+        </w:tabs>
+        <w:ind w:left="5040" w:hanging="360"/>
+      </w:pPr>
+      <w:rPr>
+        <w:rFonts w:ascii="Wingdings" w:hAnsi="Wingdings" w:hint="default"/>
+        <w:sz w:val="20"/>
+      </w:rPr>
+    </w:lvl>
+    <w:lvl w:ilvl="7" w:tentative="1">
+      <w:start w:val="1"/>
+      <w:numFmt w:val="bullet"/>
+      <w:lvlText w:val=""/>
+      <w:lvlJc w:val="left"/>
+      <w:pPr>
+        <w:tabs>
+          <w:tab w:val="num" w:pos="5760"/>
+        </w:tabs>
+        <w:ind w:left="5760" w:hanging="360"/>
+      </w:pPr>
+      <w:rPr>
+        <w:rFonts w:ascii="Wingdings" w:hAnsi="Wingdings" w:hint="default"/>
+        <w:sz w:val="20"/>
+      </w:rPr>
+    </w:lvl>
+    <w:lvl w:ilvl="8" w:tentative="1">
+      <w:start w:val="1"/>
+      <w:numFmt w:val="bullet"/>
+      <w:lvlText w:val=""/>
+      <w:lvlJc w:val="left"/>
+      <w:pPr>
+        <w:tabs>
+          <w:tab w:val="num" w:pos="6480"/>
+        </w:tabs>
+        <w:ind w:left="6480" w:hanging="360"/>
+      </w:pPr>
+      <w:rPr>
+        <w:rFonts w:ascii="Wingdings" w:hAnsi="Wingdings" w:hint="default"/>
+        <w:sz w:val="20"/>
+      </w:rPr>
+    </w:lvl>
+  </w:abstractNum>
+  <w:abstractNum w:abstractNumId="7" w15:restartNumberingAfterBreak="0">
     <w:nsid w:val="3A64449D"/>
     <w:multiLevelType w:val="multilevel"/>
     <w:tmpl w:val="FD5E96D2"/>
@@ -10009,7 +9473,7 @@
       </w:rPr>
     </w:lvl>
   </w:abstractNum>
-  <w:abstractNum w:abstractNumId="7" w15:restartNumberingAfterBreak="0">
+  <w:abstractNum w:abstractNumId="8" w15:restartNumberingAfterBreak="0">
     <w:nsid w:val="4D5F00ED"/>
     <w:multiLevelType w:val="hybridMultilevel"/>
     <w:tmpl w:val="9616755E"/>
@@ -10122,7 +9586,7 @@
       </w:rPr>
     </w:lvl>
   </w:abstractNum>
-  <w:abstractNum w:abstractNumId="8" w15:restartNumberingAfterBreak="0">
+  <w:abstractNum w:abstractNumId="9" w15:restartNumberingAfterBreak="0">
     <w:nsid w:val="4F176EA9"/>
     <w:multiLevelType w:val="multilevel"/>
     <w:tmpl w:val="33440774"/>
@@ -10271,7 +9735,156 @@
       </w:rPr>
     </w:lvl>
   </w:abstractNum>
-  <w:abstractNum w:abstractNumId="9" w15:restartNumberingAfterBreak="0">
+  <w:abstractNum w:abstractNumId="10" w15:restartNumberingAfterBreak="0">
+    <w:nsid w:val="54034C37"/>
+    <w:multiLevelType w:val="multilevel"/>
+    <w:tmpl w:val="31362F0C"/>
+    <w:lvl w:ilvl="0">
+      <w:start w:val="1"/>
+      <w:numFmt w:val="bullet"/>
+      <w:lvlText w:val=""/>
+      <w:lvlJc w:val="left"/>
+      <w:pPr>
+        <w:tabs>
+          <w:tab w:val="num" w:pos="720"/>
+        </w:tabs>
+        <w:ind w:left="720" w:hanging="360"/>
+      </w:pPr>
+      <w:rPr>
+        <w:rFonts w:ascii="Symbol" w:hAnsi="Symbol" w:hint="default"/>
+        <w:sz w:val="20"/>
+      </w:rPr>
+    </w:lvl>
+    <w:lvl w:ilvl="1" w:tentative="1">
+      <w:start w:val="1"/>
+      <w:numFmt w:val="bullet"/>
+      <w:lvlText w:val="o"/>
+      <w:lvlJc w:val="left"/>
+      <w:pPr>
+        <w:tabs>
+          <w:tab w:val="num" w:pos="1440"/>
+        </w:tabs>
+        <w:ind w:left="1440" w:hanging="360"/>
+      </w:pPr>
+      <w:rPr>
+        <w:rFonts w:ascii="Courier New" w:hAnsi="Courier New" w:hint="default"/>
+        <w:sz w:val="20"/>
+      </w:rPr>
+    </w:lvl>
+    <w:lvl w:ilvl="2" w:tentative="1">
+      <w:start w:val="1"/>
+      <w:numFmt w:val="bullet"/>
+      <w:lvlText w:val=""/>
+      <w:lvlJc w:val="left"/>
+      <w:pPr>
+        <w:tabs>
+          <w:tab w:val="num" w:pos="2160"/>
+        </w:tabs>
+        <w:ind w:left="2160" w:hanging="360"/>
+      </w:pPr>
+      <w:rPr>
+        <w:rFonts w:ascii="Wingdings" w:hAnsi="Wingdings" w:hint="default"/>
+        <w:sz w:val="20"/>
+      </w:rPr>
+    </w:lvl>
+    <w:lvl w:ilvl="3" w:tentative="1">
+      <w:start w:val="1"/>
+      <w:numFmt w:val="bullet"/>
+      <w:lvlText w:val=""/>
+      <w:lvlJc w:val="left"/>
+      <w:pPr>
+        <w:tabs>
+          <w:tab w:val="num" w:pos="2880"/>
+        </w:tabs>
+        <w:ind w:left="2880" w:hanging="360"/>
+      </w:pPr>
+      <w:rPr>
+        <w:rFonts w:ascii="Wingdings" w:hAnsi="Wingdings" w:hint="default"/>
+        <w:sz w:val="20"/>
+      </w:rPr>
+    </w:lvl>
+    <w:lvl w:ilvl="4" w:tentative="1">
+      <w:start w:val="1"/>
+      <w:numFmt w:val="bullet"/>
+      <w:lvlText w:val=""/>
+      <w:lvlJc w:val="left"/>
+      <w:pPr>
+        <w:tabs>
+          <w:tab w:val="num" w:pos="3600"/>
+        </w:tabs>
+        <w:ind w:left="3600" w:hanging="360"/>
+      </w:pPr>
+      <w:rPr>
+        <w:rFonts w:ascii="Wingdings" w:hAnsi="Wingdings" w:hint="default"/>
+        <w:sz w:val="20"/>
+      </w:rPr>
+    </w:lvl>
+    <w:lvl w:ilvl="5" w:tentative="1">
+      <w:start w:val="1"/>
+      <w:numFmt w:val="bullet"/>
+      <w:lvlText w:val=""/>
+      <w:lvlJc w:val="left"/>
+      <w:pPr>
+        <w:tabs>
+          <w:tab w:val="num" w:pos="4320"/>
+        </w:tabs>
+        <w:ind w:left="4320" w:hanging="360"/>
+      </w:pPr>
+      <w:rPr>
+        <w:rFonts w:ascii="Wingdings" w:hAnsi="Wingdings" w:hint="default"/>
+        <w:sz w:val="20"/>
+      </w:rPr>
+    </w:lvl>
+    <w:lvl w:ilvl="6" w:tentative="1">
+      <w:start w:val="1"/>
+      <w:numFmt w:val="bullet"/>
+      <w:lvlText w:val=""/>
+      <w:lvlJc w:val="left"/>
+      <w:pPr>
+        <w:tabs>
+          <w:tab w:val="num" w:pos="5040"/>
+        </w:tabs>
+        <w:ind w:left="5040" w:hanging="360"/>
+      </w:pPr>
+      <w:rPr>
+        <w:rFonts w:ascii="Wingdings" w:hAnsi="Wingdings" w:hint="default"/>
+        <w:sz w:val="20"/>
+      </w:rPr>
+    </w:lvl>
+    <w:lvl w:ilvl="7" w:tentative="1">
+      <w:start w:val="1"/>
+      <w:numFmt w:val="bullet"/>
+      <w:lvlText w:val=""/>
+      <w:lvlJc w:val="left"/>
+      <w:pPr>
+        <w:tabs>
+          <w:tab w:val="num" w:pos="5760"/>
+        </w:tabs>
+        <w:ind w:left="5760" w:hanging="360"/>
+      </w:pPr>
+      <w:rPr>
+        <w:rFonts w:ascii="Wingdings" w:hAnsi="Wingdings" w:hint="default"/>
+        <w:sz w:val="20"/>
+      </w:rPr>
+    </w:lvl>
+    <w:lvl w:ilvl="8" w:tentative="1">
+      <w:start w:val="1"/>
+      <w:numFmt w:val="bullet"/>
+      <w:lvlText w:val=""/>
+      <w:lvlJc w:val="left"/>
+      <w:pPr>
+        <w:tabs>
+          <w:tab w:val="num" w:pos="6480"/>
+        </w:tabs>
+        <w:ind w:left="6480" w:hanging="360"/>
+      </w:pPr>
+      <w:rPr>
+        <w:rFonts w:ascii="Wingdings" w:hAnsi="Wingdings" w:hint="default"/>
+        <w:sz w:val="20"/>
+      </w:rPr>
+    </w:lvl>
+  </w:abstractNum>
+  <w:abstractNum w:abstractNumId="11" w15:restartNumberingAfterBreak="0">
     <w:nsid w:val="58517687"/>
     <w:multiLevelType w:val="multilevel"/>
     <w:tmpl w:val="BE5C846A"/>
@@ -10420,7 +10033,7 @@
       </w:rPr>
     </w:lvl>
   </w:abstractNum>
-  <w:abstractNum w:abstractNumId="10" w15:restartNumberingAfterBreak="0">
+  <w:abstractNum w:abstractNumId="12" w15:restartNumberingAfterBreak="0">
     <w:nsid w:val="6EDE0668"/>
     <w:multiLevelType w:val="multilevel"/>
     <w:tmpl w:val="FA32F4D0"/>
@@ -10569,7 +10182,7 @@
       </w:rPr>
     </w:lvl>
   </w:abstractNum>
-  <w:abstractNum w:abstractNumId="11" w15:restartNumberingAfterBreak="0">
+  <w:abstractNum w:abstractNumId="13" w15:restartNumberingAfterBreak="0">
     <w:nsid w:val="7C081E21"/>
     <w:multiLevelType w:val="multilevel"/>
     <w:tmpl w:val="22DA6586"/>
@@ -10719,19 +10332,19 @@
     </w:lvl>
   </w:abstractNum>
   <w:num w:numId="1" w16cid:durableId="1086344120">
-    <w:abstractNumId w:val="10"/>
+    <w:abstractNumId w:val="12"/>
   </w:num>
   <w:num w:numId="2" w16cid:durableId="1151554133">
-    <w:abstractNumId w:val="7"/>
+    <w:abstractNumId w:val="8"/>
   </w:num>
   <w:num w:numId="3" w16cid:durableId="703529920">
-    <w:abstractNumId w:val="8"/>
+    <w:abstractNumId w:val="9"/>
   </w:num>
   <w:num w:numId="4" w16cid:durableId="1827892136">
     <w:abstractNumId w:val="0"/>
   </w:num>
   <w:num w:numId="5" w16cid:durableId="929697068">
-    <w:abstractNumId w:val="9"/>
+    <w:abstractNumId w:val="11"/>
   </w:num>
   <w:num w:numId="6" w16cid:durableId="1140000067">
     <w:abstractNumId w:val="3"/>
@@ -10743,16 +10356,22 @@
     <w:abstractNumId w:val="4"/>
   </w:num>
   <w:num w:numId="9" w16cid:durableId="1272397074">
-    <w:abstractNumId w:val="6"/>
+    <w:abstractNumId w:val="7"/>
   </w:num>
   <w:num w:numId="10" w16cid:durableId="379939520">
-    <w:abstractNumId w:val="11"/>
+    <w:abstractNumId w:val="13"/>
   </w:num>
   <w:num w:numId="11" w16cid:durableId="754790406">
     <w:abstractNumId w:val="5"/>
   </w:num>
   <w:num w:numId="12" w16cid:durableId="275715120">
     <w:abstractNumId w:val="1"/>
+  </w:num>
+  <w:num w:numId="13" w16cid:durableId="887495243">
+    <w:abstractNumId w:val="6"/>
+  </w:num>
+  <w:num w:numId="14" w16cid:durableId="351342424">
+    <w:abstractNumId w:val="10"/>
   </w:num>
 </w:numbering>
 </file>
